--- a/6-过程管理/运行记录类文件/ZGS-06-12-中国广电重庆BOSS系统存储维保项目-过程量化指标.docx
+++ b/6-过程管理/运行记录类文件/ZGS-06-12-中国广电重庆BOSS系统存储维保项目-过程量化指标.docx
@@ -1,10 +1,11 @@
 
 <file path=word/document.xml><?xml version="1.0" encoding="utf-8"?>
-<w:document xmlns:wpc="http://schemas.microsoft.com/office/word/2010/wordprocessingCanvas" xmlns:mc="http://schemas.openxmlformats.org/markup-compatibility/2006" xmlns:o="urn:schemas-microsoft-com:office:office" xmlns:r="http://schemas.openxmlformats.org/officeDocument/2006/relationships" xmlns:m="http://schemas.openxmlformats.org/officeDocument/2006/math" xmlns:v="urn:schemas-microsoft-com:vml" xmlns:wp14="http://schemas.microsoft.com/office/word/2010/wordprocessingDrawing" xmlns:wp="http://schemas.openxmlformats.org/drawingml/2006/wordprocessingDrawing" xmlns:w="http://schemas.openxmlformats.org/wordprocessingml/2006/main" xmlns:w14="http://schemas.microsoft.com/office/word/2010/wordml" xmlns:w10="urn:schemas-microsoft-com:office:word" xmlns:w15="http://schemas.microsoft.com/office/word/2012/wordml" xmlns:wpg="http://schemas.microsoft.com/office/word/2010/wordprocessingGroup" xmlns:wpi="http://schemas.microsoft.com/office/word/2010/wordprocessingInk" xmlns:wne="http://schemas.microsoft.com/office/word/2006/wordml" xmlns:wps="http://schemas.microsoft.com/office/word/2010/wordprocessingShape" xmlns:wpsCustomData="http://www.wps.cn/officeDocument/2013/wpsCustomData" mc:Ignorable="w14 w15 wp14">
+<w:document xmlns:wpc="http://schemas.microsoft.com/office/word/2010/wordprocessingCanvas" xmlns:mc="http://schemas.openxmlformats.org/markup-compatibility/2006" xmlns:o="urn:schemas-microsoft-com:office:office" xmlns:r="http://schemas.openxmlformats.org/officeDocument/2006/relationships" xmlns:m="http://schemas.openxmlformats.org/officeDocument/2006/math" xmlns:v="urn:schemas-microsoft-com:vml" xmlns:wp14="http://schemas.microsoft.com/office/word/2010/wordprocessingDrawing" xmlns:wp="http://schemas.openxmlformats.org/drawingml/2006/wordprocessingDrawing" xmlns:w10="urn:schemas-microsoft-com:office:word" xmlns:w="http://schemas.openxmlformats.org/wordprocessingml/2006/main" xmlns:w14="http://schemas.microsoft.com/office/word/2010/wordml" xmlns:w15="http://schemas.microsoft.com/office/word/2012/wordml" xmlns:wne="http://schemas.microsoft.com/office/word/2006/wordml" xmlns:wpg="http://schemas.microsoft.com/office/word/2010/wordprocessingGroup" xmlns:wpi="http://schemas.microsoft.com/office/word/2010/wordprocessingInk" xmlns:wps="http://schemas.microsoft.com/office/word/2010/wordprocessingShape" mc:Ignorable="w14 w15 wp14">
+  <!-- Generated by Aspose.Words for .NET 13.3.0.1 -->
   <w:body>
     <w:p>
       <w:pPr>
-        <w:pStyle w:val="24"/>
+        <w:pStyle w:val="a"/>
         <w:keepNext w:val="0"/>
         <w:keepLines w:val="0"/>
         <w:pageBreakBefore w:val="0"/>
@@ -24,7 +25,7 @@
       <w:bookmarkStart w:id="0" w:name="_Toc15695"/>
       <w:r>
         <w:drawing>
-          <wp:anchor distT="0" distB="0" distL="114300" distR="114300" simplePos="0" relativeHeight="251660288" behindDoc="1" locked="0" layoutInCell="1" allowOverlap="1">
+          <wp:anchor distT="0" distB="0" distL="114300" distR="114300" simplePos="0" relativeHeight="251659264" behindDoc="1" locked="0" layoutInCell="1" allowOverlap="1">
             <wp:simplePos x="0" y="0"/>
             <wp:positionH relativeFrom="column">
               <wp:posOffset>0</wp:posOffset>
@@ -49,7 +50,7 @@
                     </pic:cNvPicPr>
                   </pic:nvPicPr>
                   <pic:blipFill>
-                    <a:blip r:embed="rId7"/>
+                    <a:blip xmlns:r="http://schemas.openxmlformats.org/officeDocument/2006/relationships" r:embed="rId4"/>
                     <a:stretch>
                       <a:fillRect/>
                     </a:stretch>
@@ -79,7 +80,7 @@
           <w:lang w:val="en-US" w:eastAsia="zh-CN"/>
         </w:rPr>
         <w:drawing>
-          <wp:anchor distT="0" distB="0" distL="114300" distR="114300" simplePos="0" relativeHeight="251659264" behindDoc="1" locked="0" layoutInCell="1" allowOverlap="1">
+          <wp:anchor distT="0" distB="0" distL="114300" distR="114300" simplePos="0" relativeHeight="251658240" behindDoc="1" locked="0" layoutInCell="1" allowOverlap="1">
             <wp:simplePos x="0" y="0"/>
             <wp:positionH relativeFrom="column">
               <wp:posOffset>635</wp:posOffset>
@@ -104,7 +105,7 @@
                     </pic:cNvPicPr>
                   </pic:nvPicPr>
                   <pic:blipFill>
-                    <a:blip r:embed="rId8">
+                    <a:blip xmlns:r="http://schemas.openxmlformats.org/officeDocument/2006/relationships" r:embed="rId5">
                       <a:alphaModFix amt="58000"/>
                       <a:lum contrast="-52000"/>
                     </a:blip>
@@ -138,7 +139,7 @@
     </w:p>
     <w:p>
       <w:pPr>
-        <w:pStyle w:val="25"/>
+        <w:pStyle w:val="a0"/>
         <w:keepNext w:val="0"/>
         <w:keepLines w:val="0"/>
         <w:pageBreakBefore w:val="0"/>
@@ -185,11 +186,11 @@
         <w:adjustRightInd w:val="0"/>
         <w:snapToGrid w:val="0"/>
         <w:spacing w:after="624" w:afterLines="200" w:line="219" w:lineRule="auto"/>
-        <w:ind w:left="0" w:leftChars="0" w:right="0" w:rightChars="0" w:firstLine="0" w:firstLineChars="0"/>
+        <w:ind w:left="0" w:right="0" w:firstLine="0" w:leftChars="0" w:rightChars="0" w:firstLineChars="0"/>
         <w:jc w:val="center"/>
         <w:textAlignment w:val="baseline"/>
         <w:rPr>
-          <w:rFonts w:hint="default" w:ascii="宋体" w:hAnsi="宋体" w:eastAsia="宋体" w:cs="宋体"/>
+          <w:rFonts w:ascii="宋体" w:eastAsia="宋体" w:hAnsi="宋体" w:cs="宋体" w:hint="default"/>
           <w:sz w:val="24"/>
           <w:szCs w:val="24"/>
           <w:lang w:val="en-US" w:eastAsia="zh-CN"/>
@@ -197,7 +198,7 @@
       </w:pPr>
       <w:r>
         <w:rPr>
-          <w:rFonts w:ascii="宋体" w:hAnsi="宋体" w:eastAsia="宋体" w:cs="宋体"/>
+          <w:rFonts w:ascii="宋体" w:eastAsia="宋体" w:hAnsi="宋体" w:cs="宋体"/>
           <w:b/>
           <w:bCs/>
           <w:spacing w:val="-3"/>
@@ -206,74 +207,20 @@
         </w:rPr>
         <w:t>文件编号：ZGS-06-12</w:t>
       </w:r>
-      <w:r>
-        <w:rPr>
-          <w:rFonts w:hint="eastAsia" w:ascii="宋体" w:hAnsi="宋体" w:eastAsia="宋体" w:cs="宋体"/>
-          <w:b/>
-          <w:bCs/>
-          <w:spacing w:val="-3"/>
-          <w:sz w:val="24"/>
-          <w:szCs w:val="24"/>
-          <w:lang w:val="en-US" w:eastAsia="zh-CN"/>
-        </w:rPr>
-      </w:r>
-      <w:r>
-        <w:rPr>
-          <w:rFonts w:ascii="宋体" w:hAnsi="宋体" w:eastAsia="宋体" w:cs="宋体"/>
-          <w:b/>
-          <w:bCs/>
-          <w:spacing w:val="-3"/>
-          <w:sz w:val="24"/>
-          <w:szCs w:val="24"/>
-        </w:rPr>
-      </w:r>
-      <w:r>
-        <w:rPr>
-          <w:rFonts w:hint="eastAsia" w:ascii="宋体" w:hAnsi="宋体" w:cs="宋体"/>
-          <w:b/>
-          <w:bCs/>
-          <w:spacing w:val="-3"/>
-          <w:sz w:val="24"/>
-          <w:szCs w:val="24"/>
-          <w:lang w:val="en-US" w:eastAsia="zh-CN"/>
-        </w:rPr>
-      </w:r>
-      <w:r>
-        <w:rPr>
-          <w:rFonts w:ascii="宋体" w:hAnsi="宋体" w:eastAsia="宋体" w:cs="宋体"/>
-          <w:b/>
-          <w:bCs/>
-          <w:spacing w:val="-3"/>
-          <w:sz w:val="24"/>
-          <w:szCs w:val="24"/>
-        </w:rPr>
-      </w:r>
-      <w:r>
-        <w:rPr>
-          <w:rFonts w:hint="eastAsia" w:ascii="宋体" w:hAnsi="宋体" w:cs="宋体"/>
-          <w:b/>
-          <w:bCs/>
-          <w:spacing w:val="-3"/>
-          <w:sz w:val="24"/>
-          <w:szCs w:val="24"/>
-          <w:lang w:val="en-US" w:eastAsia="zh-CN"/>
-        </w:rPr>
-      </w:r>
     </w:p>
     <w:tbl>
       <w:tblPr>
-        <w:tblStyle w:val="21"/>
+        <w:tblStyle w:val="TableGrid"/>
         <w:tblW w:w="0" w:type="auto"/>
         <w:jc w:val="center"/>
         <w:tblBorders>
-          <w:top w:val="none" w:color="auto" w:sz="0" w:space="0"/>
-          <w:left w:val="none" w:color="auto" w:sz="0" w:space="0"/>
-          <w:bottom w:val="none" w:color="auto" w:sz="0" w:space="0"/>
-          <w:right w:val="none" w:color="auto" w:sz="0" w:space="0"/>
-          <w:insideH w:val="none" w:color="auto" w:sz="0" w:space="0"/>
-          <w:insideV w:val="none" w:color="auto" w:sz="0" w:space="0"/>
+          <w:top w:val="nil"/>
+          <w:left w:val="nil"/>
+          <w:bottom w:val="nil"/>
+          <w:right w:val="nil"/>
+          <w:insideH w:val="nil"/>
+          <w:insideV w:val="nil"/>
         </w:tblBorders>
-        <w:tblLayout w:type="autofit"/>
         <w:tblCellMar>
           <w:top w:w="0" w:type="dxa"/>
           <w:left w:w="108" w:type="dxa"/>
@@ -287,13 +234,15 @@
       </w:tblGrid>
       <w:tr>
         <w:tblPrEx>
+          <w:tblW w:w="0" w:type="auto"/>
+          <w:jc w:val="center"/>
           <w:tblBorders>
-            <w:top w:val="none" w:color="auto" w:sz="0" w:space="0"/>
-            <w:left w:val="none" w:color="auto" w:sz="0" w:space="0"/>
-            <w:bottom w:val="none" w:color="auto" w:sz="0" w:space="0"/>
-            <w:right w:val="none" w:color="auto" w:sz="0" w:space="0"/>
-            <w:insideH w:val="none" w:color="auto" w:sz="0" w:space="0"/>
-            <w:insideV w:val="none" w:color="auto" w:sz="0" w:space="0"/>
+            <w:top w:val="nil"/>
+            <w:left w:val="nil"/>
+            <w:bottom w:val="nil"/>
+            <w:right w:val="nil"/>
+            <w:insideH w:val="nil"/>
+            <w:insideV w:val="nil"/>
           </w:tblBorders>
           <w:tblCellMar>
             <w:top w:w="0" w:type="dxa"/>
@@ -303,7 +252,7 @@
           </w:tblCellMar>
         </w:tblPrEx>
         <w:trPr>
-          <w:trHeight w:val="810" w:hRule="atLeast"/>
+          <w:trHeight w:val="810"/>
           <w:jc w:val="center"/>
         </w:trPr>
         <w:tc>
@@ -341,7 +290,7 @@
             </w:r>
             <w:r>
               <w:rPr>
-                <w:rFonts w:hint="default" w:asciiTheme="minorAscii" w:hAnsiTheme="minorAscii" w:eastAsiaTheme="minorEastAsia"/>
+                <w:rFonts w:asciiTheme="minorAscii" w:eastAsiaTheme="minorEastAsia" w:hAnsiTheme="minorAscii" w:hint="default"/>
                 <w:spacing w:val="227"/>
                 <w:sz w:val="21"/>
                 <w:vertAlign w:val="baseline"/>
@@ -395,7 +344,7 @@
             </w:r>
             <w:r>
               <w:rPr>
-                <w:rFonts w:hint="eastAsia" w:asciiTheme="minorAscii" w:hAnsiTheme="minorAscii" w:eastAsiaTheme="minorEastAsia"/>
+                <w:rFonts w:asciiTheme="minorAscii" w:eastAsiaTheme="minorEastAsia" w:hAnsiTheme="minorAscii" w:hint="eastAsia"/>
                 <w:spacing w:val="227"/>
                 <w:sz w:val="21"/>
                 <w:vertAlign w:val="baseline"/>
@@ -417,14 +366,8 @@
       </w:tr>
       <w:tr>
         <w:tblPrEx>
-          <w:tblBorders>
-            <w:top w:val="none" w:color="auto" w:sz="0" w:space="0"/>
-            <w:left w:val="none" w:color="auto" w:sz="0" w:space="0"/>
-            <w:bottom w:val="none" w:color="auto" w:sz="0" w:space="0"/>
-            <w:right w:val="none" w:color="auto" w:sz="0" w:space="0"/>
-            <w:insideH w:val="none" w:color="auto" w:sz="0" w:space="0"/>
-            <w:insideV w:val="none" w:color="auto" w:sz="0" w:space="0"/>
-          </w:tblBorders>
+          <w:tblW w:w="0" w:type="auto"/>
+          <w:jc w:val="center"/>
           <w:tblCellMar>
             <w:top w:w="0" w:type="dxa"/>
             <w:left w:w="108" w:type="dxa"/>
@@ -433,7 +376,7 @@
           </w:tblCellMar>
         </w:tblPrEx>
         <w:trPr>
-          <w:trHeight w:val="810" w:hRule="atLeast"/>
+          <w:trHeight w:val="810"/>
           <w:jc w:val="center"/>
         </w:trPr>
         <w:tc>
@@ -457,7 +400,7 @@
               <w:snapToGrid w:val="0"/>
               <w:textAlignment w:val="baseline"/>
               <w:rPr>
-                <w:rFonts w:hint="default" w:ascii="Arial" w:hAnsi="Arial" w:eastAsia="Arial" w:cs="Arial"/>
+                <w:rFonts w:ascii="Arial" w:eastAsia="Arial" w:hAnsi="Arial" w:cs="Arial" w:hint="default"/>
                 <w:snapToGrid w:val="0"/>
                 <w:color w:val="000000"/>
                 <w:kern w:val="0"/>
@@ -489,7 +432,7 @@
             </w:r>
             <w:r>
               <w:rPr>
-                <w:rFonts w:hint="default" w:asciiTheme="minorAscii" w:hAnsiTheme="minorAscii" w:eastAsiaTheme="minorEastAsia"/>
+                <w:rFonts w:asciiTheme="minorAscii" w:eastAsiaTheme="minorEastAsia" w:hAnsiTheme="minorAscii" w:hint="default"/>
                 <w:spacing w:val="227"/>
                 <w:sz w:val="21"/>
                 <w:vertAlign w:val="baseline"/>
@@ -542,7 +485,7 @@
               <w:snapToGrid w:val="0"/>
               <w:textAlignment w:val="baseline"/>
               <w:rPr>
-                <w:rFonts w:hint="default" w:ascii="Arial" w:hAnsi="Arial" w:eastAsia="Arial" w:cs="Arial"/>
+                <w:rFonts w:ascii="Arial" w:eastAsia="Arial" w:hAnsi="Arial" w:cs="Arial" w:hint="default"/>
                 <w:snapToGrid w:val="0"/>
                 <w:color w:val="000000"/>
                 <w:kern w:val="0"/>
@@ -572,7 +515,7 @@
             </w:r>
             <w:r>
               <w:rPr>
-                <w:rFonts w:hint="eastAsia" w:asciiTheme="minorAscii" w:hAnsiTheme="minorAscii" w:eastAsiaTheme="minorEastAsia"/>
+                <w:rFonts w:asciiTheme="minorAscii" w:eastAsiaTheme="minorEastAsia" w:hAnsiTheme="minorAscii" w:hint="eastAsia"/>
                 <w:spacing w:val="227"/>
                 <w:sz w:val="21"/>
                 <w:vertAlign w:val="baseline"/>
@@ -594,14 +537,8 @@
       </w:tr>
       <w:tr>
         <w:tblPrEx>
-          <w:tblBorders>
-            <w:top w:val="none" w:color="auto" w:sz="0" w:space="0"/>
-            <w:left w:val="none" w:color="auto" w:sz="0" w:space="0"/>
-            <w:bottom w:val="none" w:color="auto" w:sz="0" w:space="0"/>
-            <w:right w:val="none" w:color="auto" w:sz="0" w:space="0"/>
-            <w:insideH w:val="none" w:color="auto" w:sz="0" w:space="0"/>
-            <w:insideV w:val="none" w:color="auto" w:sz="0" w:space="0"/>
-          </w:tblBorders>
+          <w:tblW w:w="0" w:type="auto"/>
+          <w:jc w:val="center"/>
           <w:tblCellMar>
             <w:top w:w="0" w:type="dxa"/>
             <w:left w:w="108" w:type="dxa"/>
@@ -610,7 +547,7 @@
           </w:tblCellMar>
         </w:tblPrEx>
         <w:trPr>
-          <w:trHeight w:val="635" w:hRule="atLeast"/>
+          <w:trHeight w:val="635"/>
           <w:jc w:val="center"/>
         </w:trPr>
         <w:tc>
@@ -648,31 +585,6 @@
               </w:rPr>
               <w:t>批准人:宋海滨</w:t>
             </w:r>
-            <w:r>
-              <w:rPr>
-                <w:rFonts w:hint="eastAsia"/>
-                <w:spacing w:val="1"/>
-                <w:kern w:val="0"/>
-                <w:vertAlign w:val="baseline"/>
-                <w:lang w:val="en-US" w:eastAsia="zh-CN"/>
-              </w:rPr>
-            </w:r>
-            <w:r>
-              <w:rPr>
-                <w:rFonts w:hint="eastAsia" w:asciiTheme="minorAscii" w:hAnsiTheme="minorAscii" w:eastAsiaTheme="minorEastAsia"/>
-                <w:spacing w:val="227"/>
-                <w:sz w:val="21"/>
-                <w:vertAlign w:val="baseline"/>
-                <w:lang w:val="en-US" w:eastAsia="zh-CN"/>
-              </w:rPr>
-            </w:r>
-            <w:r>
-              <w:rPr>
-                <w:rFonts w:hint="eastAsia"/>
-                <w:u w:val="single"/>
-                <w:lang w:val="en-US" w:eastAsia="zh-CN"/>
-              </w:rPr>
-            </w:r>
           </w:p>
         </w:tc>
         <w:tc>
@@ -710,7 +622,7 @@
             </w:r>
             <w:r>
               <w:rPr>
-                <w:rFonts w:hint="eastAsia" w:asciiTheme="minorAscii" w:hAnsiTheme="minorAscii" w:eastAsiaTheme="minorEastAsia"/>
+                <w:rFonts w:asciiTheme="minorAscii" w:eastAsiaTheme="minorEastAsia" w:hAnsiTheme="minorAscii" w:hint="eastAsia"/>
                 <w:spacing w:val="227"/>
                 <w:sz w:val="21"/>
                 <w:vertAlign w:val="baseline"/>
@@ -769,14 +681,14 @@
         <w:ind w:left="3634"/>
         <w:textAlignment w:val="baseline"/>
         <w:rPr>
-          <w:rFonts w:ascii="宋体" w:hAnsi="宋体" w:eastAsia="宋体" w:cs="宋体"/>
+          <w:rFonts w:ascii="宋体" w:eastAsia="宋体" w:hAnsi="宋体" w:cs="宋体"/>
           <w:sz w:val="31"/>
           <w:szCs w:val="31"/>
         </w:rPr>
       </w:pPr>
       <w:r>
         <w:rPr>
-          <w:rFonts w:ascii="宋体" w:hAnsi="宋体" w:eastAsia="宋体" w:cs="宋体"/>
+          <w:rFonts w:ascii="宋体" w:eastAsia="宋体" w:hAnsi="宋体" w:cs="宋体"/>
           <w:b/>
           <w:bCs/>
           <w:spacing w:val="4"/>
@@ -788,16 +700,16 @@
     </w:p>
     <w:tbl>
       <w:tblPr>
-        <w:tblStyle w:val="26"/>
+        <w:tblStyle w:val="TableNormal0"/>
         <w:tblW w:w="7137" w:type="dxa"/>
         <w:jc w:val="center"/>
         <w:tblBorders>
-          <w:top w:val="single" w:color="000000" w:sz="2" w:space="0"/>
-          <w:left w:val="single" w:color="000000" w:sz="2" w:space="0"/>
-          <w:bottom w:val="single" w:color="000000" w:sz="2" w:space="0"/>
-          <w:right w:val="single" w:color="000000" w:sz="2" w:space="0"/>
-          <w:insideH w:val="single" w:color="000000" w:sz="2" w:space="0"/>
-          <w:insideV w:val="single" w:color="000000" w:sz="2" w:space="0"/>
+          <w:top w:val="single" w:sz="2" w:space="0" w:color="000000"/>
+          <w:left w:val="single" w:sz="2" w:space="0" w:color="000000"/>
+          <w:bottom w:val="single" w:sz="2" w:space="0" w:color="000000"/>
+          <w:right w:val="single" w:sz="2" w:space="0" w:color="000000"/>
+          <w:insideH w:val="single" w:sz="2" w:space="0" w:color="000000"/>
+          <w:insideV w:val="single" w:sz="2" w:space="0" w:color="000000"/>
         </w:tblBorders>
         <w:tblLayout w:type="fixed"/>
         <w:tblCellMar>
@@ -815,14 +727,17 @@
       </w:tblGrid>
       <w:tr>
         <w:tblPrEx>
+          <w:tblW w:w="7137" w:type="dxa"/>
+          <w:jc w:val="center"/>
           <w:tblBorders>
-            <w:top w:val="single" w:color="000000" w:sz="2" w:space="0"/>
-            <w:left w:val="single" w:color="000000" w:sz="2" w:space="0"/>
-            <w:bottom w:val="single" w:color="000000" w:sz="2" w:space="0"/>
-            <w:right w:val="single" w:color="000000" w:sz="2" w:space="0"/>
-            <w:insideH w:val="single" w:color="000000" w:sz="2" w:space="0"/>
-            <w:insideV w:val="single" w:color="000000" w:sz="2" w:space="0"/>
+            <w:top w:val="single" w:sz="2" w:space="0" w:color="000000"/>
+            <w:left w:val="single" w:sz="2" w:space="0" w:color="000000"/>
+            <w:bottom w:val="single" w:sz="2" w:space="0" w:color="000000"/>
+            <w:right w:val="single" w:sz="2" w:space="0" w:color="000000"/>
+            <w:insideH w:val="single" w:sz="2" w:space="0" w:color="000000"/>
+            <w:insideV w:val="single" w:sz="2" w:space="0" w:color="000000"/>
           </w:tblBorders>
+          <w:tblLayout w:type="fixed"/>
           <w:tblCellMar>
             <w:top w:w="0" w:type="dxa"/>
             <w:left w:w="0" w:type="dxa"/>
@@ -831,7 +746,7 @@
           </w:tblCellMar>
         </w:tblPrEx>
         <w:trPr>
-          <w:trHeight w:val="593" w:hRule="atLeast"/>
+          <w:trHeight w:val="593"/>
           <w:jc w:val="center"/>
         </w:trPr>
         <w:tc>
@@ -853,18 +768,18 @@
               <w:adjustRightInd w:val="0"/>
               <w:snapToGrid w:val="0"/>
               <w:spacing w:before="176" w:line="228" w:lineRule="auto"/>
-              <w:ind w:left="0" w:leftChars="0" w:right="0" w:rightChars="0" w:firstLine="0" w:firstLineChars="0"/>
+              <w:ind w:left="0" w:right="0" w:firstLine="0" w:leftChars="0" w:rightChars="0" w:firstLineChars="0"/>
               <w:jc w:val="center"/>
               <w:textAlignment w:val="baseline"/>
               <w:rPr>
-                <w:rFonts w:ascii="宋体" w:hAnsi="宋体" w:eastAsia="宋体" w:cs="宋体"/>
+                <w:rFonts w:ascii="宋体" w:eastAsia="宋体" w:hAnsi="宋体" w:cs="宋体"/>
                 <w:sz w:val="20"/>
                 <w:szCs w:val="20"/>
               </w:rPr>
             </w:pPr>
             <w:r>
               <w:rPr>
-                <w:rFonts w:ascii="宋体" w:hAnsi="宋体" w:eastAsia="宋体" w:cs="宋体"/>
+                <w:rFonts w:ascii="宋体" w:eastAsia="宋体" w:hAnsi="宋体" w:cs="宋体"/>
                 <w:spacing w:val="-14"/>
                 <w:sz w:val="20"/>
                 <w:szCs w:val="20"/>
@@ -892,18 +807,18 @@
               <w:adjustRightInd w:val="0"/>
               <w:snapToGrid w:val="0"/>
               <w:spacing w:before="175" w:line="227" w:lineRule="auto"/>
-              <w:ind w:left="0" w:leftChars="0" w:right="0" w:rightChars="0" w:firstLine="0" w:firstLineChars="0"/>
+              <w:ind w:left="0" w:right="0" w:firstLine="0" w:leftChars="0" w:rightChars="0" w:firstLineChars="0"/>
               <w:jc w:val="center"/>
               <w:textAlignment w:val="baseline"/>
               <w:rPr>
-                <w:rFonts w:ascii="宋体" w:hAnsi="宋体" w:eastAsia="宋体" w:cs="宋体"/>
+                <w:rFonts w:ascii="宋体" w:eastAsia="宋体" w:hAnsi="宋体" w:cs="宋体"/>
                 <w:sz w:val="20"/>
                 <w:szCs w:val="20"/>
               </w:rPr>
             </w:pPr>
             <w:r>
               <w:rPr>
-                <w:rFonts w:ascii="宋体" w:hAnsi="宋体" w:eastAsia="宋体" w:cs="宋体"/>
+                <w:rFonts w:ascii="宋体" w:eastAsia="宋体" w:hAnsi="宋体" w:cs="宋体"/>
                 <w:spacing w:val="4"/>
                 <w:sz w:val="20"/>
                 <w:szCs w:val="20"/>
@@ -931,18 +846,18 @@
               <w:adjustRightInd w:val="0"/>
               <w:snapToGrid w:val="0"/>
               <w:spacing w:before="175" w:line="228" w:lineRule="auto"/>
-              <w:ind w:left="0" w:leftChars="0" w:right="0" w:rightChars="0" w:firstLine="0" w:firstLineChars="0"/>
+              <w:ind w:left="0" w:right="0" w:firstLine="0" w:leftChars="0" w:rightChars="0" w:firstLineChars="0"/>
               <w:jc w:val="center"/>
               <w:textAlignment w:val="baseline"/>
               <w:rPr>
-                <w:rFonts w:ascii="宋体" w:hAnsi="宋体" w:eastAsia="宋体" w:cs="宋体"/>
+                <w:rFonts w:ascii="宋体" w:eastAsia="宋体" w:hAnsi="宋体" w:cs="宋体"/>
                 <w:sz w:val="20"/>
                 <w:szCs w:val="20"/>
               </w:rPr>
             </w:pPr>
             <w:r>
               <w:rPr>
-                <w:rFonts w:ascii="宋体" w:hAnsi="宋体" w:eastAsia="宋体" w:cs="宋体"/>
+                <w:rFonts w:ascii="宋体" w:eastAsia="宋体" w:hAnsi="宋体" w:cs="宋体"/>
                 <w:spacing w:val="7"/>
                 <w:sz w:val="20"/>
                 <w:szCs w:val="20"/>
@@ -970,18 +885,18 @@
               <w:adjustRightInd w:val="0"/>
               <w:snapToGrid w:val="0"/>
               <w:spacing w:before="176" w:line="229" w:lineRule="auto"/>
-              <w:ind w:left="0" w:leftChars="0" w:right="0" w:rightChars="0" w:firstLine="0" w:firstLineChars="0"/>
+              <w:ind w:left="0" w:right="0" w:firstLine="0" w:leftChars="0" w:rightChars="0" w:firstLineChars="0"/>
               <w:jc w:val="center"/>
               <w:textAlignment w:val="baseline"/>
               <w:rPr>
-                <w:rFonts w:ascii="宋体" w:hAnsi="宋体" w:eastAsia="宋体" w:cs="宋体"/>
+                <w:rFonts w:ascii="宋体" w:eastAsia="宋体" w:hAnsi="宋体" w:cs="宋体"/>
                 <w:sz w:val="20"/>
                 <w:szCs w:val="20"/>
               </w:rPr>
             </w:pPr>
             <w:r>
               <w:rPr>
-                <w:rFonts w:ascii="宋体" w:hAnsi="宋体" w:eastAsia="宋体" w:cs="宋体"/>
+                <w:rFonts w:ascii="宋体" w:eastAsia="宋体" w:hAnsi="宋体" w:cs="宋体"/>
                 <w:spacing w:val="7"/>
                 <w:sz w:val="20"/>
                 <w:szCs w:val="20"/>
@@ -993,14 +908,9 @@
       </w:tr>
       <w:tr>
         <w:tblPrEx>
-          <w:tblBorders>
-            <w:top w:val="single" w:color="000000" w:sz="2" w:space="0"/>
-            <w:left w:val="single" w:color="000000" w:sz="2" w:space="0"/>
-            <w:bottom w:val="single" w:color="000000" w:sz="2" w:space="0"/>
-            <w:right w:val="single" w:color="000000" w:sz="2" w:space="0"/>
-            <w:insideH w:val="single" w:color="000000" w:sz="2" w:space="0"/>
-            <w:insideV w:val="single" w:color="000000" w:sz="2" w:space="0"/>
-          </w:tblBorders>
+          <w:tblW w:w="7137" w:type="dxa"/>
+          <w:jc w:val="center"/>
+          <w:tblLayout w:type="fixed"/>
           <w:tblCellMar>
             <w:top w:w="0" w:type="dxa"/>
             <w:left w:w="0" w:type="dxa"/>
@@ -1009,7 +919,7 @@
           </w:tblCellMar>
         </w:tblPrEx>
         <w:trPr>
-          <w:trHeight w:val="516" w:hRule="atLeast"/>
+          <w:trHeight w:val="516"/>
           <w:jc w:val="center"/>
         </w:trPr>
         <w:tc>
@@ -1031,11 +941,11 @@
               <w:adjustRightInd w:val="0"/>
               <w:snapToGrid w:val="0"/>
               <w:spacing w:before="173" w:line="267" w:lineRule="exact"/>
-              <w:ind w:left="0" w:leftChars="0" w:right="0" w:rightChars="0" w:firstLine="0" w:firstLineChars="0"/>
+              <w:ind w:left="0" w:right="0" w:firstLine="0" w:leftChars="0" w:rightChars="0" w:firstLineChars="0"/>
               <w:jc w:val="center"/>
               <w:textAlignment w:val="baseline"/>
               <w:rPr>
-                <w:rFonts w:hint="default" w:ascii="宋体" w:hAnsi="宋体" w:eastAsia="宋体" w:cs="宋体"/>
+                <w:rFonts w:ascii="宋体" w:eastAsia="宋体" w:hAnsi="宋体" w:cs="宋体" w:hint="default"/>
                 <w:sz w:val="20"/>
                 <w:szCs w:val="20"/>
                 <w:lang w:val="en-US" w:eastAsia="zh-CN"/>
@@ -1043,7 +953,7 @@
             </w:pPr>
             <w:r>
               <w:rPr>
-                <w:rFonts w:ascii="宋体" w:hAnsi="宋体" w:eastAsia="宋体" w:cs="宋体"/>
+                <w:rFonts w:ascii="宋体" w:eastAsia="宋体" w:hAnsi="宋体" w:cs="宋体"/>
                 <w:spacing w:val="3"/>
                 <w:position w:val="1"/>
                 <w:sz w:val="20"/>
@@ -1053,7 +963,7 @@
             </w:r>
             <w:r>
               <w:rPr>
-                <w:rFonts w:hint="eastAsia" w:ascii="宋体" w:hAnsi="宋体" w:cs="宋体"/>
+                <w:rFonts w:ascii="宋体" w:hAnsi="宋体" w:cs="宋体" w:hint="eastAsia"/>
                 <w:spacing w:val="3"/>
                 <w:position w:val="1"/>
                 <w:sz w:val="20"/>
@@ -1064,7 +974,7 @@
             </w:r>
             <w:r>
               <w:rPr>
-                <w:rFonts w:ascii="宋体" w:hAnsi="宋体" w:eastAsia="宋体" w:cs="宋体"/>
+                <w:rFonts w:ascii="宋体" w:eastAsia="宋体" w:hAnsi="宋体" w:cs="宋体"/>
                 <w:spacing w:val="3"/>
                 <w:position w:val="1"/>
                 <w:sz w:val="20"/>
@@ -1074,7 +984,7 @@
             </w:r>
             <w:r>
               <w:rPr>
-                <w:rFonts w:hint="eastAsia" w:ascii="宋体" w:hAnsi="宋体" w:cs="宋体"/>
+                <w:rFonts w:ascii="宋体" w:hAnsi="宋体" w:cs="宋体" w:hint="eastAsia"/>
                 <w:spacing w:val="3"/>
                 <w:position w:val="1"/>
                 <w:sz w:val="20"/>
@@ -1104,18 +1014,18 @@
               <w:adjustRightInd w:val="0"/>
               <w:snapToGrid w:val="0"/>
               <w:spacing w:before="173" w:line="267" w:lineRule="exact"/>
-              <w:ind w:left="0" w:leftChars="0" w:right="0" w:rightChars="0" w:firstLine="0" w:firstLineChars="0"/>
+              <w:ind w:left="0" w:right="0" w:firstLine="0" w:leftChars="0" w:rightChars="0" w:firstLineChars="0"/>
               <w:jc w:val="center"/>
               <w:textAlignment w:val="baseline"/>
               <w:rPr>
-                <w:rFonts w:ascii="宋体" w:hAnsi="宋体" w:eastAsia="宋体" w:cs="宋体"/>
+                <w:rFonts w:ascii="宋体" w:eastAsia="宋体" w:hAnsi="宋体" w:cs="宋体"/>
                 <w:sz w:val="20"/>
                 <w:szCs w:val="20"/>
               </w:rPr>
             </w:pPr>
             <w:r>
               <w:rPr>
-                <w:rFonts w:ascii="宋体" w:hAnsi="宋体" w:eastAsia="宋体" w:cs="宋体"/>
+                <w:rFonts w:ascii="宋体" w:eastAsia="宋体" w:hAnsi="宋体" w:cs="宋体"/>
                 <w:spacing w:val="4"/>
                 <w:position w:val="1"/>
                 <w:sz w:val="20"/>
@@ -1144,18 +1054,18 @@
               <w:adjustRightInd w:val="0"/>
               <w:snapToGrid w:val="0"/>
               <w:spacing w:before="172" w:line="228" w:lineRule="auto"/>
-              <w:ind w:left="0" w:leftChars="0" w:right="0" w:rightChars="0" w:firstLine="0" w:firstLineChars="0"/>
+              <w:ind w:left="0" w:right="0" w:firstLine="0" w:leftChars="0" w:rightChars="0" w:firstLineChars="0"/>
               <w:jc w:val="center"/>
               <w:textAlignment w:val="baseline"/>
               <w:rPr>
-                <w:rFonts w:ascii="宋体" w:hAnsi="宋体" w:eastAsia="宋体" w:cs="宋体"/>
+                <w:rFonts w:ascii="宋体" w:eastAsia="宋体" w:hAnsi="宋体" w:cs="宋体"/>
                 <w:sz w:val="20"/>
                 <w:szCs w:val="20"/>
               </w:rPr>
             </w:pPr>
             <w:r>
               <w:rPr>
-                <w:rFonts w:ascii="宋体" w:hAnsi="宋体" w:eastAsia="宋体" w:cs="宋体"/>
+                <w:rFonts w:ascii="宋体" w:eastAsia="宋体" w:hAnsi="宋体" w:cs="宋体"/>
                 <w:spacing w:val="7"/>
                 <w:sz w:val="20"/>
                 <w:szCs w:val="20"/>
@@ -1183,11 +1093,11 @@
               <w:adjustRightInd w:val="0"/>
               <w:snapToGrid w:val="0"/>
               <w:spacing w:before="173" w:line="229" w:lineRule="auto"/>
-              <w:ind w:left="0" w:leftChars="0" w:right="0" w:rightChars="0" w:firstLine="0" w:firstLineChars="0"/>
+              <w:ind w:left="0" w:right="0" w:firstLine="0" w:leftChars="0" w:rightChars="0" w:firstLineChars="0"/>
               <w:jc w:val="center"/>
               <w:textAlignment w:val="baseline"/>
               <w:rPr>
-                <w:rFonts w:ascii="宋体" w:hAnsi="宋体" w:eastAsia="宋体" w:cs="宋体"/>
+                <w:rFonts w:ascii="宋体" w:eastAsia="宋体" w:hAnsi="宋体" w:cs="宋体"/>
                 <w:sz w:val="20"/>
                 <w:szCs w:val="20"/>
               </w:rPr>
@@ -1204,14 +1114,9 @@
       </w:tr>
       <w:tr>
         <w:tblPrEx>
-          <w:tblBorders>
-            <w:top w:val="single" w:color="000000" w:sz="2" w:space="0"/>
-            <w:left w:val="single" w:color="000000" w:sz="2" w:space="0"/>
-            <w:bottom w:val="single" w:color="000000" w:sz="2" w:space="0"/>
-            <w:right w:val="single" w:color="000000" w:sz="2" w:space="0"/>
-            <w:insideH w:val="single" w:color="000000" w:sz="2" w:space="0"/>
-            <w:insideV w:val="single" w:color="000000" w:sz="2" w:space="0"/>
-          </w:tblBorders>
+          <w:tblW w:w="7137" w:type="dxa"/>
+          <w:jc w:val="center"/>
+          <w:tblLayout w:type="fixed"/>
           <w:tblCellMar>
             <w:top w:w="0" w:type="dxa"/>
             <w:left w:w="0" w:type="dxa"/>
@@ -1220,7 +1125,7 @@
           </w:tblCellMar>
         </w:tblPrEx>
         <w:trPr>
-          <w:trHeight w:val="556" w:hRule="atLeast"/>
+          <w:trHeight w:val="556"/>
           <w:jc w:val="center"/>
         </w:trPr>
         <w:tc>
@@ -1229,7 +1134,7 @@
           </w:tcPr>
           <w:p>
             <w:pPr>
-              <w:pStyle w:val="27"/>
+              <w:pStyle w:val="TableText"/>
               <w:keepNext w:val="0"/>
               <w:keepLines w:val="0"/>
               <w:pageBreakBefore w:val="0"/>
@@ -1242,7 +1147,7 @@
               <w:bidi w:val="0"/>
               <w:adjustRightInd w:val="0"/>
               <w:snapToGrid w:val="0"/>
-              <w:ind w:left="0" w:leftChars="0" w:right="0" w:rightChars="0" w:firstLine="0" w:firstLineChars="0"/>
+              <w:ind w:left="0" w:right="0" w:firstLine="0" w:leftChars="0" w:rightChars="0" w:firstLineChars="0"/>
               <w:jc w:val="center"/>
               <w:textAlignment w:val="baseline"/>
             </w:pPr>
@@ -1254,7 +1159,7 @@
           </w:tcPr>
           <w:p>
             <w:pPr>
-              <w:pStyle w:val="27"/>
+              <w:pStyle w:val="TableText"/>
               <w:keepNext w:val="0"/>
               <w:keepLines w:val="0"/>
               <w:pageBreakBefore w:val="0"/>
@@ -1267,7 +1172,7 @@
               <w:bidi w:val="0"/>
               <w:adjustRightInd w:val="0"/>
               <w:snapToGrid w:val="0"/>
-              <w:ind w:left="0" w:leftChars="0" w:right="0" w:rightChars="0" w:firstLine="0" w:firstLineChars="0"/>
+              <w:ind w:left="0" w:right="0" w:firstLine="0" w:leftChars="0" w:rightChars="0" w:firstLineChars="0"/>
               <w:jc w:val="center"/>
               <w:textAlignment w:val="baseline"/>
             </w:pPr>
@@ -1279,7 +1184,7 @@
           </w:tcPr>
           <w:p>
             <w:pPr>
-              <w:pStyle w:val="27"/>
+              <w:pStyle w:val="TableText"/>
               <w:keepNext w:val="0"/>
               <w:keepLines w:val="0"/>
               <w:pageBreakBefore w:val="0"/>
@@ -1292,7 +1197,7 @@
               <w:bidi w:val="0"/>
               <w:adjustRightInd w:val="0"/>
               <w:snapToGrid w:val="0"/>
-              <w:ind w:left="0" w:leftChars="0" w:right="0" w:rightChars="0" w:firstLine="0" w:firstLineChars="0"/>
+              <w:ind w:left="0" w:right="0" w:firstLine="0" w:leftChars="0" w:rightChars="0" w:firstLineChars="0"/>
               <w:jc w:val="center"/>
               <w:textAlignment w:val="baseline"/>
             </w:pPr>
@@ -1304,7 +1209,7 @@
           </w:tcPr>
           <w:p>
             <w:pPr>
-              <w:pStyle w:val="27"/>
+              <w:pStyle w:val="TableText"/>
               <w:keepNext w:val="0"/>
               <w:keepLines w:val="0"/>
               <w:pageBreakBefore w:val="0"/>
@@ -1317,7 +1222,7 @@
               <w:bidi w:val="0"/>
               <w:adjustRightInd w:val="0"/>
               <w:snapToGrid w:val="0"/>
-              <w:ind w:left="0" w:leftChars="0" w:right="0" w:rightChars="0" w:firstLine="0" w:firstLineChars="0"/>
+              <w:ind w:left="0" w:right="0" w:firstLine="0" w:leftChars="0" w:rightChars="0" w:firstLineChars="0"/>
               <w:jc w:val="center"/>
               <w:textAlignment w:val="baseline"/>
             </w:pPr>
@@ -1326,14 +1231,9 @@
       </w:tr>
       <w:tr>
         <w:tblPrEx>
-          <w:tblBorders>
-            <w:top w:val="single" w:color="000000" w:sz="2" w:space="0"/>
-            <w:left w:val="single" w:color="000000" w:sz="2" w:space="0"/>
-            <w:bottom w:val="single" w:color="000000" w:sz="2" w:space="0"/>
-            <w:right w:val="single" w:color="000000" w:sz="2" w:space="0"/>
-            <w:insideH w:val="single" w:color="000000" w:sz="2" w:space="0"/>
-            <w:insideV w:val="single" w:color="000000" w:sz="2" w:space="0"/>
-          </w:tblBorders>
+          <w:tblW w:w="7137" w:type="dxa"/>
+          <w:jc w:val="center"/>
+          <w:tblLayout w:type="fixed"/>
           <w:tblCellMar>
             <w:top w:w="0" w:type="dxa"/>
             <w:left w:w="0" w:type="dxa"/>
@@ -1342,7 +1242,7 @@
           </w:tblCellMar>
         </w:tblPrEx>
         <w:trPr>
-          <w:trHeight w:val="556" w:hRule="atLeast"/>
+          <w:trHeight w:val="556"/>
           <w:jc w:val="center"/>
         </w:trPr>
         <w:tc>
@@ -1351,7 +1251,7 @@
           </w:tcPr>
           <w:p>
             <w:pPr>
-              <w:pStyle w:val="27"/>
+              <w:pStyle w:val="TableText"/>
               <w:keepNext w:val="0"/>
               <w:keepLines w:val="0"/>
               <w:pageBreakBefore w:val="0"/>
@@ -1364,7 +1264,7 @@
               <w:bidi w:val="0"/>
               <w:adjustRightInd w:val="0"/>
               <w:snapToGrid w:val="0"/>
-              <w:ind w:left="0" w:leftChars="0" w:right="0" w:rightChars="0" w:firstLine="0" w:firstLineChars="0"/>
+              <w:ind w:left="0" w:right="0" w:firstLine="0" w:leftChars="0" w:rightChars="0" w:firstLineChars="0"/>
               <w:jc w:val="center"/>
               <w:textAlignment w:val="baseline"/>
             </w:pPr>
@@ -1376,7 +1276,7 @@
           </w:tcPr>
           <w:p>
             <w:pPr>
-              <w:pStyle w:val="27"/>
+              <w:pStyle w:val="TableText"/>
               <w:keepNext w:val="0"/>
               <w:keepLines w:val="0"/>
               <w:pageBreakBefore w:val="0"/>
@@ -1389,7 +1289,7 @@
               <w:bidi w:val="0"/>
               <w:adjustRightInd w:val="0"/>
               <w:snapToGrid w:val="0"/>
-              <w:ind w:left="0" w:leftChars="0" w:right="0" w:rightChars="0" w:firstLine="0" w:firstLineChars="0"/>
+              <w:ind w:left="0" w:right="0" w:firstLine="0" w:leftChars="0" w:rightChars="0" w:firstLineChars="0"/>
               <w:jc w:val="center"/>
               <w:textAlignment w:val="baseline"/>
             </w:pPr>
@@ -1401,7 +1301,7 @@
           </w:tcPr>
           <w:p>
             <w:pPr>
-              <w:pStyle w:val="27"/>
+              <w:pStyle w:val="TableText"/>
               <w:keepNext w:val="0"/>
               <w:keepLines w:val="0"/>
               <w:pageBreakBefore w:val="0"/>
@@ -1414,7 +1314,7 @@
               <w:bidi w:val="0"/>
               <w:adjustRightInd w:val="0"/>
               <w:snapToGrid w:val="0"/>
-              <w:ind w:left="0" w:leftChars="0" w:right="0" w:rightChars="0" w:firstLine="0" w:firstLineChars="0"/>
+              <w:ind w:left="0" w:right="0" w:firstLine="0" w:leftChars="0" w:rightChars="0" w:firstLineChars="0"/>
               <w:jc w:val="center"/>
               <w:textAlignment w:val="baseline"/>
             </w:pPr>
@@ -1426,7 +1326,7 @@
           </w:tcPr>
           <w:p>
             <w:pPr>
-              <w:pStyle w:val="27"/>
+              <w:pStyle w:val="TableText"/>
               <w:keepNext w:val="0"/>
               <w:keepLines w:val="0"/>
               <w:pageBreakBefore w:val="0"/>
@@ -1439,7 +1339,7 @@
               <w:bidi w:val="0"/>
               <w:adjustRightInd w:val="0"/>
               <w:snapToGrid w:val="0"/>
-              <w:ind w:left="0" w:leftChars="0" w:right="0" w:rightChars="0" w:firstLine="0" w:firstLineChars="0"/>
+              <w:ind w:left="0" w:right="0" w:firstLine="0" w:leftChars="0" w:rightChars="0" w:firstLineChars="0"/>
               <w:jc w:val="center"/>
               <w:textAlignment w:val="baseline"/>
             </w:pPr>
@@ -1448,14 +1348,9 @@
       </w:tr>
       <w:tr>
         <w:tblPrEx>
-          <w:tblBorders>
-            <w:top w:val="single" w:color="000000" w:sz="2" w:space="0"/>
-            <w:left w:val="single" w:color="000000" w:sz="2" w:space="0"/>
-            <w:bottom w:val="single" w:color="000000" w:sz="2" w:space="0"/>
-            <w:right w:val="single" w:color="000000" w:sz="2" w:space="0"/>
-            <w:insideH w:val="single" w:color="000000" w:sz="2" w:space="0"/>
-            <w:insideV w:val="single" w:color="000000" w:sz="2" w:space="0"/>
-          </w:tblBorders>
+          <w:tblW w:w="7137" w:type="dxa"/>
+          <w:jc w:val="center"/>
+          <w:tblLayout w:type="fixed"/>
           <w:tblCellMar>
             <w:top w:w="0" w:type="dxa"/>
             <w:left w:w="0" w:type="dxa"/>
@@ -1464,7 +1359,7 @@
           </w:tblCellMar>
         </w:tblPrEx>
         <w:trPr>
-          <w:trHeight w:val="557" w:hRule="atLeast"/>
+          <w:trHeight w:val="557"/>
           <w:jc w:val="center"/>
         </w:trPr>
         <w:tc>
@@ -1473,7 +1368,7 @@
           </w:tcPr>
           <w:p>
             <w:pPr>
-              <w:pStyle w:val="27"/>
+              <w:pStyle w:val="TableText"/>
               <w:keepNext w:val="0"/>
               <w:keepLines w:val="0"/>
               <w:pageBreakBefore w:val="0"/>
@@ -1486,7 +1381,7 @@
               <w:bidi w:val="0"/>
               <w:adjustRightInd w:val="0"/>
               <w:snapToGrid w:val="0"/>
-              <w:ind w:left="0" w:leftChars="0" w:right="0" w:rightChars="0" w:firstLine="0" w:firstLineChars="0"/>
+              <w:ind w:left="0" w:right="0" w:firstLine="0" w:leftChars="0" w:rightChars="0" w:firstLineChars="0"/>
               <w:jc w:val="center"/>
               <w:textAlignment w:val="baseline"/>
             </w:pPr>
@@ -1498,7 +1393,7 @@
           </w:tcPr>
           <w:p>
             <w:pPr>
-              <w:pStyle w:val="27"/>
+              <w:pStyle w:val="TableText"/>
               <w:keepNext w:val="0"/>
               <w:keepLines w:val="0"/>
               <w:pageBreakBefore w:val="0"/>
@@ -1511,7 +1406,7 @@
               <w:bidi w:val="0"/>
               <w:adjustRightInd w:val="0"/>
               <w:snapToGrid w:val="0"/>
-              <w:ind w:left="0" w:leftChars="0" w:right="0" w:rightChars="0" w:firstLine="0" w:firstLineChars="0"/>
+              <w:ind w:left="0" w:right="0" w:firstLine="0" w:leftChars="0" w:rightChars="0" w:firstLineChars="0"/>
               <w:jc w:val="center"/>
               <w:textAlignment w:val="baseline"/>
             </w:pPr>
@@ -1523,7 +1418,7 @@
           </w:tcPr>
           <w:p>
             <w:pPr>
-              <w:pStyle w:val="27"/>
+              <w:pStyle w:val="TableText"/>
               <w:keepNext w:val="0"/>
               <w:keepLines w:val="0"/>
               <w:pageBreakBefore w:val="0"/>
@@ -1536,7 +1431,7 @@
               <w:bidi w:val="0"/>
               <w:adjustRightInd w:val="0"/>
               <w:snapToGrid w:val="0"/>
-              <w:ind w:left="0" w:leftChars="0" w:right="0" w:rightChars="0" w:firstLine="0" w:firstLineChars="0"/>
+              <w:ind w:left="0" w:right="0" w:firstLine="0" w:leftChars="0" w:rightChars="0" w:firstLineChars="0"/>
               <w:jc w:val="center"/>
               <w:textAlignment w:val="baseline"/>
             </w:pPr>
@@ -1548,7 +1443,7 @@
           </w:tcPr>
           <w:p>
             <w:pPr>
-              <w:pStyle w:val="27"/>
+              <w:pStyle w:val="TableText"/>
               <w:keepNext w:val="0"/>
               <w:keepLines w:val="0"/>
               <w:pageBreakBefore w:val="0"/>
@@ -1561,7 +1456,7 @@
               <w:bidi w:val="0"/>
               <w:adjustRightInd w:val="0"/>
               <w:snapToGrid w:val="0"/>
-              <w:ind w:left="0" w:leftChars="0" w:right="0" w:rightChars="0" w:firstLine="0" w:firstLineChars="0"/>
+              <w:ind w:left="0" w:right="0" w:firstLine="0" w:leftChars="0" w:rightChars="0" w:firstLineChars="0"/>
               <w:jc w:val="center"/>
               <w:textAlignment w:val="baseline"/>
             </w:pPr>
@@ -1592,7 +1487,7 @@
     <w:sdt>
       <w:sdtPr>
         <w:rPr>
-          <w:rFonts w:ascii="宋体" w:hAnsi="宋体" w:eastAsia="宋体" w:cs="Arial"/>
+          <w:rFonts w:ascii="宋体" w:eastAsia="宋体" w:hAnsi="宋体" w:cs="Arial"/>
           <w:snapToGrid w:val="0"/>
           <w:color w:val="000000"/>
           <w:kern w:val="0"/>
@@ -1608,7 +1503,7 @@
       </w:sdtPr>
       <w:sdtEndPr>
         <w:rPr>
-          <w:rFonts w:hint="eastAsia" w:ascii="宋体" w:hAnsi="宋体" w:eastAsia="宋体" w:cs="宋体"/>
+          <w:rFonts w:ascii="宋体" w:eastAsia="宋体" w:hAnsi="宋体" w:cs="宋体" w:hint="eastAsia"/>
           <w:snapToGrid w:val="0"/>
           <w:color w:val="000000"/>
           <w:kern w:val="0"/>
@@ -1633,18 +1528,18 @@
             <w:adjustRightInd w:val="0"/>
             <w:snapToGrid w:val="0"/>
             <w:spacing w:before="0" w:beforeLines="0" w:after="0" w:afterLines="0" w:line="240" w:lineRule="auto"/>
-            <w:ind w:left="0" w:leftChars="0" w:right="0" w:rightChars="0" w:firstLine="0" w:firstLineChars="0"/>
+            <w:ind w:left="0" w:right="0" w:firstLine="0" w:leftChars="0" w:rightChars="0" w:firstLineChars="0"/>
             <w:jc w:val="center"/>
             <w:textAlignment w:val="baseline"/>
             <w:rPr>
-              <w:rFonts w:hint="eastAsia" w:ascii="宋体" w:hAnsi="宋体" w:eastAsia="宋体" w:cs="宋体"/>
+              <w:rFonts w:ascii="宋体" w:eastAsia="宋体" w:hAnsi="宋体" w:cs="宋体" w:hint="eastAsia"/>
               <w:sz w:val="24"/>
               <w:szCs w:val="24"/>
             </w:rPr>
           </w:pPr>
           <w:r>
             <w:rPr>
-              <w:rFonts w:hint="eastAsia" w:ascii="宋体" w:hAnsi="宋体" w:eastAsia="宋体" w:cs="宋体"/>
+              <w:rFonts w:ascii="宋体" w:eastAsia="宋体" w:hAnsi="宋体" w:cs="宋体" w:hint="eastAsia"/>
               <w:sz w:val="24"/>
               <w:szCs w:val="24"/>
             </w:rPr>
@@ -1653,14 +1548,14 @@
         </w:p>
         <w:p>
           <w:pPr>
-            <w:pStyle w:val="16"/>
+            <w:pStyle w:val="TOC1"/>
             <w:tabs>
               <w:tab w:val="right" w:leader="dot" w:pos="8306"/>
             </w:tabs>
           </w:pPr>
           <w:r>
             <w:rPr>
-              <w:rFonts w:hint="eastAsia" w:ascii="宋体" w:hAnsi="宋体" w:eastAsia="宋体" w:cs="宋体"/>
+              <w:rFonts w:ascii="宋体" w:eastAsia="宋体" w:hAnsi="宋体" w:cs="宋体" w:hint="eastAsia"/>
               <w:sz w:val="24"/>
               <w:szCs w:val="24"/>
             </w:rPr>
@@ -1668,7 +1563,7 @@
           </w:r>
           <w:r>
             <w:rPr>
-              <w:rFonts w:hint="eastAsia" w:ascii="宋体" w:hAnsi="宋体" w:eastAsia="宋体" w:cs="宋体"/>
+              <w:rFonts w:ascii="宋体" w:eastAsia="宋体" w:hAnsi="宋体" w:cs="宋体" w:hint="eastAsia"/>
               <w:sz w:val="24"/>
               <w:szCs w:val="24"/>
             </w:rPr>
@@ -1676,7 +1571,7 @@
           </w:r>
           <w:r>
             <w:rPr>
-              <w:rFonts w:hint="eastAsia" w:ascii="宋体" w:hAnsi="宋体" w:eastAsia="宋体" w:cs="宋体"/>
+              <w:rFonts w:ascii="宋体" w:eastAsia="宋体" w:hAnsi="宋体" w:cs="宋体" w:hint="eastAsia"/>
               <w:sz w:val="24"/>
               <w:szCs w:val="24"/>
             </w:rPr>
@@ -1684,21 +1579,21 @@
           </w:r>
           <w:r>
             <w:rPr>
-              <w:rFonts w:hint="eastAsia" w:ascii="宋体" w:hAnsi="宋体" w:eastAsia="宋体" w:cs="宋体"/>
+              <w:rFonts w:ascii="宋体" w:eastAsia="宋体" w:hAnsi="宋体" w:cs="宋体" w:hint="eastAsia"/>
               <w:szCs w:val="24"/>
             </w:rPr>
             <w:fldChar w:fldCharType="begin"/>
           </w:r>
           <w:r>
             <w:rPr>
-              <w:rFonts w:hint="eastAsia" w:ascii="宋体" w:hAnsi="宋体" w:eastAsia="宋体" w:cs="宋体"/>
+              <w:rFonts w:ascii="宋体" w:eastAsia="宋体" w:hAnsi="宋体" w:cs="宋体" w:hint="eastAsia"/>
               <w:szCs w:val="24"/>
             </w:rPr>
             <w:instrText xml:space="preserve"> HYPERLINK \l _Toc15695 </w:instrText>
           </w:r>
           <w:r>
             <w:rPr>
-              <w:rFonts w:hint="eastAsia" w:ascii="宋体" w:hAnsi="宋体" w:eastAsia="宋体" w:cs="宋体"/>
+              <w:rFonts w:ascii="宋体" w:eastAsia="宋体" w:hAnsi="宋体" w:cs="宋体" w:hint="eastAsia"/>
               <w:szCs w:val="24"/>
             </w:rPr>
             <w:fldChar w:fldCharType="separate"/>
@@ -1730,7 +1625,7 @@
           </w:r>
           <w:r>
             <w:rPr>
-              <w:rFonts w:hint="eastAsia" w:ascii="宋体" w:hAnsi="宋体" w:eastAsia="宋体" w:cs="宋体"/>
+              <w:rFonts w:ascii="宋体" w:eastAsia="宋体" w:hAnsi="宋体" w:cs="宋体" w:hint="eastAsia"/>
               <w:szCs w:val="24"/>
             </w:rPr>
             <w:fldChar w:fldCharType="end"/>
@@ -1738,28 +1633,28 @@
         </w:p>
         <w:p>
           <w:pPr>
-            <w:pStyle w:val="16"/>
+            <w:pStyle w:val="TOC1"/>
             <w:tabs>
               <w:tab w:val="right" w:leader="dot" w:pos="8306"/>
             </w:tabs>
           </w:pPr>
           <w:r>
             <w:rPr>
-              <w:rFonts w:hint="eastAsia" w:ascii="宋体" w:hAnsi="宋体" w:eastAsia="宋体" w:cs="宋体"/>
+              <w:rFonts w:ascii="宋体" w:eastAsia="宋体" w:hAnsi="宋体" w:cs="宋体" w:hint="eastAsia"/>
               <w:szCs w:val="24"/>
             </w:rPr>
             <w:fldChar w:fldCharType="begin"/>
           </w:r>
           <w:r>
             <w:rPr>
-              <w:rFonts w:hint="eastAsia" w:ascii="宋体" w:hAnsi="宋体" w:eastAsia="宋体" w:cs="宋体"/>
+              <w:rFonts w:ascii="宋体" w:eastAsia="宋体" w:hAnsi="宋体" w:cs="宋体" w:hint="eastAsia"/>
               <w:szCs w:val="24"/>
             </w:rPr>
             <w:instrText xml:space="preserve"> HYPERLINK \l _Toc5357 </w:instrText>
           </w:r>
           <w:r>
             <w:rPr>
-              <w:rFonts w:hint="eastAsia" w:ascii="宋体" w:hAnsi="宋体" w:eastAsia="宋体" w:cs="宋体"/>
+              <w:rFonts w:ascii="宋体" w:eastAsia="宋体" w:hAnsi="宋体" w:cs="宋体" w:hint="eastAsia"/>
               <w:szCs w:val="24"/>
             </w:rPr>
             <w:fldChar w:fldCharType="separate"/>
@@ -1791,7 +1686,7 @@
           </w:r>
           <w:r>
             <w:rPr>
-              <w:rFonts w:hint="eastAsia" w:ascii="宋体" w:hAnsi="宋体" w:eastAsia="宋体" w:cs="宋体"/>
+              <w:rFonts w:ascii="宋体" w:eastAsia="宋体" w:hAnsi="宋体" w:cs="宋体" w:hint="eastAsia"/>
               <w:szCs w:val="24"/>
             </w:rPr>
             <w:fldChar w:fldCharType="end"/>
@@ -1813,7 +1708,7 @@
             <w:snapToGrid w:val="0"/>
             <w:textAlignment w:val="baseline"/>
             <w:rPr>
-              <w:rFonts w:hint="eastAsia" w:ascii="宋体" w:hAnsi="宋体" w:eastAsia="宋体" w:cs="宋体"/>
+              <w:rFonts w:ascii="宋体" w:eastAsia="宋体" w:hAnsi="宋体" w:cs="宋体" w:hint="eastAsia"/>
               <w:snapToGrid w:val="0"/>
               <w:color w:val="000000"/>
               <w:kern w:val="0"/>
@@ -1824,7 +1719,7 @@
           </w:pPr>
           <w:r>
             <w:rPr>
-              <w:rFonts w:hint="eastAsia" w:ascii="宋体" w:hAnsi="宋体" w:eastAsia="宋体" w:cs="宋体"/>
+              <w:rFonts w:ascii="宋体" w:eastAsia="宋体" w:hAnsi="宋体" w:cs="宋体" w:hint="eastAsia"/>
               <w:szCs w:val="24"/>
             </w:rPr>
             <w:fldChar w:fldCharType="end"/>
@@ -1848,7 +1743,7 @@
         <w:snapToGrid w:val="0"/>
         <w:textAlignment w:val="baseline"/>
         <w:rPr>
-          <w:rFonts w:ascii="Arial" w:hAnsi="Arial" w:eastAsia="Arial" w:cs="Arial"/>
+          <w:rFonts w:ascii="Arial" w:eastAsia="Arial" w:hAnsi="Arial" w:cs="Arial"/>
           <w:snapToGrid w:val="0"/>
           <w:color w:val="000000"/>
           <w:kern w:val="0"/>
@@ -1857,21 +1752,21 @@
           <w:lang w:val="en-US" w:eastAsia="en-US" w:bidi="ar-SA"/>
         </w:rPr>
         <w:sectPr>
-          <w:headerReference r:id="rId5" w:type="default"/>
-          <w:footerReference w:type="default" r:id="rId11"/>
-          <w:headerReference w:type="first" r:id="rId12"/>
-          <w:footerReference w:type="first" r:id="rId13"/>
-          <w:headerReference w:type="even" r:id="rId14"/>
-          <w:footerReference w:type="even" r:id="rId15"/>
+          <w:headerReference w:type="even" r:id="rId6"/>
+          <w:headerReference w:type="default" r:id="rId7"/>
+          <w:footerReference w:type="even" r:id="rId8"/>
+          <w:footerReference w:type="default" r:id="rId9"/>
+          <w:headerReference w:type="first" r:id="rId10"/>
+          <w:footerReference w:type="first" r:id="rId11"/>
           <w:pgSz w:w="11906" w:h="16838"/>
           <w:pgMar w:top="1417" w:right="1800" w:bottom="1440" w:left="1800" w:header="1140" w:footer="992" w:gutter="0"/>
-          <w:cols w:space="425" w:num="1"/>
+          <w:cols w:num="1" w:space="425"/>
           <w:docGrid w:type="lines" w:linePitch="312" w:charSpace="0"/>
         </w:sectPr>
       </w:pPr>
       <w:r>
         <w:rPr>
-          <w:rFonts w:ascii="Arial" w:hAnsi="Arial" w:eastAsia="Arial" w:cs="Arial"/>
+          <w:rFonts w:ascii="Arial" w:eastAsia="Arial" w:hAnsi="Arial" w:cs="Arial"/>
           <w:snapToGrid w:val="0"/>
           <w:color w:val="000000"/>
           <w:kern w:val="0"/>
@@ -1884,9 +1779,9 @@
     </w:p>
     <w:p>
       <w:pPr>
-        <w:pStyle w:val="29"/>
+        <w:pStyle w:val="a1"/>
         <w:bidi w:val="0"/>
-        <w:ind w:left="0" w:leftChars="0" w:right="0" w:rightChars="0" w:firstLine="0" w:firstLineChars="0"/>
+        <w:ind w:left="0" w:right="0" w:firstLine="0" w:leftChars="0" w:rightChars="0" w:firstLineChars="0"/>
         <w:jc w:val="center"/>
         <w:rPr>
           <w:rFonts w:hint="eastAsia"/>
@@ -1907,18 +1802,17 @@
     </w:p>
     <w:tbl>
       <w:tblPr>
-        <w:tblStyle w:val="21"/>
+        <w:tblStyle w:val="TableGrid"/>
         <w:tblW w:w="0" w:type="auto"/>
         <w:jc w:val="center"/>
         <w:tblBorders>
-          <w:top w:val="single" w:color="auto" w:sz="4" w:space="0"/>
-          <w:left w:val="single" w:color="auto" w:sz="4" w:space="0"/>
-          <w:bottom w:val="single" w:color="auto" w:sz="4" w:space="0"/>
-          <w:right w:val="single" w:color="auto" w:sz="4" w:space="0"/>
-          <w:insideH w:val="single" w:color="auto" w:sz="4" w:space="0"/>
-          <w:insideV w:val="single" w:color="auto" w:sz="4" w:space="0"/>
+          <w:top w:val="single" w:sz="4" w:space="0" w:color="auto"/>
+          <w:left w:val="single" w:sz="4" w:space="0" w:color="auto"/>
+          <w:bottom w:val="single" w:sz="4" w:space="0" w:color="auto"/>
+          <w:right w:val="single" w:sz="4" w:space="0" w:color="auto"/>
+          <w:insideH w:val="single" w:sz="4" w:space="0" w:color="auto"/>
+          <w:insideV w:val="single" w:sz="4" w:space="0" w:color="auto"/>
         </w:tblBorders>
-        <w:tblLayout w:type="autofit"/>
         <w:tblCellMar>
           <w:top w:w="0" w:type="dxa"/>
           <w:left w:w="108" w:type="dxa"/>
@@ -1936,13 +1830,15 @@
       </w:tblGrid>
       <w:tr>
         <w:tblPrEx>
+          <w:tblW w:w="0" w:type="auto"/>
+          <w:jc w:val="center"/>
           <w:tblBorders>
-            <w:top w:val="single" w:color="auto" w:sz="4" w:space="0"/>
-            <w:left w:val="single" w:color="auto" w:sz="4" w:space="0"/>
-            <w:bottom w:val="single" w:color="auto" w:sz="4" w:space="0"/>
-            <w:right w:val="single" w:color="auto" w:sz="4" w:space="0"/>
-            <w:insideH w:val="single" w:color="auto" w:sz="4" w:space="0"/>
-            <w:insideV w:val="single" w:color="auto" w:sz="4" w:space="0"/>
+            <w:top w:val="single" w:sz="4" w:space="0" w:color="auto"/>
+            <w:left w:val="single" w:sz="4" w:space="0" w:color="auto"/>
+            <w:bottom w:val="single" w:sz="4" w:space="0" w:color="auto"/>
+            <w:right w:val="single" w:sz="4" w:space="0" w:color="auto"/>
+            <w:insideH w:val="single" w:sz="4" w:space="0" w:color="auto"/>
+            <w:insideV w:val="single" w:sz="4" w:space="0" w:color="auto"/>
           </w:tblBorders>
           <w:tblCellMar>
             <w:top w:w="0" w:type="dxa"/>
@@ -1961,21 +1857,21 @@
           </w:tcPr>
           <w:p>
             <w:pPr>
-              <w:pStyle w:val="29"/>
-              <w:widowControl w:val="0"/>
-              <w:ind w:left="0" w:leftChars="0" w:right="0" w:rightChars="0" w:firstLine="0" w:firstLineChars="0"/>
-              <w:jc w:val="both"/>
-              <w:rPr>
-                <w:rFonts w:hint="default" w:ascii="宋体" w:hAnsi="宋体" w:eastAsia="宋体" w:cs="宋体"/>
-                <w:sz w:val="15"/>
-                <w:szCs w:val="15"/>
-                <w:vertAlign w:val="baseline"/>
-                <w:lang w:val="en-US" w:eastAsia="zh-CN"/>
-              </w:rPr>
-            </w:pPr>
-            <w:r>
-              <w:rPr>
-                <w:rFonts w:hint="eastAsia" w:ascii="宋体" w:hAnsi="宋体" w:eastAsia="宋体" w:cs="宋体"/>
+              <w:pStyle w:val="a1"/>
+              <w:widowControl w:val="0"/>
+              <w:ind w:left="0" w:right="0" w:firstLine="0" w:leftChars="0" w:rightChars="0" w:firstLineChars="0"/>
+              <w:jc w:val="both"/>
+              <w:rPr>
+                <w:rFonts w:ascii="宋体" w:eastAsia="宋体" w:hAnsi="宋体" w:cs="宋体" w:hint="default"/>
+                <w:sz w:val="15"/>
+                <w:szCs w:val="15"/>
+                <w:vertAlign w:val="baseline"/>
+                <w:lang w:val="en-US" w:eastAsia="zh-CN"/>
+              </w:rPr>
+            </w:pPr>
+            <w:r>
+              <w:rPr>
+                <w:rFonts w:ascii="宋体" w:eastAsia="宋体" w:hAnsi="宋体" w:cs="宋体" w:hint="eastAsia"/>
                 <w:sz w:val="15"/>
                 <w:szCs w:val="15"/>
                 <w:vertAlign w:val="baseline"/>
@@ -1992,21 +1888,21 @@
           </w:tcPr>
           <w:p>
             <w:pPr>
-              <w:pStyle w:val="29"/>
-              <w:widowControl w:val="0"/>
-              <w:ind w:left="0" w:leftChars="0" w:right="0" w:rightChars="0" w:firstLine="0" w:firstLineChars="0"/>
-              <w:jc w:val="both"/>
-              <w:rPr>
-                <w:rFonts w:hint="eastAsia" w:ascii="宋体" w:hAnsi="宋体" w:eastAsia="宋体" w:cs="宋体"/>
-                <w:sz w:val="15"/>
-                <w:szCs w:val="15"/>
-                <w:vertAlign w:val="baseline"/>
-                <w:lang w:val="en-US" w:eastAsia="zh-CN"/>
-              </w:rPr>
-            </w:pPr>
-            <w:r>
-              <w:rPr>
-                <w:rFonts w:hint="eastAsia" w:ascii="宋体" w:hAnsi="宋体" w:eastAsia="宋体" w:cs="宋体"/>
+              <w:pStyle w:val="a1"/>
+              <w:widowControl w:val="0"/>
+              <w:ind w:left="0" w:right="0" w:firstLine="0" w:leftChars="0" w:rightChars="0" w:firstLineChars="0"/>
+              <w:jc w:val="both"/>
+              <w:rPr>
+                <w:rFonts w:ascii="宋体" w:eastAsia="宋体" w:hAnsi="宋体" w:cs="宋体" w:hint="eastAsia"/>
+                <w:sz w:val="15"/>
+                <w:szCs w:val="15"/>
+                <w:vertAlign w:val="baseline"/>
+                <w:lang w:val="en-US" w:eastAsia="zh-CN"/>
+              </w:rPr>
+            </w:pPr>
+            <w:r>
+              <w:rPr>
+                <w:rFonts w:ascii="宋体" w:eastAsia="宋体" w:hAnsi="宋体" w:cs="宋体" w:hint="eastAsia"/>
                 <w:sz w:val="15"/>
                 <w:szCs w:val="15"/>
                 <w:vertAlign w:val="baseline"/>
@@ -2023,21 +1919,21 @@
           </w:tcPr>
           <w:p>
             <w:pPr>
-              <w:pStyle w:val="29"/>
-              <w:widowControl w:val="0"/>
-              <w:ind w:left="0" w:leftChars="0" w:right="0" w:rightChars="0" w:firstLine="0" w:firstLineChars="0"/>
-              <w:jc w:val="both"/>
-              <w:rPr>
-                <w:rFonts w:hint="eastAsia" w:ascii="宋体" w:hAnsi="宋体" w:eastAsia="宋体" w:cs="宋体"/>
-                <w:sz w:val="15"/>
-                <w:szCs w:val="15"/>
-                <w:vertAlign w:val="baseline"/>
-                <w:lang w:val="en-US" w:eastAsia="zh-CN"/>
-              </w:rPr>
-            </w:pPr>
-            <w:r>
-              <w:rPr>
-                <w:rFonts w:hint="eastAsia" w:ascii="宋体" w:hAnsi="宋体" w:eastAsia="宋体" w:cs="宋体"/>
+              <w:pStyle w:val="a1"/>
+              <w:widowControl w:val="0"/>
+              <w:ind w:left="0" w:right="0" w:firstLine="0" w:leftChars="0" w:rightChars="0" w:firstLineChars="0"/>
+              <w:jc w:val="both"/>
+              <w:rPr>
+                <w:rFonts w:ascii="宋体" w:eastAsia="宋体" w:hAnsi="宋体" w:cs="宋体" w:hint="eastAsia"/>
+                <w:sz w:val="15"/>
+                <w:szCs w:val="15"/>
+                <w:vertAlign w:val="baseline"/>
+                <w:lang w:val="en-US" w:eastAsia="zh-CN"/>
+              </w:rPr>
+            </w:pPr>
+            <w:r>
+              <w:rPr>
+                <w:rFonts w:ascii="宋体" w:eastAsia="宋体" w:hAnsi="宋体" w:cs="宋体" w:hint="eastAsia"/>
                 <w:sz w:val="15"/>
                 <w:szCs w:val="15"/>
                 <w:vertAlign w:val="baseline"/>
@@ -2054,21 +1950,21 @@
           </w:tcPr>
           <w:p>
             <w:pPr>
-              <w:pStyle w:val="29"/>
-              <w:widowControl w:val="0"/>
-              <w:ind w:left="0" w:leftChars="0" w:right="0" w:rightChars="0" w:firstLine="0" w:firstLineChars="0"/>
-              <w:jc w:val="both"/>
-              <w:rPr>
-                <w:rFonts w:hint="default" w:ascii="宋体" w:hAnsi="宋体" w:eastAsia="宋体" w:cs="宋体"/>
-                <w:sz w:val="15"/>
-                <w:szCs w:val="15"/>
-                <w:vertAlign w:val="baseline"/>
-                <w:lang w:val="en-US" w:eastAsia="zh-CN"/>
-              </w:rPr>
-            </w:pPr>
-            <w:r>
-              <w:rPr>
-                <w:rFonts w:hint="eastAsia" w:ascii="宋体" w:hAnsi="宋体" w:eastAsia="宋体" w:cs="宋体"/>
+              <w:pStyle w:val="a1"/>
+              <w:widowControl w:val="0"/>
+              <w:ind w:left="0" w:right="0" w:firstLine="0" w:leftChars="0" w:rightChars="0" w:firstLineChars="0"/>
+              <w:jc w:val="both"/>
+              <w:rPr>
+                <w:rFonts w:ascii="宋体" w:eastAsia="宋体" w:hAnsi="宋体" w:cs="宋体" w:hint="default"/>
+                <w:sz w:val="15"/>
+                <w:szCs w:val="15"/>
+                <w:vertAlign w:val="baseline"/>
+                <w:lang w:val="en-US" w:eastAsia="zh-CN"/>
+              </w:rPr>
+            </w:pPr>
+            <w:r>
+              <w:rPr>
+                <w:rFonts w:ascii="宋体" w:eastAsia="宋体" w:hAnsi="宋体" w:cs="宋体" w:hint="eastAsia"/>
                 <w:sz w:val="15"/>
                 <w:szCs w:val="15"/>
                 <w:vertAlign w:val="baseline"/>
@@ -2078,7 +1974,7 @@
             </w:r>
             <w:r>
               <w:rPr>
-                <w:rFonts w:hint="eastAsia" w:ascii="宋体" w:hAnsi="宋体" w:cs="宋体"/>
+                <w:rFonts w:ascii="宋体" w:hAnsi="宋体" w:cs="宋体" w:hint="eastAsia"/>
                 <w:sz w:val="15"/>
                 <w:szCs w:val="15"/>
                 <w:vertAlign w:val="baseline"/>
@@ -2095,21 +1991,21 @@
           </w:tcPr>
           <w:p>
             <w:pPr>
-              <w:pStyle w:val="29"/>
-              <w:widowControl w:val="0"/>
-              <w:ind w:left="0" w:leftChars="0" w:right="0" w:rightChars="0" w:firstLine="0" w:firstLineChars="0"/>
-              <w:jc w:val="both"/>
-              <w:rPr>
-                <w:rFonts w:hint="default" w:ascii="宋体" w:hAnsi="宋体" w:eastAsia="宋体" w:cs="宋体"/>
-                <w:sz w:val="15"/>
-                <w:szCs w:val="15"/>
-                <w:vertAlign w:val="baseline"/>
-                <w:lang w:val="en-US" w:eastAsia="zh-CN"/>
-              </w:rPr>
-            </w:pPr>
-            <w:r>
-              <w:rPr>
-                <w:rFonts w:hint="eastAsia" w:ascii="宋体" w:hAnsi="宋体" w:cs="宋体"/>
+              <w:pStyle w:val="a1"/>
+              <w:widowControl w:val="0"/>
+              <w:ind w:left="0" w:right="0" w:firstLine="0" w:leftChars="0" w:rightChars="0" w:firstLineChars="0"/>
+              <w:jc w:val="both"/>
+              <w:rPr>
+                <w:rFonts w:ascii="宋体" w:eastAsia="宋体" w:hAnsi="宋体" w:cs="宋体" w:hint="default"/>
+                <w:sz w:val="15"/>
+                <w:szCs w:val="15"/>
+                <w:vertAlign w:val="baseline"/>
+                <w:lang w:val="en-US" w:eastAsia="zh-CN"/>
+              </w:rPr>
+            </w:pPr>
+            <w:r>
+              <w:rPr>
+                <w:rFonts w:ascii="宋体" w:hAnsi="宋体" w:cs="宋体" w:hint="eastAsia"/>
                 <w:sz w:val="15"/>
                 <w:szCs w:val="15"/>
                 <w:vertAlign w:val="baseline"/>
@@ -2126,21 +2022,21 @@
           </w:tcPr>
           <w:p>
             <w:pPr>
-              <w:pStyle w:val="29"/>
-              <w:widowControl w:val="0"/>
-              <w:ind w:left="0" w:leftChars="0" w:right="0" w:rightChars="0" w:firstLine="0" w:firstLineChars="0"/>
-              <w:jc w:val="both"/>
-              <w:rPr>
-                <w:rFonts w:hint="eastAsia" w:ascii="宋体" w:hAnsi="宋体" w:eastAsia="宋体" w:cs="宋体"/>
-                <w:sz w:val="15"/>
-                <w:szCs w:val="15"/>
-                <w:vertAlign w:val="baseline"/>
-                <w:lang w:val="en-US" w:eastAsia="zh-CN"/>
-              </w:rPr>
-            </w:pPr>
-            <w:r>
-              <w:rPr>
-                <w:rFonts w:hint="eastAsia" w:ascii="宋体" w:hAnsi="宋体" w:cs="宋体"/>
+              <w:pStyle w:val="a1"/>
+              <w:widowControl w:val="0"/>
+              <w:ind w:left="0" w:right="0" w:firstLine="0" w:leftChars="0" w:rightChars="0" w:firstLineChars="0"/>
+              <w:jc w:val="both"/>
+              <w:rPr>
+                <w:rFonts w:ascii="宋体" w:eastAsia="宋体" w:hAnsi="宋体" w:cs="宋体" w:hint="eastAsia"/>
+                <w:sz w:val="15"/>
+                <w:szCs w:val="15"/>
+                <w:vertAlign w:val="baseline"/>
+                <w:lang w:val="en-US" w:eastAsia="zh-CN"/>
+              </w:rPr>
+            </w:pPr>
+            <w:r>
+              <w:rPr>
+                <w:rFonts w:ascii="宋体" w:hAnsi="宋体" w:cs="宋体" w:hint="eastAsia"/>
                 <w:sz w:val="15"/>
                 <w:szCs w:val="15"/>
                 <w:vertAlign w:val="baseline"/>
@@ -2153,14 +2049,8 @@
       </w:tr>
       <w:tr>
         <w:tblPrEx>
-          <w:tblBorders>
-            <w:top w:val="single" w:color="auto" w:sz="4" w:space="0"/>
-            <w:left w:val="single" w:color="auto" w:sz="4" w:space="0"/>
-            <w:bottom w:val="single" w:color="auto" w:sz="4" w:space="0"/>
-            <w:right w:val="single" w:color="auto" w:sz="4" w:space="0"/>
-            <w:insideH w:val="single" w:color="auto" w:sz="4" w:space="0"/>
-            <w:insideV w:val="single" w:color="auto" w:sz="4" w:space="0"/>
-          </w:tblBorders>
+          <w:tblW w:w="0" w:type="auto"/>
+          <w:jc w:val="center"/>
           <w:tblCellMar>
             <w:top w:w="0" w:type="dxa"/>
             <w:left w:w="108" w:type="dxa"/>
@@ -2178,16 +2068,16 @@
           </w:tcPr>
           <w:p>
             <w:pPr>
-              <w:pStyle w:val="29"/>
+              <w:pStyle w:val="a1"/>
               <w:widowControl w:val="0"/>
               <w:numPr>
                 <w:ilvl w:val="0"/>
                 <w:numId w:val="2"/>
               </w:numPr>
-              <w:ind w:left="0" w:leftChars="0" w:right="0" w:rightChars="0" w:firstLine="0" w:firstLineChars="0"/>
+              <w:ind w:left="0" w:right="0" w:firstLine="0" w:leftChars="0" w:rightChars="0" w:firstLineChars="0"/>
               <w:jc w:val="center"/>
               <w:rPr>
-                <w:rFonts w:hint="default" w:ascii="宋体" w:hAnsi="宋体" w:eastAsia="宋体" w:cs="宋体"/>
+                <w:rFonts w:ascii="宋体" w:eastAsia="宋体" w:hAnsi="宋体" w:cs="宋体" w:hint="default"/>
                 <w:sz w:val="15"/>
                 <w:szCs w:val="15"/>
                 <w:vertAlign w:val="baseline"/>
@@ -2203,21 +2093,21 @@
           </w:tcPr>
           <w:p>
             <w:pPr>
-              <w:pStyle w:val="29"/>
-              <w:widowControl w:val="0"/>
-              <w:ind w:left="0" w:leftChars="0" w:right="0" w:rightChars="0" w:firstLine="0" w:firstLineChars="0"/>
-              <w:jc w:val="both"/>
-              <w:rPr>
-                <w:rFonts w:hint="default" w:ascii="宋体" w:hAnsi="宋体" w:eastAsia="宋体" w:cs="宋体"/>
-                <w:sz w:val="15"/>
-                <w:szCs w:val="15"/>
-                <w:vertAlign w:val="baseline"/>
-                <w:lang w:val="en-US" w:eastAsia="zh-CN"/>
-              </w:rPr>
-            </w:pPr>
-            <w:r>
-              <w:rPr>
-                <w:rFonts w:hint="eastAsia" w:ascii="宋体" w:hAnsi="宋体" w:eastAsia="宋体" w:cs="宋体"/>
+              <w:pStyle w:val="a1"/>
+              <w:widowControl w:val="0"/>
+              <w:ind w:left="0" w:right="0" w:firstLine="0" w:leftChars="0" w:rightChars="0" w:firstLineChars="0"/>
+              <w:jc w:val="both"/>
+              <w:rPr>
+                <w:rFonts w:ascii="宋体" w:eastAsia="宋体" w:hAnsi="宋体" w:cs="宋体" w:hint="default"/>
+                <w:sz w:val="15"/>
+                <w:szCs w:val="15"/>
+                <w:vertAlign w:val="baseline"/>
+                <w:lang w:val="en-US" w:eastAsia="zh-CN"/>
+              </w:rPr>
+            </w:pPr>
+            <w:r>
+              <w:rPr>
+                <w:rFonts w:ascii="宋体" w:eastAsia="宋体" w:hAnsi="宋体" w:cs="宋体" w:hint="eastAsia"/>
                 <w:sz w:val="15"/>
                 <w:szCs w:val="15"/>
                 <w:vertAlign w:val="baseline"/>
@@ -2234,21 +2124,21 @@
           </w:tcPr>
           <w:p>
             <w:pPr>
-              <w:pStyle w:val="29"/>
-              <w:widowControl w:val="0"/>
-              <w:ind w:left="0" w:leftChars="0" w:right="0" w:rightChars="0" w:firstLine="0" w:firstLineChars="0"/>
-              <w:jc w:val="both"/>
-              <w:rPr>
-                <w:rFonts w:hint="eastAsia" w:ascii="宋体" w:hAnsi="宋体" w:eastAsia="宋体" w:cs="宋体"/>
-                <w:sz w:val="15"/>
-                <w:szCs w:val="15"/>
-                <w:vertAlign w:val="baseline"/>
-                <w:lang w:val="en-US" w:eastAsia="zh-CN"/>
-              </w:rPr>
-            </w:pPr>
-            <w:r>
-              <w:rPr>
-                <w:rFonts w:hint="eastAsia" w:ascii="宋体" w:hAnsi="宋体" w:eastAsia="宋体" w:cs="宋体"/>
+              <w:pStyle w:val="a1"/>
+              <w:widowControl w:val="0"/>
+              <w:ind w:left="0" w:right="0" w:firstLine="0" w:leftChars="0" w:rightChars="0" w:firstLineChars="0"/>
+              <w:jc w:val="both"/>
+              <w:rPr>
+                <w:rFonts w:ascii="宋体" w:eastAsia="宋体" w:hAnsi="宋体" w:cs="宋体" w:hint="eastAsia"/>
+                <w:sz w:val="15"/>
+                <w:szCs w:val="15"/>
+                <w:vertAlign w:val="baseline"/>
+                <w:lang w:val="en-US" w:eastAsia="zh-CN"/>
+              </w:rPr>
+            </w:pPr>
+            <w:r>
+              <w:rPr>
+                <w:rFonts w:ascii="宋体" w:eastAsia="宋体" w:hAnsi="宋体" w:cs="宋体" w:hint="eastAsia"/>
                 <w:sz w:val="15"/>
                 <w:szCs w:val="15"/>
                 <w:vertAlign w:val="baseline"/>
@@ -2265,21 +2155,21 @@
           </w:tcPr>
           <w:p>
             <w:pPr>
-              <w:pStyle w:val="29"/>
-              <w:widowControl w:val="0"/>
-              <w:ind w:left="0" w:leftChars="0" w:right="0" w:rightChars="0" w:firstLine="0" w:firstLineChars="0"/>
-              <w:jc w:val="both"/>
-              <w:rPr>
-                <w:rFonts w:hint="eastAsia" w:ascii="宋体" w:hAnsi="宋体" w:eastAsia="宋体" w:cs="宋体"/>
-                <w:sz w:val="15"/>
-                <w:szCs w:val="15"/>
-                <w:vertAlign w:val="baseline"/>
-                <w:lang w:val="en-US" w:eastAsia="zh-CN"/>
-              </w:rPr>
-            </w:pPr>
-            <w:r>
-              <w:rPr>
-                <w:rFonts w:hint="eastAsia" w:ascii="宋体" w:hAnsi="宋体" w:eastAsia="宋体" w:cs="宋体"/>
+              <w:pStyle w:val="a1"/>
+              <w:widowControl w:val="0"/>
+              <w:ind w:left="0" w:right="0" w:firstLine="0" w:leftChars="0" w:rightChars="0" w:firstLineChars="0"/>
+              <w:jc w:val="both"/>
+              <w:rPr>
+                <w:rFonts w:ascii="宋体" w:eastAsia="宋体" w:hAnsi="宋体" w:cs="宋体" w:hint="eastAsia"/>
+                <w:sz w:val="15"/>
+                <w:szCs w:val="15"/>
+                <w:vertAlign w:val="baseline"/>
+                <w:lang w:val="en-US" w:eastAsia="zh-CN"/>
+              </w:rPr>
+            </w:pPr>
+            <w:r>
+              <w:rPr>
+                <w:rFonts w:ascii="宋体" w:eastAsia="宋体" w:hAnsi="宋体" w:cs="宋体" w:hint="eastAsia"/>
                 <w:sz w:val="15"/>
                 <w:szCs w:val="15"/>
                 <w:vertAlign w:val="baseline"/>
@@ -2296,21 +2186,21 @@
           </w:tcPr>
           <w:p>
             <w:pPr>
-              <w:pStyle w:val="29"/>
-              <w:widowControl w:val="0"/>
-              <w:ind w:left="0" w:leftChars="0" w:right="0" w:rightChars="0" w:firstLine="0" w:firstLineChars="0"/>
-              <w:jc w:val="both"/>
-              <w:rPr>
-                <w:rFonts w:hint="eastAsia" w:ascii="宋体" w:hAnsi="宋体" w:eastAsia="宋体" w:cs="宋体"/>
-                <w:sz w:val="15"/>
-                <w:szCs w:val="15"/>
-                <w:vertAlign w:val="baseline"/>
-                <w:lang w:val="en-US" w:eastAsia="zh-CN"/>
-              </w:rPr>
-            </w:pPr>
-            <w:r>
-              <w:rPr>
-                <w:rFonts w:hint="eastAsia" w:ascii="宋体" w:hAnsi="宋体" w:eastAsia="宋体" w:cs="宋体"/>
+              <w:pStyle w:val="a1"/>
+              <w:widowControl w:val="0"/>
+              <w:ind w:left="0" w:right="0" w:firstLine="0" w:leftChars="0" w:rightChars="0" w:firstLineChars="0"/>
+              <w:jc w:val="both"/>
+              <w:rPr>
+                <w:rFonts w:ascii="宋体" w:eastAsia="宋体" w:hAnsi="宋体" w:cs="宋体" w:hint="eastAsia"/>
+                <w:sz w:val="15"/>
+                <w:szCs w:val="15"/>
+                <w:vertAlign w:val="baseline"/>
+                <w:lang w:val="en-US" w:eastAsia="zh-CN"/>
+              </w:rPr>
+            </w:pPr>
+            <w:r>
+              <w:rPr>
+                <w:rFonts w:ascii="宋体" w:eastAsia="宋体" w:hAnsi="宋体" w:cs="宋体" w:hint="eastAsia"/>
                 <w:sz w:val="15"/>
                 <w:szCs w:val="15"/>
                 <w:vertAlign w:val="baseline"/>
@@ -2327,21 +2217,21 @@
           </w:tcPr>
           <w:p>
             <w:pPr>
-              <w:pStyle w:val="29"/>
-              <w:widowControl w:val="0"/>
-              <w:ind w:left="0" w:leftChars="0" w:right="0" w:rightChars="0" w:firstLine="0" w:firstLineChars="0"/>
-              <w:jc w:val="both"/>
-              <w:rPr>
-                <w:rFonts w:hint="eastAsia" w:ascii="宋体" w:hAnsi="宋体" w:eastAsia="宋体" w:cs="宋体"/>
-                <w:sz w:val="15"/>
-                <w:szCs w:val="15"/>
-                <w:vertAlign w:val="baseline"/>
-                <w:lang w:val="en-US" w:eastAsia="zh-CN"/>
-              </w:rPr>
-            </w:pPr>
-            <w:r>
-              <w:rPr>
-                <w:rFonts w:hint="eastAsia" w:ascii="宋体" w:hAnsi="宋体" w:eastAsia="宋体" w:cs="宋体"/>
+              <w:pStyle w:val="a1"/>
+              <w:widowControl w:val="0"/>
+              <w:ind w:left="0" w:right="0" w:firstLine="0" w:leftChars="0" w:rightChars="0" w:firstLineChars="0"/>
+              <w:jc w:val="both"/>
+              <w:rPr>
+                <w:rFonts w:ascii="宋体" w:eastAsia="宋体" w:hAnsi="宋体" w:cs="宋体" w:hint="eastAsia"/>
+                <w:sz w:val="15"/>
+                <w:szCs w:val="15"/>
+                <w:vertAlign w:val="baseline"/>
+                <w:lang w:val="en-US" w:eastAsia="zh-CN"/>
+              </w:rPr>
+            </w:pPr>
+            <w:r>
+              <w:rPr>
+                <w:rFonts w:ascii="宋体" w:eastAsia="宋体" w:hAnsi="宋体" w:cs="宋体" w:hint="eastAsia"/>
                 <w:sz w:val="15"/>
                 <w:szCs w:val="15"/>
                 <w:vertAlign w:val="baseline"/>
@@ -2354,14 +2244,8 @@
       </w:tr>
       <w:tr>
         <w:tblPrEx>
-          <w:tblBorders>
-            <w:top w:val="single" w:color="auto" w:sz="4" w:space="0"/>
-            <w:left w:val="single" w:color="auto" w:sz="4" w:space="0"/>
-            <w:bottom w:val="single" w:color="auto" w:sz="4" w:space="0"/>
-            <w:right w:val="single" w:color="auto" w:sz="4" w:space="0"/>
-            <w:insideH w:val="single" w:color="auto" w:sz="4" w:space="0"/>
-            <w:insideV w:val="single" w:color="auto" w:sz="4" w:space="0"/>
-          </w:tblBorders>
+          <w:tblW w:w="0" w:type="auto"/>
+          <w:jc w:val="center"/>
           <w:tblCellMar>
             <w:top w:w="0" w:type="dxa"/>
             <w:left w:w="108" w:type="dxa"/>
@@ -2379,16 +2263,16 @@
           </w:tcPr>
           <w:p>
             <w:pPr>
-              <w:pStyle w:val="29"/>
+              <w:pStyle w:val="a1"/>
               <w:widowControl w:val="0"/>
               <w:numPr>
                 <w:ilvl w:val="0"/>
                 <w:numId w:val="2"/>
               </w:numPr>
-              <w:ind w:left="0" w:leftChars="0" w:right="0" w:rightChars="0" w:firstLine="0" w:firstLineChars="0"/>
+              <w:ind w:left="0" w:right="0" w:firstLine="0" w:leftChars="0" w:rightChars="0" w:firstLineChars="0"/>
               <w:jc w:val="center"/>
               <w:rPr>
-                <w:rFonts w:hint="default" w:ascii="宋体" w:hAnsi="宋体" w:eastAsia="宋体" w:cs="宋体"/>
+                <w:rFonts w:ascii="宋体" w:eastAsia="宋体" w:hAnsi="宋体" w:cs="宋体" w:hint="default"/>
                 <w:sz w:val="15"/>
                 <w:szCs w:val="15"/>
                 <w:vertAlign w:val="baseline"/>
@@ -2404,21 +2288,21 @@
           </w:tcPr>
           <w:p>
             <w:pPr>
-              <w:pStyle w:val="29"/>
-              <w:widowControl w:val="0"/>
-              <w:ind w:left="0" w:leftChars="0" w:right="0" w:rightChars="0" w:firstLine="0" w:firstLineChars="0"/>
-              <w:jc w:val="both"/>
-              <w:rPr>
-                <w:rFonts w:hint="default" w:ascii="宋体" w:hAnsi="宋体" w:eastAsia="宋体" w:cs="宋体"/>
-                <w:sz w:val="15"/>
-                <w:szCs w:val="15"/>
-                <w:vertAlign w:val="baseline"/>
-                <w:lang w:val="en-US" w:eastAsia="zh-CN"/>
-              </w:rPr>
-            </w:pPr>
-            <w:r>
-              <w:rPr>
-                <w:rFonts w:hint="eastAsia" w:ascii="宋体" w:hAnsi="宋体" w:eastAsia="宋体" w:cs="宋体"/>
+              <w:pStyle w:val="a1"/>
+              <w:widowControl w:val="0"/>
+              <w:ind w:left="0" w:right="0" w:firstLine="0" w:leftChars="0" w:rightChars="0" w:firstLineChars="0"/>
+              <w:jc w:val="both"/>
+              <w:rPr>
+                <w:rFonts w:ascii="宋体" w:eastAsia="宋体" w:hAnsi="宋体" w:cs="宋体" w:hint="default"/>
+                <w:sz w:val="15"/>
+                <w:szCs w:val="15"/>
+                <w:vertAlign w:val="baseline"/>
+                <w:lang w:val="en-US" w:eastAsia="zh-CN"/>
+              </w:rPr>
+            </w:pPr>
+            <w:r>
+              <w:rPr>
+                <w:rFonts w:ascii="宋体" w:eastAsia="宋体" w:hAnsi="宋体" w:cs="宋体" w:hint="eastAsia"/>
                 <w:sz w:val="15"/>
                 <w:szCs w:val="15"/>
                 <w:vertAlign w:val="baseline"/>
@@ -2435,21 +2319,21 @@
           </w:tcPr>
           <w:p>
             <w:pPr>
-              <w:pStyle w:val="29"/>
-              <w:widowControl w:val="0"/>
-              <w:ind w:left="0" w:leftChars="0" w:right="0" w:rightChars="0" w:firstLine="0" w:firstLineChars="0"/>
-              <w:jc w:val="both"/>
-              <w:rPr>
-                <w:rFonts w:hint="eastAsia" w:ascii="宋体" w:hAnsi="宋体" w:eastAsia="宋体" w:cs="宋体"/>
-                <w:sz w:val="15"/>
-                <w:szCs w:val="15"/>
-                <w:vertAlign w:val="baseline"/>
-                <w:lang w:val="en-US" w:eastAsia="zh-CN"/>
-              </w:rPr>
-            </w:pPr>
-            <w:r>
-              <w:rPr>
-                <w:rFonts w:hint="eastAsia" w:ascii="宋体" w:hAnsi="宋体" w:eastAsia="宋体" w:cs="宋体"/>
+              <w:pStyle w:val="a1"/>
+              <w:widowControl w:val="0"/>
+              <w:ind w:left="0" w:right="0" w:firstLine="0" w:leftChars="0" w:rightChars="0" w:firstLineChars="0"/>
+              <w:jc w:val="both"/>
+              <w:rPr>
+                <w:rFonts w:ascii="宋体" w:eastAsia="宋体" w:hAnsi="宋体" w:cs="宋体" w:hint="eastAsia"/>
+                <w:sz w:val="15"/>
+                <w:szCs w:val="15"/>
+                <w:vertAlign w:val="baseline"/>
+                <w:lang w:val="en-US" w:eastAsia="zh-CN"/>
+              </w:rPr>
+            </w:pPr>
+            <w:r>
+              <w:rPr>
+                <w:rFonts w:ascii="宋体" w:eastAsia="宋体" w:hAnsi="宋体" w:cs="宋体" w:hint="eastAsia"/>
                 <w:sz w:val="15"/>
                 <w:szCs w:val="15"/>
                 <w:vertAlign w:val="baseline"/>
@@ -2466,21 +2350,21 @@
           </w:tcPr>
           <w:p>
             <w:pPr>
-              <w:pStyle w:val="29"/>
-              <w:widowControl w:val="0"/>
-              <w:ind w:left="0" w:leftChars="0" w:right="0" w:rightChars="0" w:firstLine="0" w:firstLineChars="0"/>
-              <w:jc w:val="both"/>
-              <w:rPr>
-                <w:rFonts w:hint="eastAsia" w:ascii="宋体" w:hAnsi="宋体" w:eastAsia="宋体" w:cs="宋体"/>
-                <w:sz w:val="15"/>
-                <w:szCs w:val="15"/>
-                <w:vertAlign w:val="baseline"/>
-                <w:lang w:val="en-US" w:eastAsia="zh-CN"/>
-              </w:rPr>
-            </w:pPr>
-            <w:r>
-              <w:rPr>
-                <w:rFonts w:hint="eastAsia" w:ascii="宋体" w:hAnsi="宋体" w:eastAsia="宋体" w:cs="宋体"/>
+              <w:pStyle w:val="a1"/>
+              <w:widowControl w:val="0"/>
+              <w:ind w:left="0" w:right="0" w:firstLine="0" w:leftChars="0" w:rightChars="0" w:firstLineChars="0"/>
+              <w:jc w:val="both"/>
+              <w:rPr>
+                <w:rFonts w:ascii="宋体" w:eastAsia="宋体" w:hAnsi="宋体" w:cs="宋体" w:hint="eastAsia"/>
+                <w:sz w:val="15"/>
+                <w:szCs w:val="15"/>
+                <w:vertAlign w:val="baseline"/>
+                <w:lang w:val="en-US" w:eastAsia="zh-CN"/>
+              </w:rPr>
+            </w:pPr>
+            <w:r>
+              <w:rPr>
+                <w:rFonts w:ascii="宋体" w:eastAsia="宋体" w:hAnsi="宋体" w:cs="宋体" w:hint="eastAsia"/>
                 <w:sz w:val="15"/>
                 <w:szCs w:val="15"/>
                 <w:vertAlign w:val="baseline"/>
@@ -2497,21 +2381,21 @@
           </w:tcPr>
           <w:p>
             <w:pPr>
-              <w:pStyle w:val="29"/>
-              <w:widowControl w:val="0"/>
-              <w:ind w:left="0" w:leftChars="0" w:right="0" w:rightChars="0" w:firstLine="0" w:firstLineChars="0"/>
-              <w:jc w:val="both"/>
-              <w:rPr>
-                <w:rFonts w:hint="eastAsia" w:ascii="宋体" w:hAnsi="宋体" w:eastAsia="宋体" w:cs="宋体"/>
-                <w:sz w:val="15"/>
-                <w:szCs w:val="15"/>
-                <w:vertAlign w:val="baseline"/>
-                <w:lang w:val="en-US" w:eastAsia="zh-CN"/>
-              </w:rPr>
-            </w:pPr>
-            <w:r>
-              <w:rPr>
-                <w:rFonts w:hint="eastAsia" w:ascii="宋体" w:hAnsi="宋体" w:eastAsia="宋体" w:cs="宋体"/>
+              <w:pStyle w:val="a1"/>
+              <w:widowControl w:val="0"/>
+              <w:ind w:left="0" w:right="0" w:firstLine="0" w:leftChars="0" w:rightChars="0" w:firstLineChars="0"/>
+              <w:jc w:val="both"/>
+              <w:rPr>
+                <w:rFonts w:ascii="宋体" w:eastAsia="宋体" w:hAnsi="宋体" w:cs="宋体" w:hint="eastAsia"/>
+                <w:sz w:val="15"/>
+                <w:szCs w:val="15"/>
+                <w:vertAlign w:val="baseline"/>
+                <w:lang w:val="en-US" w:eastAsia="zh-CN"/>
+              </w:rPr>
+            </w:pPr>
+            <w:r>
+              <w:rPr>
+                <w:rFonts w:ascii="宋体" w:eastAsia="宋体" w:hAnsi="宋体" w:cs="宋体" w:hint="eastAsia"/>
                 <w:sz w:val="15"/>
                 <w:szCs w:val="15"/>
                 <w:vertAlign w:val="baseline"/>
@@ -2528,21 +2412,21 @@
           </w:tcPr>
           <w:p>
             <w:pPr>
-              <w:pStyle w:val="29"/>
-              <w:widowControl w:val="0"/>
-              <w:ind w:left="0" w:leftChars="0" w:right="0" w:rightChars="0" w:firstLine="0" w:firstLineChars="0"/>
-              <w:jc w:val="both"/>
-              <w:rPr>
-                <w:rFonts w:hint="eastAsia" w:ascii="宋体" w:hAnsi="宋体" w:eastAsia="宋体" w:cs="宋体"/>
-                <w:sz w:val="15"/>
-                <w:szCs w:val="15"/>
-                <w:vertAlign w:val="baseline"/>
-                <w:lang w:val="en-US" w:eastAsia="zh-CN"/>
-              </w:rPr>
-            </w:pPr>
-            <w:r>
-              <w:rPr>
-                <w:rFonts w:hint="eastAsia" w:ascii="宋体" w:hAnsi="宋体" w:eastAsia="宋体" w:cs="宋体"/>
+              <w:pStyle w:val="a1"/>
+              <w:widowControl w:val="0"/>
+              <w:ind w:left="0" w:right="0" w:firstLine="0" w:leftChars="0" w:rightChars="0" w:firstLineChars="0"/>
+              <w:jc w:val="both"/>
+              <w:rPr>
+                <w:rFonts w:ascii="宋体" w:eastAsia="宋体" w:hAnsi="宋体" w:cs="宋体" w:hint="eastAsia"/>
+                <w:sz w:val="15"/>
+                <w:szCs w:val="15"/>
+                <w:vertAlign w:val="baseline"/>
+                <w:lang w:val="en-US" w:eastAsia="zh-CN"/>
+              </w:rPr>
+            </w:pPr>
+            <w:r>
+              <w:rPr>
+                <w:rFonts w:ascii="宋体" w:eastAsia="宋体" w:hAnsi="宋体" w:cs="宋体" w:hint="eastAsia"/>
                 <w:sz w:val="15"/>
                 <w:szCs w:val="15"/>
                 <w:vertAlign w:val="baseline"/>
@@ -2555,14 +2439,8 @@
       </w:tr>
       <w:tr>
         <w:tblPrEx>
-          <w:tblBorders>
-            <w:top w:val="single" w:color="auto" w:sz="4" w:space="0"/>
-            <w:left w:val="single" w:color="auto" w:sz="4" w:space="0"/>
-            <w:bottom w:val="single" w:color="auto" w:sz="4" w:space="0"/>
-            <w:right w:val="single" w:color="auto" w:sz="4" w:space="0"/>
-            <w:insideH w:val="single" w:color="auto" w:sz="4" w:space="0"/>
-            <w:insideV w:val="single" w:color="auto" w:sz="4" w:space="0"/>
-          </w:tblBorders>
+          <w:tblW w:w="0" w:type="auto"/>
+          <w:jc w:val="center"/>
           <w:tblCellMar>
             <w:top w:w="0" w:type="dxa"/>
             <w:left w:w="108" w:type="dxa"/>
@@ -2580,16 +2458,16 @@
           </w:tcPr>
           <w:p>
             <w:pPr>
-              <w:pStyle w:val="29"/>
+              <w:pStyle w:val="a1"/>
               <w:widowControl w:val="0"/>
               <w:numPr>
                 <w:ilvl w:val="0"/>
                 <w:numId w:val="2"/>
               </w:numPr>
-              <w:ind w:left="0" w:leftChars="0" w:right="0" w:rightChars="0" w:firstLine="0" w:firstLineChars="0"/>
+              <w:ind w:left="0" w:right="0" w:firstLine="0" w:leftChars="0" w:rightChars="0" w:firstLineChars="0"/>
               <w:jc w:val="center"/>
               <w:rPr>
-                <w:rFonts w:hint="eastAsia" w:ascii="宋体" w:hAnsi="宋体" w:eastAsia="宋体" w:cs="宋体"/>
+                <w:rFonts w:ascii="宋体" w:eastAsia="宋体" w:hAnsi="宋体" w:cs="宋体" w:hint="eastAsia"/>
                 <w:sz w:val="15"/>
                 <w:szCs w:val="15"/>
                 <w:vertAlign w:val="baseline"/>
@@ -2605,21 +2483,21 @@
           </w:tcPr>
           <w:p>
             <w:pPr>
-              <w:pStyle w:val="29"/>
-              <w:widowControl w:val="0"/>
-              <w:ind w:left="0" w:leftChars="0" w:right="0" w:rightChars="0" w:firstLine="0" w:firstLineChars="0"/>
-              <w:jc w:val="both"/>
-              <w:rPr>
-                <w:rFonts w:hint="default" w:ascii="宋体" w:hAnsi="宋体" w:eastAsia="宋体" w:cs="宋体"/>
-                <w:sz w:val="15"/>
-                <w:szCs w:val="15"/>
-                <w:vertAlign w:val="baseline"/>
-                <w:lang w:val="en-US" w:eastAsia="zh-CN"/>
-              </w:rPr>
-            </w:pPr>
-            <w:r>
-              <w:rPr>
-                <w:rFonts w:hint="eastAsia" w:ascii="宋体" w:hAnsi="宋体" w:eastAsia="宋体" w:cs="宋体"/>
+              <w:pStyle w:val="a1"/>
+              <w:widowControl w:val="0"/>
+              <w:ind w:left="0" w:right="0" w:firstLine="0" w:leftChars="0" w:rightChars="0" w:firstLineChars="0"/>
+              <w:jc w:val="both"/>
+              <w:rPr>
+                <w:rFonts w:ascii="宋体" w:eastAsia="宋体" w:hAnsi="宋体" w:cs="宋体" w:hint="default"/>
+                <w:sz w:val="15"/>
+                <w:szCs w:val="15"/>
+                <w:vertAlign w:val="baseline"/>
+                <w:lang w:val="en-US" w:eastAsia="zh-CN"/>
+              </w:rPr>
+            </w:pPr>
+            <w:r>
+              <w:rPr>
+                <w:rFonts w:ascii="宋体" w:eastAsia="宋体" w:hAnsi="宋体" w:cs="宋体" w:hint="eastAsia"/>
                 <w:sz w:val="15"/>
                 <w:szCs w:val="15"/>
                 <w:vertAlign w:val="baseline"/>
@@ -2636,21 +2514,21 @@
           </w:tcPr>
           <w:p>
             <w:pPr>
-              <w:pStyle w:val="29"/>
-              <w:widowControl w:val="0"/>
-              <w:ind w:left="0" w:leftChars="0" w:right="0" w:rightChars="0" w:firstLine="0" w:firstLineChars="0"/>
-              <w:jc w:val="both"/>
-              <w:rPr>
-                <w:rFonts w:hint="eastAsia" w:ascii="宋体" w:hAnsi="宋体" w:eastAsia="宋体" w:cs="宋体"/>
-                <w:sz w:val="15"/>
-                <w:szCs w:val="15"/>
-                <w:vertAlign w:val="baseline"/>
-                <w:lang w:val="en-US" w:eastAsia="zh-CN"/>
-              </w:rPr>
-            </w:pPr>
-            <w:r>
-              <w:rPr>
-                <w:rFonts w:hint="eastAsia" w:ascii="宋体" w:hAnsi="宋体" w:eastAsia="宋体" w:cs="宋体"/>
+              <w:pStyle w:val="a1"/>
+              <w:widowControl w:val="0"/>
+              <w:ind w:left="0" w:right="0" w:firstLine="0" w:leftChars="0" w:rightChars="0" w:firstLineChars="0"/>
+              <w:jc w:val="both"/>
+              <w:rPr>
+                <w:rFonts w:ascii="宋体" w:eastAsia="宋体" w:hAnsi="宋体" w:cs="宋体" w:hint="eastAsia"/>
+                <w:sz w:val="15"/>
+                <w:szCs w:val="15"/>
+                <w:vertAlign w:val="baseline"/>
+                <w:lang w:val="en-US" w:eastAsia="zh-CN"/>
+              </w:rPr>
+            </w:pPr>
+            <w:r>
+              <w:rPr>
+                <w:rFonts w:ascii="宋体" w:eastAsia="宋体" w:hAnsi="宋体" w:cs="宋体" w:hint="eastAsia"/>
                 <w:sz w:val="15"/>
                 <w:szCs w:val="15"/>
                 <w:vertAlign w:val="baseline"/>
@@ -2667,21 +2545,21 @@
           </w:tcPr>
           <w:p>
             <w:pPr>
-              <w:pStyle w:val="29"/>
-              <w:widowControl w:val="0"/>
-              <w:ind w:left="0" w:leftChars="0" w:right="0" w:rightChars="0" w:firstLine="0" w:firstLineChars="0"/>
-              <w:jc w:val="both"/>
-              <w:rPr>
-                <w:rFonts w:hint="eastAsia" w:ascii="宋体" w:hAnsi="宋体" w:eastAsia="宋体" w:cs="宋体"/>
-                <w:sz w:val="15"/>
-                <w:szCs w:val="15"/>
-                <w:vertAlign w:val="baseline"/>
-                <w:lang w:val="en-US" w:eastAsia="zh-CN"/>
-              </w:rPr>
-            </w:pPr>
-            <w:r>
-              <w:rPr>
-                <w:rFonts w:hint="eastAsia" w:ascii="宋体" w:hAnsi="宋体" w:eastAsia="宋体" w:cs="宋体"/>
+              <w:pStyle w:val="a1"/>
+              <w:widowControl w:val="0"/>
+              <w:ind w:left="0" w:right="0" w:firstLine="0" w:leftChars="0" w:rightChars="0" w:firstLineChars="0"/>
+              <w:jc w:val="both"/>
+              <w:rPr>
+                <w:rFonts w:ascii="宋体" w:eastAsia="宋体" w:hAnsi="宋体" w:cs="宋体" w:hint="eastAsia"/>
+                <w:sz w:val="15"/>
+                <w:szCs w:val="15"/>
+                <w:vertAlign w:val="baseline"/>
+                <w:lang w:val="en-US" w:eastAsia="zh-CN"/>
+              </w:rPr>
+            </w:pPr>
+            <w:r>
+              <w:rPr>
+                <w:rFonts w:ascii="宋体" w:eastAsia="宋体" w:hAnsi="宋体" w:cs="宋体" w:hint="eastAsia"/>
                 <w:sz w:val="15"/>
                 <w:szCs w:val="15"/>
                 <w:vertAlign w:val="baseline"/>
@@ -2698,21 +2576,21 @@
           </w:tcPr>
           <w:p>
             <w:pPr>
-              <w:pStyle w:val="29"/>
-              <w:widowControl w:val="0"/>
-              <w:ind w:left="0" w:leftChars="0" w:right="0" w:rightChars="0" w:firstLine="0" w:firstLineChars="0"/>
-              <w:jc w:val="both"/>
-              <w:rPr>
-                <w:rFonts w:hint="eastAsia" w:ascii="宋体" w:hAnsi="宋体" w:eastAsia="宋体" w:cs="宋体"/>
-                <w:sz w:val="15"/>
-                <w:szCs w:val="15"/>
-                <w:vertAlign w:val="baseline"/>
-                <w:lang w:val="en-US" w:eastAsia="zh-CN"/>
-              </w:rPr>
-            </w:pPr>
-            <w:r>
-              <w:rPr>
-                <w:rFonts w:hint="eastAsia" w:ascii="宋体" w:hAnsi="宋体" w:eastAsia="宋体" w:cs="宋体"/>
+              <w:pStyle w:val="a1"/>
+              <w:widowControl w:val="0"/>
+              <w:ind w:left="0" w:right="0" w:firstLine="0" w:leftChars="0" w:rightChars="0" w:firstLineChars="0"/>
+              <w:jc w:val="both"/>
+              <w:rPr>
+                <w:rFonts w:ascii="宋体" w:eastAsia="宋体" w:hAnsi="宋体" w:cs="宋体" w:hint="eastAsia"/>
+                <w:sz w:val="15"/>
+                <w:szCs w:val="15"/>
+                <w:vertAlign w:val="baseline"/>
+                <w:lang w:val="en-US" w:eastAsia="zh-CN"/>
+              </w:rPr>
+            </w:pPr>
+            <w:r>
+              <w:rPr>
+                <w:rFonts w:ascii="宋体" w:eastAsia="宋体" w:hAnsi="宋体" w:cs="宋体" w:hint="eastAsia"/>
                 <w:sz w:val="15"/>
                 <w:szCs w:val="15"/>
                 <w:vertAlign w:val="baseline"/>
@@ -2729,21 +2607,21 @@
           </w:tcPr>
           <w:p>
             <w:pPr>
-              <w:pStyle w:val="29"/>
-              <w:widowControl w:val="0"/>
-              <w:ind w:left="0" w:leftChars="0" w:right="0" w:rightChars="0" w:firstLine="0" w:firstLineChars="0"/>
-              <w:jc w:val="both"/>
-              <w:rPr>
-                <w:rFonts w:hint="eastAsia" w:ascii="宋体" w:hAnsi="宋体" w:eastAsia="宋体" w:cs="宋体"/>
-                <w:sz w:val="15"/>
-                <w:szCs w:val="15"/>
-                <w:vertAlign w:val="baseline"/>
-                <w:lang w:val="en-US" w:eastAsia="zh-CN"/>
-              </w:rPr>
-            </w:pPr>
-            <w:r>
-              <w:rPr>
-                <w:rFonts w:hint="eastAsia" w:ascii="宋体" w:hAnsi="宋体" w:eastAsia="宋体" w:cs="宋体"/>
+              <w:pStyle w:val="a1"/>
+              <w:widowControl w:val="0"/>
+              <w:ind w:left="0" w:right="0" w:firstLine="0" w:leftChars="0" w:rightChars="0" w:firstLineChars="0"/>
+              <w:jc w:val="both"/>
+              <w:rPr>
+                <w:rFonts w:ascii="宋体" w:eastAsia="宋体" w:hAnsi="宋体" w:cs="宋体" w:hint="eastAsia"/>
+                <w:sz w:val="15"/>
+                <w:szCs w:val="15"/>
+                <w:vertAlign w:val="baseline"/>
+                <w:lang w:val="en-US" w:eastAsia="zh-CN"/>
+              </w:rPr>
+            </w:pPr>
+            <w:r>
+              <w:rPr>
+                <w:rFonts w:ascii="宋体" w:eastAsia="宋体" w:hAnsi="宋体" w:cs="宋体" w:hint="eastAsia"/>
                 <w:sz w:val="15"/>
                 <w:szCs w:val="15"/>
                 <w:vertAlign w:val="baseline"/>
@@ -2756,14 +2634,8 @@
       </w:tr>
       <w:tr>
         <w:tblPrEx>
-          <w:tblBorders>
-            <w:top w:val="single" w:color="auto" w:sz="4" w:space="0"/>
-            <w:left w:val="single" w:color="auto" w:sz="4" w:space="0"/>
-            <w:bottom w:val="single" w:color="auto" w:sz="4" w:space="0"/>
-            <w:right w:val="single" w:color="auto" w:sz="4" w:space="0"/>
-            <w:insideH w:val="single" w:color="auto" w:sz="4" w:space="0"/>
-            <w:insideV w:val="single" w:color="auto" w:sz="4" w:space="0"/>
-          </w:tblBorders>
+          <w:tblW w:w="0" w:type="auto"/>
+          <w:jc w:val="center"/>
           <w:tblCellMar>
             <w:top w:w="0" w:type="dxa"/>
             <w:left w:w="108" w:type="dxa"/>
@@ -2782,16 +2654,16 @@
           </w:tcPr>
           <w:p>
             <w:pPr>
-              <w:pStyle w:val="29"/>
+              <w:pStyle w:val="a1"/>
               <w:widowControl w:val="0"/>
               <w:numPr>
                 <w:ilvl w:val="0"/>
                 <w:numId w:val="2"/>
               </w:numPr>
-              <w:ind w:left="0" w:leftChars="0" w:right="0" w:rightChars="0" w:firstLine="0" w:firstLineChars="0"/>
+              <w:ind w:left="0" w:right="0" w:firstLine="0" w:leftChars="0" w:rightChars="0" w:firstLineChars="0"/>
               <w:jc w:val="center"/>
               <w:rPr>
-                <w:rFonts w:hint="eastAsia" w:ascii="宋体" w:hAnsi="宋体" w:eastAsia="宋体" w:cs="宋体"/>
+                <w:rFonts w:ascii="宋体" w:eastAsia="宋体" w:hAnsi="宋体" w:cs="宋体" w:hint="eastAsia"/>
                 <w:sz w:val="15"/>
                 <w:szCs w:val="15"/>
                 <w:vertAlign w:val="baseline"/>
@@ -2808,21 +2680,21 @@
           </w:tcPr>
           <w:p>
             <w:pPr>
-              <w:pStyle w:val="29"/>
-              <w:widowControl w:val="0"/>
-              <w:ind w:left="0" w:leftChars="0" w:right="0" w:rightChars="0" w:firstLine="0" w:firstLineChars="0"/>
-              <w:jc w:val="both"/>
-              <w:rPr>
-                <w:rFonts w:hint="default" w:ascii="宋体" w:hAnsi="宋体" w:eastAsia="宋体" w:cs="宋体"/>
-                <w:sz w:val="15"/>
-                <w:szCs w:val="15"/>
-                <w:vertAlign w:val="baseline"/>
-                <w:lang w:val="en-US" w:eastAsia="zh-CN"/>
-              </w:rPr>
-            </w:pPr>
-            <w:r>
-              <w:rPr>
-                <w:rFonts w:hint="eastAsia" w:ascii="宋体" w:hAnsi="宋体" w:eastAsia="宋体" w:cs="宋体"/>
+              <w:pStyle w:val="a1"/>
+              <w:widowControl w:val="0"/>
+              <w:ind w:left="0" w:right="0" w:firstLine="0" w:leftChars="0" w:rightChars="0" w:firstLineChars="0"/>
+              <w:jc w:val="both"/>
+              <w:rPr>
+                <w:rFonts w:ascii="宋体" w:eastAsia="宋体" w:hAnsi="宋体" w:cs="宋体" w:hint="default"/>
+                <w:sz w:val="15"/>
+                <w:szCs w:val="15"/>
+                <w:vertAlign w:val="baseline"/>
+                <w:lang w:val="en-US" w:eastAsia="zh-CN"/>
+              </w:rPr>
+            </w:pPr>
+            <w:r>
+              <w:rPr>
+                <w:rFonts w:ascii="宋体" w:eastAsia="宋体" w:hAnsi="宋体" w:cs="宋体" w:hint="eastAsia"/>
                 <w:sz w:val="15"/>
                 <w:szCs w:val="15"/>
                 <w:vertAlign w:val="baseline"/>
@@ -2839,21 +2711,21 @@
           </w:tcPr>
           <w:p>
             <w:pPr>
-              <w:pStyle w:val="29"/>
-              <w:widowControl w:val="0"/>
-              <w:ind w:left="0" w:leftChars="0" w:right="0" w:rightChars="0" w:firstLine="0" w:firstLineChars="0"/>
-              <w:jc w:val="both"/>
-              <w:rPr>
-                <w:rFonts w:hint="eastAsia" w:ascii="宋体" w:hAnsi="宋体" w:eastAsia="宋体" w:cs="宋体"/>
-                <w:sz w:val="15"/>
-                <w:szCs w:val="15"/>
-                <w:vertAlign w:val="baseline"/>
-                <w:lang w:val="en-US" w:eastAsia="zh-CN"/>
-              </w:rPr>
-            </w:pPr>
-            <w:r>
-              <w:rPr>
-                <w:rFonts w:hint="eastAsia" w:ascii="宋体" w:hAnsi="宋体" w:eastAsia="宋体" w:cs="宋体"/>
+              <w:pStyle w:val="a1"/>
+              <w:widowControl w:val="0"/>
+              <w:ind w:left="0" w:right="0" w:firstLine="0" w:leftChars="0" w:rightChars="0" w:firstLineChars="0"/>
+              <w:jc w:val="both"/>
+              <w:rPr>
+                <w:rFonts w:ascii="宋体" w:eastAsia="宋体" w:hAnsi="宋体" w:cs="宋体" w:hint="eastAsia"/>
+                <w:sz w:val="15"/>
+                <w:szCs w:val="15"/>
+                <w:vertAlign w:val="baseline"/>
+                <w:lang w:val="en-US" w:eastAsia="zh-CN"/>
+              </w:rPr>
+            </w:pPr>
+            <w:r>
+              <w:rPr>
+                <w:rFonts w:ascii="宋体" w:eastAsia="宋体" w:hAnsi="宋体" w:cs="宋体" w:hint="eastAsia"/>
                 <w:sz w:val="15"/>
                 <w:szCs w:val="15"/>
                 <w:vertAlign w:val="baseline"/>
@@ -2870,21 +2742,21 @@
           </w:tcPr>
           <w:p>
             <w:pPr>
-              <w:pStyle w:val="29"/>
-              <w:widowControl w:val="0"/>
-              <w:ind w:left="0" w:leftChars="0" w:right="0" w:rightChars="0" w:firstLine="0" w:firstLineChars="0"/>
-              <w:jc w:val="both"/>
-              <w:rPr>
-                <w:rFonts w:hint="eastAsia" w:ascii="宋体" w:hAnsi="宋体" w:eastAsia="宋体" w:cs="宋体"/>
-                <w:sz w:val="15"/>
-                <w:szCs w:val="15"/>
-                <w:vertAlign w:val="baseline"/>
-                <w:lang w:val="en-US" w:eastAsia="zh-CN"/>
-              </w:rPr>
-            </w:pPr>
-            <w:r>
-              <w:rPr>
-                <w:rFonts w:hint="eastAsia" w:ascii="宋体" w:hAnsi="宋体" w:eastAsia="宋体" w:cs="宋体"/>
+              <w:pStyle w:val="a1"/>
+              <w:widowControl w:val="0"/>
+              <w:ind w:left="0" w:right="0" w:firstLine="0" w:leftChars="0" w:rightChars="0" w:firstLineChars="0"/>
+              <w:jc w:val="both"/>
+              <w:rPr>
+                <w:rFonts w:ascii="宋体" w:eastAsia="宋体" w:hAnsi="宋体" w:cs="宋体" w:hint="eastAsia"/>
+                <w:sz w:val="15"/>
+                <w:szCs w:val="15"/>
+                <w:vertAlign w:val="baseline"/>
+                <w:lang w:val="en-US" w:eastAsia="zh-CN"/>
+              </w:rPr>
+            </w:pPr>
+            <w:r>
+              <w:rPr>
+                <w:rFonts w:ascii="宋体" w:eastAsia="宋体" w:hAnsi="宋体" w:cs="宋体" w:hint="eastAsia"/>
                 <w:sz w:val="15"/>
                 <w:szCs w:val="15"/>
                 <w:vertAlign w:val="baseline"/>
@@ -2901,21 +2773,21 @@
           </w:tcPr>
           <w:p>
             <w:pPr>
-              <w:pStyle w:val="29"/>
-              <w:widowControl w:val="0"/>
-              <w:ind w:left="0" w:leftChars="0" w:right="0" w:rightChars="0" w:firstLine="0" w:firstLineChars="0"/>
-              <w:jc w:val="both"/>
-              <w:rPr>
-                <w:rFonts w:hint="eastAsia" w:ascii="宋体" w:hAnsi="宋体" w:eastAsia="宋体" w:cs="宋体"/>
-                <w:sz w:val="15"/>
-                <w:szCs w:val="15"/>
-                <w:vertAlign w:val="baseline"/>
-                <w:lang w:val="en-US" w:eastAsia="zh-CN"/>
-              </w:rPr>
-            </w:pPr>
-            <w:r>
-              <w:rPr>
-                <w:rFonts w:hint="eastAsia" w:ascii="宋体" w:hAnsi="宋体" w:eastAsia="宋体" w:cs="宋体"/>
+              <w:pStyle w:val="a1"/>
+              <w:widowControl w:val="0"/>
+              <w:ind w:left="0" w:right="0" w:firstLine="0" w:leftChars="0" w:rightChars="0" w:firstLineChars="0"/>
+              <w:jc w:val="both"/>
+              <w:rPr>
+                <w:rFonts w:ascii="宋体" w:eastAsia="宋体" w:hAnsi="宋体" w:cs="宋体" w:hint="eastAsia"/>
+                <w:sz w:val="15"/>
+                <w:szCs w:val="15"/>
+                <w:vertAlign w:val="baseline"/>
+                <w:lang w:val="en-US" w:eastAsia="zh-CN"/>
+              </w:rPr>
+            </w:pPr>
+            <w:r>
+              <w:rPr>
+                <w:rFonts w:ascii="宋体" w:eastAsia="宋体" w:hAnsi="宋体" w:cs="宋体" w:hint="eastAsia"/>
                 <w:sz w:val="15"/>
                 <w:szCs w:val="15"/>
                 <w:vertAlign w:val="baseline"/>
@@ -2932,21 +2804,21 @@
           </w:tcPr>
           <w:p>
             <w:pPr>
-              <w:pStyle w:val="29"/>
-              <w:widowControl w:val="0"/>
-              <w:ind w:left="0" w:leftChars="0" w:right="0" w:rightChars="0" w:firstLine="0" w:firstLineChars="0"/>
-              <w:jc w:val="both"/>
-              <w:rPr>
-                <w:rFonts w:hint="eastAsia" w:ascii="宋体" w:hAnsi="宋体" w:eastAsia="宋体" w:cs="宋体"/>
-                <w:sz w:val="15"/>
-                <w:szCs w:val="15"/>
-                <w:vertAlign w:val="baseline"/>
-                <w:lang w:val="en-US" w:eastAsia="zh-CN"/>
-              </w:rPr>
-            </w:pPr>
-            <w:r>
-              <w:rPr>
-                <w:rFonts w:hint="eastAsia" w:ascii="宋体" w:hAnsi="宋体" w:eastAsia="宋体" w:cs="宋体"/>
+              <w:pStyle w:val="a1"/>
+              <w:widowControl w:val="0"/>
+              <w:ind w:left="0" w:right="0" w:firstLine="0" w:leftChars="0" w:rightChars="0" w:firstLineChars="0"/>
+              <w:jc w:val="both"/>
+              <w:rPr>
+                <w:rFonts w:ascii="宋体" w:eastAsia="宋体" w:hAnsi="宋体" w:cs="宋体" w:hint="eastAsia"/>
+                <w:sz w:val="15"/>
+                <w:szCs w:val="15"/>
+                <w:vertAlign w:val="baseline"/>
+                <w:lang w:val="en-US" w:eastAsia="zh-CN"/>
+              </w:rPr>
+            </w:pPr>
+            <w:r>
+              <w:rPr>
+                <w:rFonts w:ascii="宋体" w:eastAsia="宋体" w:hAnsi="宋体" w:cs="宋体" w:hint="eastAsia"/>
                 <w:sz w:val="15"/>
                 <w:szCs w:val="15"/>
                 <w:vertAlign w:val="baseline"/>
@@ -2959,14 +2831,8 @@
       </w:tr>
       <w:tr>
         <w:tblPrEx>
-          <w:tblBorders>
-            <w:top w:val="single" w:color="auto" w:sz="4" w:space="0"/>
-            <w:left w:val="single" w:color="auto" w:sz="4" w:space="0"/>
-            <w:bottom w:val="single" w:color="auto" w:sz="4" w:space="0"/>
-            <w:right w:val="single" w:color="auto" w:sz="4" w:space="0"/>
-            <w:insideH w:val="single" w:color="auto" w:sz="4" w:space="0"/>
-            <w:insideV w:val="single" w:color="auto" w:sz="4" w:space="0"/>
-          </w:tblBorders>
+          <w:tblW w:w="0" w:type="auto"/>
+          <w:jc w:val="center"/>
           <w:tblCellMar>
             <w:top w:w="0" w:type="dxa"/>
             <w:left w:w="108" w:type="dxa"/>
@@ -2980,17 +2846,17 @@
         <w:tc>
           <w:tcPr>
             <w:tcW w:w="1142" w:type="dxa"/>
-            <w:vMerge w:val="continue"/>
+            <w:vMerge/>
             <w:vAlign w:val="center"/>
           </w:tcPr>
           <w:p>
             <w:pPr>
-              <w:pStyle w:val="29"/>
-              <w:widowControl w:val="0"/>
-              <w:ind w:left="0" w:leftChars="0" w:right="0" w:rightChars="0" w:firstLine="0" w:firstLineChars="0"/>
+              <w:pStyle w:val="a1"/>
+              <w:widowControl w:val="0"/>
+              <w:ind w:left="0" w:right="0" w:firstLine="0" w:leftChars="0" w:rightChars="0" w:firstLineChars="0"/>
               <w:jc w:val="center"/>
               <w:rPr>
-                <w:rFonts w:hint="eastAsia" w:ascii="宋体" w:hAnsi="宋体" w:eastAsia="宋体" w:cs="宋体"/>
+                <w:rFonts w:ascii="宋体" w:eastAsia="宋体" w:hAnsi="宋体" w:cs="宋体" w:hint="eastAsia"/>
                 <w:sz w:val="15"/>
                 <w:szCs w:val="15"/>
                 <w:vertAlign w:val="baseline"/>
@@ -3002,17 +2868,17 @@
         <w:tc>
           <w:tcPr>
             <w:tcW w:w="1142" w:type="dxa"/>
-            <w:vMerge w:val="continue"/>
+            <w:vMerge/>
             <w:vAlign w:val="center"/>
           </w:tcPr>
           <w:p>
             <w:pPr>
-              <w:pStyle w:val="29"/>
-              <w:widowControl w:val="0"/>
-              <w:ind w:left="0" w:leftChars="0" w:right="0" w:rightChars="0" w:firstLine="0" w:firstLineChars="0"/>
-              <w:jc w:val="both"/>
-              <w:rPr>
-                <w:rFonts w:hint="eastAsia" w:ascii="宋体" w:hAnsi="宋体" w:eastAsia="宋体" w:cs="宋体"/>
+              <w:pStyle w:val="a1"/>
+              <w:widowControl w:val="0"/>
+              <w:ind w:left="0" w:right="0" w:firstLine="0" w:leftChars="0" w:rightChars="0" w:firstLineChars="0"/>
+              <w:jc w:val="both"/>
+              <w:rPr>
+                <w:rFonts w:ascii="宋体" w:eastAsia="宋体" w:hAnsi="宋体" w:cs="宋体" w:hint="eastAsia"/>
                 <w:sz w:val="15"/>
                 <w:szCs w:val="15"/>
                 <w:vertAlign w:val="baseline"/>
@@ -3028,21 +2894,21 @@
           </w:tcPr>
           <w:p>
             <w:pPr>
-              <w:pStyle w:val="29"/>
-              <w:widowControl w:val="0"/>
-              <w:ind w:left="0" w:leftChars="0" w:right="0" w:rightChars="0" w:firstLine="0" w:firstLineChars="0"/>
-              <w:jc w:val="both"/>
-              <w:rPr>
-                <w:rFonts w:hint="eastAsia" w:ascii="宋体" w:hAnsi="宋体" w:eastAsia="宋体" w:cs="宋体"/>
-                <w:sz w:val="15"/>
-                <w:szCs w:val="15"/>
-                <w:vertAlign w:val="baseline"/>
-                <w:lang w:val="en-US" w:eastAsia="zh-CN"/>
-              </w:rPr>
-            </w:pPr>
-            <w:r>
-              <w:rPr>
-                <w:rFonts w:hint="eastAsia" w:ascii="宋体" w:hAnsi="宋体" w:eastAsia="宋体" w:cs="宋体"/>
+              <w:pStyle w:val="a1"/>
+              <w:widowControl w:val="0"/>
+              <w:ind w:left="0" w:right="0" w:firstLine="0" w:leftChars="0" w:rightChars="0" w:firstLineChars="0"/>
+              <w:jc w:val="both"/>
+              <w:rPr>
+                <w:rFonts w:ascii="宋体" w:eastAsia="宋体" w:hAnsi="宋体" w:cs="宋体" w:hint="eastAsia"/>
+                <w:sz w:val="15"/>
+                <w:szCs w:val="15"/>
+                <w:vertAlign w:val="baseline"/>
+                <w:lang w:val="en-US" w:eastAsia="zh-CN"/>
+              </w:rPr>
+            </w:pPr>
+            <w:r>
+              <w:rPr>
+                <w:rFonts w:ascii="宋体" w:eastAsia="宋体" w:hAnsi="宋体" w:cs="宋体" w:hint="eastAsia"/>
                 <w:sz w:val="15"/>
                 <w:szCs w:val="15"/>
                 <w:vertAlign w:val="baseline"/>
@@ -3059,21 +2925,21 @@
           </w:tcPr>
           <w:p>
             <w:pPr>
-              <w:pStyle w:val="29"/>
-              <w:widowControl w:val="0"/>
-              <w:ind w:left="0" w:leftChars="0" w:right="0" w:rightChars="0" w:firstLine="0" w:firstLineChars="0"/>
-              <w:jc w:val="both"/>
-              <w:rPr>
-                <w:rFonts w:hint="eastAsia" w:ascii="宋体" w:hAnsi="宋体" w:eastAsia="宋体" w:cs="宋体"/>
-                <w:sz w:val="15"/>
-                <w:szCs w:val="15"/>
-                <w:vertAlign w:val="baseline"/>
-                <w:lang w:val="en-US" w:eastAsia="zh-CN"/>
-              </w:rPr>
-            </w:pPr>
-            <w:r>
-              <w:rPr>
-                <w:rFonts w:hint="eastAsia" w:ascii="宋体" w:hAnsi="宋体" w:eastAsia="宋体" w:cs="宋体"/>
+              <w:pStyle w:val="a1"/>
+              <w:widowControl w:val="0"/>
+              <w:ind w:left="0" w:right="0" w:firstLine="0" w:leftChars="0" w:rightChars="0" w:firstLineChars="0"/>
+              <w:jc w:val="both"/>
+              <w:rPr>
+                <w:rFonts w:ascii="宋体" w:eastAsia="宋体" w:hAnsi="宋体" w:cs="宋体" w:hint="eastAsia"/>
+                <w:sz w:val="15"/>
+                <w:szCs w:val="15"/>
+                <w:vertAlign w:val="baseline"/>
+                <w:lang w:val="en-US" w:eastAsia="zh-CN"/>
+              </w:rPr>
+            </w:pPr>
+            <w:r>
+              <w:rPr>
+                <w:rFonts w:ascii="宋体" w:eastAsia="宋体" w:hAnsi="宋体" w:cs="宋体" w:hint="eastAsia"/>
                 <w:sz w:val="15"/>
                 <w:szCs w:val="15"/>
                 <w:vertAlign w:val="baseline"/>
@@ -3090,21 +2956,21 @@
           </w:tcPr>
           <w:p>
             <w:pPr>
-              <w:pStyle w:val="29"/>
-              <w:widowControl w:val="0"/>
-              <w:ind w:left="0" w:leftChars="0" w:right="0" w:rightChars="0" w:firstLine="0" w:firstLineChars="0"/>
-              <w:jc w:val="both"/>
-              <w:rPr>
-                <w:rFonts w:hint="eastAsia" w:ascii="宋体" w:hAnsi="宋体" w:eastAsia="宋体" w:cs="宋体"/>
-                <w:sz w:val="15"/>
-                <w:szCs w:val="15"/>
-                <w:vertAlign w:val="baseline"/>
-                <w:lang w:val="en-US" w:eastAsia="zh-CN"/>
-              </w:rPr>
-            </w:pPr>
-            <w:r>
-              <w:rPr>
-                <w:rFonts w:hint="eastAsia" w:ascii="宋体" w:hAnsi="宋体" w:eastAsia="宋体" w:cs="宋体"/>
+              <w:pStyle w:val="a1"/>
+              <w:widowControl w:val="0"/>
+              <w:ind w:left="0" w:right="0" w:firstLine="0" w:leftChars="0" w:rightChars="0" w:firstLineChars="0"/>
+              <w:jc w:val="both"/>
+              <w:rPr>
+                <w:rFonts w:ascii="宋体" w:eastAsia="宋体" w:hAnsi="宋体" w:cs="宋体" w:hint="eastAsia"/>
+                <w:sz w:val="15"/>
+                <w:szCs w:val="15"/>
+                <w:vertAlign w:val="baseline"/>
+                <w:lang w:val="en-US" w:eastAsia="zh-CN"/>
+              </w:rPr>
+            </w:pPr>
+            <w:r>
+              <w:rPr>
+                <w:rFonts w:ascii="宋体" w:eastAsia="宋体" w:hAnsi="宋体" w:cs="宋体" w:hint="eastAsia"/>
                 <w:sz w:val="15"/>
                 <w:szCs w:val="15"/>
                 <w:vertAlign w:val="baseline"/>
@@ -3121,21 +2987,21 @@
           </w:tcPr>
           <w:p>
             <w:pPr>
-              <w:pStyle w:val="29"/>
-              <w:widowControl w:val="0"/>
-              <w:ind w:left="0" w:leftChars="0" w:right="0" w:rightChars="0" w:firstLine="0" w:firstLineChars="0"/>
-              <w:jc w:val="both"/>
-              <w:rPr>
-                <w:rFonts w:hint="eastAsia" w:ascii="宋体" w:hAnsi="宋体" w:eastAsia="宋体" w:cs="宋体"/>
-                <w:sz w:val="15"/>
-                <w:szCs w:val="15"/>
-                <w:vertAlign w:val="baseline"/>
-                <w:lang w:val="en-US" w:eastAsia="zh-CN"/>
-              </w:rPr>
-            </w:pPr>
-            <w:r>
-              <w:rPr>
-                <w:rFonts w:hint="eastAsia" w:ascii="宋体" w:hAnsi="宋体" w:eastAsia="宋体" w:cs="宋体"/>
+              <w:pStyle w:val="a1"/>
+              <w:widowControl w:val="0"/>
+              <w:ind w:left="0" w:right="0" w:firstLine="0" w:leftChars="0" w:rightChars="0" w:firstLineChars="0"/>
+              <w:jc w:val="both"/>
+              <w:rPr>
+                <w:rFonts w:ascii="宋体" w:eastAsia="宋体" w:hAnsi="宋体" w:cs="宋体" w:hint="eastAsia"/>
+                <w:sz w:val="15"/>
+                <w:szCs w:val="15"/>
+                <w:vertAlign w:val="baseline"/>
+                <w:lang w:val="en-US" w:eastAsia="zh-CN"/>
+              </w:rPr>
+            </w:pPr>
+            <w:r>
+              <w:rPr>
+                <w:rFonts w:ascii="宋体" w:eastAsia="宋体" w:hAnsi="宋体" w:cs="宋体" w:hint="eastAsia"/>
                 <w:sz w:val="15"/>
                 <w:szCs w:val="15"/>
                 <w:vertAlign w:val="baseline"/>
@@ -3148,14 +3014,8 @@
       </w:tr>
       <w:tr>
         <w:tblPrEx>
-          <w:tblBorders>
-            <w:top w:val="single" w:color="auto" w:sz="4" w:space="0"/>
-            <w:left w:val="single" w:color="auto" w:sz="4" w:space="0"/>
-            <w:bottom w:val="single" w:color="auto" w:sz="4" w:space="0"/>
-            <w:right w:val="single" w:color="auto" w:sz="4" w:space="0"/>
-            <w:insideH w:val="single" w:color="auto" w:sz="4" w:space="0"/>
-            <w:insideV w:val="single" w:color="auto" w:sz="4" w:space="0"/>
-          </w:tblBorders>
+          <w:tblW w:w="0" w:type="auto"/>
+          <w:jc w:val="center"/>
           <w:tblCellMar>
             <w:top w:w="0" w:type="dxa"/>
             <w:left w:w="108" w:type="dxa"/>
@@ -3173,16 +3033,16 @@
           </w:tcPr>
           <w:p>
             <w:pPr>
-              <w:pStyle w:val="29"/>
+              <w:pStyle w:val="a1"/>
               <w:widowControl w:val="0"/>
               <w:numPr>
                 <w:ilvl w:val="0"/>
                 <w:numId w:val="2"/>
               </w:numPr>
-              <w:ind w:left="0" w:leftChars="0" w:right="0" w:rightChars="0" w:firstLine="0" w:firstLineChars="0"/>
+              <w:ind w:left="0" w:right="0" w:firstLine="0" w:leftChars="0" w:rightChars="0" w:firstLineChars="0"/>
               <w:jc w:val="center"/>
               <w:rPr>
-                <w:rFonts w:hint="eastAsia" w:ascii="宋体" w:hAnsi="宋体" w:eastAsia="宋体" w:cs="宋体"/>
+                <w:rFonts w:ascii="宋体" w:eastAsia="宋体" w:hAnsi="宋体" w:cs="宋体" w:hint="eastAsia"/>
                 <w:sz w:val="15"/>
                 <w:szCs w:val="15"/>
                 <w:vertAlign w:val="baseline"/>
@@ -3198,21 +3058,21 @@
           </w:tcPr>
           <w:p>
             <w:pPr>
-              <w:pStyle w:val="29"/>
-              <w:widowControl w:val="0"/>
-              <w:ind w:left="0" w:leftChars="0" w:right="0" w:rightChars="0" w:firstLine="0" w:firstLineChars="0"/>
-              <w:jc w:val="both"/>
-              <w:rPr>
-                <w:rFonts w:hint="default" w:ascii="宋体" w:hAnsi="宋体" w:eastAsia="宋体" w:cs="宋体"/>
-                <w:sz w:val="15"/>
-                <w:szCs w:val="15"/>
-                <w:vertAlign w:val="baseline"/>
-                <w:lang w:val="en-US" w:eastAsia="zh-CN"/>
-              </w:rPr>
-            </w:pPr>
-            <w:r>
-              <w:rPr>
-                <w:rFonts w:hint="eastAsia" w:ascii="宋体" w:hAnsi="宋体" w:eastAsia="宋体" w:cs="宋体"/>
+              <w:pStyle w:val="a1"/>
+              <w:widowControl w:val="0"/>
+              <w:ind w:left="0" w:right="0" w:firstLine="0" w:leftChars="0" w:rightChars="0" w:firstLineChars="0"/>
+              <w:jc w:val="both"/>
+              <w:rPr>
+                <w:rFonts w:ascii="宋体" w:eastAsia="宋体" w:hAnsi="宋体" w:cs="宋体" w:hint="default"/>
+                <w:sz w:val="15"/>
+                <w:szCs w:val="15"/>
+                <w:vertAlign w:val="baseline"/>
+                <w:lang w:val="en-US" w:eastAsia="zh-CN"/>
+              </w:rPr>
+            </w:pPr>
+            <w:r>
+              <w:rPr>
+                <w:rFonts w:ascii="宋体" w:eastAsia="宋体" w:hAnsi="宋体" w:cs="宋体" w:hint="eastAsia"/>
                 <w:sz w:val="15"/>
                 <w:szCs w:val="15"/>
                 <w:vertAlign w:val="baseline"/>
@@ -3229,21 +3089,21 @@
           </w:tcPr>
           <w:p>
             <w:pPr>
-              <w:pStyle w:val="29"/>
-              <w:widowControl w:val="0"/>
-              <w:ind w:left="0" w:leftChars="0" w:right="0" w:rightChars="0" w:firstLine="0" w:firstLineChars="0"/>
-              <w:jc w:val="both"/>
-              <w:rPr>
-                <w:rFonts w:hint="eastAsia" w:ascii="宋体" w:hAnsi="宋体" w:eastAsia="宋体" w:cs="宋体"/>
-                <w:sz w:val="15"/>
-                <w:szCs w:val="15"/>
-                <w:vertAlign w:val="baseline"/>
-                <w:lang w:val="en-US" w:eastAsia="zh-CN"/>
-              </w:rPr>
-            </w:pPr>
-            <w:r>
-              <w:rPr>
-                <w:rFonts w:hint="eastAsia" w:ascii="宋体" w:hAnsi="宋体" w:eastAsia="宋体" w:cs="宋体"/>
+              <w:pStyle w:val="a1"/>
+              <w:widowControl w:val="0"/>
+              <w:ind w:left="0" w:right="0" w:firstLine="0" w:leftChars="0" w:rightChars="0" w:firstLineChars="0"/>
+              <w:jc w:val="both"/>
+              <w:rPr>
+                <w:rFonts w:ascii="宋体" w:eastAsia="宋体" w:hAnsi="宋体" w:cs="宋体" w:hint="eastAsia"/>
+                <w:sz w:val="15"/>
+                <w:szCs w:val="15"/>
+                <w:vertAlign w:val="baseline"/>
+                <w:lang w:val="en-US" w:eastAsia="zh-CN"/>
+              </w:rPr>
+            </w:pPr>
+            <w:r>
+              <w:rPr>
+                <w:rFonts w:ascii="宋体" w:eastAsia="宋体" w:hAnsi="宋体" w:cs="宋体" w:hint="eastAsia"/>
                 <w:sz w:val="15"/>
                 <w:szCs w:val="15"/>
                 <w:vertAlign w:val="baseline"/>
@@ -3260,21 +3120,21 @@
           </w:tcPr>
           <w:p>
             <w:pPr>
-              <w:pStyle w:val="29"/>
-              <w:widowControl w:val="0"/>
-              <w:ind w:left="0" w:leftChars="0" w:right="0" w:rightChars="0" w:firstLine="0" w:firstLineChars="0"/>
-              <w:jc w:val="both"/>
-              <w:rPr>
-                <w:rFonts w:hint="eastAsia" w:ascii="宋体" w:hAnsi="宋体" w:eastAsia="宋体" w:cs="宋体"/>
-                <w:sz w:val="15"/>
-                <w:szCs w:val="15"/>
-                <w:vertAlign w:val="baseline"/>
-                <w:lang w:val="en-US" w:eastAsia="zh-CN"/>
-              </w:rPr>
-            </w:pPr>
-            <w:r>
-              <w:rPr>
-                <w:rFonts w:hint="eastAsia" w:ascii="宋体" w:hAnsi="宋体" w:eastAsia="宋体" w:cs="宋体"/>
+              <w:pStyle w:val="a1"/>
+              <w:widowControl w:val="0"/>
+              <w:ind w:left="0" w:right="0" w:firstLine="0" w:leftChars="0" w:rightChars="0" w:firstLineChars="0"/>
+              <w:jc w:val="both"/>
+              <w:rPr>
+                <w:rFonts w:ascii="宋体" w:eastAsia="宋体" w:hAnsi="宋体" w:cs="宋体" w:hint="eastAsia"/>
+                <w:sz w:val="15"/>
+                <w:szCs w:val="15"/>
+                <w:vertAlign w:val="baseline"/>
+                <w:lang w:val="en-US" w:eastAsia="zh-CN"/>
+              </w:rPr>
+            </w:pPr>
+            <w:r>
+              <w:rPr>
+                <w:rFonts w:ascii="宋体" w:eastAsia="宋体" w:hAnsi="宋体" w:cs="宋体" w:hint="eastAsia"/>
                 <w:sz w:val="15"/>
                 <w:szCs w:val="15"/>
                 <w:vertAlign w:val="baseline"/>
@@ -3291,21 +3151,21 @@
           </w:tcPr>
           <w:p>
             <w:pPr>
-              <w:pStyle w:val="29"/>
-              <w:widowControl w:val="0"/>
-              <w:ind w:left="0" w:leftChars="0" w:right="0" w:rightChars="0" w:firstLine="0" w:firstLineChars="0"/>
-              <w:jc w:val="both"/>
-              <w:rPr>
-                <w:rFonts w:hint="eastAsia" w:ascii="宋体" w:hAnsi="宋体" w:eastAsia="宋体" w:cs="宋体"/>
-                <w:sz w:val="15"/>
-                <w:szCs w:val="15"/>
-                <w:vertAlign w:val="baseline"/>
-                <w:lang w:val="en-US" w:eastAsia="zh-CN"/>
-              </w:rPr>
-            </w:pPr>
-            <w:r>
-              <w:rPr>
-                <w:rFonts w:hint="eastAsia" w:ascii="宋体" w:hAnsi="宋体" w:eastAsia="宋体" w:cs="宋体"/>
+              <w:pStyle w:val="a1"/>
+              <w:widowControl w:val="0"/>
+              <w:ind w:left="0" w:right="0" w:firstLine="0" w:leftChars="0" w:rightChars="0" w:firstLineChars="0"/>
+              <w:jc w:val="both"/>
+              <w:rPr>
+                <w:rFonts w:ascii="宋体" w:eastAsia="宋体" w:hAnsi="宋体" w:cs="宋体" w:hint="eastAsia"/>
+                <w:sz w:val="15"/>
+                <w:szCs w:val="15"/>
+                <w:vertAlign w:val="baseline"/>
+                <w:lang w:val="en-US" w:eastAsia="zh-CN"/>
+              </w:rPr>
+            </w:pPr>
+            <w:r>
+              <w:rPr>
+                <w:rFonts w:ascii="宋体" w:eastAsia="宋体" w:hAnsi="宋体" w:cs="宋体" w:hint="eastAsia"/>
                 <w:sz w:val="15"/>
                 <w:szCs w:val="15"/>
                 <w:vertAlign w:val="baseline"/>
@@ -3322,21 +3182,21 @@
           </w:tcPr>
           <w:p>
             <w:pPr>
-              <w:pStyle w:val="29"/>
-              <w:widowControl w:val="0"/>
-              <w:ind w:left="0" w:leftChars="0" w:right="0" w:rightChars="0" w:firstLine="0" w:firstLineChars="0"/>
-              <w:jc w:val="both"/>
-              <w:rPr>
-                <w:rFonts w:hint="eastAsia" w:ascii="宋体" w:hAnsi="宋体" w:eastAsia="宋体" w:cs="宋体"/>
-                <w:sz w:val="15"/>
-                <w:szCs w:val="15"/>
-                <w:vertAlign w:val="baseline"/>
-                <w:lang w:val="en-US" w:eastAsia="zh-CN"/>
-              </w:rPr>
-            </w:pPr>
-            <w:r>
-              <w:rPr>
-                <w:rFonts w:hint="eastAsia" w:ascii="宋体" w:hAnsi="宋体" w:eastAsia="宋体" w:cs="宋体"/>
+              <w:pStyle w:val="a1"/>
+              <w:widowControl w:val="0"/>
+              <w:ind w:left="0" w:right="0" w:firstLine="0" w:leftChars="0" w:rightChars="0" w:firstLineChars="0"/>
+              <w:jc w:val="both"/>
+              <w:rPr>
+                <w:rFonts w:ascii="宋体" w:eastAsia="宋体" w:hAnsi="宋体" w:cs="宋体" w:hint="eastAsia"/>
+                <w:sz w:val="15"/>
+                <w:szCs w:val="15"/>
+                <w:vertAlign w:val="baseline"/>
+                <w:lang w:val="en-US" w:eastAsia="zh-CN"/>
+              </w:rPr>
+            </w:pPr>
+            <w:r>
+              <w:rPr>
+                <w:rFonts w:ascii="宋体" w:eastAsia="宋体" w:hAnsi="宋体" w:cs="宋体" w:hint="eastAsia"/>
                 <w:sz w:val="15"/>
                 <w:szCs w:val="15"/>
                 <w:vertAlign w:val="baseline"/>
@@ -3349,14 +3209,8 @@
       </w:tr>
       <w:tr>
         <w:tblPrEx>
-          <w:tblBorders>
-            <w:top w:val="single" w:color="auto" w:sz="4" w:space="0"/>
-            <w:left w:val="single" w:color="auto" w:sz="4" w:space="0"/>
-            <w:bottom w:val="single" w:color="auto" w:sz="4" w:space="0"/>
-            <w:right w:val="single" w:color="auto" w:sz="4" w:space="0"/>
-            <w:insideH w:val="single" w:color="auto" w:sz="4" w:space="0"/>
-            <w:insideV w:val="single" w:color="auto" w:sz="4" w:space="0"/>
-          </w:tblBorders>
+          <w:tblW w:w="0" w:type="auto"/>
+          <w:jc w:val="center"/>
           <w:tblCellMar>
             <w:top w:w="0" w:type="dxa"/>
             <w:left w:w="108" w:type="dxa"/>
@@ -3374,16 +3228,16 @@
           </w:tcPr>
           <w:p>
             <w:pPr>
-              <w:pStyle w:val="29"/>
+              <w:pStyle w:val="a1"/>
               <w:widowControl w:val="0"/>
               <w:numPr>
                 <w:ilvl w:val="0"/>
                 <w:numId w:val="2"/>
               </w:numPr>
-              <w:ind w:left="0" w:leftChars="0" w:right="0" w:rightChars="0" w:firstLine="0" w:firstLineChars="0"/>
+              <w:ind w:left="0" w:right="0" w:firstLine="0" w:leftChars="0" w:rightChars="0" w:firstLineChars="0"/>
               <w:jc w:val="center"/>
               <w:rPr>
-                <w:rFonts w:hint="eastAsia" w:ascii="宋体" w:hAnsi="宋体" w:eastAsia="宋体" w:cs="宋体"/>
+                <w:rFonts w:ascii="宋体" w:eastAsia="宋体" w:hAnsi="宋体" w:cs="宋体" w:hint="eastAsia"/>
                 <w:sz w:val="15"/>
                 <w:szCs w:val="15"/>
                 <w:vertAlign w:val="baseline"/>
@@ -3399,21 +3253,21 @@
           </w:tcPr>
           <w:p>
             <w:pPr>
-              <w:pStyle w:val="29"/>
-              <w:widowControl w:val="0"/>
-              <w:ind w:left="0" w:leftChars="0" w:right="0" w:rightChars="0" w:firstLine="0" w:firstLineChars="0"/>
-              <w:jc w:val="both"/>
-              <w:rPr>
-                <w:rFonts w:hint="default" w:ascii="宋体" w:hAnsi="宋体" w:eastAsia="宋体" w:cs="宋体"/>
-                <w:sz w:val="15"/>
-                <w:szCs w:val="15"/>
-                <w:vertAlign w:val="baseline"/>
-                <w:lang w:val="en-US" w:eastAsia="zh-CN"/>
-              </w:rPr>
-            </w:pPr>
-            <w:r>
-              <w:rPr>
-                <w:rFonts w:hint="eastAsia" w:ascii="宋体" w:hAnsi="宋体" w:eastAsia="宋体" w:cs="宋体"/>
+              <w:pStyle w:val="a1"/>
+              <w:widowControl w:val="0"/>
+              <w:ind w:left="0" w:right="0" w:firstLine="0" w:leftChars="0" w:rightChars="0" w:firstLineChars="0"/>
+              <w:jc w:val="both"/>
+              <w:rPr>
+                <w:rFonts w:ascii="宋体" w:eastAsia="宋体" w:hAnsi="宋体" w:cs="宋体" w:hint="default"/>
+                <w:sz w:val="15"/>
+                <w:szCs w:val="15"/>
+                <w:vertAlign w:val="baseline"/>
+                <w:lang w:val="en-US" w:eastAsia="zh-CN"/>
+              </w:rPr>
+            </w:pPr>
+            <w:r>
+              <w:rPr>
+                <w:rFonts w:ascii="宋体" w:eastAsia="宋体" w:hAnsi="宋体" w:cs="宋体" w:hint="eastAsia"/>
                 <w:sz w:val="15"/>
                 <w:szCs w:val="15"/>
                 <w:vertAlign w:val="baseline"/>
@@ -3430,21 +3284,21 @@
           </w:tcPr>
           <w:p>
             <w:pPr>
-              <w:pStyle w:val="29"/>
-              <w:widowControl w:val="0"/>
-              <w:ind w:left="0" w:leftChars="0" w:right="0" w:rightChars="0" w:firstLine="0" w:firstLineChars="0"/>
-              <w:jc w:val="both"/>
-              <w:rPr>
-                <w:rFonts w:hint="eastAsia" w:ascii="宋体" w:hAnsi="宋体" w:eastAsia="宋体" w:cs="宋体"/>
-                <w:sz w:val="15"/>
-                <w:szCs w:val="15"/>
-                <w:vertAlign w:val="baseline"/>
-                <w:lang w:val="en-US" w:eastAsia="zh-CN"/>
-              </w:rPr>
-            </w:pPr>
-            <w:r>
-              <w:rPr>
-                <w:rFonts w:hint="eastAsia" w:ascii="宋体" w:hAnsi="宋体" w:eastAsia="宋体" w:cs="宋体"/>
+              <w:pStyle w:val="a1"/>
+              <w:widowControl w:val="0"/>
+              <w:ind w:left="0" w:right="0" w:firstLine="0" w:leftChars="0" w:rightChars="0" w:firstLineChars="0"/>
+              <w:jc w:val="both"/>
+              <w:rPr>
+                <w:rFonts w:ascii="宋体" w:eastAsia="宋体" w:hAnsi="宋体" w:cs="宋体" w:hint="eastAsia"/>
+                <w:sz w:val="15"/>
+                <w:szCs w:val="15"/>
+                <w:vertAlign w:val="baseline"/>
+                <w:lang w:val="en-US" w:eastAsia="zh-CN"/>
+              </w:rPr>
+            </w:pPr>
+            <w:r>
+              <w:rPr>
+                <w:rFonts w:ascii="宋体" w:eastAsia="宋体" w:hAnsi="宋体" w:cs="宋体" w:hint="eastAsia"/>
                 <w:sz w:val="15"/>
                 <w:szCs w:val="15"/>
                 <w:vertAlign w:val="baseline"/>
@@ -3461,21 +3315,21 @@
           </w:tcPr>
           <w:p>
             <w:pPr>
-              <w:pStyle w:val="29"/>
-              <w:widowControl w:val="0"/>
-              <w:ind w:left="0" w:leftChars="0" w:right="0" w:rightChars="0" w:firstLine="0" w:firstLineChars="0"/>
-              <w:jc w:val="both"/>
-              <w:rPr>
-                <w:rFonts w:hint="eastAsia" w:ascii="宋体" w:hAnsi="宋体" w:eastAsia="宋体" w:cs="宋体"/>
-                <w:sz w:val="15"/>
-                <w:szCs w:val="15"/>
-                <w:vertAlign w:val="baseline"/>
-                <w:lang w:val="en-US" w:eastAsia="zh-CN"/>
-              </w:rPr>
-            </w:pPr>
-            <w:r>
-              <w:rPr>
-                <w:rFonts w:hint="eastAsia" w:ascii="宋体" w:hAnsi="宋体" w:eastAsia="宋体" w:cs="宋体"/>
+              <w:pStyle w:val="a1"/>
+              <w:widowControl w:val="0"/>
+              <w:ind w:left="0" w:right="0" w:firstLine="0" w:leftChars="0" w:rightChars="0" w:firstLineChars="0"/>
+              <w:jc w:val="both"/>
+              <w:rPr>
+                <w:rFonts w:ascii="宋体" w:eastAsia="宋体" w:hAnsi="宋体" w:cs="宋体" w:hint="eastAsia"/>
+                <w:sz w:val="15"/>
+                <w:szCs w:val="15"/>
+                <w:vertAlign w:val="baseline"/>
+                <w:lang w:val="en-US" w:eastAsia="zh-CN"/>
+              </w:rPr>
+            </w:pPr>
+            <w:r>
+              <w:rPr>
+                <w:rFonts w:ascii="宋体" w:eastAsia="宋体" w:hAnsi="宋体" w:cs="宋体" w:hint="eastAsia"/>
                 <w:sz w:val="15"/>
                 <w:szCs w:val="15"/>
                 <w:vertAlign w:val="baseline"/>
@@ -3492,21 +3346,21 @@
           </w:tcPr>
           <w:p>
             <w:pPr>
-              <w:pStyle w:val="29"/>
-              <w:widowControl w:val="0"/>
-              <w:ind w:left="0" w:leftChars="0" w:right="0" w:rightChars="0" w:firstLine="0" w:firstLineChars="0"/>
-              <w:jc w:val="both"/>
-              <w:rPr>
-                <w:rFonts w:hint="eastAsia" w:ascii="宋体" w:hAnsi="宋体" w:eastAsia="宋体" w:cs="宋体"/>
-                <w:sz w:val="15"/>
-                <w:szCs w:val="15"/>
-                <w:vertAlign w:val="baseline"/>
-                <w:lang w:val="en-US" w:eastAsia="zh-CN"/>
-              </w:rPr>
-            </w:pPr>
-            <w:r>
-              <w:rPr>
-                <w:rFonts w:hint="eastAsia" w:ascii="宋体" w:hAnsi="宋体" w:eastAsia="宋体" w:cs="宋体"/>
+              <w:pStyle w:val="a1"/>
+              <w:widowControl w:val="0"/>
+              <w:ind w:left="0" w:right="0" w:firstLine="0" w:leftChars="0" w:rightChars="0" w:firstLineChars="0"/>
+              <w:jc w:val="both"/>
+              <w:rPr>
+                <w:rFonts w:ascii="宋体" w:eastAsia="宋体" w:hAnsi="宋体" w:cs="宋体" w:hint="eastAsia"/>
+                <w:sz w:val="15"/>
+                <w:szCs w:val="15"/>
+                <w:vertAlign w:val="baseline"/>
+                <w:lang w:val="en-US" w:eastAsia="zh-CN"/>
+              </w:rPr>
+            </w:pPr>
+            <w:r>
+              <w:rPr>
+                <w:rFonts w:ascii="宋体" w:eastAsia="宋体" w:hAnsi="宋体" w:cs="宋体" w:hint="eastAsia"/>
                 <w:sz w:val="15"/>
                 <w:szCs w:val="15"/>
                 <w:vertAlign w:val="baseline"/>
@@ -3523,21 +3377,21 @@
           </w:tcPr>
           <w:p>
             <w:pPr>
-              <w:pStyle w:val="29"/>
-              <w:widowControl w:val="0"/>
-              <w:ind w:left="0" w:leftChars="0" w:right="0" w:rightChars="0" w:firstLine="0" w:firstLineChars="0"/>
-              <w:jc w:val="both"/>
-              <w:rPr>
-                <w:rFonts w:hint="eastAsia" w:ascii="宋体" w:hAnsi="宋体" w:eastAsia="宋体" w:cs="宋体"/>
-                <w:sz w:val="15"/>
-                <w:szCs w:val="15"/>
-                <w:vertAlign w:val="baseline"/>
-                <w:lang w:val="en-US" w:eastAsia="zh-CN"/>
-              </w:rPr>
-            </w:pPr>
-            <w:r>
-              <w:rPr>
-                <w:rFonts w:hint="eastAsia" w:ascii="宋体" w:hAnsi="宋体" w:eastAsia="宋体" w:cs="宋体"/>
+              <w:pStyle w:val="a1"/>
+              <w:widowControl w:val="0"/>
+              <w:ind w:left="0" w:right="0" w:firstLine="0" w:leftChars="0" w:rightChars="0" w:firstLineChars="0"/>
+              <w:jc w:val="both"/>
+              <w:rPr>
+                <w:rFonts w:ascii="宋体" w:eastAsia="宋体" w:hAnsi="宋体" w:cs="宋体" w:hint="eastAsia"/>
+                <w:sz w:val="15"/>
+                <w:szCs w:val="15"/>
+                <w:vertAlign w:val="baseline"/>
+                <w:lang w:val="en-US" w:eastAsia="zh-CN"/>
+              </w:rPr>
+            </w:pPr>
+            <w:r>
+              <w:rPr>
+                <w:rFonts w:ascii="宋体" w:eastAsia="宋体" w:hAnsi="宋体" w:cs="宋体" w:hint="eastAsia"/>
                 <w:sz w:val="15"/>
                 <w:szCs w:val="15"/>
                 <w:vertAlign w:val="baseline"/>
@@ -3550,14 +3404,8 @@
       </w:tr>
       <w:tr>
         <w:tblPrEx>
-          <w:tblBorders>
-            <w:top w:val="single" w:color="auto" w:sz="4" w:space="0"/>
-            <w:left w:val="single" w:color="auto" w:sz="4" w:space="0"/>
-            <w:bottom w:val="single" w:color="auto" w:sz="4" w:space="0"/>
-            <w:right w:val="single" w:color="auto" w:sz="4" w:space="0"/>
-            <w:insideH w:val="single" w:color="auto" w:sz="4" w:space="0"/>
-            <w:insideV w:val="single" w:color="auto" w:sz="4" w:space="0"/>
-          </w:tblBorders>
+          <w:tblW w:w="0" w:type="auto"/>
+          <w:jc w:val="center"/>
           <w:tblCellMar>
             <w:top w:w="0" w:type="dxa"/>
             <w:left w:w="108" w:type="dxa"/>
@@ -3575,16 +3423,16 @@
           </w:tcPr>
           <w:p>
             <w:pPr>
-              <w:pStyle w:val="29"/>
+              <w:pStyle w:val="a1"/>
               <w:widowControl w:val="0"/>
               <w:numPr>
                 <w:ilvl w:val="0"/>
                 <w:numId w:val="2"/>
               </w:numPr>
-              <w:ind w:left="0" w:leftChars="0" w:right="0" w:rightChars="0" w:firstLine="0" w:firstLineChars="0"/>
+              <w:ind w:left="0" w:right="0" w:firstLine="0" w:leftChars="0" w:rightChars="0" w:firstLineChars="0"/>
               <w:jc w:val="center"/>
               <w:rPr>
-                <w:rFonts w:hint="eastAsia" w:ascii="宋体" w:hAnsi="宋体" w:eastAsia="宋体" w:cs="宋体"/>
+                <w:rFonts w:ascii="宋体" w:eastAsia="宋体" w:hAnsi="宋体" w:cs="宋体" w:hint="eastAsia"/>
                 <w:sz w:val="15"/>
                 <w:szCs w:val="15"/>
                 <w:vertAlign w:val="baseline"/>
@@ -3600,21 +3448,21 @@
           </w:tcPr>
           <w:p>
             <w:pPr>
-              <w:pStyle w:val="29"/>
-              <w:widowControl w:val="0"/>
-              <w:ind w:left="0" w:leftChars="0" w:right="0" w:rightChars="0" w:firstLine="0" w:firstLineChars="0"/>
-              <w:jc w:val="both"/>
-              <w:rPr>
-                <w:rFonts w:hint="default" w:ascii="宋体" w:hAnsi="宋体" w:eastAsia="宋体" w:cs="宋体"/>
-                <w:sz w:val="15"/>
-                <w:szCs w:val="15"/>
-                <w:vertAlign w:val="baseline"/>
-                <w:lang w:val="en-US" w:eastAsia="zh-CN"/>
-              </w:rPr>
-            </w:pPr>
-            <w:r>
-              <w:rPr>
-                <w:rFonts w:hint="eastAsia" w:ascii="宋体" w:hAnsi="宋体" w:eastAsia="宋体" w:cs="宋体"/>
+              <w:pStyle w:val="a1"/>
+              <w:widowControl w:val="0"/>
+              <w:ind w:left="0" w:right="0" w:firstLine="0" w:leftChars="0" w:rightChars="0" w:firstLineChars="0"/>
+              <w:jc w:val="both"/>
+              <w:rPr>
+                <w:rFonts w:ascii="宋体" w:eastAsia="宋体" w:hAnsi="宋体" w:cs="宋体" w:hint="default"/>
+                <w:sz w:val="15"/>
+                <w:szCs w:val="15"/>
+                <w:vertAlign w:val="baseline"/>
+                <w:lang w:val="en-US" w:eastAsia="zh-CN"/>
+              </w:rPr>
+            </w:pPr>
+            <w:r>
+              <w:rPr>
+                <w:rFonts w:ascii="宋体" w:eastAsia="宋体" w:hAnsi="宋体" w:cs="宋体" w:hint="eastAsia"/>
                 <w:sz w:val="15"/>
                 <w:szCs w:val="15"/>
                 <w:vertAlign w:val="baseline"/>
@@ -3631,21 +3479,21 @@
           </w:tcPr>
           <w:p>
             <w:pPr>
-              <w:pStyle w:val="29"/>
-              <w:widowControl w:val="0"/>
-              <w:ind w:left="0" w:leftChars="0" w:right="0" w:rightChars="0" w:firstLine="0" w:firstLineChars="0"/>
-              <w:jc w:val="both"/>
-              <w:rPr>
-                <w:rFonts w:hint="eastAsia" w:ascii="宋体" w:hAnsi="宋体" w:eastAsia="宋体" w:cs="宋体"/>
-                <w:sz w:val="15"/>
-                <w:szCs w:val="15"/>
-                <w:vertAlign w:val="baseline"/>
-                <w:lang w:val="en-US" w:eastAsia="zh-CN"/>
-              </w:rPr>
-            </w:pPr>
-            <w:r>
-              <w:rPr>
-                <w:rFonts w:hint="eastAsia" w:ascii="宋体" w:hAnsi="宋体" w:eastAsia="宋体" w:cs="宋体"/>
+              <w:pStyle w:val="a1"/>
+              <w:widowControl w:val="0"/>
+              <w:ind w:left="0" w:right="0" w:firstLine="0" w:leftChars="0" w:rightChars="0" w:firstLineChars="0"/>
+              <w:jc w:val="both"/>
+              <w:rPr>
+                <w:rFonts w:ascii="宋体" w:eastAsia="宋体" w:hAnsi="宋体" w:cs="宋体" w:hint="eastAsia"/>
+                <w:sz w:val="15"/>
+                <w:szCs w:val="15"/>
+                <w:vertAlign w:val="baseline"/>
+                <w:lang w:val="en-US" w:eastAsia="zh-CN"/>
+              </w:rPr>
+            </w:pPr>
+            <w:r>
+              <w:rPr>
+                <w:rFonts w:ascii="宋体" w:eastAsia="宋体" w:hAnsi="宋体" w:cs="宋体" w:hint="eastAsia"/>
                 <w:sz w:val="15"/>
                 <w:szCs w:val="15"/>
                 <w:vertAlign w:val="baseline"/>
@@ -3662,21 +3510,21 @@
           </w:tcPr>
           <w:p>
             <w:pPr>
-              <w:pStyle w:val="29"/>
-              <w:widowControl w:val="0"/>
-              <w:ind w:left="0" w:leftChars="0" w:right="0" w:rightChars="0" w:firstLine="0" w:firstLineChars="0"/>
-              <w:jc w:val="both"/>
-              <w:rPr>
-                <w:rFonts w:hint="eastAsia" w:ascii="宋体" w:hAnsi="宋体" w:eastAsia="宋体" w:cs="宋体"/>
-                <w:sz w:val="15"/>
-                <w:szCs w:val="15"/>
-                <w:vertAlign w:val="baseline"/>
-                <w:lang w:val="en-US" w:eastAsia="zh-CN"/>
-              </w:rPr>
-            </w:pPr>
-            <w:r>
-              <w:rPr>
-                <w:rFonts w:hint="eastAsia" w:ascii="宋体" w:hAnsi="宋体" w:eastAsia="宋体" w:cs="宋体"/>
+              <w:pStyle w:val="a1"/>
+              <w:widowControl w:val="0"/>
+              <w:ind w:left="0" w:right="0" w:firstLine="0" w:leftChars="0" w:rightChars="0" w:firstLineChars="0"/>
+              <w:jc w:val="both"/>
+              <w:rPr>
+                <w:rFonts w:ascii="宋体" w:eastAsia="宋体" w:hAnsi="宋体" w:cs="宋体" w:hint="eastAsia"/>
+                <w:sz w:val="15"/>
+                <w:szCs w:val="15"/>
+                <w:vertAlign w:val="baseline"/>
+                <w:lang w:val="en-US" w:eastAsia="zh-CN"/>
+              </w:rPr>
+            </w:pPr>
+            <w:r>
+              <w:rPr>
+                <w:rFonts w:ascii="宋体" w:eastAsia="宋体" w:hAnsi="宋体" w:cs="宋体" w:hint="eastAsia"/>
                 <w:sz w:val="15"/>
                 <w:szCs w:val="15"/>
                 <w:vertAlign w:val="baseline"/>
@@ -3693,21 +3541,21 @@
           </w:tcPr>
           <w:p>
             <w:pPr>
-              <w:pStyle w:val="29"/>
-              <w:widowControl w:val="0"/>
-              <w:ind w:left="0" w:leftChars="0" w:right="0" w:rightChars="0" w:firstLine="0" w:firstLineChars="0"/>
-              <w:jc w:val="both"/>
-              <w:rPr>
-                <w:rFonts w:hint="eastAsia" w:ascii="宋体" w:hAnsi="宋体" w:eastAsia="宋体" w:cs="宋体"/>
-                <w:sz w:val="15"/>
-                <w:szCs w:val="15"/>
-                <w:vertAlign w:val="baseline"/>
-                <w:lang w:val="en-US" w:eastAsia="zh-CN"/>
-              </w:rPr>
-            </w:pPr>
-            <w:r>
-              <w:rPr>
-                <w:rFonts w:hint="eastAsia" w:ascii="宋体" w:hAnsi="宋体" w:eastAsia="宋体" w:cs="宋体"/>
+              <w:pStyle w:val="a1"/>
+              <w:widowControl w:val="0"/>
+              <w:ind w:left="0" w:right="0" w:firstLine="0" w:leftChars="0" w:rightChars="0" w:firstLineChars="0"/>
+              <w:jc w:val="both"/>
+              <w:rPr>
+                <w:rFonts w:ascii="宋体" w:eastAsia="宋体" w:hAnsi="宋体" w:cs="宋体" w:hint="eastAsia"/>
+                <w:sz w:val="15"/>
+                <w:szCs w:val="15"/>
+                <w:vertAlign w:val="baseline"/>
+                <w:lang w:val="en-US" w:eastAsia="zh-CN"/>
+              </w:rPr>
+            </w:pPr>
+            <w:r>
+              <w:rPr>
+                <w:rFonts w:ascii="宋体" w:eastAsia="宋体" w:hAnsi="宋体" w:cs="宋体" w:hint="eastAsia"/>
                 <w:sz w:val="15"/>
                 <w:szCs w:val="15"/>
                 <w:vertAlign w:val="baseline"/>
@@ -3724,21 +3572,21 @@
           </w:tcPr>
           <w:p>
             <w:pPr>
-              <w:pStyle w:val="29"/>
-              <w:widowControl w:val="0"/>
-              <w:ind w:left="0" w:leftChars="0" w:right="0" w:rightChars="0" w:firstLine="0" w:firstLineChars="0"/>
-              <w:jc w:val="both"/>
-              <w:rPr>
-                <w:rFonts w:hint="eastAsia" w:ascii="宋体" w:hAnsi="宋体" w:eastAsia="宋体" w:cs="宋体"/>
-                <w:sz w:val="15"/>
-                <w:szCs w:val="15"/>
-                <w:vertAlign w:val="baseline"/>
-                <w:lang w:val="en-US" w:eastAsia="zh-CN"/>
-              </w:rPr>
-            </w:pPr>
-            <w:r>
-              <w:rPr>
-                <w:rFonts w:hint="eastAsia" w:ascii="宋体" w:hAnsi="宋体" w:eastAsia="宋体" w:cs="宋体"/>
+              <w:pStyle w:val="a1"/>
+              <w:widowControl w:val="0"/>
+              <w:ind w:left="0" w:right="0" w:firstLine="0" w:leftChars="0" w:rightChars="0" w:firstLineChars="0"/>
+              <w:jc w:val="both"/>
+              <w:rPr>
+                <w:rFonts w:ascii="宋体" w:eastAsia="宋体" w:hAnsi="宋体" w:cs="宋体" w:hint="eastAsia"/>
+                <w:sz w:val="15"/>
+                <w:szCs w:val="15"/>
+                <w:vertAlign w:val="baseline"/>
+                <w:lang w:val="en-US" w:eastAsia="zh-CN"/>
+              </w:rPr>
+            </w:pPr>
+            <w:r>
+              <w:rPr>
+                <w:rFonts w:ascii="宋体" w:eastAsia="宋体" w:hAnsi="宋体" w:cs="宋体" w:hint="eastAsia"/>
                 <w:sz w:val="15"/>
                 <w:szCs w:val="15"/>
                 <w:vertAlign w:val="baseline"/>
@@ -3751,14 +3599,8 @@
       </w:tr>
       <w:tr>
         <w:tblPrEx>
-          <w:tblBorders>
-            <w:top w:val="single" w:color="auto" w:sz="4" w:space="0"/>
-            <w:left w:val="single" w:color="auto" w:sz="4" w:space="0"/>
-            <w:bottom w:val="single" w:color="auto" w:sz="4" w:space="0"/>
-            <w:right w:val="single" w:color="auto" w:sz="4" w:space="0"/>
-            <w:insideH w:val="single" w:color="auto" w:sz="4" w:space="0"/>
-            <w:insideV w:val="single" w:color="auto" w:sz="4" w:space="0"/>
-          </w:tblBorders>
+          <w:tblW w:w="0" w:type="auto"/>
+          <w:jc w:val="center"/>
           <w:tblCellMar>
             <w:top w:w="0" w:type="dxa"/>
             <w:left w:w="108" w:type="dxa"/>
@@ -3776,16 +3618,16 @@
           </w:tcPr>
           <w:p>
             <w:pPr>
-              <w:pStyle w:val="29"/>
+              <w:pStyle w:val="a1"/>
               <w:widowControl w:val="0"/>
               <w:numPr>
                 <w:ilvl w:val="0"/>
                 <w:numId w:val="2"/>
               </w:numPr>
-              <w:ind w:left="0" w:leftChars="0" w:right="0" w:rightChars="0" w:firstLine="0" w:firstLineChars="0"/>
+              <w:ind w:left="0" w:right="0" w:firstLine="0" w:leftChars="0" w:rightChars="0" w:firstLineChars="0"/>
               <w:jc w:val="center"/>
               <w:rPr>
-                <w:rFonts w:hint="eastAsia" w:ascii="宋体" w:hAnsi="宋体" w:eastAsia="宋体" w:cs="宋体"/>
+                <w:rFonts w:ascii="宋体" w:eastAsia="宋体" w:hAnsi="宋体" w:cs="宋体" w:hint="eastAsia"/>
                 <w:sz w:val="15"/>
                 <w:szCs w:val="15"/>
                 <w:vertAlign w:val="baseline"/>
@@ -3801,21 +3643,21 @@
           </w:tcPr>
           <w:p>
             <w:pPr>
-              <w:pStyle w:val="29"/>
-              <w:widowControl w:val="0"/>
-              <w:ind w:left="0" w:leftChars="0" w:right="0" w:rightChars="0" w:firstLine="0" w:firstLineChars="0"/>
-              <w:jc w:val="both"/>
-              <w:rPr>
-                <w:rFonts w:hint="default" w:ascii="宋体" w:hAnsi="宋体" w:eastAsia="宋体" w:cs="宋体"/>
-                <w:sz w:val="15"/>
-                <w:szCs w:val="15"/>
-                <w:vertAlign w:val="baseline"/>
-                <w:lang w:val="en-US" w:eastAsia="zh-CN"/>
-              </w:rPr>
-            </w:pPr>
-            <w:r>
-              <w:rPr>
-                <w:rFonts w:hint="eastAsia" w:ascii="宋体" w:hAnsi="宋体" w:eastAsia="宋体" w:cs="宋体"/>
+              <w:pStyle w:val="a1"/>
+              <w:widowControl w:val="0"/>
+              <w:ind w:left="0" w:right="0" w:firstLine="0" w:leftChars="0" w:rightChars="0" w:firstLineChars="0"/>
+              <w:jc w:val="both"/>
+              <w:rPr>
+                <w:rFonts w:ascii="宋体" w:eastAsia="宋体" w:hAnsi="宋体" w:cs="宋体" w:hint="default"/>
+                <w:sz w:val="15"/>
+                <w:szCs w:val="15"/>
+                <w:vertAlign w:val="baseline"/>
+                <w:lang w:val="en-US" w:eastAsia="zh-CN"/>
+              </w:rPr>
+            </w:pPr>
+            <w:r>
+              <w:rPr>
+                <w:rFonts w:ascii="宋体" w:eastAsia="宋体" w:hAnsi="宋体" w:cs="宋体" w:hint="eastAsia"/>
                 <w:sz w:val="15"/>
                 <w:szCs w:val="15"/>
                 <w:vertAlign w:val="baseline"/>
@@ -3832,21 +3674,21 @@
           </w:tcPr>
           <w:p>
             <w:pPr>
-              <w:pStyle w:val="29"/>
-              <w:widowControl w:val="0"/>
-              <w:ind w:left="0" w:leftChars="0" w:right="0" w:rightChars="0" w:firstLine="0" w:firstLineChars="0"/>
-              <w:jc w:val="both"/>
-              <w:rPr>
-                <w:rFonts w:hint="eastAsia" w:ascii="宋体" w:hAnsi="宋体" w:eastAsia="宋体" w:cs="宋体"/>
-                <w:sz w:val="15"/>
-                <w:szCs w:val="15"/>
-                <w:vertAlign w:val="baseline"/>
-                <w:lang w:val="en-US" w:eastAsia="zh-CN"/>
-              </w:rPr>
-            </w:pPr>
-            <w:r>
-              <w:rPr>
-                <w:rFonts w:hint="eastAsia" w:ascii="宋体" w:hAnsi="宋体" w:eastAsia="宋体" w:cs="宋体"/>
+              <w:pStyle w:val="a1"/>
+              <w:widowControl w:val="0"/>
+              <w:ind w:left="0" w:right="0" w:firstLine="0" w:leftChars="0" w:rightChars="0" w:firstLineChars="0"/>
+              <w:jc w:val="both"/>
+              <w:rPr>
+                <w:rFonts w:ascii="宋体" w:eastAsia="宋体" w:hAnsi="宋体" w:cs="宋体" w:hint="eastAsia"/>
+                <w:sz w:val="15"/>
+                <w:szCs w:val="15"/>
+                <w:vertAlign w:val="baseline"/>
+                <w:lang w:val="en-US" w:eastAsia="zh-CN"/>
+              </w:rPr>
+            </w:pPr>
+            <w:r>
+              <w:rPr>
+                <w:rFonts w:ascii="宋体" w:eastAsia="宋体" w:hAnsi="宋体" w:cs="宋体" w:hint="eastAsia"/>
                 <w:sz w:val="15"/>
                 <w:szCs w:val="15"/>
                 <w:vertAlign w:val="baseline"/>
@@ -3863,21 +3705,21 @@
           </w:tcPr>
           <w:p>
             <w:pPr>
-              <w:pStyle w:val="29"/>
-              <w:widowControl w:val="0"/>
-              <w:ind w:left="0" w:leftChars="0" w:right="0" w:rightChars="0" w:firstLine="0" w:firstLineChars="0"/>
-              <w:jc w:val="both"/>
-              <w:rPr>
-                <w:rFonts w:hint="eastAsia" w:ascii="宋体" w:hAnsi="宋体" w:eastAsia="宋体" w:cs="宋体"/>
-                <w:sz w:val="15"/>
-                <w:szCs w:val="15"/>
-                <w:vertAlign w:val="baseline"/>
-                <w:lang w:val="en-US" w:eastAsia="zh-CN"/>
-              </w:rPr>
-            </w:pPr>
-            <w:r>
-              <w:rPr>
-                <w:rFonts w:hint="eastAsia" w:ascii="宋体" w:hAnsi="宋体" w:eastAsia="宋体" w:cs="宋体"/>
+              <w:pStyle w:val="a1"/>
+              <w:widowControl w:val="0"/>
+              <w:ind w:left="0" w:right="0" w:firstLine="0" w:leftChars="0" w:rightChars="0" w:firstLineChars="0"/>
+              <w:jc w:val="both"/>
+              <w:rPr>
+                <w:rFonts w:ascii="宋体" w:eastAsia="宋体" w:hAnsi="宋体" w:cs="宋体" w:hint="eastAsia"/>
+                <w:sz w:val="15"/>
+                <w:szCs w:val="15"/>
+                <w:vertAlign w:val="baseline"/>
+                <w:lang w:val="en-US" w:eastAsia="zh-CN"/>
+              </w:rPr>
+            </w:pPr>
+            <w:r>
+              <w:rPr>
+                <w:rFonts w:ascii="宋体" w:eastAsia="宋体" w:hAnsi="宋体" w:cs="宋体" w:hint="eastAsia"/>
                 <w:sz w:val="15"/>
                 <w:szCs w:val="15"/>
                 <w:vertAlign w:val="baseline"/>
@@ -3887,7 +3729,7 @@
             </w:r>
             <w:r>
               <w:rPr>
-                <w:rFonts w:hint="eastAsia" w:ascii="宋体" w:hAnsi="宋体" w:cs="宋体"/>
+                <w:rFonts w:ascii="宋体" w:hAnsi="宋体" w:cs="宋体" w:hint="eastAsia"/>
                 <w:sz w:val="15"/>
                 <w:szCs w:val="15"/>
                 <w:vertAlign w:val="baseline"/>
@@ -3897,7 +3739,7 @@
             </w:r>
             <w:r>
               <w:rPr>
-                <w:rFonts w:hint="eastAsia" w:ascii="宋体" w:hAnsi="宋体" w:eastAsia="宋体" w:cs="宋体"/>
+                <w:rFonts w:ascii="宋体" w:eastAsia="宋体" w:hAnsi="宋体" w:cs="宋体" w:hint="eastAsia"/>
                 <w:sz w:val="15"/>
                 <w:szCs w:val="15"/>
                 <w:vertAlign w:val="baseline"/>
@@ -3914,21 +3756,21 @@
           </w:tcPr>
           <w:p>
             <w:pPr>
-              <w:pStyle w:val="29"/>
-              <w:widowControl w:val="0"/>
-              <w:ind w:left="0" w:leftChars="0" w:right="0" w:rightChars="0" w:firstLine="0" w:firstLineChars="0"/>
-              <w:jc w:val="both"/>
-              <w:rPr>
-                <w:rFonts w:hint="eastAsia" w:ascii="宋体" w:hAnsi="宋体" w:eastAsia="宋体" w:cs="宋体"/>
-                <w:sz w:val="15"/>
-                <w:szCs w:val="15"/>
-                <w:vertAlign w:val="baseline"/>
-                <w:lang w:val="en-US" w:eastAsia="zh-CN"/>
-              </w:rPr>
-            </w:pPr>
-            <w:r>
-              <w:rPr>
-                <w:rFonts w:hint="eastAsia" w:ascii="宋体" w:hAnsi="宋体" w:eastAsia="宋体" w:cs="宋体"/>
+              <w:pStyle w:val="a1"/>
+              <w:widowControl w:val="0"/>
+              <w:ind w:left="0" w:right="0" w:firstLine="0" w:leftChars="0" w:rightChars="0" w:firstLineChars="0"/>
+              <w:jc w:val="both"/>
+              <w:rPr>
+                <w:rFonts w:ascii="宋体" w:eastAsia="宋体" w:hAnsi="宋体" w:cs="宋体" w:hint="eastAsia"/>
+                <w:sz w:val="15"/>
+                <w:szCs w:val="15"/>
+                <w:vertAlign w:val="baseline"/>
+                <w:lang w:val="en-US" w:eastAsia="zh-CN"/>
+              </w:rPr>
+            </w:pPr>
+            <w:r>
+              <w:rPr>
+                <w:rFonts w:ascii="宋体" w:eastAsia="宋体" w:hAnsi="宋体" w:cs="宋体" w:hint="eastAsia"/>
                 <w:sz w:val="15"/>
                 <w:szCs w:val="15"/>
                 <w:vertAlign w:val="baseline"/>
@@ -3945,21 +3787,21 @@
           </w:tcPr>
           <w:p>
             <w:pPr>
-              <w:pStyle w:val="29"/>
-              <w:widowControl w:val="0"/>
-              <w:ind w:left="0" w:leftChars="0" w:right="0" w:rightChars="0" w:firstLine="0" w:firstLineChars="0"/>
-              <w:jc w:val="both"/>
-              <w:rPr>
-                <w:rFonts w:hint="eastAsia" w:ascii="宋体" w:hAnsi="宋体" w:eastAsia="宋体" w:cs="宋体"/>
-                <w:sz w:val="15"/>
-                <w:szCs w:val="15"/>
-                <w:vertAlign w:val="baseline"/>
-                <w:lang w:val="en-US" w:eastAsia="zh-CN"/>
-              </w:rPr>
-            </w:pPr>
-            <w:r>
-              <w:rPr>
-                <w:rFonts w:hint="eastAsia" w:ascii="宋体" w:hAnsi="宋体" w:eastAsia="宋体" w:cs="宋体"/>
+              <w:pStyle w:val="a1"/>
+              <w:widowControl w:val="0"/>
+              <w:ind w:left="0" w:right="0" w:firstLine="0" w:leftChars="0" w:rightChars="0" w:firstLineChars="0"/>
+              <w:jc w:val="both"/>
+              <w:rPr>
+                <w:rFonts w:ascii="宋体" w:eastAsia="宋体" w:hAnsi="宋体" w:cs="宋体" w:hint="eastAsia"/>
+                <w:sz w:val="15"/>
+                <w:szCs w:val="15"/>
+                <w:vertAlign w:val="baseline"/>
+                <w:lang w:val="en-US" w:eastAsia="zh-CN"/>
+              </w:rPr>
+            </w:pPr>
+            <w:r>
+              <w:rPr>
+                <w:rFonts w:ascii="宋体" w:eastAsia="宋体" w:hAnsi="宋体" w:cs="宋体" w:hint="eastAsia"/>
                 <w:sz w:val="15"/>
                 <w:szCs w:val="15"/>
                 <w:vertAlign w:val="baseline"/>
@@ -3972,14 +3814,8 @@
       </w:tr>
       <w:tr>
         <w:tblPrEx>
-          <w:tblBorders>
-            <w:top w:val="single" w:color="auto" w:sz="4" w:space="0"/>
-            <w:left w:val="single" w:color="auto" w:sz="4" w:space="0"/>
-            <w:bottom w:val="single" w:color="auto" w:sz="4" w:space="0"/>
-            <w:right w:val="single" w:color="auto" w:sz="4" w:space="0"/>
-            <w:insideH w:val="single" w:color="auto" w:sz="4" w:space="0"/>
-            <w:insideV w:val="single" w:color="auto" w:sz="4" w:space="0"/>
-          </w:tblBorders>
+          <w:tblW w:w="0" w:type="auto"/>
+          <w:jc w:val="center"/>
           <w:tblCellMar>
             <w:top w:w="0" w:type="dxa"/>
             <w:left w:w="108" w:type="dxa"/>
@@ -3998,16 +3834,16 @@
           </w:tcPr>
           <w:p>
             <w:pPr>
-              <w:pStyle w:val="29"/>
+              <w:pStyle w:val="a1"/>
               <w:widowControl w:val="0"/>
               <w:numPr>
                 <w:ilvl w:val="0"/>
                 <w:numId w:val="2"/>
               </w:numPr>
-              <w:ind w:left="0" w:leftChars="0" w:right="0" w:rightChars="0" w:firstLine="0" w:firstLineChars="0"/>
+              <w:ind w:left="0" w:right="0" w:firstLine="0" w:leftChars="0" w:rightChars="0" w:firstLineChars="0"/>
               <w:jc w:val="center"/>
               <w:rPr>
-                <w:rFonts w:hint="eastAsia" w:ascii="宋体" w:hAnsi="宋体" w:eastAsia="宋体" w:cs="宋体"/>
+                <w:rFonts w:ascii="宋体" w:eastAsia="宋体" w:hAnsi="宋体" w:cs="宋体" w:hint="eastAsia"/>
                 <w:sz w:val="15"/>
                 <w:szCs w:val="15"/>
                 <w:vertAlign w:val="baseline"/>
@@ -4024,21 +3860,21 @@
           </w:tcPr>
           <w:p>
             <w:pPr>
-              <w:pStyle w:val="29"/>
-              <w:widowControl w:val="0"/>
-              <w:ind w:left="0" w:leftChars="0" w:right="0" w:rightChars="0" w:firstLine="0" w:firstLineChars="0"/>
-              <w:jc w:val="both"/>
-              <w:rPr>
-                <w:rFonts w:hint="default" w:ascii="宋体" w:hAnsi="宋体" w:eastAsia="宋体" w:cs="宋体"/>
-                <w:sz w:val="15"/>
-                <w:szCs w:val="15"/>
-                <w:vertAlign w:val="baseline"/>
-                <w:lang w:val="en-US" w:eastAsia="zh-CN"/>
-              </w:rPr>
-            </w:pPr>
-            <w:r>
-              <w:rPr>
-                <w:rFonts w:hint="eastAsia" w:ascii="宋体" w:hAnsi="宋体" w:eastAsia="宋体" w:cs="宋体"/>
+              <w:pStyle w:val="a1"/>
+              <w:widowControl w:val="0"/>
+              <w:ind w:left="0" w:right="0" w:firstLine="0" w:leftChars="0" w:rightChars="0" w:firstLineChars="0"/>
+              <w:jc w:val="both"/>
+              <w:rPr>
+                <w:rFonts w:ascii="宋体" w:eastAsia="宋体" w:hAnsi="宋体" w:cs="宋体" w:hint="default"/>
+                <w:sz w:val="15"/>
+                <w:szCs w:val="15"/>
+                <w:vertAlign w:val="baseline"/>
+                <w:lang w:val="en-US" w:eastAsia="zh-CN"/>
+              </w:rPr>
+            </w:pPr>
+            <w:r>
+              <w:rPr>
+                <w:rFonts w:ascii="宋体" w:eastAsia="宋体" w:hAnsi="宋体" w:cs="宋体" w:hint="eastAsia"/>
                 <w:sz w:val="15"/>
                 <w:szCs w:val="15"/>
                 <w:vertAlign w:val="baseline"/>
@@ -4055,21 +3891,21 @@
           </w:tcPr>
           <w:p>
             <w:pPr>
-              <w:pStyle w:val="29"/>
-              <w:widowControl w:val="0"/>
-              <w:ind w:left="0" w:leftChars="0" w:right="0" w:rightChars="0" w:firstLine="0" w:firstLineChars="0"/>
-              <w:jc w:val="both"/>
-              <w:rPr>
-                <w:rFonts w:hint="eastAsia" w:ascii="宋体" w:hAnsi="宋体" w:eastAsia="宋体" w:cs="宋体"/>
-                <w:sz w:val="15"/>
-                <w:szCs w:val="15"/>
-                <w:vertAlign w:val="baseline"/>
-                <w:lang w:val="en-US" w:eastAsia="zh-CN"/>
-              </w:rPr>
-            </w:pPr>
-            <w:r>
-              <w:rPr>
-                <w:rFonts w:hint="eastAsia" w:ascii="宋体" w:hAnsi="宋体" w:eastAsia="宋体" w:cs="宋体"/>
+              <w:pStyle w:val="a1"/>
+              <w:widowControl w:val="0"/>
+              <w:ind w:left="0" w:right="0" w:firstLine="0" w:leftChars="0" w:rightChars="0" w:firstLineChars="0"/>
+              <w:jc w:val="both"/>
+              <w:rPr>
+                <w:rFonts w:ascii="宋体" w:eastAsia="宋体" w:hAnsi="宋体" w:cs="宋体" w:hint="eastAsia"/>
+                <w:sz w:val="15"/>
+                <w:szCs w:val="15"/>
+                <w:vertAlign w:val="baseline"/>
+                <w:lang w:val="en-US" w:eastAsia="zh-CN"/>
+              </w:rPr>
+            </w:pPr>
+            <w:r>
+              <w:rPr>
+                <w:rFonts w:ascii="宋体" w:eastAsia="宋体" w:hAnsi="宋体" w:cs="宋体" w:hint="eastAsia"/>
                 <w:sz w:val="15"/>
                 <w:szCs w:val="15"/>
                 <w:vertAlign w:val="baseline"/>
@@ -4086,21 +3922,21 @@
           </w:tcPr>
           <w:p>
             <w:pPr>
-              <w:pStyle w:val="29"/>
-              <w:widowControl w:val="0"/>
-              <w:ind w:left="0" w:leftChars="0" w:right="0" w:rightChars="0" w:firstLine="0" w:firstLineChars="0"/>
-              <w:jc w:val="both"/>
-              <w:rPr>
-                <w:rFonts w:hint="eastAsia" w:ascii="宋体" w:hAnsi="宋体" w:eastAsia="宋体" w:cs="宋体"/>
-                <w:sz w:val="15"/>
-                <w:szCs w:val="15"/>
-                <w:vertAlign w:val="baseline"/>
-                <w:lang w:val="en-US" w:eastAsia="zh-CN"/>
-              </w:rPr>
-            </w:pPr>
-            <w:r>
-              <w:rPr>
-                <w:rFonts w:hint="eastAsia" w:ascii="宋体" w:hAnsi="宋体" w:eastAsia="宋体" w:cs="宋体"/>
+              <w:pStyle w:val="a1"/>
+              <w:widowControl w:val="0"/>
+              <w:ind w:left="0" w:right="0" w:firstLine="0" w:leftChars="0" w:rightChars="0" w:firstLineChars="0"/>
+              <w:jc w:val="both"/>
+              <w:rPr>
+                <w:rFonts w:ascii="宋体" w:eastAsia="宋体" w:hAnsi="宋体" w:cs="宋体" w:hint="eastAsia"/>
+                <w:sz w:val="15"/>
+                <w:szCs w:val="15"/>
+                <w:vertAlign w:val="baseline"/>
+                <w:lang w:val="en-US" w:eastAsia="zh-CN"/>
+              </w:rPr>
+            </w:pPr>
+            <w:r>
+              <w:rPr>
+                <w:rFonts w:ascii="宋体" w:eastAsia="宋体" w:hAnsi="宋体" w:cs="宋体" w:hint="eastAsia"/>
                 <w:sz w:val="15"/>
                 <w:szCs w:val="15"/>
                 <w:vertAlign w:val="baseline"/>
@@ -4110,7 +3946,7 @@
             </w:r>
             <w:r>
               <w:rPr>
-                <w:rFonts w:hint="eastAsia" w:ascii="宋体" w:hAnsi="宋体" w:cs="宋体"/>
+                <w:rFonts w:ascii="宋体" w:hAnsi="宋体" w:cs="宋体" w:hint="eastAsia"/>
                 <w:sz w:val="15"/>
                 <w:szCs w:val="15"/>
                 <w:vertAlign w:val="baseline"/>
@@ -4120,7 +3956,7 @@
             </w:r>
             <w:r>
               <w:rPr>
-                <w:rFonts w:hint="eastAsia" w:ascii="宋体" w:hAnsi="宋体" w:eastAsia="宋体" w:cs="宋体"/>
+                <w:rFonts w:ascii="宋体" w:eastAsia="宋体" w:hAnsi="宋体" w:cs="宋体" w:hint="eastAsia"/>
                 <w:sz w:val="15"/>
                 <w:szCs w:val="15"/>
                 <w:vertAlign w:val="baseline"/>
@@ -4137,21 +3973,21 @@
           </w:tcPr>
           <w:p>
             <w:pPr>
-              <w:pStyle w:val="29"/>
-              <w:widowControl w:val="0"/>
-              <w:ind w:left="0" w:leftChars="0" w:right="0" w:rightChars="0" w:firstLine="0" w:firstLineChars="0"/>
-              <w:jc w:val="both"/>
-              <w:rPr>
-                <w:rFonts w:hint="eastAsia" w:ascii="宋体" w:hAnsi="宋体" w:eastAsia="宋体" w:cs="宋体"/>
-                <w:sz w:val="15"/>
-                <w:szCs w:val="15"/>
-                <w:vertAlign w:val="baseline"/>
-                <w:lang w:val="en-US" w:eastAsia="zh-CN"/>
-              </w:rPr>
-            </w:pPr>
-            <w:r>
-              <w:rPr>
-                <w:rFonts w:hint="eastAsia" w:ascii="宋体" w:hAnsi="宋体" w:eastAsia="宋体" w:cs="宋体"/>
+              <w:pStyle w:val="a1"/>
+              <w:widowControl w:val="0"/>
+              <w:ind w:left="0" w:right="0" w:firstLine="0" w:leftChars="0" w:rightChars="0" w:firstLineChars="0"/>
+              <w:jc w:val="both"/>
+              <w:rPr>
+                <w:rFonts w:ascii="宋体" w:eastAsia="宋体" w:hAnsi="宋体" w:cs="宋体" w:hint="eastAsia"/>
+                <w:sz w:val="15"/>
+                <w:szCs w:val="15"/>
+                <w:vertAlign w:val="baseline"/>
+                <w:lang w:val="en-US" w:eastAsia="zh-CN"/>
+              </w:rPr>
+            </w:pPr>
+            <w:r>
+              <w:rPr>
+                <w:rFonts w:ascii="宋体" w:eastAsia="宋体" w:hAnsi="宋体" w:cs="宋体" w:hint="eastAsia"/>
                 <w:sz w:val="15"/>
                 <w:szCs w:val="15"/>
                 <w:vertAlign w:val="baseline"/>
@@ -4168,21 +4004,21 @@
           </w:tcPr>
           <w:p>
             <w:pPr>
-              <w:pStyle w:val="29"/>
-              <w:widowControl w:val="0"/>
-              <w:ind w:left="0" w:leftChars="0" w:right="0" w:rightChars="0" w:firstLine="0" w:firstLineChars="0"/>
-              <w:jc w:val="both"/>
-              <w:rPr>
-                <w:rFonts w:hint="eastAsia" w:ascii="宋体" w:hAnsi="宋体" w:eastAsia="宋体" w:cs="宋体"/>
-                <w:sz w:val="15"/>
-                <w:szCs w:val="15"/>
-                <w:vertAlign w:val="baseline"/>
-                <w:lang w:val="en-US" w:eastAsia="zh-CN"/>
-              </w:rPr>
-            </w:pPr>
-            <w:r>
-              <w:rPr>
-                <w:rFonts w:hint="eastAsia" w:ascii="宋体" w:hAnsi="宋体" w:eastAsia="宋体" w:cs="宋体"/>
+              <w:pStyle w:val="a1"/>
+              <w:widowControl w:val="0"/>
+              <w:ind w:left="0" w:right="0" w:firstLine="0" w:leftChars="0" w:rightChars="0" w:firstLineChars="0"/>
+              <w:jc w:val="both"/>
+              <w:rPr>
+                <w:rFonts w:ascii="宋体" w:eastAsia="宋体" w:hAnsi="宋体" w:cs="宋体" w:hint="eastAsia"/>
+                <w:sz w:val="15"/>
+                <w:szCs w:val="15"/>
+                <w:vertAlign w:val="baseline"/>
+                <w:lang w:val="en-US" w:eastAsia="zh-CN"/>
+              </w:rPr>
+            </w:pPr>
+            <w:r>
+              <w:rPr>
+                <w:rFonts w:ascii="宋体" w:eastAsia="宋体" w:hAnsi="宋体" w:cs="宋体" w:hint="eastAsia"/>
                 <w:sz w:val="15"/>
                 <w:szCs w:val="15"/>
                 <w:vertAlign w:val="baseline"/>
@@ -4195,14 +4031,8 @@
       </w:tr>
       <w:tr>
         <w:tblPrEx>
-          <w:tblBorders>
-            <w:top w:val="single" w:color="auto" w:sz="4" w:space="0"/>
-            <w:left w:val="single" w:color="auto" w:sz="4" w:space="0"/>
-            <w:bottom w:val="single" w:color="auto" w:sz="4" w:space="0"/>
-            <w:right w:val="single" w:color="auto" w:sz="4" w:space="0"/>
-            <w:insideH w:val="single" w:color="auto" w:sz="4" w:space="0"/>
-            <w:insideV w:val="single" w:color="auto" w:sz="4" w:space="0"/>
-          </w:tblBorders>
+          <w:tblW w:w="0" w:type="auto"/>
+          <w:jc w:val="center"/>
           <w:tblCellMar>
             <w:top w:w="0" w:type="dxa"/>
             <w:left w:w="108" w:type="dxa"/>
@@ -4216,17 +4046,17 @@
         <w:tc>
           <w:tcPr>
             <w:tcW w:w="1142" w:type="dxa"/>
-            <w:vMerge w:val="continue"/>
+            <w:vMerge/>
             <w:vAlign w:val="center"/>
           </w:tcPr>
           <w:p>
             <w:pPr>
-              <w:pStyle w:val="29"/>
-              <w:widowControl w:val="0"/>
-              <w:ind w:left="0" w:leftChars="0" w:right="0" w:rightChars="0" w:firstLine="0" w:firstLineChars="0"/>
+              <w:pStyle w:val="a1"/>
+              <w:widowControl w:val="0"/>
+              <w:ind w:left="0" w:right="0" w:firstLine="0" w:leftChars="0" w:rightChars="0" w:firstLineChars="0"/>
               <w:jc w:val="center"/>
               <w:rPr>
-                <w:rFonts w:hint="eastAsia" w:ascii="宋体" w:hAnsi="宋体" w:eastAsia="宋体" w:cs="宋体"/>
+                <w:rFonts w:ascii="宋体" w:eastAsia="宋体" w:hAnsi="宋体" w:cs="宋体" w:hint="eastAsia"/>
                 <w:sz w:val="15"/>
                 <w:szCs w:val="15"/>
                 <w:vertAlign w:val="baseline"/>
@@ -4238,17 +4068,17 @@
         <w:tc>
           <w:tcPr>
             <w:tcW w:w="1142" w:type="dxa"/>
-            <w:vMerge w:val="continue"/>
+            <w:vMerge/>
             <w:vAlign w:val="center"/>
           </w:tcPr>
           <w:p>
             <w:pPr>
-              <w:pStyle w:val="29"/>
-              <w:widowControl w:val="0"/>
-              <w:ind w:left="0" w:leftChars="0" w:right="0" w:rightChars="0" w:firstLine="0" w:firstLineChars="0"/>
-              <w:jc w:val="both"/>
-              <w:rPr>
-                <w:rFonts w:hint="eastAsia" w:ascii="宋体" w:hAnsi="宋体" w:eastAsia="宋体" w:cs="宋体"/>
+              <w:pStyle w:val="a1"/>
+              <w:widowControl w:val="0"/>
+              <w:ind w:left="0" w:right="0" w:firstLine="0" w:leftChars="0" w:rightChars="0" w:firstLineChars="0"/>
+              <w:jc w:val="both"/>
+              <w:rPr>
+                <w:rFonts w:ascii="宋体" w:eastAsia="宋体" w:hAnsi="宋体" w:cs="宋体" w:hint="eastAsia"/>
                 <w:sz w:val="15"/>
                 <w:szCs w:val="15"/>
                 <w:vertAlign w:val="baseline"/>
@@ -4264,21 +4094,21 @@
           </w:tcPr>
           <w:p>
             <w:pPr>
-              <w:pStyle w:val="29"/>
-              <w:widowControl w:val="0"/>
-              <w:ind w:left="0" w:leftChars="0" w:right="0" w:rightChars="0" w:firstLine="0" w:firstLineChars="0"/>
-              <w:jc w:val="both"/>
-              <w:rPr>
-                <w:rFonts w:hint="eastAsia" w:ascii="宋体" w:hAnsi="宋体" w:eastAsia="宋体" w:cs="宋体"/>
-                <w:sz w:val="15"/>
-                <w:szCs w:val="15"/>
-                <w:vertAlign w:val="baseline"/>
-                <w:lang w:val="en-US" w:eastAsia="zh-CN"/>
-              </w:rPr>
-            </w:pPr>
-            <w:r>
-              <w:rPr>
-                <w:rFonts w:hint="eastAsia" w:ascii="宋体" w:hAnsi="宋体" w:eastAsia="宋体" w:cs="宋体"/>
+              <w:pStyle w:val="a1"/>
+              <w:widowControl w:val="0"/>
+              <w:ind w:left="0" w:right="0" w:firstLine="0" w:leftChars="0" w:rightChars="0" w:firstLineChars="0"/>
+              <w:jc w:val="both"/>
+              <w:rPr>
+                <w:rFonts w:ascii="宋体" w:eastAsia="宋体" w:hAnsi="宋体" w:cs="宋体" w:hint="eastAsia"/>
+                <w:sz w:val="15"/>
+                <w:szCs w:val="15"/>
+                <w:vertAlign w:val="baseline"/>
+                <w:lang w:val="en-US" w:eastAsia="zh-CN"/>
+              </w:rPr>
+            </w:pPr>
+            <w:r>
+              <w:rPr>
+                <w:rFonts w:ascii="宋体" w:eastAsia="宋体" w:hAnsi="宋体" w:cs="宋体" w:hint="eastAsia"/>
                 <w:sz w:val="15"/>
                 <w:szCs w:val="15"/>
                 <w:vertAlign w:val="baseline"/>
@@ -4295,21 +4125,21 @@
           </w:tcPr>
           <w:p>
             <w:pPr>
-              <w:pStyle w:val="29"/>
-              <w:widowControl w:val="0"/>
-              <w:ind w:left="0" w:leftChars="0" w:right="0" w:rightChars="0" w:firstLine="0" w:firstLineChars="0"/>
-              <w:jc w:val="both"/>
-              <w:rPr>
-                <w:rFonts w:hint="eastAsia" w:ascii="宋体" w:hAnsi="宋体" w:eastAsia="宋体" w:cs="宋体"/>
-                <w:sz w:val="15"/>
-                <w:szCs w:val="15"/>
-                <w:vertAlign w:val="baseline"/>
-                <w:lang w:val="en-US" w:eastAsia="zh-CN"/>
-              </w:rPr>
-            </w:pPr>
-            <w:r>
-              <w:rPr>
-                <w:rFonts w:hint="eastAsia" w:ascii="宋体" w:hAnsi="宋体" w:eastAsia="宋体" w:cs="宋体"/>
+              <w:pStyle w:val="a1"/>
+              <w:widowControl w:val="0"/>
+              <w:ind w:left="0" w:right="0" w:firstLine="0" w:leftChars="0" w:rightChars="0" w:firstLineChars="0"/>
+              <w:jc w:val="both"/>
+              <w:rPr>
+                <w:rFonts w:ascii="宋体" w:eastAsia="宋体" w:hAnsi="宋体" w:cs="宋体" w:hint="eastAsia"/>
+                <w:sz w:val="15"/>
+                <w:szCs w:val="15"/>
+                <w:vertAlign w:val="baseline"/>
+                <w:lang w:val="en-US" w:eastAsia="zh-CN"/>
+              </w:rPr>
+            </w:pPr>
+            <w:r>
+              <w:rPr>
+                <w:rFonts w:ascii="宋体" w:eastAsia="宋体" w:hAnsi="宋体" w:cs="宋体" w:hint="eastAsia"/>
                 <w:sz w:val="15"/>
                 <w:szCs w:val="15"/>
                 <w:vertAlign w:val="baseline"/>
@@ -4326,21 +4156,21 @@
           </w:tcPr>
           <w:p>
             <w:pPr>
-              <w:pStyle w:val="29"/>
-              <w:widowControl w:val="0"/>
-              <w:ind w:left="0" w:leftChars="0" w:right="0" w:rightChars="0" w:firstLine="0" w:firstLineChars="0"/>
-              <w:jc w:val="both"/>
-              <w:rPr>
-                <w:rFonts w:hint="eastAsia" w:ascii="宋体" w:hAnsi="宋体" w:eastAsia="宋体" w:cs="宋体"/>
-                <w:sz w:val="15"/>
-                <w:szCs w:val="15"/>
-                <w:vertAlign w:val="baseline"/>
-                <w:lang w:val="en-US" w:eastAsia="zh-CN"/>
-              </w:rPr>
-            </w:pPr>
-            <w:r>
-              <w:rPr>
-                <w:rFonts w:hint="eastAsia" w:ascii="宋体" w:hAnsi="宋体" w:eastAsia="宋体" w:cs="宋体"/>
+              <w:pStyle w:val="a1"/>
+              <w:widowControl w:val="0"/>
+              <w:ind w:left="0" w:right="0" w:firstLine="0" w:leftChars="0" w:rightChars="0" w:firstLineChars="0"/>
+              <w:jc w:val="both"/>
+              <w:rPr>
+                <w:rFonts w:ascii="宋体" w:eastAsia="宋体" w:hAnsi="宋体" w:cs="宋体" w:hint="eastAsia"/>
+                <w:sz w:val="15"/>
+                <w:szCs w:val="15"/>
+                <w:vertAlign w:val="baseline"/>
+                <w:lang w:val="en-US" w:eastAsia="zh-CN"/>
+              </w:rPr>
+            </w:pPr>
+            <w:r>
+              <w:rPr>
+                <w:rFonts w:ascii="宋体" w:eastAsia="宋体" w:hAnsi="宋体" w:cs="宋体" w:hint="eastAsia"/>
                 <w:sz w:val="15"/>
                 <w:szCs w:val="15"/>
                 <w:vertAlign w:val="baseline"/>
@@ -4357,21 +4187,21 @@
           </w:tcPr>
           <w:p>
             <w:pPr>
-              <w:pStyle w:val="29"/>
-              <w:widowControl w:val="0"/>
-              <w:ind w:left="0" w:leftChars="0" w:right="0" w:rightChars="0" w:firstLine="0" w:firstLineChars="0"/>
-              <w:jc w:val="both"/>
-              <w:rPr>
-                <w:rFonts w:hint="eastAsia" w:ascii="宋体" w:hAnsi="宋体" w:eastAsia="宋体" w:cs="宋体"/>
-                <w:sz w:val="15"/>
-                <w:szCs w:val="15"/>
-                <w:vertAlign w:val="baseline"/>
-                <w:lang w:val="en-US" w:eastAsia="zh-CN"/>
-              </w:rPr>
-            </w:pPr>
-            <w:r>
-              <w:rPr>
-                <w:rFonts w:hint="eastAsia" w:ascii="宋体" w:hAnsi="宋体" w:eastAsia="宋体" w:cs="宋体"/>
+              <w:pStyle w:val="a1"/>
+              <w:widowControl w:val="0"/>
+              <w:ind w:left="0" w:right="0" w:firstLine="0" w:leftChars="0" w:rightChars="0" w:firstLineChars="0"/>
+              <w:jc w:val="both"/>
+              <w:rPr>
+                <w:rFonts w:ascii="宋体" w:eastAsia="宋体" w:hAnsi="宋体" w:cs="宋体" w:hint="eastAsia"/>
+                <w:sz w:val="15"/>
+                <w:szCs w:val="15"/>
+                <w:vertAlign w:val="baseline"/>
+                <w:lang w:val="en-US" w:eastAsia="zh-CN"/>
+              </w:rPr>
+            </w:pPr>
+            <w:r>
+              <w:rPr>
+                <w:rFonts w:ascii="宋体" w:eastAsia="宋体" w:hAnsi="宋体" w:cs="宋体" w:hint="eastAsia"/>
                 <w:sz w:val="15"/>
                 <w:szCs w:val="15"/>
                 <w:vertAlign w:val="baseline"/>
@@ -4384,14 +4214,8 @@
       </w:tr>
       <w:tr>
         <w:tblPrEx>
-          <w:tblBorders>
-            <w:top w:val="single" w:color="auto" w:sz="4" w:space="0"/>
-            <w:left w:val="single" w:color="auto" w:sz="4" w:space="0"/>
-            <w:bottom w:val="single" w:color="auto" w:sz="4" w:space="0"/>
-            <w:right w:val="single" w:color="auto" w:sz="4" w:space="0"/>
-            <w:insideH w:val="single" w:color="auto" w:sz="4" w:space="0"/>
-            <w:insideV w:val="single" w:color="auto" w:sz="4" w:space="0"/>
-          </w:tblBorders>
+          <w:tblW w:w="0" w:type="auto"/>
+          <w:jc w:val="center"/>
           <w:tblCellMar>
             <w:top w:w="0" w:type="dxa"/>
             <w:left w:w="108" w:type="dxa"/>
@@ -4409,16 +4233,16 @@
           </w:tcPr>
           <w:p>
             <w:pPr>
-              <w:pStyle w:val="29"/>
+              <w:pStyle w:val="a1"/>
               <w:widowControl w:val="0"/>
               <w:numPr>
                 <w:ilvl w:val="0"/>
                 <w:numId w:val="2"/>
               </w:numPr>
-              <w:ind w:left="0" w:leftChars="0" w:right="0" w:rightChars="0" w:firstLine="0" w:firstLineChars="0"/>
+              <w:ind w:left="0" w:right="0" w:firstLine="0" w:leftChars="0" w:rightChars="0" w:firstLineChars="0"/>
               <w:jc w:val="center"/>
               <w:rPr>
-                <w:rFonts w:hint="eastAsia" w:ascii="宋体" w:hAnsi="宋体" w:eastAsia="宋体" w:cs="宋体"/>
+                <w:rFonts w:ascii="宋体" w:eastAsia="宋体" w:hAnsi="宋体" w:cs="宋体" w:hint="eastAsia"/>
                 <w:sz w:val="15"/>
                 <w:szCs w:val="15"/>
                 <w:vertAlign w:val="baseline"/>
@@ -4434,21 +4258,21 @@
           </w:tcPr>
           <w:p>
             <w:pPr>
-              <w:pStyle w:val="29"/>
-              <w:widowControl w:val="0"/>
-              <w:ind w:left="0" w:leftChars="0" w:right="0" w:rightChars="0" w:firstLine="0" w:firstLineChars="0"/>
-              <w:jc w:val="both"/>
-              <w:rPr>
-                <w:rFonts w:hint="default" w:ascii="宋体" w:hAnsi="宋体" w:eastAsia="宋体" w:cs="宋体"/>
-                <w:sz w:val="15"/>
-                <w:szCs w:val="15"/>
-                <w:vertAlign w:val="baseline"/>
-                <w:lang w:val="en-US" w:eastAsia="zh-CN"/>
-              </w:rPr>
-            </w:pPr>
-            <w:r>
-              <w:rPr>
-                <w:rFonts w:hint="eastAsia" w:ascii="宋体" w:hAnsi="宋体" w:eastAsia="宋体" w:cs="宋体"/>
+              <w:pStyle w:val="a1"/>
+              <w:widowControl w:val="0"/>
+              <w:ind w:left="0" w:right="0" w:firstLine="0" w:leftChars="0" w:rightChars="0" w:firstLineChars="0"/>
+              <w:jc w:val="both"/>
+              <w:rPr>
+                <w:rFonts w:ascii="宋体" w:eastAsia="宋体" w:hAnsi="宋体" w:cs="宋体" w:hint="default"/>
+                <w:sz w:val="15"/>
+                <w:szCs w:val="15"/>
+                <w:vertAlign w:val="baseline"/>
+                <w:lang w:val="en-US" w:eastAsia="zh-CN"/>
+              </w:rPr>
+            </w:pPr>
+            <w:r>
+              <w:rPr>
+                <w:rFonts w:ascii="宋体" w:eastAsia="宋体" w:hAnsi="宋体" w:cs="宋体" w:hint="eastAsia"/>
                 <w:sz w:val="15"/>
                 <w:szCs w:val="15"/>
                 <w:vertAlign w:val="baseline"/>
@@ -4465,21 +4289,21 @@
           </w:tcPr>
           <w:p>
             <w:pPr>
-              <w:pStyle w:val="29"/>
-              <w:widowControl w:val="0"/>
-              <w:ind w:left="0" w:leftChars="0" w:right="0" w:rightChars="0" w:firstLine="0" w:firstLineChars="0"/>
-              <w:jc w:val="both"/>
-              <w:rPr>
-                <w:rFonts w:hint="eastAsia" w:ascii="宋体" w:hAnsi="宋体" w:eastAsia="宋体" w:cs="宋体"/>
-                <w:sz w:val="15"/>
-                <w:szCs w:val="15"/>
-                <w:vertAlign w:val="baseline"/>
-                <w:lang w:val="en-US" w:eastAsia="zh-CN"/>
-              </w:rPr>
-            </w:pPr>
-            <w:r>
-              <w:rPr>
-                <w:rFonts w:hint="eastAsia" w:ascii="宋体" w:hAnsi="宋体" w:eastAsia="宋体" w:cs="宋体"/>
+              <w:pStyle w:val="a1"/>
+              <w:widowControl w:val="0"/>
+              <w:ind w:left="0" w:right="0" w:firstLine="0" w:leftChars="0" w:rightChars="0" w:firstLineChars="0"/>
+              <w:jc w:val="both"/>
+              <w:rPr>
+                <w:rFonts w:ascii="宋体" w:eastAsia="宋体" w:hAnsi="宋体" w:cs="宋体" w:hint="eastAsia"/>
+                <w:sz w:val="15"/>
+                <w:szCs w:val="15"/>
+                <w:vertAlign w:val="baseline"/>
+                <w:lang w:val="en-US" w:eastAsia="zh-CN"/>
+              </w:rPr>
+            </w:pPr>
+            <w:r>
+              <w:rPr>
+                <w:rFonts w:ascii="宋体" w:eastAsia="宋体" w:hAnsi="宋体" w:cs="宋体" w:hint="eastAsia"/>
                 <w:sz w:val="15"/>
                 <w:szCs w:val="15"/>
                 <w:vertAlign w:val="baseline"/>
@@ -4496,21 +4320,21 @@
           </w:tcPr>
           <w:p>
             <w:pPr>
-              <w:pStyle w:val="29"/>
-              <w:widowControl w:val="0"/>
-              <w:ind w:left="0" w:leftChars="0" w:right="0" w:rightChars="0" w:firstLine="0" w:firstLineChars="0"/>
-              <w:jc w:val="both"/>
-              <w:rPr>
-                <w:rFonts w:hint="eastAsia" w:ascii="宋体" w:hAnsi="宋体" w:eastAsia="宋体" w:cs="宋体"/>
-                <w:sz w:val="15"/>
-                <w:szCs w:val="15"/>
-                <w:vertAlign w:val="baseline"/>
-                <w:lang w:val="en-US" w:eastAsia="zh-CN"/>
-              </w:rPr>
-            </w:pPr>
-            <w:r>
-              <w:rPr>
-                <w:rFonts w:hint="eastAsia" w:ascii="宋体" w:hAnsi="宋体" w:eastAsia="宋体" w:cs="宋体"/>
+              <w:pStyle w:val="a1"/>
+              <w:widowControl w:val="0"/>
+              <w:ind w:left="0" w:right="0" w:firstLine="0" w:leftChars="0" w:rightChars="0" w:firstLineChars="0"/>
+              <w:jc w:val="both"/>
+              <w:rPr>
+                <w:rFonts w:ascii="宋体" w:eastAsia="宋体" w:hAnsi="宋体" w:cs="宋体" w:hint="eastAsia"/>
+                <w:sz w:val="15"/>
+                <w:szCs w:val="15"/>
+                <w:vertAlign w:val="baseline"/>
+                <w:lang w:val="en-US" w:eastAsia="zh-CN"/>
+              </w:rPr>
+            </w:pPr>
+            <w:r>
+              <w:rPr>
+                <w:rFonts w:ascii="宋体" w:eastAsia="宋体" w:hAnsi="宋体" w:cs="宋体" w:hint="eastAsia"/>
                 <w:sz w:val="15"/>
                 <w:szCs w:val="15"/>
                 <w:vertAlign w:val="baseline"/>
@@ -4527,21 +4351,21 @@
           </w:tcPr>
           <w:p>
             <w:pPr>
-              <w:pStyle w:val="29"/>
-              <w:widowControl w:val="0"/>
-              <w:ind w:left="0" w:leftChars="0" w:right="0" w:rightChars="0" w:firstLine="0" w:firstLineChars="0"/>
-              <w:jc w:val="both"/>
-              <w:rPr>
-                <w:rFonts w:hint="eastAsia" w:ascii="宋体" w:hAnsi="宋体" w:eastAsia="宋体" w:cs="宋体"/>
-                <w:sz w:val="15"/>
-                <w:szCs w:val="15"/>
-                <w:vertAlign w:val="baseline"/>
-                <w:lang w:val="en-US" w:eastAsia="zh-CN"/>
-              </w:rPr>
-            </w:pPr>
-            <w:r>
-              <w:rPr>
-                <w:rFonts w:hint="eastAsia" w:ascii="宋体" w:hAnsi="宋体" w:eastAsia="宋体" w:cs="宋体"/>
+              <w:pStyle w:val="a1"/>
+              <w:widowControl w:val="0"/>
+              <w:ind w:left="0" w:right="0" w:firstLine="0" w:leftChars="0" w:rightChars="0" w:firstLineChars="0"/>
+              <w:jc w:val="both"/>
+              <w:rPr>
+                <w:rFonts w:ascii="宋体" w:eastAsia="宋体" w:hAnsi="宋体" w:cs="宋体" w:hint="eastAsia"/>
+                <w:sz w:val="15"/>
+                <w:szCs w:val="15"/>
+                <w:vertAlign w:val="baseline"/>
+                <w:lang w:val="en-US" w:eastAsia="zh-CN"/>
+              </w:rPr>
+            </w:pPr>
+            <w:r>
+              <w:rPr>
+                <w:rFonts w:ascii="宋体" w:eastAsia="宋体" w:hAnsi="宋体" w:cs="宋体" w:hint="eastAsia"/>
                 <w:sz w:val="15"/>
                 <w:szCs w:val="15"/>
                 <w:vertAlign w:val="baseline"/>
@@ -4558,21 +4382,21 @@
           </w:tcPr>
           <w:p>
             <w:pPr>
-              <w:pStyle w:val="29"/>
-              <w:widowControl w:val="0"/>
-              <w:ind w:left="0" w:leftChars="0" w:right="0" w:rightChars="0" w:firstLine="0" w:firstLineChars="0"/>
-              <w:jc w:val="both"/>
-              <w:rPr>
-                <w:rFonts w:hint="eastAsia" w:ascii="宋体" w:hAnsi="宋体" w:eastAsia="宋体" w:cs="宋体"/>
-                <w:sz w:val="15"/>
-                <w:szCs w:val="15"/>
-                <w:vertAlign w:val="baseline"/>
-                <w:lang w:val="en-US" w:eastAsia="zh-CN"/>
-              </w:rPr>
-            </w:pPr>
-            <w:r>
-              <w:rPr>
-                <w:rFonts w:hint="eastAsia" w:ascii="宋体" w:hAnsi="宋体" w:eastAsia="宋体" w:cs="宋体"/>
+              <w:pStyle w:val="a1"/>
+              <w:widowControl w:val="0"/>
+              <w:ind w:left="0" w:right="0" w:firstLine="0" w:leftChars="0" w:rightChars="0" w:firstLineChars="0"/>
+              <w:jc w:val="both"/>
+              <w:rPr>
+                <w:rFonts w:ascii="宋体" w:eastAsia="宋体" w:hAnsi="宋体" w:cs="宋体" w:hint="eastAsia"/>
+                <w:sz w:val="15"/>
+                <w:szCs w:val="15"/>
+                <w:vertAlign w:val="baseline"/>
+                <w:lang w:val="en-US" w:eastAsia="zh-CN"/>
+              </w:rPr>
+            </w:pPr>
+            <w:r>
+              <w:rPr>
+                <w:rFonts w:ascii="宋体" w:eastAsia="宋体" w:hAnsi="宋体" w:cs="宋体" w:hint="eastAsia"/>
                 <w:sz w:val="15"/>
                 <w:szCs w:val="15"/>
                 <w:vertAlign w:val="baseline"/>
@@ -4585,14 +4409,8 @@
       </w:tr>
       <w:tr>
         <w:tblPrEx>
-          <w:tblBorders>
-            <w:top w:val="single" w:color="auto" w:sz="4" w:space="0"/>
-            <w:left w:val="single" w:color="auto" w:sz="4" w:space="0"/>
-            <w:bottom w:val="single" w:color="auto" w:sz="4" w:space="0"/>
-            <w:right w:val="single" w:color="auto" w:sz="4" w:space="0"/>
-            <w:insideH w:val="single" w:color="auto" w:sz="4" w:space="0"/>
-            <w:insideV w:val="single" w:color="auto" w:sz="4" w:space="0"/>
-          </w:tblBorders>
+          <w:tblW w:w="0" w:type="auto"/>
+          <w:jc w:val="center"/>
           <w:tblCellMar>
             <w:top w:w="0" w:type="dxa"/>
             <w:left w:w="108" w:type="dxa"/>
@@ -4610,16 +4428,16 @@
           </w:tcPr>
           <w:p>
             <w:pPr>
-              <w:pStyle w:val="29"/>
+              <w:pStyle w:val="a1"/>
               <w:widowControl w:val="0"/>
               <w:numPr>
                 <w:ilvl w:val="0"/>
                 <w:numId w:val="2"/>
               </w:numPr>
-              <w:ind w:left="0" w:leftChars="0" w:right="0" w:rightChars="0" w:firstLine="0" w:firstLineChars="0"/>
+              <w:ind w:left="0" w:right="0" w:firstLine="0" w:leftChars="0" w:rightChars="0" w:firstLineChars="0"/>
               <w:jc w:val="center"/>
               <w:rPr>
-                <w:rFonts w:hint="eastAsia" w:ascii="宋体" w:hAnsi="宋体" w:eastAsia="宋体" w:cs="宋体"/>
+                <w:rFonts w:ascii="宋体" w:eastAsia="宋体" w:hAnsi="宋体" w:cs="宋体" w:hint="eastAsia"/>
                 <w:sz w:val="15"/>
                 <w:szCs w:val="15"/>
                 <w:vertAlign w:val="baseline"/>
@@ -4635,21 +4453,21 @@
           </w:tcPr>
           <w:p>
             <w:pPr>
-              <w:pStyle w:val="29"/>
-              <w:widowControl w:val="0"/>
-              <w:ind w:left="0" w:leftChars="0" w:right="0" w:rightChars="0" w:firstLine="0" w:firstLineChars="0"/>
-              <w:jc w:val="both"/>
-              <w:rPr>
-                <w:rFonts w:hint="default" w:ascii="宋体" w:hAnsi="宋体" w:eastAsia="宋体" w:cs="宋体"/>
-                <w:sz w:val="15"/>
-                <w:szCs w:val="15"/>
-                <w:vertAlign w:val="baseline"/>
-                <w:lang w:val="en-US" w:eastAsia="zh-CN"/>
-              </w:rPr>
-            </w:pPr>
-            <w:r>
-              <w:rPr>
-                <w:rFonts w:hint="eastAsia" w:ascii="宋体" w:hAnsi="宋体" w:eastAsia="宋体" w:cs="宋体"/>
+              <w:pStyle w:val="a1"/>
+              <w:widowControl w:val="0"/>
+              <w:ind w:left="0" w:right="0" w:firstLine="0" w:leftChars="0" w:rightChars="0" w:firstLineChars="0"/>
+              <w:jc w:val="both"/>
+              <w:rPr>
+                <w:rFonts w:ascii="宋体" w:eastAsia="宋体" w:hAnsi="宋体" w:cs="宋体" w:hint="default"/>
+                <w:sz w:val="15"/>
+                <w:szCs w:val="15"/>
+                <w:vertAlign w:val="baseline"/>
+                <w:lang w:val="en-US" w:eastAsia="zh-CN"/>
+              </w:rPr>
+            </w:pPr>
+            <w:r>
+              <w:rPr>
+                <w:rFonts w:ascii="宋体" w:eastAsia="宋体" w:hAnsi="宋体" w:cs="宋体" w:hint="eastAsia"/>
                 <w:sz w:val="15"/>
                 <w:szCs w:val="15"/>
                 <w:vertAlign w:val="baseline"/>
@@ -4666,21 +4484,21 @@
           </w:tcPr>
           <w:p>
             <w:pPr>
-              <w:pStyle w:val="29"/>
-              <w:widowControl w:val="0"/>
-              <w:ind w:left="0" w:leftChars="0" w:right="0" w:rightChars="0" w:firstLine="0" w:firstLineChars="0"/>
-              <w:jc w:val="both"/>
-              <w:rPr>
-                <w:rFonts w:hint="eastAsia" w:ascii="宋体" w:hAnsi="宋体" w:eastAsia="宋体" w:cs="宋体"/>
-                <w:sz w:val="15"/>
-                <w:szCs w:val="15"/>
-                <w:vertAlign w:val="baseline"/>
-                <w:lang w:val="en-US" w:eastAsia="zh-CN"/>
-              </w:rPr>
-            </w:pPr>
-            <w:r>
-              <w:rPr>
-                <w:rFonts w:hint="eastAsia" w:ascii="宋体" w:hAnsi="宋体" w:eastAsia="宋体" w:cs="宋体"/>
+              <w:pStyle w:val="a1"/>
+              <w:widowControl w:val="0"/>
+              <w:ind w:left="0" w:right="0" w:firstLine="0" w:leftChars="0" w:rightChars="0" w:firstLineChars="0"/>
+              <w:jc w:val="both"/>
+              <w:rPr>
+                <w:rFonts w:ascii="宋体" w:eastAsia="宋体" w:hAnsi="宋体" w:cs="宋体" w:hint="eastAsia"/>
+                <w:sz w:val="15"/>
+                <w:szCs w:val="15"/>
+                <w:vertAlign w:val="baseline"/>
+                <w:lang w:val="en-US" w:eastAsia="zh-CN"/>
+              </w:rPr>
+            </w:pPr>
+            <w:r>
+              <w:rPr>
+                <w:rFonts w:ascii="宋体" w:eastAsia="宋体" w:hAnsi="宋体" w:cs="宋体" w:hint="eastAsia"/>
                 <w:sz w:val="15"/>
                 <w:szCs w:val="15"/>
                 <w:vertAlign w:val="baseline"/>
@@ -4697,21 +4515,21 @@
           </w:tcPr>
           <w:p>
             <w:pPr>
-              <w:pStyle w:val="29"/>
-              <w:widowControl w:val="0"/>
-              <w:ind w:left="0" w:leftChars="0" w:right="0" w:rightChars="0" w:firstLine="0" w:firstLineChars="0"/>
-              <w:jc w:val="both"/>
-              <w:rPr>
-                <w:rFonts w:hint="eastAsia" w:ascii="宋体" w:hAnsi="宋体" w:eastAsia="宋体" w:cs="宋体"/>
-                <w:sz w:val="15"/>
-                <w:szCs w:val="15"/>
-                <w:vertAlign w:val="baseline"/>
-                <w:lang w:val="en-US" w:eastAsia="zh-CN"/>
-              </w:rPr>
-            </w:pPr>
-            <w:r>
-              <w:rPr>
-                <w:rFonts w:hint="eastAsia" w:ascii="宋体" w:hAnsi="宋体" w:eastAsia="宋体" w:cs="宋体"/>
+              <w:pStyle w:val="a1"/>
+              <w:widowControl w:val="0"/>
+              <w:ind w:left="0" w:right="0" w:firstLine="0" w:leftChars="0" w:rightChars="0" w:firstLineChars="0"/>
+              <w:jc w:val="both"/>
+              <w:rPr>
+                <w:rFonts w:ascii="宋体" w:eastAsia="宋体" w:hAnsi="宋体" w:cs="宋体" w:hint="eastAsia"/>
+                <w:sz w:val="15"/>
+                <w:szCs w:val="15"/>
+                <w:vertAlign w:val="baseline"/>
+                <w:lang w:val="en-US" w:eastAsia="zh-CN"/>
+              </w:rPr>
+            </w:pPr>
+            <w:r>
+              <w:rPr>
+                <w:rFonts w:ascii="宋体" w:eastAsia="宋体" w:hAnsi="宋体" w:cs="宋体" w:hint="eastAsia"/>
                 <w:sz w:val="15"/>
                 <w:szCs w:val="15"/>
                 <w:vertAlign w:val="baseline"/>
@@ -4728,21 +4546,21 @@
           </w:tcPr>
           <w:p>
             <w:pPr>
-              <w:pStyle w:val="29"/>
-              <w:widowControl w:val="0"/>
-              <w:ind w:left="0" w:leftChars="0" w:right="0" w:rightChars="0" w:firstLine="0" w:firstLineChars="0"/>
-              <w:jc w:val="both"/>
-              <w:rPr>
-                <w:rFonts w:hint="eastAsia" w:ascii="宋体" w:hAnsi="宋体" w:eastAsia="宋体" w:cs="宋体"/>
-                <w:sz w:val="15"/>
-                <w:szCs w:val="15"/>
-                <w:vertAlign w:val="baseline"/>
-                <w:lang w:val="en-US" w:eastAsia="zh-CN"/>
-              </w:rPr>
-            </w:pPr>
-            <w:r>
-              <w:rPr>
-                <w:rFonts w:hint="eastAsia" w:ascii="宋体" w:hAnsi="宋体" w:eastAsia="宋体" w:cs="宋体"/>
+              <w:pStyle w:val="a1"/>
+              <w:widowControl w:val="0"/>
+              <w:ind w:left="0" w:right="0" w:firstLine="0" w:leftChars="0" w:rightChars="0" w:firstLineChars="0"/>
+              <w:jc w:val="both"/>
+              <w:rPr>
+                <w:rFonts w:ascii="宋体" w:eastAsia="宋体" w:hAnsi="宋体" w:cs="宋体" w:hint="eastAsia"/>
+                <w:sz w:val="15"/>
+                <w:szCs w:val="15"/>
+                <w:vertAlign w:val="baseline"/>
+                <w:lang w:val="en-US" w:eastAsia="zh-CN"/>
+              </w:rPr>
+            </w:pPr>
+            <w:r>
+              <w:rPr>
+                <w:rFonts w:ascii="宋体" w:eastAsia="宋体" w:hAnsi="宋体" w:cs="宋体" w:hint="eastAsia"/>
                 <w:sz w:val="15"/>
                 <w:szCs w:val="15"/>
                 <w:vertAlign w:val="baseline"/>
@@ -4759,21 +4577,21 @@
           </w:tcPr>
           <w:p>
             <w:pPr>
-              <w:pStyle w:val="29"/>
-              <w:widowControl w:val="0"/>
-              <w:ind w:left="0" w:leftChars="0" w:right="0" w:rightChars="0" w:firstLine="0" w:firstLineChars="0"/>
-              <w:jc w:val="both"/>
-              <w:rPr>
-                <w:rFonts w:hint="eastAsia" w:ascii="宋体" w:hAnsi="宋体" w:eastAsia="宋体" w:cs="宋体"/>
-                <w:sz w:val="15"/>
-                <w:szCs w:val="15"/>
-                <w:vertAlign w:val="baseline"/>
-                <w:lang w:val="en-US" w:eastAsia="zh-CN"/>
-              </w:rPr>
-            </w:pPr>
-            <w:r>
-              <w:rPr>
-                <w:rFonts w:hint="eastAsia" w:ascii="宋体" w:hAnsi="宋体" w:eastAsia="宋体" w:cs="宋体"/>
+              <w:pStyle w:val="a1"/>
+              <w:widowControl w:val="0"/>
+              <w:ind w:left="0" w:right="0" w:firstLine="0" w:leftChars="0" w:rightChars="0" w:firstLineChars="0"/>
+              <w:jc w:val="both"/>
+              <w:rPr>
+                <w:rFonts w:ascii="宋体" w:eastAsia="宋体" w:hAnsi="宋体" w:cs="宋体" w:hint="eastAsia"/>
+                <w:sz w:val="15"/>
+                <w:szCs w:val="15"/>
+                <w:vertAlign w:val="baseline"/>
+                <w:lang w:val="en-US" w:eastAsia="zh-CN"/>
+              </w:rPr>
+            </w:pPr>
+            <w:r>
+              <w:rPr>
+                <w:rFonts w:ascii="宋体" w:eastAsia="宋体" w:hAnsi="宋体" w:cs="宋体" w:hint="eastAsia"/>
                 <w:sz w:val="15"/>
                 <w:szCs w:val="15"/>
                 <w:vertAlign w:val="baseline"/>
@@ -4787,8 +4605,8 @@
     </w:tbl>
     <w:p>
       <w:pPr>
-        <w:pStyle w:val="29"/>
-        <w:ind w:left="0" w:leftChars="0" w:right="0" w:rightChars="0" w:firstLine="0" w:firstLineChars="0"/>
+        <w:pStyle w:val="a1"/>
+        <w:ind w:left="0" w:right="0" w:firstLine="0" w:leftChars="0" w:rightChars="0" w:firstLineChars="0"/>
         <w:jc w:val="both"/>
         <w:rPr>
           <w:rFonts w:hint="default"/>
@@ -4800,100 +4618,44 @@
     <w:sectPr>
       <w:pgSz w:w="11906" w:h="16838"/>
       <w:pgMar w:top="1417" w:right="1800" w:bottom="1440" w:left="1800" w:header="1140" w:footer="992" w:gutter="0"/>
-      <w:cols w:space="425" w:num="1"/>
+      <w:cols w:num="1" w:space="425"/>
       <w:docGrid w:type="lines" w:linePitch="312" w:charSpace="0"/>
     </w:sectPr>
   </w:body>
 </w:document>
 </file>
 
-<file path=word/endnotes.xml><?xml version="1.0" encoding="utf-8"?>
-<w:endnotes xmlns:wpc="http://schemas.microsoft.com/office/word/2010/wordprocessingCanvas" xmlns:mc="http://schemas.openxmlformats.org/markup-compatibility/2006" xmlns:o="urn:schemas-microsoft-com:office:office" xmlns:r="http://schemas.openxmlformats.org/officeDocument/2006/relationships" xmlns:m="http://schemas.openxmlformats.org/officeDocument/2006/math" xmlns:v="urn:schemas-microsoft-com:vml" xmlns:wp14="http://schemas.microsoft.com/office/word/2010/wordprocessingDrawing" xmlns:wp="http://schemas.openxmlformats.org/drawingml/2006/wordprocessingDrawing" xmlns:w="http://schemas.openxmlformats.org/wordprocessingml/2006/main" xmlns:w14="http://schemas.microsoft.com/office/word/2010/wordml" xmlns:w15="http://schemas.microsoft.com/office/word/2012/wordml" xmlns:w10="urn:schemas-microsoft-com:office:word" xmlns:wpg="http://schemas.microsoft.com/office/word/2010/wordprocessingGroup" xmlns:wpi="http://schemas.microsoft.com/office/word/2010/wordprocessingInk" xmlns:wne="http://schemas.microsoft.com/office/word/2006/wordml" xmlns:wps="http://schemas.microsoft.com/office/word/2010/wordprocessingShape" xmlns:wpsCustomData="http://www.wps.cn/officeDocument/2013/wpsCustomData" mc:Ignorable="w14 w15 wp14">
-  <w:endnote w:type="separator" w:id="0">
-    <w:p>
-      <w:pPr>
-        <w:spacing w:line="240" w:lineRule="auto"/>
-      </w:pPr>
-      <w:r>
-        <w:separator/>
-      </w:r>
-    </w:p>
-  </w:endnote>
-  <w:endnote w:type="continuationSeparator" w:id="1">
-    <w:p>
-      <w:pPr>
-        <w:spacing w:line="240" w:lineRule="auto"/>
-      </w:pPr>
-      <w:r>
-        <w:continuationSeparator/>
-      </w:r>
-    </w:p>
-  </w:endnote>
-</w:endnotes>
-</file>
-
 <file path=word/footer1.xml><?xml version="1.0" encoding="utf-8"?>
-<w:ftr xmlns:m="http://schemas.openxmlformats.org/officeDocument/2006/math" xmlns:mc="http://schemas.openxmlformats.org/markup-compatibility/2006" xmlns:mo="http://schemas.microsoft.com/office/mac/office/2008/main" xmlns:mv="urn:schemas-microsoft-com:mac:vml" xmlns:o="urn:schemas-microsoft-com:office:office" xmlns:r="http://schemas.openxmlformats.org/officeDocument/2006/relationships" xmlns:v="urn:schemas-microsoft-com:vml" xmlns:w10="urn:schemas-microsoft-com:office:word" xmlns:w14="http://schemas.microsoft.com/office/word/2010/wordml" xmlns:w="http://schemas.openxmlformats.org/wordprocessingml/2006/main" xmlns:wne="http://schemas.microsoft.com/office/word/2006/wordml" xmlns:wp14="http://schemas.microsoft.com/office/word/2010/wordprocessingDrawing" xmlns:wp="http://schemas.openxmlformats.org/drawingml/2006/wordprocessingDrawing" xmlns:wpc="http://schemas.microsoft.com/office/word/2010/wordprocessingCanvas" xmlns:wpg="http://schemas.microsoft.com/office/word/2010/wordprocessingGroup" xmlns:wpi="http://schemas.microsoft.com/office/word/2010/wordprocessingInk" xmlns:wps="http://schemas.microsoft.com/office/word/2010/wordprocessingShape" mc:Ignorable="w14 wp14">
-  <w:p>
-    <w:pPr>
-      <w:pStyle w:val="Footer"/>
-    </w:pPr>
-  </w:p>
+<w:ftr xmlns:wpc="http://schemas.microsoft.com/office/word/2010/wordprocessingCanvas" xmlns:mc="http://schemas.openxmlformats.org/markup-compatibility/2006" xmlns:o="urn:schemas-microsoft-com:office:office" xmlns:r="http://schemas.openxmlformats.org/officeDocument/2006/relationships" xmlns:m="http://schemas.openxmlformats.org/officeDocument/2006/math" xmlns:v="urn:schemas-microsoft-com:vml" xmlns:wp14="http://schemas.microsoft.com/office/word/2010/wordprocessingDrawing" xmlns:wp="http://schemas.openxmlformats.org/drawingml/2006/wordprocessingDrawing" xmlns:w10="urn:schemas-microsoft-com:office:word" xmlns:w="http://schemas.openxmlformats.org/wordprocessingml/2006/main" xmlns:w14="http://schemas.microsoft.com/office/word/2010/wordml" xmlns:w15="http://schemas.microsoft.com/office/word/2012/wordml" xmlns:wne="http://schemas.microsoft.com/office/word/2006/wordml" xmlns:wpg="http://schemas.microsoft.com/office/word/2010/wordprocessingGroup" xmlns:wpi="http://schemas.microsoft.com/office/word/2010/wordprocessingInk" xmlns:wps="http://schemas.microsoft.com/office/word/2010/wordprocessingShape" mc:Ignorable="w14 w15 wp14">
+  <w:p/>
 </w:ftr>
 </file>
 
 <file path=word/footer2.xml><?xml version="1.0" encoding="utf-8"?>
-<w:ftr xmlns:m="http://schemas.openxmlformats.org/officeDocument/2006/math" xmlns:mc="http://schemas.openxmlformats.org/markup-compatibility/2006" xmlns:mo="http://schemas.microsoft.com/office/mac/office/2008/main" xmlns:mv="urn:schemas-microsoft-com:mac:vml" xmlns:o="urn:schemas-microsoft-com:office:office" xmlns:r="http://schemas.openxmlformats.org/officeDocument/2006/relationships" xmlns:v="urn:schemas-microsoft-com:vml" xmlns:w10="urn:schemas-microsoft-com:office:word" xmlns:w14="http://schemas.microsoft.com/office/word/2010/wordml" xmlns:w="http://schemas.openxmlformats.org/wordprocessingml/2006/main" xmlns:wne="http://schemas.microsoft.com/office/word/2006/wordml" xmlns:wp14="http://schemas.microsoft.com/office/word/2010/wordprocessingDrawing" xmlns:wp="http://schemas.openxmlformats.org/drawingml/2006/wordprocessingDrawing" xmlns:wpc="http://schemas.microsoft.com/office/word/2010/wordprocessingCanvas" xmlns:wpg="http://schemas.microsoft.com/office/word/2010/wordprocessingGroup" xmlns:wpi="http://schemas.microsoft.com/office/word/2010/wordprocessingInk" xmlns:wps="http://schemas.microsoft.com/office/word/2010/wordprocessingShape" mc:Ignorable="w14 wp14">
-  <w:p>
-    <w:pPr>
-      <w:pStyle w:val="Footer"/>
-    </w:pPr>
-  </w:p>
+<w:ftr xmlns:wpc="http://schemas.microsoft.com/office/word/2010/wordprocessingCanvas" xmlns:mc="http://schemas.openxmlformats.org/markup-compatibility/2006" xmlns:o="urn:schemas-microsoft-com:office:office" xmlns:r="http://schemas.openxmlformats.org/officeDocument/2006/relationships" xmlns:m="http://schemas.openxmlformats.org/officeDocument/2006/math" xmlns:v="urn:schemas-microsoft-com:vml" xmlns:wp14="http://schemas.microsoft.com/office/word/2010/wordprocessingDrawing" xmlns:wp="http://schemas.openxmlformats.org/drawingml/2006/wordprocessingDrawing" xmlns:w10="urn:schemas-microsoft-com:office:word" xmlns:w="http://schemas.openxmlformats.org/wordprocessingml/2006/main" xmlns:w14="http://schemas.microsoft.com/office/word/2010/wordml" xmlns:w15="http://schemas.microsoft.com/office/word/2012/wordml" xmlns:wne="http://schemas.microsoft.com/office/word/2006/wordml" xmlns:wpg="http://schemas.microsoft.com/office/word/2010/wordprocessingGroup" xmlns:wpi="http://schemas.microsoft.com/office/word/2010/wordprocessingInk" xmlns:wps="http://schemas.microsoft.com/office/word/2010/wordprocessingShape" mc:Ignorable="w14 w15 wp14">
+  <w:p/>
 </w:ftr>
 </file>
 
 <file path=word/footer3.xml><?xml version="1.0" encoding="utf-8"?>
-<w:ftr xmlns:m="http://schemas.openxmlformats.org/officeDocument/2006/math" xmlns:mc="http://schemas.openxmlformats.org/markup-compatibility/2006" xmlns:mo="http://schemas.microsoft.com/office/mac/office/2008/main" xmlns:mv="urn:schemas-microsoft-com:mac:vml" xmlns:o="urn:schemas-microsoft-com:office:office" xmlns:r="http://schemas.openxmlformats.org/officeDocument/2006/relationships" xmlns:v="urn:schemas-microsoft-com:vml" xmlns:w10="urn:schemas-microsoft-com:office:word" xmlns:w14="http://schemas.microsoft.com/office/word/2010/wordml" xmlns:w="http://schemas.openxmlformats.org/wordprocessingml/2006/main" xmlns:wne="http://schemas.microsoft.com/office/word/2006/wordml" xmlns:wp14="http://schemas.microsoft.com/office/word/2010/wordprocessingDrawing" xmlns:wp="http://schemas.openxmlformats.org/drawingml/2006/wordprocessingDrawing" xmlns:wpc="http://schemas.microsoft.com/office/word/2010/wordprocessingCanvas" xmlns:wpg="http://schemas.microsoft.com/office/word/2010/wordprocessingGroup" xmlns:wpi="http://schemas.microsoft.com/office/word/2010/wordprocessingInk" xmlns:wps="http://schemas.microsoft.com/office/word/2010/wordprocessingShape" mc:Ignorable="w14 wp14">
-  <w:p>
-    <w:pPr>
-      <w:pStyle w:val="Footer"/>
-    </w:pPr>
-  </w:p>
+<w:ftr xmlns:wpc="http://schemas.microsoft.com/office/word/2010/wordprocessingCanvas" xmlns:mc="http://schemas.openxmlformats.org/markup-compatibility/2006" xmlns:o="urn:schemas-microsoft-com:office:office" xmlns:r="http://schemas.openxmlformats.org/officeDocument/2006/relationships" xmlns:m="http://schemas.openxmlformats.org/officeDocument/2006/math" xmlns:v="urn:schemas-microsoft-com:vml" xmlns:wp14="http://schemas.microsoft.com/office/word/2010/wordprocessingDrawing" xmlns:wp="http://schemas.openxmlformats.org/drawingml/2006/wordprocessingDrawing" xmlns:w10="urn:schemas-microsoft-com:office:word" xmlns:w="http://schemas.openxmlformats.org/wordprocessingml/2006/main" xmlns:w14="http://schemas.microsoft.com/office/word/2010/wordml" xmlns:w15="http://schemas.microsoft.com/office/word/2012/wordml" xmlns:wne="http://schemas.microsoft.com/office/word/2006/wordml" xmlns:wpg="http://schemas.microsoft.com/office/word/2010/wordprocessingGroup" xmlns:wpi="http://schemas.microsoft.com/office/word/2010/wordprocessingInk" xmlns:wps="http://schemas.microsoft.com/office/word/2010/wordprocessingShape" mc:Ignorable="w14 w15 wp14">
+  <w:p/>
 </w:ftr>
 </file>
 
-<file path=word/footnotes.xml><?xml version="1.0" encoding="utf-8"?>
-<w:footnotes xmlns:wpc="http://schemas.microsoft.com/office/word/2010/wordprocessingCanvas" xmlns:mc="http://schemas.openxmlformats.org/markup-compatibility/2006" xmlns:o="urn:schemas-microsoft-com:office:office" xmlns:r="http://schemas.openxmlformats.org/officeDocument/2006/relationships" xmlns:m="http://schemas.openxmlformats.org/officeDocument/2006/math" xmlns:v="urn:schemas-microsoft-com:vml" xmlns:wp14="http://schemas.microsoft.com/office/word/2010/wordprocessingDrawing" xmlns:wp="http://schemas.openxmlformats.org/drawingml/2006/wordprocessingDrawing" xmlns:w="http://schemas.openxmlformats.org/wordprocessingml/2006/main" xmlns:w14="http://schemas.microsoft.com/office/word/2010/wordml" xmlns:w15="http://schemas.microsoft.com/office/word/2012/wordml" xmlns:w10="urn:schemas-microsoft-com:office:word" xmlns:wpg="http://schemas.microsoft.com/office/word/2010/wordprocessingGroup" xmlns:wpi="http://schemas.microsoft.com/office/word/2010/wordprocessingInk" xmlns:wne="http://schemas.microsoft.com/office/word/2006/wordml" xmlns:wps="http://schemas.microsoft.com/office/word/2010/wordprocessingShape" xmlns:wpsCustomData="http://www.wps.cn/officeDocument/2013/wpsCustomData" mc:Ignorable="w14 w15 wp14">
-  <w:footnote w:type="separator" w:id="0">
-    <w:p>
-      <w:pPr>
-        <w:spacing w:line="360" w:lineRule="auto"/>
-      </w:pPr>
-      <w:r>
-        <w:separator/>
-      </w:r>
-    </w:p>
-  </w:footnote>
-  <w:footnote w:type="continuationSeparator" w:id="1">
-    <w:p>
-      <w:pPr>
-        <w:spacing w:line="360" w:lineRule="auto"/>
-      </w:pPr>
-      <w:r>
-        <w:continuationSeparator/>
-      </w:r>
-    </w:p>
-  </w:footnote>
-</w:footnotes>
+<file path=word/header1.xml><?xml version="1.0" encoding="utf-8"?>
+<w:hdr xmlns:wpc="http://schemas.microsoft.com/office/word/2010/wordprocessingCanvas" xmlns:mc="http://schemas.openxmlformats.org/markup-compatibility/2006" xmlns:o="urn:schemas-microsoft-com:office:office" xmlns:r="http://schemas.openxmlformats.org/officeDocument/2006/relationships" xmlns:m="http://schemas.openxmlformats.org/officeDocument/2006/math" xmlns:v="urn:schemas-microsoft-com:vml" xmlns:wp14="http://schemas.microsoft.com/office/word/2010/wordprocessingDrawing" xmlns:wp="http://schemas.openxmlformats.org/drawingml/2006/wordprocessingDrawing" xmlns:w10="urn:schemas-microsoft-com:office:word" xmlns:w="http://schemas.openxmlformats.org/wordprocessingml/2006/main" xmlns:w14="http://schemas.microsoft.com/office/word/2010/wordml" xmlns:w15="http://schemas.microsoft.com/office/word/2012/wordml" xmlns:wne="http://schemas.microsoft.com/office/word/2006/wordml" xmlns:wpg="http://schemas.microsoft.com/office/word/2010/wordprocessingGroup" xmlns:wpi="http://schemas.microsoft.com/office/word/2010/wordprocessingInk" xmlns:wps="http://schemas.microsoft.com/office/word/2010/wordprocessingShape" mc:Ignorable="w14 w15 wp14">
+  <w:p/>
+</w:hdr>
 </file>
 
-<file path=word/header1.xml><?xml version="1.0" encoding="utf-8"?>
-<w:hdr xmlns:wpc="http://schemas.microsoft.com/office/word/2010/wordprocessingCanvas" xmlns:mc="http://schemas.openxmlformats.org/markup-compatibility/2006" xmlns:o="urn:schemas-microsoft-com:office:office" xmlns:r="http://schemas.openxmlformats.org/officeDocument/2006/relationships" xmlns:m="http://schemas.openxmlformats.org/officeDocument/2006/math" xmlns:v="urn:schemas-microsoft-com:vml" xmlns:wp14="http://schemas.microsoft.com/office/word/2010/wordprocessingDrawing" xmlns:wp="http://schemas.openxmlformats.org/drawingml/2006/wordprocessingDrawing" xmlns:w10="urn:schemas-microsoft-com:office:word" xmlns:w="http://schemas.openxmlformats.org/wordprocessingml/2006/main" xmlns:w14="http://schemas.microsoft.com/office/word/2010/wordml" xmlns:w15="http://schemas.microsoft.com/office/word/2012/wordml" xmlns:wpg="http://schemas.microsoft.com/office/word/2010/wordprocessingGroup" xmlns:wpi="http://schemas.microsoft.com/office/word/2010/wordprocessingInk" xmlns:wne="http://schemas.microsoft.com/office/word/2006/wordml" xmlns:wps="http://schemas.microsoft.com/office/word/2010/wordprocessingShape" xmlns:wpsCustomData="http://www.wps.cn/officeDocument/2013/wpsCustomData" mc:Ignorable="w14 w15 wp14">
+<file path=word/header2.xml><?xml version="1.0" encoding="utf-8"?>
+<w:hdr xmlns:wpc="http://schemas.microsoft.com/office/word/2010/wordprocessingCanvas" xmlns:mc="http://schemas.openxmlformats.org/markup-compatibility/2006" xmlns:o="urn:schemas-microsoft-com:office:office" xmlns:r="http://schemas.openxmlformats.org/officeDocument/2006/relationships" xmlns:m="http://schemas.openxmlformats.org/officeDocument/2006/math" xmlns:v="urn:schemas-microsoft-com:vml" xmlns:wp14="http://schemas.microsoft.com/office/word/2010/wordprocessingDrawing" xmlns:wp="http://schemas.openxmlformats.org/drawingml/2006/wordprocessingDrawing" xmlns:w10="urn:schemas-microsoft-com:office:word" xmlns:w="http://schemas.openxmlformats.org/wordprocessingml/2006/main" xmlns:w14="http://schemas.microsoft.com/office/word/2010/wordml" xmlns:w15="http://schemas.microsoft.com/office/word/2012/wordml" xmlns:wne="http://schemas.microsoft.com/office/word/2006/wordml" xmlns:wpg="http://schemas.microsoft.com/office/word/2010/wordprocessingGroup" xmlns:wpi="http://schemas.microsoft.com/office/word/2010/wordprocessingInk" xmlns:wps="http://schemas.microsoft.com/office/word/2010/wordprocessingShape" mc:Ignorable="w14 w15 wp14">
   <w:p>
     <w:pPr>
-      <w:pStyle w:val="15"/>
+      <w:pStyle w:val="Header"/>
       <w:pBdr>
-        <w:bottom w:val="single" w:color="auto" w:sz="4" w:space="1"/>
+        <w:bottom w:val="single" w:sz="4" w:space="1" w:color="auto"/>
       </w:pBdr>
       <w:tabs>
         <w:tab w:val="left" w:pos="335"/>
@@ -4901,65 +4663,39 @@
       </w:tabs>
       <w:jc w:val="right"/>
       <w:rPr>
-        <w:rFonts w:hint="eastAsia" w:eastAsiaTheme="minorEastAsia"/>
+        <w:rFonts w:eastAsiaTheme="minorEastAsia" w:hint="eastAsia"/>
         <w:lang w:eastAsia="zh-CN"/>
       </w:rPr>
     </w:pPr>
     <w:r>
       <w:rPr>
-        <w:rFonts w:hint="eastAsia" w:eastAsiaTheme="minorEastAsia"/>
+        <w:rFonts w:eastAsiaTheme="minorEastAsia" w:hint="eastAsia"/>
         <w:lang w:val="en-US" w:eastAsia="zh-CN"/>
       </w:rPr>
       <w:tab/>
       <w:tab/>
       <w:t>重庆市鹧鸪哨信息技术有限责任公司</w:t>
     </w:r>
-    <w:r>
-      <w:rPr>
-        <w:rFonts w:hint="eastAsia" w:eastAsiaTheme="minorEastAsia"/>
-        <w:lang w:val="en-US" w:eastAsia="zh-CN"/>
-      </w:rPr>
-    </w:r>
-    <w:r>
-      <w:rPr>
-        <w:rFonts w:hint="eastAsia" w:eastAsiaTheme="minorEastAsia"/>
-        <w:lang w:val="en-US" w:eastAsia="zh-CN"/>
-      </w:rPr>
-    </w:r>
-  </w:p>
-</w:hdr>
-</file>
-
-<file path=word/header2.xml><?xml version="1.0" encoding="utf-8"?>
-<w:hdr xmlns:m="http://schemas.openxmlformats.org/officeDocument/2006/math" xmlns:mc="http://schemas.openxmlformats.org/markup-compatibility/2006" xmlns:mo="http://schemas.microsoft.com/office/mac/office/2008/main" xmlns:mv="urn:schemas-microsoft-com:mac:vml" xmlns:o="urn:schemas-microsoft-com:office:office" xmlns:r="http://schemas.openxmlformats.org/officeDocument/2006/relationships" xmlns:v="urn:schemas-microsoft-com:vml" xmlns:w10="urn:schemas-microsoft-com:office:word" xmlns:w14="http://schemas.microsoft.com/office/word/2010/wordml" xmlns:w="http://schemas.openxmlformats.org/wordprocessingml/2006/main" xmlns:wne="http://schemas.microsoft.com/office/word/2006/wordml" xmlns:wp14="http://schemas.microsoft.com/office/word/2010/wordprocessingDrawing" xmlns:wp="http://schemas.openxmlformats.org/drawingml/2006/wordprocessingDrawing" xmlns:wpc="http://schemas.microsoft.com/office/word/2010/wordprocessingCanvas" xmlns:wpg="http://schemas.microsoft.com/office/word/2010/wordprocessingGroup" xmlns:wpi="http://schemas.microsoft.com/office/word/2010/wordprocessingInk" xmlns:wps="http://schemas.microsoft.com/office/word/2010/wordprocessingShape" mc:Ignorable="w14 wp14">
-  <w:p>
-    <w:pPr>
-      <w:pStyle w:val="Header"/>
-    </w:pPr>
   </w:p>
 </w:hdr>
 </file>
 
 <file path=word/header3.xml><?xml version="1.0" encoding="utf-8"?>
-<w:hdr xmlns:m="http://schemas.openxmlformats.org/officeDocument/2006/math" xmlns:mc="http://schemas.openxmlformats.org/markup-compatibility/2006" xmlns:mo="http://schemas.microsoft.com/office/mac/office/2008/main" xmlns:mv="urn:schemas-microsoft-com:mac:vml" xmlns:o="urn:schemas-microsoft-com:office:office" xmlns:r="http://schemas.openxmlformats.org/officeDocument/2006/relationships" xmlns:v="urn:schemas-microsoft-com:vml" xmlns:w10="urn:schemas-microsoft-com:office:word" xmlns:w14="http://schemas.microsoft.com/office/word/2010/wordml" xmlns:w="http://schemas.openxmlformats.org/wordprocessingml/2006/main" xmlns:wne="http://schemas.microsoft.com/office/word/2006/wordml" xmlns:wp14="http://schemas.microsoft.com/office/word/2010/wordprocessingDrawing" xmlns:wp="http://schemas.openxmlformats.org/drawingml/2006/wordprocessingDrawing" xmlns:wpc="http://schemas.microsoft.com/office/word/2010/wordprocessingCanvas" xmlns:wpg="http://schemas.microsoft.com/office/word/2010/wordprocessingGroup" xmlns:wpi="http://schemas.microsoft.com/office/word/2010/wordprocessingInk" xmlns:wps="http://schemas.microsoft.com/office/word/2010/wordprocessingShape" mc:Ignorable="w14 wp14">
-  <w:p>
-    <w:pPr>
-      <w:pStyle w:val="Header"/>
-    </w:pPr>
-  </w:p>
+<w:hdr xmlns:wpc="http://schemas.microsoft.com/office/word/2010/wordprocessingCanvas" xmlns:mc="http://schemas.openxmlformats.org/markup-compatibility/2006" xmlns:o="urn:schemas-microsoft-com:office:office" xmlns:r="http://schemas.openxmlformats.org/officeDocument/2006/relationships" xmlns:m="http://schemas.openxmlformats.org/officeDocument/2006/math" xmlns:v="urn:schemas-microsoft-com:vml" xmlns:wp14="http://schemas.microsoft.com/office/word/2010/wordprocessingDrawing" xmlns:wp="http://schemas.openxmlformats.org/drawingml/2006/wordprocessingDrawing" xmlns:w10="urn:schemas-microsoft-com:office:word" xmlns:w="http://schemas.openxmlformats.org/wordprocessingml/2006/main" xmlns:w14="http://schemas.microsoft.com/office/word/2010/wordml" xmlns:w15="http://schemas.microsoft.com/office/word/2012/wordml" xmlns:wne="http://schemas.microsoft.com/office/word/2006/wordml" xmlns:wpg="http://schemas.microsoft.com/office/word/2010/wordprocessingGroup" xmlns:wpi="http://schemas.microsoft.com/office/word/2010/wordprocessingInk" xmlns:wps="http://schemas.microsoft.com/office/word/2010/wordprocessingShape" mc:Ignorable="w14 w15 wp14">
+  <w:p/>
 </w:hdr>
 </file>
 
 <file path=word/numbering.xml><?xml version="1.0" encoding="utf-8"?>
-<w:numbering xmlns:wpc="http://schemas.microsoft.com/office/word/2010/wordprocessingCanvas" xmlns:mc="http://schemas.openxmlformats.org/markup-compatibility/2006" xmlns:o="urn:schemas-microsoft-com:office:office" xmlns:r="http://schemas.openxmlformats.org/officeDocument/2006/relationships" xmlns:m="http://schemas.openxmlformats.org/officeDocument/2006/math" xmlns:v="urn:schemas-microsoft-com:vml" xmlns:wp14="http://schemas.microsoft.com/office/word/2010/wordprocessingDrawing" xmlns:wp="http://schemas.openxmlformats.org/drawingml/2006/wordprocessingDrawing" xmlns:w10="urn:schemas-microsoft-com:office:word" xmlns:w="http://schemas.openxmlformats.org/wordprocessingml/2006/main" xmlns:w14="http://schemas.microsoft.com/office/word/2010/wordml" xmlns:wpg="http://schemas.microsoft.com/office/word/2010/wordprocessingGroup" xmlns:wpi="http://schemas.microsoft.com/office/word/2010/wordprocessingInk" xmlns:wne="http://schemas.microsoft.com/office/word/2006/wordml" xmlns:wps="http://schemas.microsoft.com/office/word/2010/wordprocessingShape" xmlns:wpsCustomData="http://www.wps.cn/officeDocument/2013/wpsCustomData" mc:Ignorable="w14 wp14">
+<w:numbering xmlns:wpc="http://schemas.microsoft.com/office/word/2010/wordprocessingCanvas" xmlns:mc="http://schemas.openxmlformats.org/markup-compatibility/2006" xmlns:o="urn:schemas-microsoft-com:office:office" xmlns:r="http://schemas.openxmlformats.org/officeDocument/2006/relationships" xmlns:m="http://schemas.openxmlformats.org/officeDocument/2006/math" xmlns:v="urn:schemas-microsoft-com:vml" xmlns:wp14="http://schemas.microsoft.com/office/word/2010/wordprocessingDrawing" xmlns:wp="http://schemas.openxmlformats.org/drawingml/2006/wordprocessingDrawing" xmlns:w10="urn:schemas-microsoft-com:office:word" xmlns:w="http://schemas.openxmlformats.org/wordprocessingml/2006/main" xmlns:w14="http://schemas.microsoft.com/office/word/2010/wordml" xmlns:w15="http://schemas.microsoft.com/office/word/2012/wordml" xmlns:wne="http://schemas.microsoft.com/office/word/2006/wordml" xmlns:wpg="http://schemas.microsoft.com/office/word/2010/wordprocessingGroup" xmlns:wpi="http://schemas.microsoft.com/office/word/2010/wordprocessingInk" xmlns:wps="http://schemas.microsoft.com/office/word/2010/wordprocessingShape" mc:Ignorable="w14 w15 wp14">
   <w:abstractNum w:abstractNumId="0">
     <w:nsid w:val="8E964DCE"/>
     <w:multiLevelType w:val="multilevel"/>
     <w:tmpl w:val="8E964DCE"/>
-    <w:lvl w:ilvl="0" w:tentative="0">
+    <w:lvl w:ilvl="0">
       <w:start w:val="1"/>
       <w:numFmt w:val="decimal"/>
-      <w:pStyle w:val="2"/>
+      <w:pStyle w:val="Heading1"/>
       <w:lvlText w:val="%1."/>
       <w:lvlJc w:val="left"/>
       <w:pPr>
@@ -4969,10 +4705,10 @@
         <w:rFonts w:hint="default"/>
       </w:rPr>
     </w:lvl>
-    <w:lvl w:ilvl="1" w:tentative="0">
+    <w:lvl w:ilvl="1">
       <w:start w:val="1"/>
       <w:numFmt w:val="decimal"/>
-      <w:pStyle w:val="3"/>
+      <w:pStyle w:val="Heading2"/>
       <w:lvlText w:val="%1.%2."/>
       <w:lvlJc w:val="left"/>
       <w:pPr>
@@ -4982,10 +4718,10 @@
         <w:rFonts w:hint="default"/>
       </w:rPr>
     </w:lvl>
-    <w:lvl w:ilvl="2" w:tentative="0">
+    <w:lvl w:ilvl="2">
       <w:start w:val="1"/>
       <w:numFmt w:val="decimal"/>
-      <w:pStyle w:val="4"/>
+      <w:pStyle w:val="Heading3"/>
       <w:lvlText w:val="%1.%2.%3."/>
       <w:lvlJc w:val="left"/>
       <w:pPr>
@@ -4995,10 +4731,10 @@
         <w:rFonts w:hint="default"/>
       </w:rPr>
     </w:lvl>
-    <w:lvl w:ilvl="3" w:tentative="0">
+    <w:lvl w:ilvl="3">
       <w:start w:val="1"/>
       <w:numFmt w:val="decimal"/>
-      <w:pStyle w:val="5"/>
+      <w:pStyle w:val="Heading4"/>
       <w:lvlText w:val="%1.%2.%3.%4."/>
       <w:lvlJc w:val="left"/>
       <w:pPr>
@@ -5008,10 +4744,10 @@
         <w:rFonts w:hint="default"/>
       </w:rPr>
     </w:lvl>
-    <w:lvl w:ilvl="4" w:tentative="0">
+    <w:lvl w:ilvl="4">
       <w:start w:val="1"/>
       <w:numFmt w:val="decimal"/>
-      <w:pStyle w:val="6"/>
+      <w:pStyle w:val="Heading5"/>
       <w:lvlText w:val="%1.%2.%3.%4.%5."/>
       <w:lvlJc w:val="left"/>
       <w:pPr>
@@ -5021,10 +4757,10 @@
         <w:rFonts w:hint="default"/>
       </w:rPr>
     </w:lvl>
-    <w:lvl w:ilvl="5" w:tentative="0">
+    <w:lvl w:ilvl="5">
       <w:start w:val="1"/>
       <w:numFmt w:val="decimal"/>
-      <w:pStyle w:val="7"/>
+      <w:pStyle w:val="Heading6"/>
       <w:lvlText w:val="%1.%2.%3.%4.%5.%6."/>
       <w:lvlJc w:val="left"/>
       <w:pPr>
@@ -5034,10 +4770,10 @@
         <w:rFonts w:hint="default"/>
       </w:rPr>
     </w:lvl>
-    <w:lvl w:ilvl="6" w:tentative="0">
+    <w:lvl w:ilvl="6">
       <w:start w:val="1"/>
       <w:numFmt w:val="decimal"/>
-      <w:pStyle w:val="8"/>
+      <w:pStyle w:val="Heading7"/>
       <w:lvlText w:val="%1.%2.%3.%4.%5.%6.%7."/>
       <w:lvlJc w:val="left"/>
       <w:pPr>
@@ -5047,10 +4783,10 @@
         <w:rFonts w:hint="default"/>
       </w:rPr>
     </w:lvl>
-    <w:lvl w:ilvl="7" w:tentative="0">
+    <w:lvl w:ilvl="7">
       <w:start w:val="1"/>
       <w:numFmt w:val="decimal"/>
-      <w:pStyle w:val="9"/>
+      <w:pStyle w:val="Heading8"/>
       <w:lvlText w:val="%1.%2.%3.%4.%5.%6.%7.%8."/>
       <w:lvlJc w:val="left"/>
       <w:pPr>
@@ -5060,10 +4796,10 @@
         <w:rFonts w:hint="default"/>
       </w:rPr>
     </w:lvl>
-    <w:lvl w:ilvl="8" w:tentative="0">
+    <w:lvl w:ilvl="8">
       <w:start w:val="1"/>
       <w:numFmt w:val="decimal"/>
-      <w:pStyle w:val="10"/>
+      <w:pStyle w:val="Heading9"/>
       <w:lvlText w:val="%1.%2.%3.%4.%5.%6.%7.%8.%9."/>
       <w:lvlJc w:val="left"/>
       <w:pPr>
@@ -5078,7 +4814,7 @@
     <w:nsid w:val="B75BF121"/>
     <w:multiLevelType w:val="singleLevel"/>
     <w:tmpl w:val="B75BF121"/>
-    <w:lvl w:ilvl="0" w:tentative="0">
+    <w:lvl w:ilvl="0">
       <w:start w:val="1"/>
       <w:numFmt w:val="decimal"/>
       <w:lvlText w:val="%1."/>
@@ -5101,269 +4837,267 @@
 </file>
 
 <file path=word/styles.xml><?xml version="1.0" encoding="utf-8"?>
-<w:styles xmlns:mc="http://schemas.openxmlformats.org/markup-compatibility/2006" xmlns:o="urn:schemas-microsoft-com:office:office" xmlns:r="http://schemas.openxmlformats.org/officeDocument/2006/relationships" xmlns:m="http://schemas.openxmlformats.org/officeDocument/2006/math" xmlns:v="urn:schemas-microsoft-com:vml" xmlns:w="http://schemas.openxmlformats.org/wordprocessingml/2006/main" xmlns:w14="http://schemas.microsoft.com/office/word/2010/wordml" xmlns:w10="urn:schemas-microsoft-com:office:word" xmlns:sl="http://schemas.openxmlformats.org/schemaLibrary/2006/main" xmlns:wpsCustomData="http://www.wps.cn/officeDocument/2013/wpsCustomData" mc:Ignorable="w14">
+<w:styles xmlns:mc="http://schemas.openxmlformats.org/markup-compatibility/2006" xmlns:r="http://schemas.openxmlformats.org/officeDocument/2006/relationships" xmlns:w="http://schemas.openxmlformats.org/wordprocessingml/2006/main" xmlns:w14="http://schemas.microsoft.com/office/word/2010/wordml" xmlns:w15="http://schemas.microsoft.com/office/word/2012/wordml" mc:Ignorable="w14 w15">
   <w:docDefaults>
     <w:rPrDefault>
       <w:rPr>
-        <w:rFonts w:ascii="Times New Roman" w:hAnsi="Times New Roman" w:eastAsia="宋体" w:cs="Times New Roman"/>
+        <w:rFonts w:ascii="Times New Roman" w:eastAsia="宋体" w:hAnsi="Times New Roman" w:cs="Times New Roman"/>
       </w:rPr>
     </w:rPrDefault>
     <w:pPrDefault/>
   </w:docDefaults>
-  <w:latentStyles w:count="260" w:defQFormat="0" w:defUnhideWhenUsed="1" w:defSemiHidden="1" w:defUIPriority="99" w:defLockedState="0">
-    <w:lsdException w:qFormat="1" w:unhideWhenUsed="0" w:uiPriority="0" w:semiHidden="0" w:name="Normal"/>
-    <w:lsdException w:qFormat="1" w:unhideWhenUsed="0" w:uiPriority="0" w:semiHidden="0" w:name="heading 1"/>
-    <w:lsdException w:qFormat="1" w:uiPriority="0" w:semiHidden="0" w:name="heading 2"/>
-    <w:lsdException w:qFormat="1" w:uiPriority="0" w:name="heading 3"/>
-    <w:lsdException w:qFormat="1" w:uiPriority="0" w:semiHidden="0" w:name="heading 4"/>
-    <w:lsdException w:qFormat="1" w:uiPriority="0" w:name="heading 5"/>
-    <w:lsdException w:qFormat="1" w:uiPriority="0" w:name="heading 6"/>
-    <w:lsdException w:qFormat="1" w:uiPriority="0" w:name="heading 7"/>
-    <w:lsdException w:qFormat="1" w:uiPriority="0" w:name="heading 8"/>
-    <w:lsdException w:qFormat="1" w:uiPriority="0" w:name="heading 9"/>
-    <w:lsdException w:unhideWhenUsed="0" w:uiPriority="0" w:semiHidden="0" w:name="index 1"/>
-    <w:lsdException w:unhideWhenUsed="0" w:uiPriority="0" w:semiHidden="0" w:name="index 2"/>
-    <w:lsdException w:unhideWhenUsed="0" w:uiPriority="0" w:semiHidden="0" w:name="index 3"/>
-    <w:lsdException w:unhideWhenUsed="0" w:uiPriority="0" w:semiHidden="0" w:name="index 4"/>
-    <w:lsdException w:unhideWhenUsed="0" w:uiPriority="0" w:semiHidden="0" w:name="index 5"/>
-    <w:lsdException w:unhideWhenUsed="0" w:uiPriority="0" w:semiHidden="0" w:name="index 6"/>
-    <w:lsdException w:unhideWhenUsed="0" w:uiPriority="0" w:semiHidden="0" w:name="index 7"/>
-    <w:lsdException w:unhideWhenUsed="0" w:uiPriority="0" w:semiHidden="0" w:name="index 8"/>
-    <w:lsdException w:unhideWhenUsed="0" w:uiPriority="0" w:semiHidden="0" w:name="index 9"/>
-    <w:lsdException w:qFormat="1" w:unhideWhenUsed="0" w:uiPriority="0" w:semiHidden="0" w:name="toc 1"/>
-    <w:lsdException w:qFormat="1" w:unhideWhenUsed="0" w:uiPriority="0" w:semiHidden="0" w:name="toc 2"/>
-    <w:lsdException w:qFormat="1" w:unhideWhenUsed="0" w:uiPriority="0" w:semiHidden="0" w:name="toc 3"/>
-    <w:lsdException w:unhideWhenUsed="0" w:uiPriority="0" w:semiHidden="0" w:name="toc 4"/>
-    <w:lsdException w:unhideWhenUsed="0" w:uiPriority="0" w:semiHidden="0" w:name="toc 5"/>
-    <w:lsdException w:unhideWhenUsed="0" w:uiPriority="0" w:semiHidden="0" w:name="toc 6"/>
-    <w:lsdException w:unhideWhenUsed="0" w:uiPriority="0" w:semiHidden="0" w:name="toc 7"/>
-    <w:lsdException w:unhideWhenUsed="0" w:uiPriority="0" w:semiHidden="0" w:name="toc 8"/>
-    <w:lsdException w:unhideWhenUsed="0" w:uiPriority="0" w:semiHidden="0" w:name="toc 9"/>
-    <w:lsdException w:unhideWhenUsed="0" w:uiPriority="0" w:semiHidden="0" w:name="Normal Indent"/>
-    <w:lsdException w:unhideWhenUsed="0" w:uiPriority="0" w:semiHidden="0" w:name="footnote text"/>
-    <w:lsdException w:qFormat="1" w:unhideWhenUsed="0" w:uiPriority="0" w:semiHidden="0" w:name="annotation text"/>
-    <w:lsdException w:qFormat="1" w:unhideWhenUsed="0" w:uiPriority="0" w:semiHidden="0" w:name="header"/>
-    <w:lsdException w:qFormat="1" w:unhideWhenUsed="0" w:uiPriority="0" w:semiHidden="0" w:name="footer"/>
-    <w:lsdException w:unhideWhenUsed="0" w:uiPriority="0" w:semiHidden="0" w:name="index heading"/>
-    <w:lsdException w:qFormat="1" w:uiPriority="0" w:name="caption"/>
-    <w:lsdException w:unhideWhenUsed="0" w:uiPriority="0" w:semiHidden="0" w:name="table of figures"/>
-    <w:lsdException w:unhideWhenUsed="0" w:uiPriority="0" w:semiHidden="0" w:name="envelope address"/>
-    <w:lsdException w:unhideWhenUsed="0" w:uiPriority="0" w:semiHidden="0" w:name="envelope return"/>
-    <w:lsdException w:unhideWhenUsed="0" w:uiPriority="0" w:semiHidden="0" w:name="footnote reference"/>
-    <w:lsdException w:unhideWhenUsed="0" w:uiPriority="0" w:semiHidden="0" w:name="annotation reference"/>
-    <w:lsdException w:unhideWhenUsed="0" w:uiPriority="0" w:semiHidden="0" w:name="line number"/>
-    <w:lsdException w:unhideWhenUsed="0" w:uiPriority="0" w:semiHidden="0" w:name="page number"/>
-    <w:lsdException w:unhideWhenUsed="0" w:uiPriority="0" w:semiHidden="0" w:name="endnote reference"/>
-    <w:lsdException w:unhideWhenUsed="0" w:uiPriority="0" w:semiHidden="0" w:name="endnote text"/>
-    <w:lsdException w:unhideWhenUsed="0" w:uiPriority="0" w:semiHidden="0" w:name="table of authorities"/>
-    <w:lsdException w:unhideWhenUsed="0" w:uiPriority="0" w:semiHidden="0" w:name="macro"/>
-    <w:lsdException w:unhideWhenUsed="0" w:uiPriority="0" w:semiHidden="0" w:name="toa heading"/>
-    <w:lsdException w:unhideWhenUsed="0" w:uiPriority="0" w:semiHidden="0" w:name="List"/>
-    <w:lsdException w:unhideWhenUsed="0" w:uiPriority="0" w:semiHidden="0" w:name="List Bullet"/>
-    <w:lsdException w:unhideWhenUsed="0" w:uiPriority="0" w:semiHidden="0" w:name="List Number"/>
-    <w:lsdException w:unhideWhenUsed="0" w:uiPriority="0" w:semiHidden="0" w:name="List 2"/>
-    <w:lsdException w:unhideWhenUsed="0" w:uiPriority="0" w:semiHidden="0" w:name="List 3"/>
-    <w:lsdException w:unhideWhenUsed="0" w:uiPriority="0" w:semiHidden="0" w:name="List 4"/>
-    <w:lsdException w:unhideWhenUsed="0" w:uiPriority="0" w:semiHidden="0" w:name="List 5"/>
-    <w:lsdException w:unhideWhenUsed="0" w:uiPriority="0" w:semiHidden="0" w:name="List Bullet 2"/>
-    <w:lsdException w:unhideWhenUsed="0" w:uiPriority="0" w:semiHidden="0" w:name="List Bullet 3"/>
-    <w:lsdException w:unhideWhenUsed="0" w:uiPriority="0" w:semiHidden="0" w:name="List Bullet 4"/>
-    <w:lsdException w:unhideWhenUsed="0" w:uiPriority="0" w:semiHidden="0" w:name="List Bullet 5"/>
-    <w:lsdException w:unhideWhenUsed="0" w:uiPriority="0" w:semiHidden="0" w:name="List Number 2"/>
-    <w:lsdException w:unhideWhenUsed="0" w:uiPriority="0" w:semiHidden="0" w:name="List Number 3"/>
-    <w:lsdException w:unhideWhenUsed="0" w:uiPriority="0" w:semiHidden="0" w:name="List Number 4"/>
-    <w:lsdException w:unhideWhenUsed="0" w:uiPriority="0" w:semiHidden="0" w:name="List Number 5"/>
-    <w:lsdException w:qFormat="1" w:unhideWhenUsed="0" w:uiPriority="0" w:semiHidden="0" w:name="Title"/>
-    <w:lsdException w:unhideWhenUsed="0" w:uiPriority="0" w:semiHidden="0" w:name="Closing"/>
-    <w:lsdException w:unhideWhenUsed="0" w:uiPriority="0" w:semiHidden="0" w:name="Signature"/>
-    <w:lsdException w:qFormat="1" w:unhideWhenUsed="0" w:uiPriority="0" w:name="Default Paragraph Font"/>
-    <w:lsdException w:qFormat="1" w:unhideWhenUsed="0" w:uiPriority="0" w:name="Body Text"/>
-    <w:lsdException w:unhideWhenUsed="0" w:uiPriority="0" w:semiHidden="0" w:name="Body Text Indent"/>
-    <w:lsdException w:unhideWhenUsed="0" w:uiPriority="0" w:semiHidden="0" w:name="List Continue"/>
-    <w:lsdException w:unhideWhenUsed="0" w:uiPriority="0" w:semiHidden="0" w:name="List Continue 2"/>
-    <w:lsdException w:unhideWhenUsed="0" w:uiPriority="0" w:semiHidden="0" w:name="List Continue 3"/>
-    <w:lsdException w:unhideWhenUsed="0" w:uiPriority="0" w:semiHidden="0" w:name="List Continue 4"/>
-    <w:lsdException w:unhideWhenUsed="0" w:uiPriority="0" w:semiHidden="0" w:name="List Continue 5"/>
-    <w:lsdException w:unhideWhenUsed="0" w:uiPriority="0" w:semiHidden="0" w:name="Message Header"/>
-    <w:lsdException w:qFormat="1" w:unhideWhenUsed="0" w:uiPriority="0" w:semiHidden="0" w:name="Subtitle"/>
-    <w:lsdException w:unhideWhenUsed="0" w:uiPriority="0" w:semiHidden="0" w:name="Salutation"/>
-    <w:lsdException w:unhideWhenUsed="0" w:uiPriority="0" w:semiHidden="0" w:name="Date"/>
-    <w:lsdException w:unhideWhenUsed="0" w:uiPriority="0" w:semiHidden="0" w:name="Body Text First Indent"/>
-    <w:lsdException w:unhideWhenUsed="0" w:uiPriority="0" w:semiHidden="0" w:name="Body Text First Indent 2"/>
-    <w:lsdException w:uiPriority="99" w:name="Note Heading"/>
-    <w:lsdException w:unhideWhenUsed="0" w:uiPriority="0" w:semiHidden="0" w:name="Body Text 2"/>
-    <w:lsdException w:unhideWhenUsed="0" w:uiPriority="0" w:semiHidden="0" w:name="Body Text 3"/>
-    <w:lsdException w:unhideWhenUsed="0" w:uiPriority="0" w:semiHidden="0" w:name="Body Text Indent 2"/>
-    <w:lsdException w:unhideWhenUsed="0" w:uiPriority="0" w:semiHidden="0" w:name="Body Text Indent 3"/>
-    <w:lsdException w:unhideWhenUsed="0" w:uiPriority="0" w:semiHidden="0" w:name="Block Text"/>
-    <w:lsdException w:unhideWhenUsed="0" w:uiPriority="0" w:semiHidden="0" w:name="Hyperlink"/>
-    <w:lsdException w:unhideWhenUsed="0" w:uiPriority="0" w:semiHidden="0" w:name="FollowedHyperlink"/>
-    <w:lsdException w:qFormat="1" w:unhideWhenUsed="0" w:uiPriority="0" w:semiHidden="0" w:name="Strong"/>
-    <w:lsdException w:qFormat="1" w:unhideWhenUsed="0" w:uiPriority="0" w:semiHidden="0" w:name="Emphasis"/>
-    <w:lsdException w:unhideWhenUsed="0" w:uiPriority="0" w:semiHidden="0" w:name="Document Map"/>
-    <w:lsdException w:unhideWhenUsed="0" w:uiPriority="0" w:semiHidden="0" w:name="Plain Text"/>
-    <w:lsdException w:unhideWhenUsed="0" w:uiPriority="0" w:semiHidden="0" w:name="E-mail Signature"/>
-    <w:lsdException w:qFormat="1" w:unhideWhenUsed="0" w:uiPriority="0" w:semiHidden="0" w:name="Normal (Web)"/>
-    <w:lsdException w:unhideWhenUsed="0" w:uiPriority="0" w:semiHidden="0" w:name="HTML Acronym"/>
-    <w:lsdException w:unhideWhenUsed="0" w:uiPriority="0" w:semiHidden="0" w:name="HTML Address"/>
-    <w:lsdException w:unhideWhenUsed="0" w:uiPriority="0" w:semiHidden="0" w:name="HTML Cite"/>
-    <w:lsdException w:unhideWhenUsed="0" w:uiPriority="0" w:semiHidden="0" w:name="HTML Code"/>
-    <w:lsdException w:unhideWhenUsed="0" w:uiPriority="0" w:semiHidden="0" w:name="HTML Definition"/>
-    <w:lsdException w:unhideWhenUsed="0" w:uiPriority="0" w:semiHidden="0" w:name="HTML Keyboard"/>
-    <w:lsdException w:unhideWhenUsed="0" w:uiPriority="0" w:semiHidden="0" w:name="HTML Preformatted"/>
-    <w:lsdException w:unhideWhenUsed="0" w:uiPriority="0" w:semiHidden="0" w:name="HTML Sample"/>
-    <w:lsdException w:unhideWhenUsed="0" w:uiPriority="0" w:semiHidden="0" w:name="HTML Typewriter"/>
-    <w:lsdException w:unhideWhenUsed="0" w:uiPriority="0" w:semiHidden="0" w:name="HTML Variable"/>
-    <w:lsdException w:qFormat="1" w:unhideWhenUsed="0" w:uiPriority="0" w:name="Normal Table"/>
-    <w:lsdException w:unhideWhenUsed="0" w:uiPriority="0" w:semiHidden="0" w:name="annotation subject"/>
-    <w:lsdException w:unhideWhenUsed="0" w:uiPriority="0" w:semiHidden="0" w:name="Table Simple 1"/>
-    <w:lsdException w:unhideWhenUsed="0" w:uiPriority="0" w:semiHidden="0" w:name="Table Simple 2"/>
-    <w:lsdException w:unhideWhenUsed="0" w:uiPriority="0" w:semiHidden="0" w:name="Table Simple 3"/>
-    <w:lsdException w:unhideWhenUsed="0" w:uiPriority="0" w:semiHidden="0" w:name="Table Classic 1"/>
-    <w:lsdException w:unhideWhenUsed="0" w:uiPriority="0" w:semiHidden="0" w:name="Table Classic 2"/>
-    <w:lsdException w:unhideWhenUsed="0" w:uiPriority="0" w:semiHidden="0" w:name="Table Classic 3"/>
-    <w:lsdException w:unhideWhenUsed="0" w:uiPriority="0" w:semiHidden="0" w:name="Table Classic 4"/>
-    <w:lsdException w:unhideWhenUsed="0" w:uiPriority="0" w:semiHidden="0" w:name="Table Colorful 1"/>
-    <w:lsdException w:unhideWhenUsed="0" w:uiPriority="0" w:semiHidden="0" w:name="Table Colorful 2"/>
-    <w:lsdException w:unhideWhenUsed="0" w:uiPriority="0" w:semiHidden="0" w:name="Table Colorful 3"/>
-    <w:lsdException w:unhideWhenUsed="0" w:uiPriority="0" w:semiHidden="0" w:name="Table Columns 1"/>
-    <w:lsdException w:unhideWhenUsed="0" w:uiPriority="0" w:semiHidden="0" w:name="Table Columns 2"/>
-    <w:lsdException w:unhideWhenUsed="0" w:uiPriority="0" w:semiHidden="0" w:name="Table Columns 3"/>
-    <w:lsdException w:unhideWhenUsed="0" w:uiPriority="0" w:semiHidden="0" w:name="Table Columns 4"/>
-    <w:lsdException w:unhideWhenUsed="0" w:uiPriority="0" w:semiHidden="0" w:name="Table Columns 5"/>
-    <w:lsdException w:unhideWhenUsed="0" w:uiPriority="0" w:semiHidden="0" w:name="Table Grid 1"/>
-    <w:lsdException w:unhideWhenUsed="0" w:uiPriority="0" w:semiHidden="0" w:name="Table Grid 2"/>
-    <w:lsdException w:unhideWhenUsed="0" w:uiPriority="0" w:semiHidden="0" w:name="Table Grid 3"/>
-    <w:lsdException w:unhideWhenUsed="0" w:uiPriority="0" w:semiHidden="0" w:name="Table Grid 4"/>
-    <w:lsdException w:unhideWhenUsed="0" w:uiPriority="0" w:semiHidden="0" w:name="Table Grid 5"/>
-    <w:lsdException w:unhideWhenUsed="0" w:uiPriority="0" w:semiHidden="0" w:name="Table Grid 6"/>
-    <w:lsdException w:unhideWhenUsed="0" w:uiPriority="0" w:semiHidden="0" w:name="Table Grid 7"/>
-    <w:lsdException w:unhideWhenUsed="0" w:uiPriority="0" w:semiHidden="0" w:name="Table Grid 8"/>
-    <w:lsdException w:unhideWhenUsed="0" w:uiPriority="0" w:semiHidden="0" w:name="Table List 1"/>
-    <w:lsdException w:unhideWhenUsed="0" w:uiPriority="0" w:semiHidden="0" w:name="Table List 2"/>
-    <w:lsdException w:unhideWhenUsed="0" w:uiPriority="0" w:semiHidden="0" w:name="Table List 3"/>
-    <w:lsdException w:unhideWhenUsed="0" w:uiPriority="0" w:semiHidden="0" w:name="Table List 4"/>
-    <w:lsdException w:unhideWhenUsed="0" w:uiPriority="0" w:semiHidden="0" w:name="Table List 5"/>
-    <w:lsdException w:unhideWhenUsed="0" w:uiPriority="0" w:semiHidden="0" w:name="Table List 6"/>
-    <w:lsdException w:unhideWhenUsed="0" w:uiPriority="0" w:semiHidden="0" w:name="Table List 7"/>
-    <w:lsdException w:unhideWhenUsed="0" w:uiPriority="0" w:semiHidden="0" w:name="Table List 8"/>
-    <w:lsdException w:unhideWhenUsed="0" w:uiPriority="0" w:semiHidden="0" w:name="Table 3D effects 1"/>
-    <w:lsdException w:unhideWhenUsed="0" w:uiPriority="0" w:semiHidden="0" w:name="Table 3D effects 2"/>
-    <w:lsdException w:unhideWhenUsed="0" w:uiPriority="0" w:semiHidden="0" w:name="Table 3D effects 3"/>
-    <w:lsdException w:unhideWhenUsed="0" w:uiPriority="0" w:semiHidden="0" w:name="Table Contemporary"/>
-    <w:lsdException w:unhideWhenUsed="0" w:uiPriority="0" w:semiHidden="0" w:name="Table Elegant"/>
-    <w:lsdException w:unhideWhenUsed="0" w:uiPriority="0" w:semiHidden="0" w:name="Table Professional"/>
-    <w:lsdException w:unhideWhenUsed="0" w:uiPriority="0" w:semiHidden="0" w:name="Table Subtle 1"/>
-    <w:lsdException w:unhideWhenUsed="0" w:uiPriority="0" w:semiHidden="0" w:name="Table Subtle 2"/>
-    <w:lsdException w:unhideWhenUsed="0" w:uiPriority="0" w:semiHidden="0" w:name="Table Web 1"/>
-    <w:lsdException w:unhideWhenUsed="0" w:uiPriority="0" w:semiHidden="0" w:name="Table Web 2"/>
-    <w:lsdException w:unhideWhenUsed="0" w:uiPriority="0" w:semiHidden="0" w:name="Table Web 3"/>
-    <w:lsdException w:unhideWhenUsed="0" w:uiPriority="0" w:semiHidden="0" w:name="Balloon Text"/>
-    <w:lsdException w:qFormat="1" w:unhideWhenUsed="0" w:uiPriority="0" w:semiHidden="0" w:name="Table Grid"/>
-    <w:lsdException w:unhideWhenUsed="0" w:uiPriority="0" w:semiHidden="0" w:name="Table Theme"/>
-    <w:lsdException w:unhideWhenUsed="0" w:uiPriority="60" w:semiHidden="0" w:name="Light Shading"/>
-    <w:lsdException w:unhideWhenUsed="0" w:uiPriority="61" w:semiHidden="0" w:name="Light List"/>
-    <w:lsdException w:unhideWhenUsed="0" w:uiPriority="62" w:semiHidden="0" w:name="Light Grid"/>
-    <w:lsdException w:unhideWhenUsed="0" w:uiPriority="63" w:semiHidden="0" w:name="Medium Shading 1"/>
-    <w:lsdException w:unhideWhenUsed="0" w:uiPriority="64" w:semiHidden="0" w:name="Medium Shading 2"/>
-    <w:lsdException w:unhideWhenUsed="0" w:uiPriority="65" w:semiHidden="0" w:name="Medium List 1"/>
-    <w:lsdException w:unhideWhenUsed="0" w:uiPriority="66" w:semiHidden="0" w:name="Medium List 2"/>
-    <w:lsdException w:unhideWhenUsed="0" w:uiPriority="67" w:semiHidden="0" w:name="Medium Grid 1"/>
-    <w:lsdException w:unhideWhenUsed="0" w:uiPriority="68" w:semiHidden="0" w:name="Medium Grid 2"/>
-    <w:lsdException w:unhideWhenUsed="0" w:uiPriority="69" w:semiHidden="0" w:name="Medium Grid 3"/>
-    <w:lsdException w:unhideWhenUsed="0" w:uiPriority="70" w:semiHidden="0" w:name="Dark List"/>
-    <w:lsdException w:unhideWhenUsed="0" w:uiPriority="71" w:semiHidden="0" w:name="Colorful Shading"/>
-    <w:lsdException w:unhideWhenUsed="0" w:uiPriority="72" w:semiHidden="0" w:name="Colorful List"/>
-    <w:lsdException w:unhideWhenUsed="0" w:uiPriority="73" w:semiHidden="0" w:name="Colorful Grid"/>
-    <w:lsdException w:unhideWhenUsed="0" w:uiPriority="60" w:semiHidden="0" w:name="Light Shading Accent 1"/>
-    <w:lsdException w:unhideWhenUsed="0" w:uiPriority="61" w:semiHidden="0" w:name="Light List Accent 1"/>
-    <w:lsdException w:unhideWhenUsed="0" w:uiPriority="62" w:semiHidden="0" w:name="Light Grid Accent 1"/>
-    <w:lsdException w:unhideWhenUsed="0" w:uiPriority="63" w:semiHidden="0" w:name="Medium Shading 1 Accent 1"/>
-    <w:lsdException w:unhideWhenUsed="0" w:uiPriority="64" w:semiHidden="0" w:name="Medium Shading 2 Accent 1"/>
-    <w:lsdException w:unhideWhenUsed="0" w:uiPriority="65" w:semiHidden="0" w:name="Medium List 1 Accent 1"/>
-    <w:lsdException w:unhideWhenUsed="0" w:uiPriority="66" w:semiHidden="0" w:name="Medium List 2 Accent 1"/>
-    <w:lsdException w:unhideWhenUsed="0" w:uiPriority="67" w:semiHidden="0" w:name="Medium Grid 1 Accent 1"/>
-    <w:lsdException w:unhideWhenUsed="0" w:uiPriority="68" w:semiHidden="0" w:name="Medium Grid 2 Accent 1"/>
-    <w:lsdException w:unhideWhenUsed="0" w:uiPriority="69" w:semiHidden="0" w:name="Medium Grid 3 Accent 1"/>
-    <w:lsdException w:unhideWhenUsed="0" w:uiPriority="70" w:semiHidden="0" w:name="Dark List Accent 1"/>
-    <w:lsdException w:unhideWhenUsed="0" w:uiPriority="71" w:semiHidden="0" w:name="Colorful Shading Accent 1"/>
-    <w:lsdException w:unhideWhenUsed="0" w:uiPriority="72" w:semiHidden="0" w:name="Colorful List Accent 1"/>
-    <w:lsdException w:unhideWhenUsed="0" w:uiPriority="73" w:semiHidden="0" w:name="Colorful Grid Accent 1"/>
-    <w:lsdException w:unhideWhenUsed="0" w:uiPriority="60" w:semiHidden="0" w:name="Light Shading Accent 2"/>
-    <w:lsdException w:unhideWhenUsed="0" w:uiPriority="61" w:semiHidden="0" w:name="Light List Accent 2"/>
-    <w:lsdException w:unhideWhenUsed="0" w:uiPriority="62" w:semiHidden="0" w:name="Light Grid Accent 2"/>
-    <w:lsdException w:unhideWhenUsed="0" w:uiPriority="63" w:semiHidden="0" w:name="Medium Shading 1 Accent 2"/>
-    <w:lsdException w:unhideWhenUsed="0" w:uiPriority="64" w:semiHidden="0" w:name="Medium Shading 2 Accent 2"/>
-    <w:lsdException w:unhideWhenUsed="0" w:uiPriority="65" w:semiHidden="0" w:name="Medium List 1 Accent 2"/>
-    <w:lsdException w:unhideWhenUsed="0" w:uiPriority="66" w:semiHidden="0" w:name="Medium List 2 Accent 2"/>
-    <w:lsdException w:unhideWhenUsed="0" w:uiPriority="67" w:semiHidden="0" w:name="Medium Grid 1 Accent 2"/>
-    <w:lsdException w:unhideWhenUsed="0" w:uiPriority="68" w:semiHidden="0" w:name="Medium Grid 2 Accent 2"/>
-    <w:lsdException w:unhideWhenUsed="0" w:uiPriority="69" w:semiHidden="0" w:name="Medium Grid 3 Accent 2"/>
-    <w:lsdException w:unhideWhenUsed="0" w:uiPriority="70" w:semiHidden="0" w:name="Dark List Accent 2"/>
-    <w:lsdException w:unhideWhenUsed="0" w:uiPriority="71" w:semiHidden="0" w:name="Colorful Shading Accent 2"/>
-    <w:lsdException w:unhideWhenUsed="0" w:uiPriority="72" w:semiHidden="0" w:name="Colorful List Accent 2"/>
-    <w:lsdException w:unhideWhenUsed="0" w:uiPriority="73" w:semiHidden="0" w:name="Colorful Grid Accent 2"/>
-    <w:lsdException w:unhideWhenUsed="0" w:uiPriority="60" w:semiHidden="0" w:name="Light Shading Accent 3"/>
-    <w:lsdException w:unhideWhenUsed="0" w:uiPriority="61" w:semiHidden="0" w:name="Light List Accent 3"/>
-    <w:lsdException w:unhideWhenUsed="0" w:uiPriority="62" w:semiHidden="0" w:name="Light Grid Accent 3"/>
-    <w:lsdException w:unhideWhenUsed="0" w:uiPriority="63" w:semiHidden="0" w:name="Medium Shading 1 Accent 3"/>
-    <w:lsdException w:unhideWhenUsed="0" w:uiPriority="64" w:semiHidden="0" w:name="Medium Shading 2 Accent 3"/>
-    <w:lsdException w:unhideWhenUsed="0" w:uiPriority="65" w:semiHidden="0" w:name="Medium List 1 Accent 3"/>
-    <w:lsdException w:unhideWhenUsed="0" w:uiPriority="66" w:semiHidden="0" w:name="Medium List 2 Accent 3"/>
-    <w:lsdException w:unhideWhenUsed="0" w:uiPriority="67" w:semiHidden="0" w:name="Medium Grid 1 Accent 3"/>
-    <w:lsdException w:unhideWhenUsed="0" w:uiPriority="68" w:semiHidden="0" w:name="Medium Grid 2 Accent 3"/>
-    <w:lsdException w:unhideWhenUsed="0" w:uiPriority="69" w:semiHidden="0" w:name="Medium Grid 3 Accent 3"/>
-    <w:lsdException w:unhideWhenUsed="0" w:uiPriority="70" w:semiHidden="0" w:name="Dark List Accent 3"/>
-    <w:lsdException w:unhideWhenUsed="0" w:uiPriority="71" w:semiHidden="0" w:name="Colorful Shading Accent 3"/>
-    <w:lsdException w:unhideWhenUsed="0" w:uiPriority="72" w:semiHidden="0" w:name="Colorful List Accent 3"/>
-    <w:lsdException w:unhideWhenUsed="0" w:uiPriority="73" w:semiHidden="0" w:name="Colorful Grid Accent 3"/>
-    <w:lsdException w:unhideWhenUsed="0" w:uiPriority="60" w:semiHidden="0" w:name="Light Shading Accent 4"/>
-    <w:lsdException w:unhideWhenUsed="0" w:uiPriority="61" w:semiHidden="0" w:name="Light List Accent 4"/>
-    <w:lsdException w:unhideWhenUsed="0" w:uiPriority="62" w:semiHidden="0" w:name="Light Grid Accent 4"/>
-    <w:lsdException w:unhideWhenUsed="0" w:uiPriority="63" w:semiHidden="0" w:name="Medium Shading 1 Accent 4"/>
-    <w:lsdException w:unhideWhenUsed="0" w:uiPriority="64" w:semiHidden="0" w:name="Medium Shading 2 Accent 4"/>
-    <w:lsdException w:unhideWhenUsed="0" w:uiPriority="65" w:semiHidden="0" w:name="Medium List 1 Accent 4"/>
-    <w:lsdException w:unhideWhenUsed="0" w:uiPriority="66" w:semiHidden="0" w:name="Medium List 2 Accent 4"/>
-    <w:lsdException w:unhideWhenUsed="0" w:uiPriority="67" w:semiHidden="0" w:name="Medium Grid 1 Accent 4"/>
-    <w:lsdException w:unhideWhenUsed="0" w:uiPriority="68" w:semiHidden="0" w:name="Medium Grid 2 Accent 4"/>
-    <w:lsdException w:unhideWhenUsed="0" w:uiPriority="69" w:semiHidden="0" w:name="Medium Grid 3 Accent 4"/>
-    <w:lsdException w:unhideWhenUsed="0" w:uiPriority="70" w:semiHidden="0" w:name="Dark List Accent 4"/>
-    <w:lsdException w:unhideWhenUsed="0" w:uiPriority="71" w:semiHidden="0" w:name="Colorful Shading Accent 4"/>
-    <w:lsdException w:unhideWhenUsed="0" w:uiPriority="72" w:semiHidden="0" w:name="Colorful List Accent 4"/>
-    <w:lsdException w:unhideWhenUsed="0" w:uiPriority="73" w:semiHidden="0" w:name="Colorful Grid Accent 4"/>
-    <w:lsdException w:unhideWhenUsed="0" w:uiPriority="60" w:semiHidden="0" w:name="Light Shading Accent 5"/>
-    <w:lsdException w:unhideWhenUsed="0" w:uiPriority="61" w:semiHidden="0" w:name="Light List Accent 5"/>
-    <w:lsdException w:unhideWhenUsed="0" w:uiPriority="62" w:semiHidden="0" w:name="Light Grid Accent 5"/>
-    <w:lsdException w:unhideWhenUsed="0" w:uiPriority="63" w:semiHidden="0" w:name="Medium Shading 1 Accent 5"/>
-    <w:lsdException w:unhideWhenUsed="0" w:uiPriority="64" w:semiHidden="0" w:name="Medium Shading 2 Accent 5"/>
-    <w:lsdException w:unhideWhenUsed="0" w:uiPriority="65" w:semiHidden="0" w:name="Medium List 1 Accent 5"/>
-    <w:lsdException w:unhideWhenUsed="0" w:uiPriority="66" w:semiHidden="0" w:name="Medium List 2 Accent 5"/>
-    <w:lsdException w:unhideWhenUsed="0" w:uiPriority="67" w:semiHidden="0" w:name="Medium Grid 1 Accent 5"/>
-    <w:lsdException w:unhideWhenUsed="0" w:uiPriority="68" w:semiHidden="0" w:name="Medium Grid 2 Accent 5"/>
-    <w:lsdException w:unhideWhenUsed="0" w:uiPriority="69" w:semiHidden="0" w:name="Medium Grid 3 Accent 5"/>
-    <w:lsdException w:unhideWhenUsed="0" w:uiPriority="70" w:semiHidden="0" w:name="Dark List Accent 5"/>
-    <w:lsdException w:unhideWhenUsed="0" w:uiPriority="71" w:semiHidden="0" w:name="Colorful Shading Accent 5"/>
-    <w:lsdException w:unhideWhenUsed="0" w:uiPriority="72" w:semiHidden="0" w:name="Colorful List Accent 5"/>
-    <w:lsdException w:unhideWhenUsed="0" w:uiPriority="73" w:semiHidden="0" w:name="Colorful Grid Accent 5"/>
-    <w:lsdException w:unhideWhenUsed="0" w:uiPriority="60" w:semiHidden="0" w:name="Light Shading Accent 6"/>
-    <w:lsdException w:unhideWhenUsed="0" w:uiPriority="61" w:semiHidden="0" w:name="Light List Accent 6"/>
-    <w:lsdException w:unhideWhenUsed="0" w:uiPriority="62" w:semiHidden="0" w:name="Light Grid Accent 6"/>
-    <w:lsdException w:unhideWhenUsed="0" w:uiPriority="63" w:semiHidden="0" w:name="Medium Shading 1 Accent 6"/>
-    <w:lsdException w:unhideWhenUsed="0" w:uiPriority="64" w:semiHidden="0" w:name="Medium Shading 2 Accent 6"/>
-    <w:lsdException w:unhideWhenUsed="0" w:uiPriority="65" w:semiHidden="0" w:name="Medium List 1 Accent 6"/>
-    <w:lsdException w:unhideWhenUsed="0" w:uiPriority="66" w:semiHidden="0" w:name="Medium List 2 Accent 6"/>
-    <w:lsdException w:unhideWhenUsed="0" w:uiPriority="67" w:semiHidden="0" w:name="Medium Grid 1 Accent 6"/>
-    <w:lsdException w:unhideWhenUsed="0" w:uiPriority="68" w:semiHidden="0" w:name="Medium Grid 2 Accent 6"/>
-    <w:lsdException w:unhideWhenUsed="0" w:uiPriority="69" w:semiHidden="0" w:name="Medium Grid 3 Accent 6"/>
-    <w:lsdException w:unhideWhenUsed="0" w:uiPriority="70" w:semiHidden="0" w:name="Dark List Accent 6"/>
-    <w:lsdException w:unhideWhenUsed="0" w:uiPriority="71" w:semiHidden="0" w:name="Colorful Shading Accent 6"/>
-    <w:lsdException w:unhideWhenUsed="0" w:uiPriority="72" w:semiHidden="0" w:name="Colorful List Accent 6"/>
-    <w:lsdException w:unhideWhenUsed="0" w:uiPriority="73" w:semiHidden="0" w:name="Colorful Grid Accent 6"/>
+  <w:latentStyles w:defLockedState="0" w:defUIPriority="99" w:defSemiHidden="1" w:defUnhideWhenUsed="1" w:defQFormat="0" w:count="260">
+    <w:lsdException w:name="Normal" w:semiHidden="0" w:uiPriority="0" w:unhideWhenUsed="0" w:qFormat="1"/>
+    <w:lsdException w:name="heading 1" w:semiHidden="0" w:uiPriority="0" w:unhideWhenUsed="0" w:qFormat="1"/>
+    <w:lsdException w:name="heading 2" w:semiHidden="0" w:uiPriority="0" w:qFormat="1"/>
+    <w:lsdException w:name="heading 3" w:uiPriority="0" w:qFormat="1"/>
+    <w:lsdException w:name="heading 4" w:semiHidden="0" w:uiPriority="0" w:qFormat="1"/>
+    <w:lsdException w:name="heading 5" w:uiPriority="0" w:qFormat="1"/>
+    <w:lsdException w:name="heading 6" w:uiPriority="0" w:qFormat="1"/>
+    <w:lsdException w:name="heading 7" w:uiPriority="0" w:qFormat="1"/>
+    <w:lsdException w:name="heading 8" w:uiPriority="0" w:qFormat="1"/>
+    <w:lsdException w:name="heading 9" w:uiPriority="0" w:qFormat="1"/>
+    <w:lsdException w:name="index 1" w:semiHidden="0" w:uiPriority="0" w:unhideWhenUsed="0"/>
+    <w:lsdException w:name="index 2" w:semiHidden="0" w:uiPriority="0" w:unhideWhenUsed="0"/>
+    <w:lsdException w:name="index 3" w:semiHidden="0" w:uiPriority="0" w:unhideWhenUsed="0"/>
+    <w:lsdException w:name="index 4" w:semiHidden="0" w:uiPriority="0" w:unhideWhenUsed="0"/>
+    <w:lsdException w:name="index 5" w:semiHidden="0" w:uiPriority="0" w:unhideWhenUsed="0"/>
+    <w:lsdException w:name="index 6" w:semiHidden="0" w:uiPriority="0" w:unhideWhenUsed="0"/>
+    <w:lsdException w:name="index 7" w:semiHidden="0" w:uiPriority="0" w:unhideWhenUsed="0"/>
+    <w:lsdException w:name="index 8" w:semiHidden="0" w:uiPriority="0" w:unhideWhenUsed="0"/>
+    <w:lsdException w:name="index 9" w:semiHidden="0" w:uiPriority="0" w:unhideWhenUsed="0"/>
+    <w:lsdException w:name="toc 1" w:semiHidden="0" w:uiPriority="0" w:unhideWhenUsed="0" w:qFormat="1"/>
+    <w:lsdException w:name="toc 2" w:semiHidden="0" w:uiPriority="0" w:unhideWhenUsed="0" w:qFormat="1"/>
+    <w:lsdException w:name="toc 3" w:semiHidden="0" w:uiPriority="0" w:unhideWhenUsed="0" w:qFormat="1"/>
+    <w:lsdException w:name="toc 4" w:semiHidden="0" w:uiPriority="0" w:unhideWhenUsed="0"/>
+    <w:lsdException w:name="toc 5" w:semiHidden="0" w:uiPriority="0" w:unhideWhenUsed="0"/>
+    <w:lsdException w:name="toc 6" w:semiHidden="0" w:uiPriority="0" w:unhideWhenUsed="0"/>
+    <w:lsdException w:name="toc 7" w:semiHidden="0" w:uiPriority="0" w:unhideWhenUsed="0"/>
+    <w:lsdException w:name="toc 8" w:semiHidden="0" w:uiPriority="0" w:unhideWhenUsed="0"/>
+    <w:lsdException w:name="toc 9" w:semiHidden="0" w:uiPriority="0" w:unhideWhenUsed="0"/>
+    <w:lsdException w:name="Normal Indent" w:semiHidden="0" w:uiPriority="0" w:unhideWhenUsed="0"/>
+    <w:lsdException w:name="footnote text" w:semiHidden="0" w:uiPriority="0" w:unhideWhenUsed="0"/>
+    <w:lsdException w:name="annotation text" w:semiHidden="0" w:uiPriority="0" w:unhideWhenUsed="0" w:qFormat="1"/>
+    <w:lsdException w:name="header" w:semiHidden="0" w:uiPriority="0" w:unhideWhenUsed="0" w:qFormat="1"/>
+    <w:lsdException w:name="footer" w:semiHidden="0" w:uiPriority="0" w:unhideWhenUsed="0" w:qFormat="1"/>
+    <w:lsdException w:name="index heading" w:semiHidden="0" w:uiPriority="0" w:unhideWhenUsed="0"/>
+    <w:lsdException w:name="caption" w:uiPriority="0" w:qFormat="1"/>
+    <w:lsdException w:name="table of figures" w:semiHidden="0" w:uiPriority="0" w:unhideWhenUsed="0"/>
+    <w:lsdException w:name="envelope address" w:semiHidden="0" w:uiPriority="0" w:unhideWhenUsed="0"/>
+    <w:lsdException w:name="envelope return" w:semiHidden="0" w:uiPriority="0" w:unhideWhenUsed="0"/>
+    <w:lsdException w:name="footnote reference" w:semiHidden="0" w:uiPriority="0" w:unhideWhenUsed="0"/>
+    <w:lsdException w:name="annotation reference" w:semiHidden="0" w:uiPriority="0" w:unhideWhenUsed="0"/>
+    <w:lsdException w:name="line number" w:semiHidden="0" w:uiPriority="0" w:unhideWhenUsed="0"/>
+    <w:lsdException w:name="page number" w:semiHidden="0" w:uiPriority="0" w:unhideWhenUsed="0"/>
+    <w:lsdException w:name="endnote reference" w:semiHidden="0" w:uiPriority="0" w:unhideWhenUsed="0"/>
+    <w:lsdException w:name="endnote text" w:semiHidden="0" w:uiPriority="0" w:unhideWhenUsed="0"/>
+    <w:lsdException w:name="table of authorities" w:semiHidden="0" w:uiPriority="0" w:unhideWhenUsed="0"/>
+    <w:lsdException w:name="macro" w:semiHidden="0" w:uiPriority="0" w:unhideWhenUsed="0"/>
+    <w:lsdException w:name="toa heading" w:semiHidden="0" w:uiPriority="0" w:unhideWhenUsed="0"/>
+    <w:lsdException w:name="List" w:semiHidden="0" w:uiPriority="0" w:unhideWhenUsed="0"/>
+    <w:lsdException w:name="List Bullet" w:semiHidden="0" w:uiPriority="0" w:unhideWhenUsed="0"/>
+    <w:lsdException w:name="List Number" w:semiHidden="0" w:uiPriority="0" w:unhideWhenUsed="0"/>
+    <w:lsdException w:name="List 2" w:semiHidden="0" w:uiPriority="0" w:unhideWhenUsed="0"/>
+    <w:lsdException w:name="List 3" w:semiHidden="0" w:uiPriority="0" w:unhideWhenUsed="0"/>
+    <w:lsdException w:name="List 4" w:semiHidden="0" w:uiPriority="0" w:unhideWhenUsed="0"/>
+    <w:lsdException w:name="List 5" w:semiHidden="0" w:uiPriority="0" w:unhideWhenUsed="0"/>
+    <w:lsdException w:name="List Bullet 2" w:semiHidden="0" w:uiPriority="0" w:unhideWhenUsed="0"/>
+    <w:lsdException w:name="List Bullet 3" w:semiHidden="0" w:uiPriority="0" w:unhideWhenUsed="0"/>
+    <w:lsdException w:name="List Bullet 4" w:semiHidden="0" w:uiPriority="0" w:unhideWhenUsed="0"/>
+    <w:lsdException w:name="List Bullet 5" w:semiHidden="0" w:uiPriority="0" w:unhideWhenUsed="0"/>
+    <w:lsdException w:name="List Number 2" w:semiHidden="0" w:uiPriority="0" w:unhideWhenUsed="0"/>
+    <w:lsdException w:name="List Number 3" w:semiHidden="0" w:uiPriority="0" w:unhideWhenUsed="0"/>
+    <w:lsdException w:name="List Number 4" w:semiHidden="0" w:uiPriority="0" w:unhideWhenUsed="0"/>
+    <w:lsdException w:name="List Number 5" w:semiHidden="0" w:uiPriority="0" w:unhideWhenUsed="0"/>
+    <w:lsdException w:name="Title" w:semiHidden="0" w:uiPriority="0" w:unhideWhenUsed="0" w:qFormat="1"/>
+    <w:lsdException w:name="Closing" w:semiHidden="0" w:uiPriority="0" w:unhideWhenUsed="0"/>
+    <w:lsdException w:name="Signature" w:semiHidden="0" w:uiPriority="0" w:unhideWhenUsed="0"/>
+    <w:lsdException w:name="Default Paragraph Font" w:uiPriority="0" w:unhideWhenUsed="0" w:qFormat="1"/>
+    <w:lsdException w:name="Body Text" w:uiPriority="0" w:unhideWhenUsed="0" w:qFormat="1"/>
+    <w:lsdException w:name="Body Text Indent" w:semiHidden="0" w:uiPriority="0" w:unhideWhenUsed="0"/>
+    <w:lsdException w:name="List Continue" w:semiHidden="0" w:uiPriority="0" w:unhideWhenUsed="0"/>
+    <w:lsdException w:name="List Continue 2" w:semiHidden="0" w:uiPriority="0" w:unhideWhenUsed="0"/>
+    <w:lsdException w:name="List Continue 3" w:semiHidden="0" w:uiPriority="0" w:unhideWhenUsed="0"/>
+    <w:lsdException w:name="List Continue 4" w:semiHidden="0" w:uiPriority="0" w:unhideWhenUsed="0"/>
+    <w:lsdException w:name="List Continue 5" w:semiHidden="0" w:uiPriority="0" w:unhideWhenUsed="0"/>
+    <w:lsdException w:name="Message Header" w:semiHidden="0" w:uiPriority="0" w:unhideWhenUsed="0"/>
+    <w:lsdException w:name="Subtitle" w:semiHidden="0" w:uiPriority="0" w:unhideWhenUsed="0" w:qFormat="1"/>
+    <w:lsdException w:name="Salutation" w:semiHidden="0" w:uiPriority="0" w:unhideWhenUsed="0"/>
+    <w:lsdException w:name="Date" w:semiHidden="0" w:uiPriority="0" w:unhideWhenUsed="0"/>
+    <w:lsdException w:name="Body Text First Indent" w:semiHidden="0" w:uiPriority="0" w:unhideWhenUsed="0"/>
+    <w:lsdException w:name="Body Text First Indent 2" w:semiHidden="0" w:uiPriority="0" w:unhideWhenUsed="0"/>
+    <w:lsdException w:name="Body Text 2" w:semiHidden="0" w:uiPriority="0" w:unhideWhenUsed="0"/>
+    <w:lsdException w:name="Body Text 3" w:semiHidden="0" w:uiPriority="0" w:unhideWhenUsed="0"/>
+    <w:lsdException w:name="Body Text Indent 2" w:semiHidden="0" w:uiPriority="0" w:unhideWhenUsed="0"/>
+    <w:lsdException w:name="Body Text Indent 3" w:semiHidden="0" w:uiPriority="0" w:unhideWhenUsed="0"/>
+    <w:lsdException w:name="Block Text" w:semiHidden="0" w:uiPriority="0" w:unhideWhenUsed="0"/>
+    <w:lsdException w:name="Hyperlink" w:semiHidden="0" w:uiPriority="0" w:unhideWhenUsed="0"/>
+    <w:lsdException w:name="FollowedHyperlink" w:semiHidden="0" w:uiPriority="0" w:unhideWhenUsed="0"/>
+    <w:lsdException w:name="Strong" w:semiHidden="0" w:uiPriority="0" w:unhideWhenUsed="0" w:qFormat="1"/>
+    <w:lsdException w:name="Emphasis" w:semiHidden="0" w:uiPriority="0" w:unhideWhenUsed="0" w:qFormat="1"/>
+    <w:lsdException w:name="Document Map" w:semiHidden="0" w:uiPriority="0" w:unhideWhenUsed="0"/>
+    <w:lsdException w:name="Plain Text" w:semiHidden="0" w:uiPriority="0" w:unhideWhenUsed="0"/>
+    <w:lsdException w:name="E-mail Signature" w:semiHidden="0" w:uiPriority="0" w:unhideWhenUsed="0"/>
+    <w:lsdException w:name="Normal (Web)" w:semiHidden="0" w:uiPriority="0" w:unhideWhenUsed="0" w:qFormat="1"/>
+    <w:lsdException w:name="HTML Acronym" w:semiHidden="0" w:uiPriority="0" w:unhideWhenUsed="0"/>
+    <w:lsdException w:name="HTML Address" w:semiHidden="0" w:uiPriority="0" w:unhideWhenUsed="0"/>
+    <w:lsdException w:name="HTML Cite" w:semiHidden="0" w:uiPriority="0" w:unhideWhenUsed="0"/>
+    <w:lsdException w:name="HTML Code" w:semiHidden="0" w:uiPriority="0" w:unhideWhenUsed="0"/>
+    <w:lsdException w:name="HTML Definition" w:semiHidden="0" w:uiPriority="0" w:unhideWhenUsed="0"/>
+    <w:lsdException w:name="HTML Keyboard" w:semiHidden="0" w:uiPriority="0" w:unhideWhenUsed="0"/>
+    <w:lsdException w:name="HTML Preformatted" w:semiHidden="0" w:uiPriority="0" w:unhideWhenUsed="0"/>
+    <w:lsdException w:name="HTML Sample" w:semiHidden="0" w:uiPriority="0" w:unhideWhenUsed="0"/>
+    <w:lsdException w:name="HTML Typewriter" w:semiHidden="0" w:uiPriority="0" w:unhideWhenUsed="0"/>
+    <w:lsdException w:name="HTML Variable" w:semiHidden="0" w:uiPriority="0" w:unhideWhenUsed="0"/>
+    <w:lsdException w:name="Normal Table" w:uiPriority="0" w:unhideWhenUsed="0" w:qFormat="1"/>
+    <w:lsdException w:name="annotation subject" w:semiHidden="0" w:uiPriority="0" w:unhideWhenUsed="0"/>
+    <w:lsdException w:name="Table Simple 1" w:semiHidden="0" w:uiPriority="0" w:unhideWhenUsed="0"/>
+    <w:lsdException w:name="Table Simple 2" w:semiHidden="0" w:uiPriority="0" w:unhideWhenUsed="0"/>
+    <w:lsdException w:name="Table Simple 3" w:semiHidden="0" w:uiPriority="0" w:unhideWhenUsed="0"/>
+    <w:lsdException w:name="Table Classic 1" w:semiHidden="0" w:uiPriority="0" w:unhideWhenUsed="0"/>
+    <w:lsdException w:name="Table Classic 2" w:semiHidden="0" w:uiPriority="0" w:unhideWhenUsed="0"/>
+    <w:lsdException w:name="Table Classic 3" w:semiHidden="0" w:uiPriority="0" w:unhideWhenUsed="0"/>
+    <w:lsdException w:name="Table Classic 4" w:semiHidden="0" w:uiPriority="0" w:unhideWhenUsed="0"/>
+    <w:lsdException w:name="Table Colorful 1" w:semiHidden="0" w:uiPriority="0" w:unhideWhenUsed="0"/>
+    <w:lsdException w:name="Table Colorful 2" w:semiHidden="0" w:uiPriority="0" w:unhideWhenUsed="0"/>
+    <w:lsdException w:name="Table Colorful 3" w:semiHidden="0" w:uiPriority="0" w:unhideWhenUsed="0"/>
+    <w:lsdException w:name="Table Columns 1" w:semiHidden="0" w:uiPriority="0" w:unhideWhenUsed="0"/>
+    <w:lsdException w:name="Table Columns 2" w:semiHidden="0" w:uiPriority="0" w:unhideWhenUsed="0"/>
+    <w:lsdException w:name="Table Columns 3" w:semiHidden="0" w:uiPriority="0" w:unhideWhenUsed="0"/>
+    <w:lsdException w:name="Table Columns 4" w:semiHidden="0" w:uiPriority="0" w:unhideWhenUsed="0"/>
+    <w:lsdException w:name="Table Columns 5" w:semiHidden="0" w:uiPriority="0" w:unhideWhenUsed="0"/>
+    <w:lsdException w:name="Table Grid 1" w:semiHidden="0" w:uiPriority="0" w:unhideWhenUsed="0"/>
+    <w:lsdException w:name="Table Grid 2" w:semiHidden="0" w:uiPriority="0" w:unhideWhenUsed="0"/>
+    <w:lsdException w:name="Table Grid 3" w:semiHidden="0" w:uiPriority="0" w:unhideWhenUsed="0"/>
+    <w:lsdException w:name="Table Grid 4" w:semiHidden="0" w:uiPriority="0" w:unhideWhenUsed="0"/>
+    <w:lsdException w:name="Table Grid 5" w:semiHidden="0" w:uiPriority="0" w:unhideWhenUsed="0"/>
+    <w:lsdException w:name="Table Grid 6" w:semiHidden="0" w:uiPriority="0" w:unhideWhenUsed="0"/>
+    <w:lsdException w:name="Table Grid 7" w:semiHidden="0" w:uiPriority="0" w:unhideWhenUsed="0"/>
+    <w:lsdException w:name="Table Grid 8" w:semiHidden="0" w:uiPriority="0" w:unhideWhenUsed="0"/>
+    <w:lsdException w:name="Table List 1" w:semiHidden="0" w:uiPriority="0" w:unhideWhenUsed="0"/>
+    <w:lsdException w:name="Table List 2" w:semiHidden="0" w:uiPriority="0" w:unhideWhenUsed="0"/>
+    <w:lsdException w:name="Table List 3" w:semiHidden="0" w:uiPriority="0" w:unhideWhenUsed="0"/>
+    <w:lsdException w:name="Table List 4" w:semiHidden="0" w:uiPriority="0" w:unhideWhenUsed="0"/>
+    <w:lsdException w:name="Table List 5" w:semiHidden="0" w:uiPriority="0" w:unhideWhenUsed="0"/>
+    <w:lsdException w:name="Table List 6" w:semiHidden="0" w:uiPriority="0" w:unhideWhenUsed="0"/>
+    <w:lsdException w:name="Table List 7" w:semiHidden="0" w:uiPriority="0" w:unhideWhenUsed="0"/>
+    <w:lsdException w:name="Table List 8" w:semiHidden="0" w:uiPriority="0" w:unhideWhenUsed="0"/>
+    <w:lsdException w:name="Table 3D effects 1" w:semiHidden="0" w:uiPriority="0" w:unhideWhenUsed="0"/>
+    <w:lsdException w:name="Table 3D effects 2" w:semiHidden="0" w:uiPriority="0" w:unhideWhenUsed="0"/>
+    <w:lsdException w:name="Table 3D effects 3" w:semiHidden="0" w:uiPriority="0" w:unhideWhenUsed="0"/>
+    <w:lsdException w:name="Table Contemporary" w:semiHidden="0" w:uiPriority="0" w:unhideWhenUsed="0"/>
+    <w:lsdException w:name="Table Elegant" w:semiHidden="0" w:uiPriority="0" w:unhideWhenUsed="0"/>
+    <w:lsdException w:name="Table Professional" w:semiHidden="0" w:uiPriority="0" w:unhideWhenUsed="0"/>
+    <w:lsdException w:name="Table Subtle 1" w:semiHidden="0" w:uiPriority="0" w:unhideWhenUsed="0"/>
+    <w:lsdException w:name="Table Subtle 2" w:semiHidden="0" w:uiPriority="0" w:unhideWhenUsed="0"/>
+    <w:lsdException w:name="Table Web 1" w:semiHidden="0" w:uiPriority="0" w:unhideWhenUsed="0"/>
+    <w:lsdException w:name="Table Web 2" w:semiHidden="0" w:uiPriority="0" w:unhideWhenUsed="0"/>
+    <w:lsdException w:name="Table Web 3" w:semiHidden="0" w:uiPriority="0" w:unhideWhenUsed="0"/>
+    <w:lsdException w:name="Balloon Text" w:semiHidden="0" w:uiPriority="0" w:unhideWhenUsed="0"/>
+    <w:lsdException w:name="Table Grid" w:semiHidden="0" w:uiPriority="0" w:unhideWhenUsed="0" w:qFormat="1"/>
+    <w:lsdException w:name="Table Theme" w:semiHidden="0" w:uiPriority="0" w:unhideWhenUsed="0"/>
+    <w:lsdException w:name="Light Shading" w:semiHidden="0" w:uiPriority="60" w:unhideWhenUsed="0"/>
+    <w:lsdException w:name="Light List" w:semiHidden="0" w:uiPriority="61" w:unhideWhenUsed="0"/>
+    <w:lsdException w:name="Light Grid" w:semiHidden="0" w:uiPriority="62" w:unhideWhenUsed="0"/>
+    <w:lsdException w:name="Medium Shading 1" w:semiHidden="0" w:uiPriority="63" w:unhideWhenUsed="0"/>
+    <w:lsdException w:name="Medium Shading 2" w:semiHidden="0" w:uiPriority="64" w:unhideWhenUsed="0"/>
+    <w:lsdException w:name="Medium List 1" w:semiHidden="0" w:uiPriority="65" w:unhideWhenUsed="0"/>
+    <w:lsdException w:name="Medium List 2" w:semiHidden="0" w:uiPriority="66" w:unhideWhenUsed="0"/>
+    <w:lsdException w:name="Medium Grid 1" w:semiHidden="0" w:uiPriority="67" w:unhideWhenUsed="0"/>
+    <w:lsdException w:name="Medium Grid 2" w:semiHidden="0" w:uiPriority="68" w:unhideWhenUsed="0"/>
+    <w:lsdException w:name="Medium Grid 3" w:semiHidden="0" w:uiPriority="69" w:unhideWhenUsed="0"/>
+    <w:lsdException w:name="Dark List" w:semiHidden="0" w:uiPriority="70" w:unhideWhenUsed="0"/>
+    <w:lsdException w:name="Colorful Shading" w:semiHidden="0" w:uiPriority="71" w:unhideWhenUsed="0"/>
+    <w:lsdException w:name="Colorful List" w:semiHidden="0" w:uiPriority="72" w:unhideWhenUsed="0"/>
+    <w:lsdException w:name="Colorful Grid" w:semiHidden="0" w:uiPriority="73" w:unhideWhenUsed="0"/>
+    <w:lsdException w:name="Light Shading Accent 1" w:semiHidden="0" w:uiPriority="60" w:unhideWhenUsed="0"/>
+    <w:lsdException w:name="Light List Accent 1" w:semiHidden="0" w:uiPriority="61" w:unhideWhenUsed="0"/>
+    <w:lsdException w:name="Light Grid Accent 1" w:semiHidden="0" w:uiPriority="62" w:unhideWhenUsed="0"/>
+    <w:lsdException w:name="Medium Shading 1 Accent 1" w:semiHidden="0" w:uiPriority="63" w:unhideWhenUsed="0"/>
+    <w:lsdException w:name="Medium Shading 2 Accent 1" w:semiHidden="0" w:uiPriority="64" w:unhideWhenUsed="0"/>
+    <w:lsdException w:name="Medium List 1 Accent 1" w:semiHidden="0" w:uiPriority="65" w:unhideWhenUsed="0"/>
+    <w:lsdException w:name="Medium List 2 Accent 1" w:semiHidden="0" w:uiPriority="66" w:unhideWhenUsed="0"/>
+    <w:lsdException w:name="Medium Grid 1 Accent 1" w:semiHidden="0" w:uiPriority="67" w:unhideWhenUsed="0"/>
+    <w:lsdException w:name="Medium Grid 2 Accent 1" w:semiHidden="0" w:uiPriority="68" w:unhideWhenUsed="0"/>
+    <w:lsdException w:name="Medium Grid 3 Accent 1" w:semiHidden="0" w:uiPriority="69" w:unhideWhenUsed="0"/>
+    <w:lsdException w:name="Dark List Accent 1" w:semiHidden="0" w:uiPriority="70" w:unhideWhenUsed="0"/>
+    <w:lsdException w:name="Colorful Shading Accent 1" w:semiHidden="0" w:uiPriority="71" w:unhideWhenUsed="0"/>
+    <w:lsdException w:name="Colorful List Accent 1" w:semiHidden="0" w:uiPriority="72" w:unhideWhenUsed="0"/>
+    <w:lsdException w:name="Colorful Grid Accent 1" w:semiHidden="0" w:uiPriority="73" w:unhideWhenUsed="0"/>
+    <w:lsdException w:name="Light Shading Accent 2" w:semiHidden="0" w:uiPriority="60" w:unhideWhenUsed="0"/>
+    <w:lsdException w:name="Light List Accent 2" w:semiHidden="0" w:uiPriority="61" w:unhideWhenUsed="0"/>
+    <w:lsdException w:name="Light Grid Accent 2" w:semiHidden="0" w:uiPriority="62" w:unhideWhenUsed="0"/>
+    <w:lsdException w:name="Medium Shading 1 Accent 2" w:semiHidden="0" w:uiPriority="63" w:unhideWhenUsed="0"/>
+    <w:lsdException w:name="Medium Shading 2 Accent 2" w:semiHidden="0" w:uiPriority="64" w:unhideWhenUsed="0"/>
+    <w:lsdException w:name="Medium List 1 Accent 2" w:semiHidden="0" w:uiPriority="65" w:unhideWhenUsed="0"/>
+    <w:lsdException w:name="Medium List 2 Accent 2" w:semiHidden="0" w:uiPriority="66" w:unhideWhenUsed="0"/>
+    <w:lsdException w:name="Medium Grid 1 Accent 2" w:semiHidden="0" w:uiPriority="67" w:unhideWhenUsed="0"/>
+    <w:lsdException w:name="Medium Grid 2 Accent 2" w:semiHidden="0" w:uiPriority="68" w:unhideWhenUsed="0"/>
+    <w:lsdException w:name="Medium Grid 3 Accent 2" w:semiHidden="0" w:uiPriority="69" w:unhideWhenUsed="0"/>
+    <w:lsdException w:name="Dark List Accent 2" w:semiHidden="0" w:uiPriority="70" w:unhideWhenUsed="0"/>
+    <w:lsdException w:name="Colorful Shading Accent 2" w:semiHidden="0" w:uiPriority="71" w:unhideWhenUsed="0"/>
+    <w:lsdException w:name="Colorful List Accent 2" w:semiHidden="0" w:uiPriority="72" w:unhideWhenUsed="0"/>
+    <w:lsdException w:name="Colorful Grid Accent 2" w:semiHidden="0" w:uiPriority="73" w:unhideWhenUsed="0"/>
+    <w:lsdException w:name="Light Shading Accent 3" w:semiHidden="0" w:uiPriority="60" w:unhideWhenUsed="0"/>
+    <w:lsdException w:name="Light List Accent 3" w:semiHidden="0" w:uiPriority="61" w:unhideWhenUsed="0"/>
+    <w:lsdException w:name="Light Grid Accent 3" w:semiHidden="0" w:uiPriority="62" w:unhideWhenUsed="0"/>
+    <w:lsdException w:name="Medium Shading 1 Accent 3" w:semiHidden="0" w:uiPriority="63" w:unhideWhenUsed="0"/>
+    <w:lsdException w:name="Medium Shading 2 Accent 3" w:semiHidden="0" w:uiPriority="64" w:unhideWhenUsed="0"/>
+    <w:lsdException w:name="Medium List 1 Accent 3" w:semiHidden="0" w:uiPriority="65" w:unhideWhenUsed="0"/>
+    <w:lsdException w:name="Medium List 2 Accent 3" w:semiHidden="0" w:uiPriority="66" w:unhideWhenUsed="0"/>
+    <w:lsdException w:name="Medium Grid 1 Accent 3" w:semiHidden="0" w:uiPriority="67" w:unhideWhenUsed="0"/>
+    <w:lsdException w:name="Medium Grid 2 Accent 3" w:semiHidden="0" w:uiPriority="68" w:unhideWhenUsed="0"/>
+    <w:lsdException w:name="Medium Grid 3 Accent 3" w:semiHidden="0" w:uiPriority="69" w:unhideWhenUsed="0"/>
+    <w:lsdException w:name="Dark List Accent 3" w:semiHidden="0" w:uiPriority="70" w:unhideWhenUsed="0"/>
+    <w:lsdException w:name="Colorful Shading Accent 3" w:semiHidden="0" w:uiPriority="71" w:unhideWhenUsed="0"/>
+    <w:lsdException w:name="Colorful List Accent 3" w:semiHidden="0" w:uiPriority="72" w:unhideWhenUsed="0"/>
+    <w:lsdException w:name="Colorful Grid Accent 3" w:semiHidden="0" w:uiPriority="73" w:unhideWhenUsed="0"/>
+    <w:lsdException w:name="Light Shading Accent 4" w:semiHidden="0" w:uiPriority="60" w:unhideWhenUsed="0"/>
+    <w:lsdException w:name="Light List Accent 4" w:semiHidden="0" w:uiPriority="61" w:unhideWhenUsed="0"/>
+    <w:lsdException w:name="Light Grid Accent 4" w:semiHidden="0" w:uiPriority="62" w:unhideWhenUsed="0"/>
+    <w:lsdException w:name="Medium Shading 1 Accent 4" w:semiHidden="0" w:uiPriority="63" w:unhideWhenUsed="0"/>
+    <w:lsdException w:name="Medium Shading 2 Accent 4" w:semiHidden="0" w:uiPriority="64" w:unhideWhenUsed="0"/>
+    <w:lsdException w:name="Medium List 1 Accent 4" w:semiHidden="0" w:uiPriority="65" w:unhideWhenUsed="0"/>
+    <w:lsdException w:name="Medium List 2 Accent 4" w:semiHidden="0" w:uiPriority="66" w:unhideWhenUsed="0"/>
+    <w:lsdException w:name="Medium Grid 1 Accent 4" w:semiHidden="0" w:uiPriority="67" w:unhideWhenUsed="0"/>
+    <w:lsdException w:name="Medium Grid 2 Accent 4" w:semiHidden="0" w:uiPriority="68" w:unhideWhenUsed="0"/>
+    <w:lsdException w:name="Medium Grid 3 Accent 4" w:semiHidden="0" w:uiPriority="69" w:unhideWhenUsed="0"/>
+    <w:lsdException w:name="Dark List Accent 4" w:semiHidden="0" w:uiPriority="70" w:unhideWhenUsed="0"/>
+    <w:lsdException w:name="Colorful Shading Accent 4" w:semiHidden="0" w:uiPriority="71" w:unhideWhenUsed="0"/>
+    <w:lsdException w:name="Colorful List Accent 4" w:semiHidden="0" w:uiPriority="72" w:unhideWhenUsed="0"/>
+    <w:lsdException w:name="Colorful Grid Accent 4" w:semiHidden="0" w:uiPriority="73" w:unhideWhenUsed="0"/>
+    <w:lsdException w:name="Light Shading Accent 5" w:semiHidden="0" w:uiPriority="60" w:unhideWhenUsed="0"/>
+    <w:lsdException w:name="Light List Accent 5" w:semiHidden="0" w:uiPriority="61" w:unhideWhenUsed="0"/>
+    <w:lsdException w:name="Light Grid Accent 5" w:semiHidden="0" w:uiPriority="62" w:unhideWhenUsed="0"/>
+    <w:lsdException w:name="Medium Shading 1 Accent 5" w:semiHidden="0" w:uiPriority="63" w:unhideWhenUsed="0"/>
+    <w:lsdException w:name="Medium Shading 2 Accent 5" w:semiHidden="0" w:uiPriority="64" w:unhideWhenUsed="0"/>
+    <w:lsdException w:name="Medium List 1 Accent 5" w:semiHidden="0" w:uiPriority="65" w:unhideWhenUsed="0"/>
+    <w:lsdException w:name="Medium List 2 Accent 5" w:semiHidden="0" w:uiPriority="66" w:unhideWhenUsed="0"/>
+    <w:lsdException w:name="Medium Grid 1 Accent 5" w:semiHidden="0" w:uiPriority="67" w:unhideWhenUsed="0"/>
+    <w:lsdException w:name="Medium Grid 2 Accent 5" w:semiHidden="0" w:uiPriority="68" w:unhideWhenUsed="0"/>
+    <w:lsdException w:name="Medium Grid 3 Accent 5" w:semiHidden="0" w:uiPriority="69" w:unhideWhenUsed="0"/>
+    <w:lsdException w:name="Dark List Accent 5" w:semiHidden="0" w:uiPriority="70" w:unhideWhenUsed="0"/>
+    <w:lsdException w:name="Colorful Shading Accent 5" w:semiHidden="0" w:uiPriority="71" w:unhideWhenUsed="0"/>
+    <w:lsdException w:name="Colorful List Accent 5" w:semiHidden="0" w:uiPriority="72" w:unhideWhenUsed="0"/>
+    <w:lsdException w:name="Colorful Grid Accent 5" w:semiHidden="0" w:uiPriority="73" w:unhideWhenUsed="0"/>
+    <w:lsdException w:name="Light Shading Accent 6" w:semiHidden="0" w:uiPriority="60" w:unhideWhenUsed="0"/>
+    <w:lsdException w:name="Light List Accent 6" w:semiHidden="0" w:uiPriority="61" w:unhideWhenUsed="0"/>
+    <w:lsdException w:name="Light Grid Accent 6" w:semiHidden="0" w:uiPriority="62" w:unhideWhenUsed="0"/>
+    <w:lsdException w:name="Medium Shading 1 Accent 6" w:semiHidden="0" w:uiPriority="63" w:unhideWhenUsed="0"/>
+    <w:lsdException w:name="Medium Shading 2 Accent 6" w:semiHidden="0" w:uiPriority="64" w:unhideWhenUsed="0"/>
+    <w:lsdException w:name="Medium List 1 Accent 6" w:semiHidden="0" w:uiPriority="65" w:unhideWhenUsed="0"/>
+    <w:lsdException w:name="Medium List 2 Accent 6" w:semiHidden="0" w:uiPriority="66" w:unhideWhenUsed="0"/>
+    <w:lsdException w:name="Medium Grid 1 Accent 6" w:semiHidden="0" w:uiPriority="67" w:unhideWhenUsed="0"/>
+    <w:lsdException w:name="Medium Grid 2 Accent 6" w:semiHidden="0" w:uiPriority="68" w:unhideWhenUsed="0"/>
+    <w:lsdException w:name="Medium Grid 3 Accent 6" w:semiHidden="0" w:uiPriority="69" w:unhideWhenUsed="0"/>
+    <w:lsdException w:name="Dark List Accent 6" w:semiHidden="0" w:uiPriority="70" w:unhideWhenUsed="0"/>
+    <w:lsdException w:name="Colorful Shading Accent 6" w:semiHidden="0" w:uiPriority="71" w:unhideWhenUsed="0"/>
+    <w:lsdException w:name="Colorful List Accent 6" w:semiHidden="0" w:uiPriority="72" w:unhideWhenUsed="0"/>
+    <w:lsdException w:name="Colorful Grid Accent 6" w:semiHidden="0" w:uiPriority="73" w:unhideWhenUsed="0"/>
   </w:latentStyles>
-  <w:style w:type="paragraph" w:default="1" w:styleId="1">
+  <w:style w:type="paragraph" w:default="1" w:styleId="Normal">
     <w:name w:val="Normal"/>
     <w:qFormat/>
-    <w:uiPriority w:val="0"/>
     <w:pPr>
       <w:kinsoku w:val="0"/>
       <w:autoSpaceDE w:val="0"/>
@@ -5375,7 +5109,7 @@
       <w:textAlignment w:val="baseline"/>
     </w:pPr>
     <w:rPr>
-      <w:rFonts w:ascii="Arial" w:hAnsi="Arial" w:eastAsia="宋体" w:cs="Arial"/>
+      <w:rFonts w:ascii="Arial" w:eastAsia="宋体" w:hAnsi="Arial" w:cs="Arial"/>
       <w:snapToGrid w:val="0"/>
       <w:color w:val="000000"/>
       <w:kern w:val="0"/>
@@ -5384,12 +5118,11 @@
       <w:lang w:val="en-US" w:eastAsia="en-US" w:bidi="ar-SA"/>
     </w:rPr>
   </w:style>
-  <w:style w:type="paragraph" w:styleId="2">
+  <w:style w:type="paragraph" w:styleId="Heading1">
     <w:name w:val="heading 1"/>
-    <w:basedOn w:val="1"/>
-    <w:next w:val="1"/>
+    <w:basedOn w:val="Normal"/>
+    <w:next w:val="Normal"/>
     <w:qFormat/>
-    <w:uiPriority w:val="0"/>
     <w:pPr>
       <w:keepNext/>
       <w:keepLines/>
@@ -5407,13 +5140,12 @@
       <w:sz w:val="44"/>
     </w:rPr>
   </w:style>
-  <w:style w:type="paragraph" w:styleId="3">
+  <w:style w:type="paragraph" w:styleId="Heading2">
     <w:name w:val="heading 2"/>
-    <w:basedOn w:val="1"/>
-    <w:next w:val="1"/>
+    <w:basedOn w:val="Normal"/>
+    <w:next w:val="Normal"/>
     <w:unhideWhenUsed/>
     <w:qFormat/>
-    <w:uiPriority w:val="0"/>
     <w:pPr>
       <w:keepNext/>
       <w:keepLines/>
@@ -5426,19 +5158,18 @@
       <w:outlineLvl w:val="1"/>
     </w:pPr>
     <w:rPr>
-      <w:rFonts w:ascii="Arial" w:hAnsi="Arial" w:eastAsia="黑体"/>
+      <w:rFonts w:ascii="Arial" w:eastAsia="黑体" w:hAnsi="Arial"/>
       <w:b/>
       <w:sz w:val="32"/>
     </w:rPr>
   </w:style>
-  <w:style w:type="paragraph" w:styleId="4">
+  <w:style w:type="paragraph" w:styleId="Heading3">
     <w:name w:val="heading 3"/>
-    <w:basedOn w:val="1"/>
-    <w:next w:val="1"/>
+    <w:basedOn w:val="Normal"/>
+    <w:next w:val="Normal"/>
     <w:semiHidden/>
     <w:unhideWhenUsed/>
     <w:qFormat/>
-    <w:uiPriority w:val="0"/>
     <w:pPr>
       <w:keepNext/>
       <w:keepLines/>
@@ -5455,13 +5186,12 @@
       <w:sz w:val="32"/>
     </w:rPr>
   </w:style>
-  <w:style w:type="paragraph" w:styleId="5">
+  <w:style w:type="paragraph" w:styleId="Heading4">
     <w:name w:val="heading 4"/>
-    <w:basedOn w:val="1"/>
-    <w:next w:val="1"/>
+    <w:basedOn w:val="Normal"/>
+    <w:next w:val="Normal"/>
     <w:unhideWhenUsed/>
     <w:qFormat/>
-    <w:uiPriority w:val="0"/>
     <w:pPr>
       <w:keepNext/>
       <w:keepLines/>
@@ -5474,19 +5204,18 @@
       <w:outlineLvl w:val="3"/>
     </w:pPr>
     <w:rPr>
-      <w:rFonts w:ascii="Arial" w:hAnsi="Arial" w:eastAsia="黑体"/>
+      <w:rFonts w:ascii="Arial" w:eastAsia="黑体" w:hAnsi="Arial"/>
       <w:b/>
       <w:sz w:val="28"/>
     </w:rPr>
   </w:style>
-  <w:style w:type="paragraph" w:styleId="6">
+  <w:style w:type="paragraph" w:styleId="Heading5">
     <w:name w:val="heading 5"/>
-    <w:basedOn w:val="1"/>
-    <w:next w:val="1"/>
+    <w:basedOn w:val="Normal"/>
+    <w:next w:val="Normal"/>
     <w:semiHidden/>
     <w:unhideWhenUsed/>
     <w:qFormat/>
-    <w:uiPriority w:val="0"/>
     <w:pPr>
       <w:keepNext/>
       <w:keepLines/>
@@ -5503,14 +5232,13 @@
       <w:sz w:val="28"/>
     </w:rPr>
   </w:style>
-  <w:style w:type="paragraph" w:styleId="7">
+  <w:style w:type="paragraph" w:styleId="Heading6">
     <w:name w:val="heading 6"/>
-    <w:basedOn w:val="1"/>
-    <w:next w:val="1"/>
+    <w:basedOn w:val="Normal"/>
+    <w:next w:val="Normal"/>
     <w:semiHidden/>
     <w:unhideWhenUsed/>
     <w:qFormat/>
-    <w:uiPriority w:val="0"/>
     <w:pPr>
       <w:keepNext/>
       <w:keepLines/>
@@ -5523,19 +5251,18 @@
       <w:outlineLvl w:val="5"/>
     </w:pPr>
     <w:rPr>
-      <w:rFonts w:ascii="Arial" w:hAnsi="Arial" w:eastAsia="黑体"/>
+      <w:rFonts w:ascii="Arial" w:eastAsia="黑体" w:hAnsi="Arial"/>
       <w:b/>
       <w:sz w:val="24"/>
     </w:rPr>
   </w:style>
-  <w:style w:type="paragraph" w:styleId="8">
+  <w:style w:type="paragraph" w:styleId="Heading7">
     <w:name w:val="heading 7"/>
-    <w:basedOn w:val="1"/>
-    <w:next w:val="1"/>
+    <w:basedOn w:val="Normal"/>
+    <w:next w:val="Normal"/>
     <w:semiHidden/>
     <w:unhideWhenUsed/>
     <w:qFormat/>
-    <w:uiPriority w:val="0"/>
     <w:pPr>
       <w:keepNext/>
       <w:keepLines/>
@@ -5552,14 +5279,13 @@
       <w:sz w:val="24"/>
     </w:rPr>
   </w:style>
-  <w:style w:type="paragraph" w:styleId="9">
+  <w:style w:type="paragraph" w:styleId="Heading8">
     <w:name w:val="heading 8"/>
-    <w:basedOn w:val="1"/>
-    <w:next w:val="1"/>
+    <w:basedOn w:val="Normal"/>
+    <w:next w:val="Normal"/>
     <w:semiHidden/>
     <w:unhideWhenUsed/>
     <w:qFormat/>
-    <w:uiPriority w:val="0"/>
     <w:pPr>
       <w:keepNext/>
       <w:keepLines/>
@@ -5572,18 +5298,17 @@
       <w:outlineLvl w:val="7"/>
     </w:pPr>
     <w:rPr>
-      <w:rFonts w:ascii="Arial" w:hAnsi="Arial" w:eastAsia="黑体"/>
+      <w:rFonts w:ascii="Arial" w:eastAsia="黑体" w:hAnsi="Arial"/>
       <w:sz w:val="24"/>
     </w:rPr>
   </w:style>
-  <w:style w:type="paragraph" w:styleId="10">
+  <w:style w:type="paragraph" w:styleId="Heading9">
     <w:name w:val="heading 9"/>
-    <w:basedOn w:val="1"/>
-    <w:next w:val="1"/>
+    <w:basedOn w:val="Normal"/>
+    <w:next w:val="Normal"/>
     <w:semiHidden/>
     <w:unhideWhenUsed/>
     <w:qFormat/>
-    <w:uiPriority w:val="0"/>
     <w:pPr>
       <w:keepNext/>
       <w:keepLines/>
@@ -5596,21 +5321,19 @@
       <w:outlineLvl w:val="8"/>
     </w:pPr>
     <w:rPr>
-      <w:rFonts w:ascii="Arial" w:hAnsi="Arial" w:eastAsia="黑体"/>
+      <w:rFonts w:ascii="Arial" w:eastAsia="黑体" w:hAnsi="Arial"/>
       <w:sz w:val="21"/>
     </w:rPr>
   </w:style>
-  <w:style w:type="character" w:default="1" w:styleId="22">
+  <w:style w:type="character" w:default="1" w:styleId="DefaultParagraphFont">
     <w:name w:val="Default Paragraph Font"/>
     <w:semiHidden/>
     <w:qFormat/>
-    <w:uiPriority w:val="0"/>
   </w:style>
-  <w:style w:type="table" w:default="1" w:styleId="20">
+  <w:style w:type="table" w:default="1" w:styleId="TableNormal">
     <w:name w:val="Normal Table"/>
     <w:semiHidden/>
     <w:qFormat/>
-    <w:uiPriority w:val="0"/>
     <w:tblPr>
       <w:tblCellMar>
         <w:top w:w="0" w:type="dxa"/>
@@ -5620,43 +5343,39 @@
       </w:tblCellMar>
     </w:tblPr>
   </w:style>
-  <w:style w:type="paragraph" w:styleId="11">
+  <w:style w:type="paragraph" w:styleId="CommentText">
     <w:name w:val="annotation text"/>
-    <w:basedOn w:val="1"/>
+    <w:basedOn w:val="Normal"/>
     <w:qFormat/>
-    <w:uiPriority w:val="0"/>
     <w:pPr>
       <w:jc w:val="left"/>
     </w:pPr>
   </w:style>
-  <w:style w:type="paragraph" w:styleId="12">
+  <w:style w:type="paragraph" w:styleId="BodyText">
     <w:name w:val="Body Text"/>
-    <w:basedOn w:val="1"/>
+    <w:basedOn w:val="Normal"/>
     <w:semiHidden/>
     <w:qFormat/>
-    <w:uiPriority w:val="0"/>
     <w:rPr>
-      <w:rFonts w:ascii="Arial" w:hAnsi="Arial" w:eastAsia="Arial" w:cs="Arial"/>
+      <w:rFonts w:ascii="Arial" w:eastAsia="Arial" w:hAnsi="Arial" w:cs="Arial"/>
       <w:sz w:val="21"/>
       <w:szCs w:val="21"/>
       <w:lang w:val="en-US" w:eastAsia="en-US" w:bidi="ar-SA"/>
     </w:rPr>
   </w:style>
-  <w:style w:type="paragraph" w:styleId="13">
+  <w:style w:type="paragraph" w:styleId="TOC3">
     <w:name w:val="toc 3"/>
-    <w:basedOn w:val="1"/>
-    <w:next w:val="1"/>
+    <w:basedOn w:val="Normal"/>
+    <w:next w:val="Normal"/>
     <w:qFormat/>
-    <w:uiPriority w:val="0"/>
     <w:pPr>
       <w:ind w:left="840" w:leftChars="400"/>
     </w:pPr>
   </w:style>
-  <w:style w:type="paragraph" w:styleId="14">
+  <w:style w:type="paragraph" w:styleId="Footer">
     <w:name w:val="footer"/>
-    <w:basedOn w:val="1"/>
+    <w:basedOn w:val="Normal"/>
     <w:qFormat/>
-    <w:uiPriority w:val="0"/>
     <w:pPr>
       <w:tabs>
         <w:tab w:val="center" w:pos="4153"/>
@@ -5669,17 +5388,16 @@
       <w:sz w:val="18"/>
     </w:rPr>
   </w:style>
-  <w:style w:type="paragraph" w:styleId="15">
+  <w:style w:type="paragraph" w:styleId="Header">
     <w:name w:val="header"/>
-    <w:basedOn w:val="1"/>
+    <w:basedOn w:val="Normal"/>
     <w:qFormat/>
-    <w:uiPriority w:val="0"/>
     <w:pPr>
       <w:pBdr>
-        <w:top w:val="none" w:color="auto" w:sz="0" w:space="0"/>
-        <w:left w:val="none" w:color="auto" w:sz="0" w:space="0"/>
-        <w:bottom w:val="none" w:color="auto" w:sz="0" w:space="0"/>
-        <w:right w:val="none" w:color="auto" w:sz="0" w:space="0"/>
+        <w:top w:val="nil"/>
+        <w:left w:val="nil"/>
+        <w:bottom w:val="nil"/>
+        <w:right w:val="nil"/>
       </w:pBdr>
       <w:tabs>
         <w:tab w:val="center" w:pos="4153"/>
@@ -5694,41 +5412,37 @@
       <w:sz w:val="18"/>
     </w:rPr>
   </w:style>
-  <w:style w:type="paragraph" w:styleId="16">
+  <w:style w:type="paragraph" w:styleId="TOC1">
     <w:name w:val="toc 1"/>
-    <w:basedOn w:val="1"/>
-    <w:next w:val="1"/>
+    <w:basedOn w:val="Normal"/>
+    <w:next w:val="Normal"/>
     <w:qFormat/>
-    <w:uiPriority w:val="0"/>
     <w:rPr>
-      <w:rFonts w:ascii="Arial" w:hAnsi="Arial" w:eastAsia="Microsoft JhengHei"/>
+      <w:rFonts w:ascii="Arial" w:eastAsia="Microsoft JhengHei" w:hAnsi="Arial"/>
       <w:sz w:val="24"/>
     </w:rPr>
   </w:style>
-  <w:style w:type="paragraph" w:styleId="17">
+  <w:style w:type="paragraph" w:styleId="TOC2">
     <w:name w:val="toc 2"/>
-    <w:basedOn w:val="1"/>
-    <w:next w:val="1"/>
+    <w:basedOn w:val="Normal"/>
+    <w:next w:val="Normal"/>
     <w:qFormat/>
-    <w:uiPriority w:val="0"/>
     <w:pPr>
       <w:ind w:left="420" w:leftChars="200"/>
     </w:pPr>
   </w:style>
-  <w:style w:type="paragraph" w:styleId="18">
+  <w:style w:type="paragraph" w:styleId="NormalWeb">
     <w:name w:val="Normal (Web)"/>
-    <w:basedOn w:val="1"/>
+    <w:basedOn w:val="Normal"/>
     <w:qFormat/>
-    <w:uiPriority w:val="0"/>
     <w:rPr>
       <w:sz w:val="24"/>
     </w:rPr>
   </w:style>
-  <w:style w:type="paragraph" w:styleId="19">
+  <w:style w:type="paragraph" w:styleId="Title">
     <w:name w:val="Title"/>
-    <w:basedOn w:val="1"/>
+    <w:basedOn w:val="Normal"/>
     <w:qFormat/>
-    <w:uiPriority w:val="0"/>
     <w:pPr>
       <w:spacing w:before="240" w:beforeLines="0" w:beforeAutospacing="0" w:after="60" w:afterLines="0" w:afterAutospacing="0"/>
       <w:jc w:val="center"/>
@@ -5740,73 +5454,68 @@
       <w:sz w:val="32"/>
     </w:rPr>
   </w:style>
-  <w:style w:type="table" w:styleId="21">
+  <w:style w:type="table" w:styleId="TableGrid">
     <w:name w:val="Table Grid"/>
-    <w:basedOn w:val="20"/>
+    <w:basedOn w:val="TableNormal"/>
     <w:qFormat/>
-    <w:uiPriority w:val="0"/>
     <w:pPr>
       <w:widowControl w:val="0"/>
       <w:jc w:val="both"/>
     </w:pPr>
     <w:tblPr>
       <w:tblBorders>
-        <w:top w:val="single" w:color="auto" w:sz="4" w:space="0"/>
-        <w:left w:val="single" w:color="auto" w:sz="4" w:space="0"/>
-        <w:bottom w:val="single" w:color="auto" w:sz="4" w:space="0"/>
-        <w:right w:val="single" w:color="auto" w:sz="4" w:space="0"/>
-        <w:insideH w:val="single" w:color="auto" w:sz="4" w:space="0"/>
-        <w:insideV w:val="single" w:color="auto" w:sz="4" w:space="0"/>
+        <w:top w:val="single" w:sz="4" w:space="0" w:color="auto"/>
+        <w:left w:val="single" w:sz="4" w:space="0" w:color="auto"/>
+        <w:bottom w:val="single" w:sz="4" w:space="0" w:color="auto"/>
+        <w:right w:val="single" w:sz="4" w:space="0" w:color="auto"/>
+        <w:insideH w:val="single" w:sz="4" w:space="0" w:color="auto"/>
+        <w:insideV w:val="single" w:sz="4" w:space="0" w:color="auto"/>
       </w:tblBorders>
     </w:tblPr>
   </w:style>
-  <w:style w:type="character" w:styleId="23">
+  <w:style w:type="character" w:styleId="Strong">
     <w:name w:val="Strong"/>
-    <w:basedOn w:val="22"/>
+    <w:basedOn w:val="DefaultParagraphFont"/>
     <w:qFormat/>
-    <w:uiPriority w:val="0"/>
     <w:rPr>
       <w:b/>
     </w:rPr>
   </w:style>
-  <w:style w:type="paragraph" w:customStyle="1" w:styleId="24">
+  <w:style w:type="paragraph" w:customStyle="1" w:styleId="a">
     <w:name w:val="柴_公司名"/>
-    <w:basedOn w:val="19"/>
+    <w:basedOn w:val="Title"/>
     <w:qFormat/>
-    <w:uiPriority w:val="0"/>
     <w:pPr>
       <w:spacing w:after="600" w:afterLines="600"/>
     </w:pPr>
     <w:rPr>
-      <w:rFonts w:hint="eastAsia" w:ascii="宋体" w:hAnsi="宋体" w:eastAsia="宋体" w:cs="宋体"/>
+      <w:rFonts w:ascii="宋体" w:eastAsia="宋体" w:hAnsi="宋体" w:cs="宋体" w:hint="eastAsia"/>
       <w:bCs/>
       <w:spacing w:val="-6"/>
       <w:sz w:val="52"/>
       <w:szCs w:val="52"/>
     </w:rPr>
   </w:style>
-  <w:style w:type="paragraph" w:customStyle="1" w:styleId="25">
+  <w:style w:type="paragraph" w:customStyle="1" w:styleId="a0">
     <w:name w:val="柴_文档名"/>
-    <w:basedOn w:val="19"/>
+    <w:basedOn w:val="Title"/>
     <w:qFormat/>
-    <w:uiPriority w:val="0"/>
     <w:pPr>
       <w:spacing w:after="900" w:afterLines="900"/>
     </w:pPr>
     <w:rPr>
-      <w:rFonts w:ascii="黑体" w:hAnsi="黑体" w:eastAsia="黑体" w:cs="黑体"/>
+      <w:rFonts w:ascii="黑体" w:eastAsia="黑体" w:hAnsi="黑体" w:cs="黑体"/>
       <w:bCs/>
       <w:spacing w:val="-7"/>
       <w:sz w:val="52"/>
       <w:szCs w:val="52"/>
     </w:rPr>
   </w:style>
-  <w:style w:type="table" w:customStyle="1" w:styleId="26">
+  <w:style w:type="table" w:customStyle="1" w:styleId="TableNormal0">
     <w:name w:val="Table Normal_0"/>
     <w:semiHidden/>
     <w:unhideWhenUsed/>
     <w:qFormat/>
-    <w:uiPriority w:val="0"/>
     <w:tblPr>
       <w:tblCellMar>
         <w:top w:w="0" w:type="dxa"/>
@@ -5816,87 +5525,81 @@
       </w:tblCellMar>
     </w:tblPr>
   </w:style>
-  <w:style w:type="paragraph" w:customStyle="1" w:styleId="27">
+  <w:style w:type="paragraph" w:customStyle="1" w:styleId="TableText">
     <w:name w:val="Table Text"/>
-    <w:basedOn w:val="1"/>
+    <w:basedOn w:val="Normal"/>
     <w:semiHidden/>
     <w:qFormat/>
-    <w:uiPriority w:val="0"/>
     <w:rPr>
-      <w:rFonts w:ascii="宋体" w:hAnsi="宋体" w:eastAsia="宋体" w:cs="宋体"/>
+      <w:rFonts w:ascii="宋体" w:eastAsia="宋体" w:hAnsi="宋体" w:cs="宋体"/>
       <w:sz w:val="21"/>
       <w:szCs w:val="21"/>
       <w:lang w:val="en-US" w:eastAsia="en-US" w:bidi="ar-SA"/>
     </w:rPr>
   </w:style>
-  <w:style w:type="paragraph" w:customStyle="1" w:styleId="28">
+  <w:style w:type="paragraph" w:customStyle="1" w:styleId="1">
     <w:name w:val="柴_标题1"/>
-    <w:basedOn w:val="2"/>
-    <w:next w:val="29"/>
-    <w:link w:val="38"/>
+    <w:basedOn w:val="Heading1"/>
+    <w:next w:val="a1"/>
+    <w:link w:val="1Char"/>
     <w:qFormat/>
-    <w:uiPriority w:val="0"/>
     <w:pPr>
       <w:spacing w:before="100" w:after="90" w:line="360" w:lineRule="auto"/>
     </w:pPr>
     <w:rPr>
-      <w:rFonts w:ascii="Arial" w:hAnsi="Arial" w:eastAsia="宋体"/>
+      <w:rFonts w:ascii="Arial" w:eastAsia="宋体" w:hAnsi="Arial"/>
       <w:sz w:val="32"/>
     </w:rPr>
   </w:style>
-  <w:style w:type="paragraph" w:customStyle="1" w:styleId="29">
+  <w:style w:type="paragraph" w:customStyle="1" w:styleId="a1">
     <w:name w:val="柴_正文"/>
-    <w:basedOn w:val="12"/>
-    <w:link w:val="42"/>
+    <w:basedOn w:val="BodyText"/>
+    <w:link w:val="Char"/>
     <w:qFormat/>
-    <w:uiPriority w:val="0"/>
     <w:pPr>
       <w:spacing w:line="360" w:lineRule="auto"/>
       <w:ind w:firstLine="470" w:firstLineChars="200"/>
     </w:pPr>
     <w:rPr>
-      <w:rFonts w:ascii="Arial" w:hAnsi="Arial" w:eastAsia="宋体"/>
+      <w:rFonts w:ascii="Arial" w:eastAsia="宋体" w:hAnsi="Arial"/>
       <w:sz w:val="24"/>
       <w:lang w:eastAsia="zh-CN"/>
     </w:rPr>
   </w:style>
-  <w:style w:type="paragraph" w:customStyle="1" w:styleId="30">
+  <w:style w:type="paragraph" w:customStyle="1" w:styleId="2">
     <w:name w:val="柴_标题2"/>
-    <w:basedOn w:val="3"/>
-    <w:next w:val="29"/>
+    <w:basedOn w:val="Heading2"/>
+    <w:next w:val="a1"/>
     <w:qFormat/>
-    <w:uiPriority w:val="0"/>
     <w:pPr>
       <w:spacing w:line="360" w:lineRule="auto"/>
     </w:pPr>
     <w:rPr>
-      <w:rFonts w:ascii="Arial" w:hAnsi="Arial" w:eastAsia="宋体"/>
+      <w:rFonts w:ascii="Arial" w:eastAsia="宋体" w:hAnsi="Arial"/>
       <w:sz w:val="28"/>
     </w:rPr>
   </w:style>
-  <w:style w:type="paragraph" w:customStyle="1" w:styleId="31">
+  <w:style w:type="paragraph" w:customStyle="1" w:styleId="3">
     <w:name w:val="柴_标题3"/>
-    <w:basedOn w:val="4"/>
-    <w:next w:val="29"/>
+    <w:basedOn w:val="Heading3"/>
+    <w:next w:val="a1"/>
     <w:qFormat/>
-    <w:uiPriority w:val="0"/>
     <w:pPr>
       <w:spacing w:line="360" w:lineRule="auto"/>
       <w:ind w:left="0" w:firstLine="472" w:firstLineChars="200"/>
     </w:pPr>
     <w:rPr>
-      <w:rFonts w:ascii="宋体" w:hAnsi="宋体" w:eastAsia="宋体" w:cs="宋体"/>
+      <w:rFonts w:ascii="宋体" w:eastAsia="宋体" w:hAnsi="宋体" w:cs="宋体"/>
       <w:spacing w:val="-2"/>
       <w:sz w:val="24"/>
       <w:szCs w:val="24"/>
     </w:rPr>
   </w:style>
-  <w:style w:type="paragraph" w:customStyle="1" w:styleId="32">
+  <w:style w:type="paragraph" w:customStyle="1" w:styleId="a2">
     <w:name w:val="柴_目录"/>
-    <w:basedOn w:val="1"/>
-    <w:next w:val="12"/>
+    <w:basedOn w:val="Normal"/>
+    <w:next w:val="BodyText"/>
     <w:qFormat/>
-    <w:uiPriority w:val="0"/>
     <w:pPr>
       <w:tabs>
         <w:tab w:val="right" w:leader="dot" w:pos="8442"/>
@@ -5904,64 +5607,59 @@
       <w:ind w:left="0" w:leftChars="0"/>
     </w:pPr>
     <w:rPr>
-      <w:rFonts w:ascii="Arial" w:hAnsi="Arial" w:eastAsia="Microsoft JhengHei"/>
+      <w:rFonts w:ascii="Arial" w:eastAsia="Microsoft JhengHei" w:hAnsi="Arial"/>
       <w:sz w:val="24"/>
     </w:rPr>
   </w:style>
-  <w:style w:type="paragraph" w:customStyle="1" w:styleId="33">
+  <w:style w:type="paragraph" w:customStyle="1" w:styleId="WPSOffice1">
     <w:name w:val="WPSOffice手动目录 1"/>
     <w:qFormat/>
-    <w:uiPriority w:val="0"/>
     <w:pPr>
       <w:ind w:leftChars="0"/>
     </w:pPr>
     <w:rPr>
-      <w:rFonts w:ascii="Times New Roman" w:hAnsi="Times New Roman" w:eastAsia="宋体" w:cs="Times New Roman"/>
+      <w:rFonts w:ascii="Times New Roman" w:eastAsia="宋体" w:hAnsi="Times New Roman" w:cs="Times New Roman"/>
       <w:sz w:val="20"/>
       <w:szCs w:val="20"/>
     </w:rPr>
   </w:style>
-  <w:style w:type="paragraph" w:customStyle="1" w:styleId="34">
+  <w:style w:type="paragraph" w:customStyle="1" w:styleId="WPSOffice2">
     <w:name w:val="WPSOffice手动目录 2"/>
     <w:qFormat/>
-    <w:uiPriority w:val="0"/>
     <w:pPr>
       <w:ind w:leftChars="200"/>
     </w:pPr>
     <w:rPr>
-      <w:rFonts w:ascii="Times New Roman" w:hAnsi="Times New Roman" w:eastAsia="宋体" w:cs="Times New Roman"/>
+      <w:rFonts w:ascii="Times New Roman" w:eastAsia="宋体" w:hAnsi="Times New Roman" w:cs="Times New Roman"/>
       <w:sz w:val="20"/>
       <w:szCs w:val="20"/>
     </w:rPr>
   </w:style>
-  <w:style w:type="paragraph" w:customStyle="1" w:styleId="35">
+  <w:style w:type="paragraph" w:customStyle="1" w:styleId="WPSOffice3">
     <w:name w:val="WPSOffice手动目录 3"/>
     <w:qFormat/>
-    <w:uiPriority w:val="0"/>
     <w:pPr>
       <w:ind w:leftChars="400"/>
     </w:pPr>
     <w:rPr>
-      <w:rFonts w:ascii="Times New Roman" w:hAnsi="Times New Roman" w:eastAsia="宋体" w:cs="Times New Roman"/>
+      <w:rFonts w:ascii="Times New Roman" w:eastAsia="宋体" w:hAnsi="Times New Roman" w:cs="Times New Roman"/>
       <w:sz w:val="20"/>
       <w:szCs w:val="20"/>
     </w:rPr>
   </w:style>
-  <w:style w:type="paragraph" w:customStyle="1" w:styleId="36">
+  <w:style w:type="paragraph" w:customStyle="1" w:styleId="Compact">
     <w:name w:val="Compact"/>
-    <w:basedOn w:val="12"/>
+    <w:basedOn w:val="BodyText"/>
     <w:qFormat/>
-    <w:uiPriority w:val="0"/>
     <w:pPr>
       <w:spacing w:before="36" w:after="36"/>
     </w:pPr>
   </w:style>
-  <w:style w:type="table" w:customStyle="1" w:styleId="37">
+  <w:style w:type="table" w:customStyle="1" w:styleId="Table">
     <w:name w:val="Table"/>
     <w:semiHidden/>
     <w:unhideWhenUsed/>
     <w:qFormat/>
-    <w:uiPriority w:val="0"/>
     <w:tblPr>
       <w:tblCellMar>
         <w:top w:w="0" w:type="dxa"/>
@@ -5973,28 +5671,26 @@
     <w:tblStylePr w:type="firstRow">
       <w:tcPr>
         <w:tcBorders>
-          <w:bottom w:val="single" w:color="auto" w:sz="0" w:space="0"/>
+          <w:bottom w:val="single" w:sz="0" w:space="0" w:color="auto"/>
         </w:tcBorders>
         <w:vAlign w:val="bottom"/>
       </w:tcPr>
     </w:tblStylePr>
   </w:style>
-  <w:style w:type="character" w:customStyle="1" w:styleId="38">
+  <w:style w:type="character" w:customStyle="1" w:styleId="1Char">
     <w:name w:val="柴_标题1 Char"/>
-    <w:link w:val="28"/>
+    <w:link w:val="1"/>
     <w:qFormat/>
-    <w:uiPriority w:val="0"/>
     <w:rPr>
-      <w:rFonts w:ascii="Arial" w:hAnsi="Arial" w:eastAsia="宋体"/>
+      <w:rFonts w:ascii="Arial" w:eastAsia="宋体" w:hAnsi="Arial"/>
       <w:sz w:val="32"/>
     </w:rPr>
   </w:style>
-  <w:style w:type="table" w:customStyle="1" w:styleId="39">
+  <w:style w:type="table" w:customStyle="1" w:styleId="TableNormal1">
     <w:name w:val="Table Normal_1"/>
     <w:semiHidden/>
     <w:unhideWhenUsed/>
     <w:qFormat/>
-    <w:uiPriority w:val="0"/>
     <w:tblPr>
       <w:tblCellMar>
         <w:top w:w="0" w:type="dxa"/>
@@ -6004,11 +5700,10 @@
       </w:tblCellMar>
     </w:tblPr>
   </w:style>
-  <w:style w:type="paragraph" w:customStyle="1" w:styleId="40">
+  <w:style w:type="paragraph" w:customStyle="1" w:styleId="a3">
     <w:name w:val="柴_正文_无缩进"/>
-    <w:basedOn w:val="1"/>
+    <w:basedOn w:val="Normal"/>
     <w:qFormat/>
-    <w:uiPriority w:val="0"/>
     <w:pPr>
       <w:ind w:firstLine="0" w:firstLineChars="0"/>
     </w:pPr>
@@ -6018,31 +5713,29 @@
       <w:lang w:eastAsia="zh-CN"/>
     </w:rPr>
   </w:style>
-  <w:style w:type="paragraph" w:customStyle="1" w:styleId="41">
+  <w:style w:type="paragraph" w:customStyle="1" w:styleId="4">
     <w:name w:val="柴_标题4"/>
-    <w:basedOn w:val="5"/>
-    <w:next w:val="1"/>
+    <w:basedOn w:val="Heading4"/>
+    <w:next w:val="Normal"/>
     <w:qFormat/>
-    <w:uiPriority w:val="0"/>
     <w:pPr>
       <w:widowControl w:val="0"/>
       <w:spacing w:before="160" w:line="360" w:lineRule="auto"/>
-      <w:ind w:left="981" w:leftChars="300" w:hanging="862"/>
+      <w:ind w:left="981" w:hanging="862" w:leftChars="300"/>
     </w:pPr>
     <w:rPr>
-      <w:rFonts w:hint="eastAsia" w:ascii="Calibri" w:hAnsi="Calibri" w:eastAsia="宋体" w:cs="宋体"/>
+      <w:rFonts w:ascii="Calibri" w:eastAsia="宋体" w:hAnsi="Calibri" w:cs="宋体" w:hint="eastAsia"/>
       <w:sz w:val="24"/>
       <w:szCs w:val="24"/>
       <w:lang w:eastAsia="zh-CN" w:bidi="zh-CN"/>
     </w:rPr>
   </w:style>
-  <w:style w:type="character" w:customStyle="1" w:styleId="42">
+  <w:style w:type="character" w:customStyle="1" w:styleId="Char">
     <w:name w:val="柴_正文 Char"/>
-    <w:link w:val="29"/>
+    <w:link w:val="a1"/>
     <w:qFormat/>
-    <w:uiPriority w:val="0"/>
     <w:rPr>
-      <w:rFonts w:ascii="Arial" w:hAnsi="Arial" w:eastAsia="宋体"/>
+      <w:rFonts w:ascii="Arial" w:eastAsia="宋体" w:hAnsi="Arial"/>
       <w:sz w:val="24"/>
       <w:lang w:eastAsia="zh-CN"/>
     </w:rPr>

--- a/6-过程管理/运行记录类文件/ZGS-06-12-中国广电重庆BOSS系统存储维保项目-过程量化指标.docx
+++ b/6-过程管理/运行记录类文件/ZGS-06-12-中国广电重庆BOSS系统存储维保项目-过程量化指标.docx
@@ -1,11 +1,10 @@
 
 <file path=word/document.xml><?xml version="1.0" encoding="utf-8"?>
-<w:document xmlns:wpc="http://schemas.microsoft.com/office/word/2010/wordprocessingCanvas" xmlns:mc="http://schemas.openxmlformats.org/markup-compatibility/2006" xmlns:o="urn:schemas-microsoft-com:office:office" xmlns:r="http://schemas.openxmlformats.org/officeDocument/2006/relationships" xmlns:m="http://schemas.openxmlformats.org/officeDocument/2006/math" xmlns:v="urn:schemas-microsoft-com:vml" xmlns:wp14="http://schemas.microsoft.com/office/word/2010/wordprocessingDrawing" xmlns:wp="http://schemas.openxmlformats.org/drawingml/2006/wordprocessingDrawing" xmlns:w10="urn:schemas-microsoft-com:office:word" xmlns:w="http://schemas.openxmlformats.org/wordprocessingml/2006/main" xmlns:w14="http://schemas.microsoft.com/office/word/2010/wordml" xmlns:w15="http://schemas.microsoft.com/office/word/2012/wordml" xmlns:wne="http://schemas.microsoft.com/office/word/2006/wordml" xmlns:wpg="http://schemas.microsoft.com/office/word/2010/wordprocessingGroup" xmlns:wpi="http://schemas.microsoft.com/office/word/2010/wordprocessingInk" xmlns:wps="http://schemas.microsoft.com/office/word/2010/wordprocessingShape" mc:Ignorable="w14 w15 wp14">
-  <!-- Generated by Aspose.Words for .NET 13.3.0.1 -->
+<w:document xmlns:wpc="http://schemas.microsoft.com/office/word/2010/wordprocessingCanvas" xmlns:mc="http://schemas.openxmlformats.org/markup-compatibility/2006" xmlns:o="urn:schemas-microsoft-com:office:office" xmlns:r="http://schemas.openxmlformats.org/officeDocument/2006/relationships" xmlns:m="http://schemas.openxmlformats.org/officeDocument/2006/math" xmlns:v="urn:schemas-microsoft-com:vml" xmlns:wp14="http://schemas.microsoft.com/office/word/2010/wordprocessingDrawing" xmlns:wp="http://schemas.openxmlformats.org/drawingml/2006/wordprocessingDrawing" xmlns:w="http://schemas.openxmlformats.org/wordprocessingml/2006/main" xmlns:w14="http://schemas.microsoft.com/office/word/2010/wordml" xmlns:w10="urn:schemas-microsoft-com:office:word" xmlns:w15="http://schemas.microsoft.com/office/word/2012/wordml" xmlns:wpg="http://schemas.microsoft.com/office/word/2010/wordprocessingGroup" xmlns:wpi="http://schemas.microsoft.com/office/word/2010/wordprocessingInk" xmlns:wne="http://schemas.microsoft.com/office/word/2006/wordml" xmlns:wps="http://schemas.microsoft.com/office/word/2010/wordprocessingShape" xmlns:wpsCustomData="http://www.wps.cn/officeDocument/2013/wpsCustomData" mc:Ignorable="w14 w15 wp14">
   <w:body>
     <w:p>
       <w:pPr>
-        <w:pStyle w:val="a"/>
+        <w:pStyle w:val="24"/>
         <w:keepNext w:val="0"/>
         <w:keepLines w:val="0"/>
         <w:pageBreakBefore w:val="0"/>
@@ -22,10 +21,10 @@
         <w:spacing w:before="3120" w:beforeLines="1000"/>
         <w:textAlignment w:val="baseline"/>
       </w:pPr>
-      <w:bookmarkStart w:id="0" w:name="_Toc15695"/>
+      <w:bookmarkStart w:id="0" w:name="_Toc4745"/>
       <w:r>
         <w:drawing>
-          <wp:anchor distT="0" distB="0" distL="114300" distR="114300" simplePos="0" relativeHeight="251659264" behindDoc="1" locked="0" layoutInCell="1" allowOverlap="1">
+          <wp:anchor distT="0" distB="0" distL="114300" distR="114300" simplePos="0" relativeHeight="251660288" behindDoc="1" locked="0" layoutInCell="1" allowOverlap="1">
             <wp:simplePos x="0" y="0"/>
             <wp:positionH relativeFrom="column">
               <wp:posOffset>0</wp:posOffset>
@@ -50,7 +49,7 @@
                     </pic:cNvPicPr>
                   </pic:nvPicPr>
                   <pic:blipFill>
-                    <a:blip xmlns:r="http://schemas.openxmlformats.org/officeDocument/2006/relationships" r:embed="rId4"/>
+                    <a:blip r:embed="rId12"/>
                     <a:stretch>
                       <a:fillRect/>
                     </a:stretch>
@@ -80,7 +79,7 @@
           <w:lang w:val="en-US" w:eastAsia="zh-CN"/>
         </w:rPr>
         <w:drawing>
-          <wp:anchor distT="0" distB="0" distL="114300" distR="114300" simplePos="0" relativeHeight="251658240" behindDoc="1" locked="0" layoutInCell="1" allowOverlap="1">
+          <wp:anchor distT="0" distB="0" distL="114300" distR="114300" simplePos="0" relativeHeight="251659264" behindDoc="1" locked="0" layoutInCell="1" allowOverlap="1">
             <wp:simplePos x="0" y="0"/>
             <wp:positionH relativeFrom="column">
               <wp:posOffset>635</wp:posOffset>
@@ -105,7 +104,7 @@
                     </pic:cNvPicPr>
                   </pic:nvPicPr>
                   <pic:blipFill>
-                    <a:blip xmlns:r="http://schemas.openxmlformats.org/officeDocument/2006/relationships" r:embed="rId5">
+                    <a:blip r:embed="rId13">
                       <a:alphaModFix amt="58000"/>
                       <a:lum contrast="-52000"/>
                     </a:blip>
@@ -139,7 +138,7 @@
     </w:p>
     <w:p>
       <w:pPr>
-        <w:pStyle w:val="a0"/>
+        <w:pStyle w:val="25"/>
         <w:keepNext w:val="0"/>
         <w:keepLines w:val="0"/>
         <w:pageBreakBefore w:val="0"/>
@@ -160,7 +159,8 @@
           <w:lang w:val="en-US" w:eastAsia="zh-CN"/>
         </w:rPr>
       </w:pPr>
-      <w:bookmarkStart w:id="1" w:name="_Toc5357"/>
+      <w:bookmarkStart w:id="2" w:name="_GoBack"/>
+      <w:bookmarkStart w:id="1" w:name="_Toc29743"/>
       <w:r>
         <w:rPr>
           <w:rFonts w:hint="eastAsia"/>
@@ -170,6 +170,7 @@
       </w:r>
       <w:bookmarkEnd w:id="1"/>
     </w:p>
+    <w:bookmarkEnd w:id="2"/>
     <w:p>
       <w:pPr>
         <w:keepNext w:val="0"/>
@@ -186,11 +187,11 @@
         <w:adjustRightInd w:val="0"/>
         <w:snapToGrid w:val="0"/>
         <w:spacing w:after="624" w:afterLines="200" w:line="219" w:lineRule="auto"/>
-        <w:ind w:left="0" w:right="0" w:firstLine="0" w:leftChars="0" w:rightChars="0" w:firstLineChars="0"/>
+        <w:ind w:left="0" w:leftChars="0" w:right="0" w:rightChars="0" w:firstLine="0" w:firstLineChars="0"/>
         <w:jc w:val="center"/>
         <w:textAlignment w:val="baseline"/>
         <w:rPr>
-          <w:rFonts w:ascii="宋体" w:eastAsia="宋体" w:hAnsi="宋体" w:cs="宋体" w:hint="default"/>
+          <w:rFonts w:hint="default" w:ascii="宋体" w:hAnsi="宋体" w:eastAsia="宋体" w:cs="宋体"/>
           <w:sz w:val="24"/>
           <w:szCs w:val="24"/>
           <w:lang w:val="en-US" w:eastAsia="zh-CN"/>
@@ -198,7 +199,7 @@
       </w:pPr>
       <w:r>
         <w:rPr>
-          <w:rFonts w:ascii="宋体" w:eastAsia="宋体" w:hAnsi="宋体" w:cs="宋体"/>
+          <w:rFonts w:ascii="宋体" w:hAnsi="宋体" w:eastAsia="宋体" w:cs="宋体"/>
           <w:b/>
           <w:bCs/>
           <w:spacing w:val="-3"/>
@@ -210,17 +211,18 @@
     </w:p>
     <w:tbl>
       <w:tblPr>
-        <w:tblStyle w:val="TableGrid"/>
+        <w:tblStyle w:val="21"/>
         <w:tblW w:w="0" w:type="auto"/>
         <w:jc w:val="center"/>
         <w:tblBorders>
-          <w:top w:val="nil"/>
-          <w:left w:val="nil"/>
-          <w:bottom w:val="nil"/>
-          <w:right w:val="nil"/>
-          <w:insideH w:val="nil"/>
-          <w:insideV w:val="nil"/>
+          <w:top w:val="none" w:color="auto" w:sz="0" w:space="0"/>
+          <w:left w:val="none" w:color="auto" w:sz="0" w:space="0"/>
+          <w:bottom w:val="none" w:color="auto" w:sz="0" w:space="0"/>
+          <w:right w:val="none" w:color="auto" w:sz="0" w:space="0"/>
+          <w:insideH w:val="none" w:color="auto" w:sz="0" w:space="0"/>
+          <w:insideV w:val="none" w:color="auto" w:sz="0" w:space="0"/>
         </w:tblBorders>
+        <w:tblLayout w:type="autofit"/>
         <w:tblCellMar>
           <w:top w:w="0" w:type="dxa"/>
           <w:left w:w="108" w:type="dxa"/>
@@ -234,15 +236,13 @@
       </w:tblGrid>
       <w:tr>
         <w:tblPrEx>
-          <w:tblW w:w="0" w:type="auto"/>
-          <w:jc w:val="center"/>
           <w:tblBorders>
-            <w:top w:val="nil"/>
-            <w:left w:val="nil"/>
-            <w:bottom w:val="nil"/>
-            <w:right w:val="nil"/>
-            <w:insideH w:val="nil"/>
-            <w:insideV w:val="nil"/>
+            <w:top w:val="none" w:color="auto" w:sz="0" w:space="0"/>
+            <w:left w:val="none" w:color="auto" w:sz="0" w:space="0"/>
+            <w:bottom w:val="none" w:color="auto" w:sz="0" w:space="0"/>
+            <w:right w:val="none" w:color="auto" w:sz="0" w:space="0"/>
+            <w:insideH w:val="none" w:color="auto" w:sz="0" w:space="0"/>
+            <w:insideV w:val="none" w:color="auto" w:sz="0" w:space="0"/>
           </w:tblBorders>
           <w:tblCellMar>
             <w:top w:w="0" w:type="dxa"/>
@@ -252,7 +252,7 @@
           </w:tblCellMar>
         </w:tblPrEx>
         <w:trPr>
-          <w:trHeight w:val="810"/>
+          <w:trHeight w:val="810" w:hRule="atLeast"/>
           <w:jc w:val="center"/>
         </w:trPr>
         <w:tc>
@@ -290,7 +290,7 @@
             </w:r>
             <w:r>
               <w:rPr>
-                <w:rFonts w:asciiTheme="minorAscii" w:eastAsiaTheme="minorEastAsia" w:hAnsiTheme="minorAscii" w:hint="default"/>
+                <w:rFonts w:hint="default" w:asciiTheme="minorAscii" w:hAnsiTheme="minorAscii" w:eastAsiaTheme="minorEastAsia"/>
                 <w:spacing w:val="227"/>
                 <w:sz w:val="21"/>
                 <w:vertAlign w:val="baseline"/>
@@ -344,7 +344,7 @@
             </w:r>
             <w:r>
               <w:rPr>
-                <w:rFonts w:asciiTheme="minorAscii" w:eastAsiaTheme="minorEastAsia" w:hAnsiTheme="minorAscii" w:hint="eastAsia"/>
+                <w:rFonts w:hint="eastAsia" w:asciiTheme="minorAscii" w:hAnsiTheme="minorAscii" w:eastAsiaTheme="minorEastAsia"/>
                 <w:spacing w:val="227"/>
                 <w:sz w:val="21"/>
                 <w:vertAlign w:val="baseline"/>
@@ -366,8 +366,14 @@
       </w:tr>
       <w:tr>
         <w:tblPrEx>
-          <w:tblW w:w="0" w:type="auto"/>
-          <w:jc w:val="center"/>
+          <w:tblBorders>
+            <w:top w:val="none" w:color="auto" w:sz="0" w:space="0"/>
+            <w:left w:val="none" w:color="auto" w:sz="0" w:space="0"/>
+            <w:bottom w:val="none" w:color="auto" w:sz="0" w:space="0"/>
+            <w:right w:val="none" w:color="auto" w:sz="0" w:space="0"/>
+            <w:insideH w:val="none" w:color="auto" w:sz="0" w:space="0"/>
+            <w:insideV w:val="none" w:color="auto" w:sz="0" w:space="0"/>
+          </w:tblBorders>
           <w:tblCellMar>
             <w:top w:w="0" w:type="dxa"/>
             <w:left w:w="108" w:type="dxa"/>
@@ -376,7 +382,7 @@
           </w:tblCellMar>
         </w:tblPrEx>
         <w:trPr>
-          <w:trHeight w:val="810"/>
+          <w:trHeight w:val="810" w:hRule="atLeast"/>
           <w:jc w:val="center"/>
         </w:trPr>
         <w:tc>
@@ -400,7 +406,7 @@
               <w:snapToGrid w:val="0"/>
               <w:textAlignment w:val="baseline"/>
               <w:rPr>
-                <w:rFonts w:ascii="Arial" w:eastAsia="Arial" w:hAnsi="Arial" w:cs="Arial" w:hint="default"/>
+                <w:rFonts w:hint="default" w:ascii="Arial" w:hAnsi="Arial" w:eastAsia="Arial" w:cs="Arial"/>
                 <w:snapToGrid w:val="0"/>
                 <w:color w:val="000000"/>
                 <w:kern w:val="0"/>
@@ -432,7 +438,7 @@
             </w:r>
             <w:r>
               <w:rPr>
-                <w:rFonts w:asciiTheme="minorAscii" w:eastAsiaTheme="minorEastAsia" w:hAnsiTheme="minorAscii" w:hint="default"/>
+                <w:rFonts w:hint="default" w:asciiTheme="minorAscii" w:hAnsiTheme="minorAscii" w:eastAsiaTheme="minorEastAsia"/>
                 <w:spacing w:val="227"/>
                 <w:sz w:val="21"/>
                 <w:vertAlign w:val="baseline"/>
@@ -485,7 +491,7 @@
               <w:snapToGrid w:val="0"/>
               <w:textAlignment w:val="baseline"/>
               <w:rPr>
-                <w:rFonts w:ascii="Arial" w:eastAsia="Arial" w:hAnsi="Arial" w:cs="Arial" w:hint="default"/>
+                <w:rFonts w:hint="default" w:ascii="Arial" w:hAnsi="Arial" w:eastAsia="Arial" w:cs="Arial"/>
                 <w:snapToGrid w:val="0"/>
                 <w:color w:val="000000"/>
                 <w:kern w:val="0"/>
@@ -501,21 +507,11 @@
                 <w:vertAlign w:val="baseline"/>
                 <w:lang w:val="en-US" w:eastAsia="zh-CN"/>
               </w:rPr>
-              <w:t>审核</w:t>
-            </w:r>
-            <w:bookmarkStart w:id="2" w:name="_GoBack"/>
-            <w:bookmarkEnd w:id="2"/>
-            <w:r>
-              <w:rPr>
-                <w:rFonts w:hint="eastAsia"/>
-                <w:vertAlign w:val="baseline"/>
-                <w:lang w:val="en-US" w:eastAsia="zh-CN"/>
-              </w:rPr>
-              <w:t>时间</w:t>
-            </w:r>
-            <w:r>
-              <w:rPr>
-                <w:rFonts w:asciiTheme="minorAscii" w:eastAsiaTheme="minorEastAsia" w:hAnsiTheme="minorAscii" w:hint="eastAsia"/>
+              <w:t>审核时间</w:t>
+            </w:r>
+            <w:r>
+              <w:rPr>
+                <w:rFonts w:hint="eastAsia" w:asciiTheme="minorAscii" w:hAnsiTheme="minorAscii" w:eastAsiaTheme="minorEastAsia"/>
                 <w:spacing w:val="227"/>
                 <w:sz w:val="21"/>
                 <w:vertAlign w:val="baseline"/>
@@ -537,8 +533,14 @@
       </w:tr>
       <w:tr>
         <w:tblPrEx>
-          <w:tblW w:w="0" w:type="auto"/>
-          <w:jc w:val="center"/>
+          <w:tblBorders>
+            <w:top w:val="none" w:color="auto" w:sz="0" w:space="0"/>
+            <w:left w:val="none" w:color="auto" w:sz="0" w:space="0"/>
+            <w:bottom w:val="none" w:color="auto" w:sz="0" w:space="0"/>
+            <w:right w:val="none" w:color="auto" w:sz="0" w:space="0"/>
+            <w:insideH w:val="none" w:color="auto" w:sz="0" w:space="0"/>
+            <w:insideV w:val="none" w:color="auto" w:sz="0" w:space="0"/>
+          </w:tblBorders>
           <w:tblCellMar>
             <w:top w:w="0" w:type="dxa"/>
             <w:left w:w="108" w:type="dxa"/>
@@ -547,7 +549,7 @@
           </w:tblCellMar>
         </w:tblPrEx>
         <w:trPr>
-          <w:trHeight w:val="635"/>
+          <w:trHeight w:val="635" w:hRule="atLeast"/>
           <w:jc w:val="center"/>
         </w:trPr>
         <w:tc>
@@ -622,7 +624,7 @@
             </w:r>
             <w:r>
               <w:rPr>
-                <w:rFonts w:asciiTheme="minorAscii" w:eastAsiaTheme="minorEastAsia" w:hAnsiTheme="minorAscii" w:hint="eastAsia"/>
+                <w:rFonts w:hint="eastAsia" w:asciiTheme="minorAscii" w:hAnsiTheme="minorAscii" w:eastAsiaTheme="minorEastAsia"/>
                 <w:spacing w:val="227"/>
                 <w:sz w:val="21"/>
                 <w:vertAlign w:val="baseline"/>
@@ -681,14 +683,14 @@
         <w:ind w:left="3634"/>
         <w:textAlignment w:val="baseline"/>
         <w:rPr>
-          <w:rFonts w:ascii="宋体" w:eastAsia="宋体" w:hAnsi="宋体" w:cs="宋体"/>
+          <w:rFonts w:ascii="宋体" w:hAnsi="宋体" w:eastAsia="宋体" w:cs="宋体"/>
           <w:sz w:val="31"/>
           <w:szCs w:val="31"/>
         </w:rPr>
       </w:pPr>
       <w:r>
         <w:rPr>
-          <w:rFonts w:ascii="宋体" w:eastAsia="宋体" w:hAnsi="宋体" w:cs="宋体"/>
+          <w:rFonts w:ascii="宋体" w:hAnsi="宋体" w:eastAsia="宋体" w:cs="宋体"/>
           <w:b/>
           <w:bCs/>
           <w:spacing w:val="4"/>
@@ -700,16 +702,16 @@
     </w:p>
     <w:tbl>
       <w:tblPr>
-        <w:tblStyle w:val="TableNormal0"/>
+        <w:tblStyle w:val="26"/>
         <w:tblW w:w="7137" w:type="dxa"/>
         <w:jc w:val="center"/>
         <w:tblBorders>
-          <w:top w:val="single" w:sz="2" w:space="0" w:color="000000"/>
-          <w:left w:val="single" w:sz="2" w:space="0" w:color="000000"/>
-          <w:bottom w:val="single" w:sz="2" w:space="0" w:color="000000"/>
-          <w:right w:val="single" w:sz="2" w:space="0" w:color="000000"/>
-          <w:insideH w:val="single" w:sz="2" w:space="0" w:color="000000"/>
-          <w:insideV w:val="single" w:sz="2" w:space="0" w:color="000000"/>
+          <w:top w:val="single" w:color="000000" w:sz="2" w:space="0"/>
+          <w:left w:val="single" w:color="000000" w:sz="2" w:space="0"/>
+          <w:bottom w:val="single" w:color="000000" w:sz="2" w:space="0"/>
+          <w:right w:val="single" w:color="000000" w:sz="2" w:space="0"/>
+          <w:insideH w:val="single" w:color="000000" w:sz="2" w:space="0"/>
+          <w:insideV w:val="single" w:color="000000" w:sz="2" w:space="0"/>
         </w:tblBorders>
         <w:tblLayout w:type="fixed"/>
         <w:tblCellMar>
@@ -727,17 +729,14 @@
       </w:tblGrid>
       <w:tr>
         <w:tblPrEx>
-          <w:tblW w:w="7137" w:type="dxa"/>
-          <w:jc w:val="center"/>
           <w:tblBorders>
-            <w:top w:val="single" w:sz="2" w:space="0" w:color="000000"/>
-            <w:left w:val="single" w:sz="2" w:space="0" w:color="000000"/>
-            <w:bottom w:val="single" w:sz="2" w:space="0" w:color="000000"/>
-            <w:right w:val="single" w:sz="2" w:space="0" w:color="000000"/>
-            <w:insideH w:val="single" w:sz="2" w:space="0" w:color="000000"/>
-            <w:insideV w:val="single" w:sz="2" w:space="0" w:color="000000"/>
+            <w:top w:val="single" w:color="000000" w:sz="2" w:space="0"/>
+            <w:left w:val="single" w:color="000000" w:sz="2" w:space="0"/>
+            <w:bottom w:val="single" w:color="000000" w:sz="2" w:space="0"/>
+            <w:right w:val="single" w:color="000000" w:sz="2" w:space="0"/>
+            <w:insideH w:val="single" w:color="000000" w:sz="2" w:space="0"/>
+            <w:insideV w:val="single" w:color="000000" w:sz="2" w:space="0"/>
           </w:tblBorders>
-          <w:tblLayout w:type="fixed"/>
           <w:tblCellMar>
             <w:top w:w="0" w:type="dxa"/>
             <w:left w:w="0" w:type="dxa"/>
@@ -746,7 +745,7 @@
           </w:tblCellMar>
         </w:tblPrEx>
         <w:trPr>
-          <w:trHeight w:val="593"/>
+          <w:trHeight w:val="593" w:hRule="atLeast"/>
           <w:jc w:val="center"/>
         </w:trPr>
         <w:tc>
@@ -768,18 +767,18 @@
               <w:adjustRightInd w:val="0"/>
               <w:snapToGrid w:val="0"/>
               <w:spacing w:before="176" w:line="228" w:lineRule="auto"/>
-              <w:ind w:left="0" w:right="0" w:firstLine="0" w:leftChars="0" w:rightChars="0" w:firstLineChars="0"/>
+              <w:ind w:left="0" w:leftChars="0" w:right="0" w:rightChars="0" w:firstLine="0" w:firstLineChars="0"/>
               <w:jc w:val="center"/>
               <w:textAlignment w:val="baseline"/>
               <w:rPr>
-                <w:rFonts w:ascii="宋体" w:eastAsia="宋体" w:hAnsi="宋体" w:cs="宋体"/>
+                <w:rFonts w:ascii="宋体" w:hAnsi="宋体" w:eastAsia="宋体" w:cs="宋体"/>
                 <w:sz w:val="20"/>
                 <w:szCs w:val="20"/>
               </w:rPr>
             </w:pPr>
             <w:r>
               <w:rPr>
-                <w:rFonts w:ascii="宋体" w:eastAsia="宋体" w:hAnsi="宋体" w:cs="宋体"/>
+                <w:rFonts w:ascii="宋体" w:hAnsi="宋体" w:eastAsia="宋体" w:cs="宋体"/>
                 <w:spacing w:val="-14"/>
                 <w:sz w:val="20"/>
                 <w:szCs w:val="20"/>
@@ -807,18 +806,18 @@
               <w:adjustRightInd w:val="0"/>
               <w:snapToGrid w:val="0"/>
               <w:spacing w:before="175" w:line="227" w:lineRule="auto"/>
-              <w:ind w:left="0" w:right="0" w:firstLine="0" w:leftChars="0" w:rightChars="0" w:firstLineChars="0"/>
+              <w:ind w:left="0" w:leftChars="0" w:right="0" w:rightChars="0" w:firstLine="0" w:firstLineChars="0"/>
               <w:jc w:val="center"/>
               <w:textAlignment w:val="baseline"/>
               <w:rPr>
-                <w:rFonts w:ascii="宋体" w:eastAsia="宋体" w:hAnsi="宋体" w:cs="宋体"/>
+                <w:rFonts w:ascii="宋体" w:hAnsi="宋体" w:eastAsia="宋体" w:cs="宋体"/>
                 <w:sz w:val="20"/>
                 <w:szCs w:val="20"/>
               </w:rPr>
             </w:pPr>
             <w:r>
               <w:rPr>
-                <w:rFonts w:ascii="宋体" w:eastAsia="宋体" w:hAnsi="宋体" w:cs="宋体"/>
+                <w:rFonts w:ascii="宋体" w:hAnsi="宋体" w:eastAsia="宋体" w:cs="宋体"/>
                 <w:spacing w:val="4"/>
                 <w:sz w:val="20"/>
                 <w:szCs w:val="20"/>
@@ -846,18 +845,18 @@
               <w:adjustRightInd w:val="0"/>
               <w:snapToGrid w:val="0"/>
               <w:spacing w:before="175" w:line="228" w:lineRule="auto"/>
-              <w:ind w:left="0" w:right="0" w:firstLine="0" w:leftChars="0" w:rightChars="0" w:firstLineChars="0"/>
+              <w:ind w:left="0" w:leftChars="0" w:right="0" w:rightChars="0" w:firstLine="0" w:firstLineChars="0"/>
               <w:jc w:val="center"/>
               <w:textAlignment w:val="baseline"/>
               <w:rPr>
-                <w:rFonts w:ascii="宋体" w:eastAsia="宋体" w:hAnsi="宋体" w:cs="宋体"/>
+                <w:rFonts w:ascii="宋体" w:hAnsi="宋体" w:eastAsia="宋体" w:cs="宋体"/>
                 <w:sz w:val="20"/>
                 <w:szCs w:val="20"/>
               </w:rPr>
             </w:pPr>
             <w:r>
               <w:rPr>
-                <w:rFonts w:ascii="宋体" w:eastAsia="宋体" w:hAnsi="宋体" w:cs="宋体"/>
+                <w:rFonts w:ascii="宋体" w:hAnsi="宋体" w:eastAsia="宋体" w:cs="宋体"/>
                 <w:spacing w:val="7"/>
                 <w:sz w:val="20"/>
                 <w:szCs w:val="20"/>
@@ -885,18 +884,18 @@
               <w:adjustRightInd w:val="0"/>
               <w:snapToGrid w:val="0"/>
               <w:spacing w:before="176" w:line="229" w:lineRule="auto"/>
-              <w:ind w:left="0" w:right="0" w:firstLine="0" w:leftChars="0" w:rightChars="0" w:firstLineChars="0"/>
+              <w:ind w:left="0" w:leftChars="0" w:right="0" w:rightChars="0" w:firstLine="0" w:firstLineChars="0"/>
               <w:jc w:val="center"/>
               <w:textAlignment w:val="baseline"/>
               <w:rPr>
-                <w:rFonts w:ascii="宋体" w:eastAsia="宋体" w:hAnsi="宋体" w:cs="宋体"/>
+                <w:rFonts w:ascii="宋体" w:hAnsi="宋体" w:eastAsia="宋体" w:cs="宋体"/>
                 <w:sz w:val="20"/>
                 <w:szCs w:val="20"/>
               </w:rPr>
             </w:pPr>
             <w:r>
               <w:rPr>
-                <w:rFonts w:ascii="宋体" w:eastAsia="宋体" w:hAnsi="宋体" w:cs="宋体"/>
+                <w:rFonts w:ascii="宋体" w:hAnsi="宋体" w:eastAsia="宋体" w:cs="宋体"/>
                 <w:spacing w:val="7"/>
                 <w:sz w:val="20"/>
                 <w:szCs w:val="20"/>
@@ -908,9 +907,14 @@
       </w:tr>
       <w:tr>
         <w:tblPrEx>
-          <w:tblW w:w="7137" w:type="dxa"/>
-          <w:jc w:val="center"/>
-          <w:tblLayout w:type="fixed"/>
+          <w:tblBorders>
+            <w:top w:val="single" w:color="000000" w:sz="2" w:space="0"/>
+            <w:left w:val="single" w:color="000000" w:sz="2" w:space="0"/>
+            <w:bottom w:val="single" w:color="000000" w:sz="2" w:space="0"/>
+            <w:right w:val="single" w:color="000000" w:sz="2" w:space="0"/>
+            <w:insideH w:val="single" w:color="000000" w:sz="2" w:space="0"/>
+            <w:insideV w:val="single" w:color="000000" w:sz="2" w:space="0"/>
+          </w:tblBorders>
           <w:tblCellMar>
             <w:top w:w="0" w:type="dxa"/>
             <w:left w:w="0" w:type="dxa"/>
@@ -919,7 +923,7 @@
           </w:tblCellMar>
         </w:tblPrEx>
         <w:trPr>
-          <w:trHeight w:val="516"/>
+          <w:trHeight w:val="516" w:hRule="atLeast"/>
           <w:jc w:val="center"/>
         </w:trPr>
         <w:tc>
@@ -941,11 +945,11 @@
               <w:adjustRightInd w:val="0"/>
               <w:snapToGrid w:val="0"/>
               <w:spacing w:before="173" w:line="267" w:lineRule="exact"/>
-              <w:ind w:left="0" w:right="0" w:firstLine="0" w:leftChars="0" w:rightChars="0" w:firstLineChars="0"/>
+              <w:ind w:left="0" w:leftChars="0" w:right="0" w:rightChars="0" w:firstLine="0" w:firstLineChars="0"/>
               <w:jc w:val="center"/>
               <w:textAlignment w:val="baseline"/>
               <w:rPr>
-                <w:rFonts w:ascii="宋体" w:eastAsia="宋体" w:hAnsi="宋体" w:cs="宋体" w:hint="default"/>
+                <w:rFonts w:hint="default" w:ascii="宋体" w:hAnsi="宋体" w:eastAsia="宋体" w:cs="宋体"/>
                 <w:sz w:val="20"/>
                 <w:szCs w:val="20"/>
                 <w:lang w:val="en-US" w:eastAsia="zh-CN"/>
@@ -953,7 +957,7 @@
             </w:pPr>
             <w:r>
               <w:rPr>
-                <w:rFonts w:ascii="宋体" w:eastAsia="宋体" w:hAnsi="宋体" w:cs="宋体"/>
+                <w:rFonts w:ascii="宋体" w:hAnsi="宋体" w:eastAsia="宋体" w:cs="宋体"/>
                 <w:spacing w:val="3"/>
                 <w:position w:val="1"/>
                 <w:sz w:val="20"/>
@@ -963,7 +967,7 @@
             </w:r>
             <w:r>
               <w:rPr>
-                <w:rFonts w:ascii="宋体" w:hAnsi="宋体" w:cs="宋体" w:hint="eastAsia"/>
+                <w:rFonts w:hint="eastAsia" w:ascii="宋体" w:hAnsi="宋体" w:cs="宋体"/>
                 <w:spacing w:val="3"/>
                 <w:position w:val="1"/>
                 <w:sz w:val="20"/>
@@ -974,7 +978,7 @@
             </w:r>
             <w:r>
               <w:rPr>
-                <w:rFonts w:ascii="宋体" w:eastAsia="宋体" w:hAnsi="宋体" w:cs="宋体"/>
+                <w:rFonts w:ascii="宋体" w:hAnsi="宋体" w:eastAsia="宋体" w:cs="宋体"/>
                 <w:spacing w:val="3"/>
                 <w:position w:val="1"/>
                 <w:sz w:val="20"/>
@@ -984,7 +988,7 @@
             </w:r>
             <w:r>
               <w:rPr>
-                <w:rFonts w:ascii="宋体" w:hAnsi="宋体" w:cs="宋体" w:hint="eastAsia"/>
+                <w:rFonts w:hint="eastAsia" w:ascii="宋体" w:hAnsi="宋体" w:cs="宋体"/>
                 <w:spacing w:val="3"/>
                 <w:position w:val="1"/>
                 <w:sz w:val="20"/>
@@ -1014,18 +1018,18 @@
               <w:adjustRightInd w:val="0"/>
               <w:snapToGrid w:val="0"/>
               <w:spacing w:before="173" w:line="267" w:lineRule="exact"/>
-              <w:ind w:left="0" w:right="0" w:firstLine="0" w:leftChars="0" w:rightChars="0" w:firstLineChars="0"/>
+              <w:ind w:left="0" w:leftChars="0" w:right="0" w:rightChars="0" w:firstLine="0" w:firstLineChars="0"/>
               <w:jc w:val="center"/>
               <w:textAlignment w:val="baseline"/>
               <w:rPr>
-                <w:rFonts w:ascii="宋体" w:eastAsia="宋体" w:hAnsi="宋体" w:cs="宋体"/>
+                <w:rFonts w:ascii="宋体" w:hAnsi="宋体" w:eastAsia="宋体" w:cs="宋体"/>
                 <w:sz w:val="20"/>
                 <w:szCs w:val="20"/>
               </w:rPr>
             </w:pPr>
             <w:r>
               <w:rPr>
-                <w:rFonts w:ascii="宋体" w:eastAsia="宋体" w:hAnsi="宋体" w:cs="宋体"/>
+                <w:rFonts w:ascii="宋体" w:hAnsi="宋体" w:eastAsia="宋体" w:cs="宋体"/>
                 <w:spacing w:val="4"/>
                 <w:position w:val="1"/>
                 <w:sz w:val="20"/>
@@ -1054,18 +1058,18 @@
               <w:adjustRightInd w:val="0"/>
               <w:snapToGrid w:val="0"/>
               <w:spacing w:before="172" w:line="228" w:lineRule="auto"/>
-              <w:ind w:left="0" w:right="0" w:firstLine="0" w:leftChars="0" w:rightChars="0" w:firstLineChars="0"/>
+              <w:ind w:left="0" w:leftChars="0" w:right="0" w:rightChars="0" w:firstLine="0" w:firstLineChars="0"/>
               <w:jc w:val="center"/>
               <w:textAlignment w:val="baseline"/>
               <w:rPr>
-                <w:rFonts w:ascii="宋体" w:eastAsia="宋体" w:hAnsi="宋体" w:cs="宋体"/>
+                <w:rFonts w:ascii="宋体" w:hAnsi="宋体" w:eastAsia="宋体" w:cs="宋体"/>
                 <w:sz w:val="20"/>
                 <w:szCs w:val="20"/>
               </w:rPr>
             </w:pPr>
             <w:r>
               <w:rPr>
-                <w:rFonts w:ascii="宋体" w:eastAsia="宋体" w:hAnsi="宋体" w:cs="宋体"/>
+                <w:rFonts w:ascii="宋体" w:hAnsi="宋体" w:eastAsia="宋体" w:cs="宋体"/>
                 <w:spacing w:val="7"/>
                 <w:sz w:val="20"/>
                 <w:szCs w:val="20"/>
@@ -1093,11 +1097,11 @@
               <w:adjustRightInd w:val="0"/>
               <w:snapToGrid w:val="0"/>
               <w:spacing w:before="173" w:line="229" w:lineRule="auto"/>
-              <w:ind w:left="0" w:right="0" w:firstLine="0" w:leftChars="0" w:rightChars="0" w:firstLineChars="0"/>
+              <w:ind w:left="0" w:leftChars="0" w:right="0" w:rightChars="0" w:firstLine="0" w:firstLineChars="0"/>
               <w:jc w:val="center"/>
               <w:textAlignment w:val="baseline"/>
               <w:rPr>
-                <w:rFonts w:ascii="宋体" w:eastAsia="宋体" w:hAnsi="宋体" w:cs="宋体"/>
+                <w:rFonts w:ascii="宋体" w:hAnsi="宋体" w:eastAsia="宋体" w:cs="宋体"/>
                 <w:sz w:val="20"/>
                 <w:szCs w:val="20"/>
               </w:rPr>
@@ -1114,9 +1118,14 @@
       </w:tr>
       <w:tr>
         <w:tblPrEx>
-          <w:tblW w:w="7137" w:type="dxa"/>
-          <w:jc w:val="center"/>
-          <w:tblLayout w:type="fixed"/>
+          <w:tblBorders>
+            <w:top w:val="single" w:color="000000" w:sz="2" w:space="0"/>
+            <w:left w:val="single" w:color="000000" w:sz="2" w:space="0"/>
+            <w:bottom w:val="single" w:color="000000" w:sz="2" w:space="0"/>
+            <w:right w:val="single" w:color="000000" w:sz="2" w:space="0"/>
+            <w:insideH w:val="single" w:color="000000" w:sz="2" w:space="0"/>
+            <w:insideV w:val="single" w:color="000000" w:sz="2" w:space="0"/>
+          </w:tblBorders>
           <w:tblCellMar>
             <w:top w:w="0" w:type="dxa"/>
             <w:left w:w="0" w:type="dxa"/>
@@ -1125,7 +1134,7 @@
           </w:tblCellMar>
         </w:tblPrEx>
         <w:trPr>
-          <w:trHeight w:val="556"/>
+          <w:trHeight w:val="556" w:hRule="atLeast"/>
           <w:jc w:val="center"/>
         </w:trPr>
         <w:tc>
@@ -1134,7 +1143,7 @@
           </w:tcPr>
           <w:p>
             <w:pPr>
-              <w:pStyle w:val="TableText"/>
+              <w:pStyle w:val="27"/>
               <w:keepNext w:val="0"/>
               <w:keepLines w:val="0"/>
               <w:pageBreakBefore w:val="0"/>
@@ -1147,7 +1156,7 @@
               <w:bidi w:val="0"/>
               <w:adjustRightInd w:val="0"/>
               <w:snapToGrid w:val="0"/>
-              <w:ind w:left="0" w:right="0" w:firstLine="0" w:leftChars="0" w:rightChars="0" w:firstLineChars="0"/>
+              <w:ind w:left="0" w:leftChars="0" w:right="0" w:rightChars="0" w:firstLine="0" w:firstLineChars="0"/>
               <w:jc w:val="center"/>
               <w:textAlignment w:val="baseline"/>
             </w:pPr>
@@ -1159,7 +1168,7 @@
           </w:tcPr>
           <w:p>
             <w:pPr>
-              <w:pStyle w:val="TableText"/>
+              <w:pStyle w:val="27"/>
               <w:keepNext w:val="0"/>
               <w:keepLines w:val="0"/>
               <w:pageBreakBefore w:val="0"/>
@@ -1172,7 +1181,7 @@
               <w:bidi w:val="0"/>
               <w:adjustRightInd w:val="0"/>
               <w:snapToGrid w:val="0"/>
-              <w:ind w:left="0" w:right="0" w:firstLine="0" w:leftChars="0" w:rightChars="0" w:firstLineChars="0"/>
+              <w:ind w:left="0" w:leftChars="0" w:right="0" w:rightChars="0" w:firstLine="0" w:firstLineChars="0"/>
               <w:jc w:val="center"/>
               <w:textAlignment w:val="baseline"/>
             </w:pPr>
@@ -1184,7 +1193,7 @@
           </w:tcPr>
           <w:p>
             <w:pPr>
-              <w:pStyle w:val="TableText"/>
+              <w:pStyle w:val="27"/>
               <w:keepNext w:val="0"/>
               <w:keepLines w:val="0"/>
               <w:pageBreakBefore w:val="0"/>
@@ -1197,7 +1206,7 @@
               <w:bidi w:val="0"/>
               <w:adjustRightInd w:val="0"/>
               <w:snapToGrid w:val="0"/>
-              <w:ind w:left="0" w:right="0" w:firstLine="0" w:leftChars="0" w:rightChars="0" w:firstLineChars="0"/>
+              <w:ind w:left="0" w:leftChars="0" w:right="0" w:rightChars="0" w:firstLine="0" w:firstLineChars="0"/>
               <w:jc w:val="center"/>
               <w:textAlignment w:val="baseline"/>
             </w:pPr>
@@ -1209,7 +1218,7 @@
           </w:tcPr>
           <w:p>
             <w:pPr>
-              <w:pStyle w:val="TableText"/>
+              <w:pStyle w:val="27"/>
               <w:keepNext w:val="0"/>
               <w:keepLines w:val="0"/>
               <w:pageBreakBefore w:val="0"/>
@@ -1222,7 +1231,7 @@
               <w:bidi w:val="0"/>
               <w:adjustRightInd w:val="0"/>
               <w:snapToGrid w:val="0"/>
-              <w:ind w:left="0" w:right="0" w:firstLine="0" w:leftChars="0" w:rightChars="0" w:firstLineChars="0"/>
+              <w:ind w:left="0" w:leftChars="0" w:right="0" w:rightChars="0" w:firstLine="0" w:firstLineChars="0"/>
               <w:jc w:val="center"/>
               <w:textAlignment w:val="baseline"/>
             </w:pPr>
@@ -1231,9 +1240,14 @@
       </w:tr>
       <w:tr>
         <w:tblPrEx>
-          <w:tblW w:w="7137" w:type="dxa"/>
-          <w:jc w:val="center"/>
-          <w:tblLayout w:type="fixed"/>
+          <w:tblBorders>
+            <w:top w:val="single" w:color="000000" w:sz="2" w:space="0"/>
+            <w:left w:val="single" w:color="000000" w:sz="2" w:space="0"/>
+            <w:bottom w:val="single" w:color="000000" w:sz="2" w:space="0"/>
+            <w:right w:val="single" w:color="000000" w:sz="2" w:space="0"/>
+            <w:insideH w:val="single" w:color="000000" w:sz="2" w:space="0"/>
+            <w:insideV w:val="single" w:color="000000" w:sz="2" w:space="0"/>
+          </w:tblBorders>
           <w:tblCellMar>
             <w:top w:w="0" w:type="dxa"/>
             <w:left w:w="0" w:type="dxa"/>
@@ -1242,7 +1256,7 @@
           </w:tblCellMar>
         </w:tblPrEx>
         <w:trPr>
-          <w:trHeight w:val="556"/>
+          <w:trHeight w:val="556" w:hRule="atLeast"/>
           <w:jc w:val="center"/>
         </w:trPr>
         <w:tc>
@@ -1251,7 +1265,7 @@
           </w:tcPr>
           <w:p>
             <w:pPr>
-              <w:pStyle w:val="TableText"/>
+              <w:pStyle w:val="27"/>
               <w:keepNext w:val="0"/>
               <w:keepLines w:val="0"/>
               <w:pageBreakBefore w:val="0"/>
@@ -1264,7 +1278,7 @@
               <w:bidi w:val="0"/>
               <w:adjustRightInd w:val="0"/>
               <w:snapToGrid w:val="0"/>
-              <w:ind w:left="0" w:right="0" w:firstLine="0" w:leftChars="0" w:rightChars="0" w:firstLineChars="0"/>
+              <w:ind w:left="0" w:leftChars="0" w:right="0" w:rightChars="0" w:firstLine="0" w:firstLineChars="0"/>
               <w:jc w:val="center"/>
               <w:textAlignment w:val="baseline"/>
             </w:pPr>
@@ -1276,7 +1290,7 @@
           </w:tcPr>
           <w:p>
             <w:pPr>
-              <w:pStyle w:val="TableText"/>
+              <w:pStyle w:val="27"/>
               <w:keepNext w:val="0"/>
               <w:keepLines w:val="0"/>
               <w:pageBreakBefore w:val="0"/>
@@ -1289,7 +1303,7 @@
               <w:bidi w:val="0"/>
               <w:adjustRightInd w:val="0"/>
               <w:snapToGrid w:val="0"/>
-              <w:ind w:left="0" w:right="0" w:firstLine="0" w:leftChars="0" w:rightChars="0" w:firstLineChars="0"/>
+              <w:ind w:left="0" w:leftChars="0" w:right="0" w:rightChars="0" w:firstLine="0" w:firstLineChars="0"/>
               <w:jc w:val="center"/>
               <w:textAlignment w:val="baseline"/>
             </w:pPr>
@@ -1301,7 +1315,7 @@
           </w:tcPr>
           <w:p>
             <w:pPr>
-              <w:pStyle w:val="TableText"/>
+              <w:pStyle w:val="27"/>
               <w:keepNext w:val="0"/>
               <w:keepLines w:val="0"/>
               <w:pageBreakBefore w:val="0"/>
@@ -1314,7 +1328,7 @@
               <w:bidi w:val="0"/>
               <w:adjustRightInd w:val="0"/>
               <w:snapToGrid w:val="0"/>
-              <w:ind w:left="0" w:right="0" w:firstLine="0" w:leftChars="0" w:rightChars="0" w:firstLineChars="0"/>
+              <w:ind w:left="0" w:leftChars="0" w:right="0" w:rightChars="0" w:firstLine="0" w:firstLineChars="0"/>
               <w:jc w:val="center"/>
               <w:textAlignment w:val="baseline"/>
             </w:pPr>
@@ -1326,7 +1340,7 @@
           </w:tcPr>
           <w:p>
             <w:pPr>
-              <w:pStyle w:val="TableText"/>
+              <w:pStyle w:val="27"/>
               <w:keepNext w:val="0"/>
               <w:keepLines w:val="0"/>
               <w:pageBreakBefore w:val="0"/>
@@ -1339,7 +1353,7 @@
               <w:bidi w:val="0"/>
               <w:adjustRightInd w:val="0"/>
               <w:snapToGrid w:val="0"/>
-              <w:ind w:left="0" w:right="0" w:firstLine="0" w:leftChars="0" w:rightChars="0" w:firstLineChars="0"/>
+              <w:ind w:left="0" w:leftChars="0" w:right="0" w:rightChars="0" w:firstLine="0" w:firstLineChars="0"/>
               <w:jc w:val="center"/>
               <w:textAlignment w:val="baseline"/>
             </w:pPr>
@@ -1348,9 +1362,14 @@
       </w:tr>
       <w:tr>
         <w:tblPrEx>
-          <w:tblW w:w="7137" w:type="dxa"/>
-          <w:jc w:val="center"/>
-          <w:tblLayout w:type="fixed"/>
+          <w:tblBorders>
+            <w:top w:val="single" w:color="000000" w:sz="2" w:space="0"/>
+            <w:left w:val="single" w:color="000000" w:sz="2" w:space="0"/>
+            <w:bottom w:val="single" w:color="000000" w:sz="2" w:space="0"/>
+            <w:right w:val="single" w:color="000000" w:sz="2" w:space="0"/>
+            <w:insideH w:val="single" w:color="000000" w:sz="2" w:space="0"/>
+            <w:insideV w:val="single" w:color="000000" w:sz="2" w:space="0"/>
+          </w:tblBorders>
           <w:tblCellMar>
             <w:top w:w="0" w:type="dxa"/>
             <w:left w:w="0" w:type="dxa"/>
@@ -1359,7 +1378,7 @@
           </w:tblCellMar>
         </w:tblPrEx>
         <w:trPr>
-          <w:trHeight w:val="557"/>
+          <w:trHeight w:val="557" w:hRule="atLeast"/>
           <w:jc w:val="center"/>
         </w:trPr>
         <w:tc>
@@ -1368,7 +1387,7 @@
           </w:tcPr>
           <w:p>
             <w:pPr>
-              <w:pStyle w:val="TableText"/>
+              <w:pStyle w:val="27"/>
               <w:keepNext w:val="0"/>
               <w:keepLines w:val="0"/>
               <w:pageBreakBefore w:val="0"/>
@@ -1381,7 +1400,7 @@
               <w:bidi w:val="0"/>
               <w:adjustRightInd w:val="0"/>
               <w:snapToGrid w:val="0"/>
-              <w:ind w:left="0" w:right="0" w:firstLine="0" w:leftChars="0" w:rightChars="0" w:firstLineChars="0"/>
+              <w:ind w:left="0" w:leftChars="0" w:right="0" w:rightChars="0" w:firstLine="0" w:firstLineChars="0"/>
               <w:jc w:val="center"/>
               <w:textAlignment w:val="baseline"/>
             </w:pPr>
@@ -1393,7 +1412,7 @@
           </w:tcPr>
           <w:p>
             <w:pPr>
-              <w:pStyle w:val="TableText"/>
+              <w:pStyle w:val="27"/>
               <w:keepNext w:val="0"/>
               <w:keepLines w:val="0"/>
               <w:pageBreakBefore w:val="0"/>
@@ -1406,7 +1425,7 @@
               <w:bidi w:val="0"/>
               <w:adjustRightInd w:val="0"/>
               <w:snapToGrid w:val="0"/>
-              <w:ind w:left="0" w:right="0" w:firstLine="0" w:leftChars="0" w:rightChars="0" w:firstLineChars="0"/>
+              <w:ind w:left="0" w:leftChars="0" w:right="0" w:rightChars="0" w:firstLine="0" w:firstLineChars="0"/>
               <w:jc w:val="center"/>
               <w:textAlignment w:val="baseline"/>
             </w:pPr>
@@ -1418,7 +1437,7 @@
           </w:tcPr>
           <w:p>
             <w:pPr>
-              <w:pStyle w:val="TableText"/>
+              <w:pStyle w:val="27"/>
               <w:keepNext w:val="0"/>
               <w:keepLines w:val="0"/>
               <w:pageBreakBefore w:val="0"/>
@@ -1431,7 +1450,7 @@
               <w:bidi w:val="0"/>
               <w:adjustRightInd w:val="0"/>
               <w:snapToGrid w:val="0"/>
-              <w:ind w:left="0" w:right="0" w:firstLine="0" w:leftChars="0" w:rightChars="0" w:firstLineChars="0"/>
+              <w:ind w:left="0" w:leftChars="0" w:right="0" w:rightChars="0" w:firstLine="0" w:firstLineChars="0"/>
               <w:jc w:val="center"/>
               <w:textAlignment w:val="baseline"/>
             </w:pPr>
@@ -1443,7 +1462,7 @@
           </w:tcPr>
           <w:p>
             <w:pPr>
-              <w:pStyle w:val="TableText"/>
+              <w:pStyle w:val="27"/>
               <w:keepNext w:val="0"/>
               <w:keepLines w:val="0"/>
               <w:pageBreakBefore w:val="0"/>
@@ -1456,7 +1475,7 @@
               <w:bidi w:val="0"/>
               <w:adjustRightInd w:val="0"/>
               <w:snapToGrid w:val="0"/>
-              <w:ind w:left="0" w:right="0" w:firstLine="0" w:leftChars="0" w:rightChars="0" w:firstLineChars="0"/>
+              <w:ind w:left="0" w:leftChars="0" w:right="0" w:rightChars="0" w:firstLine="0" w:firstLineChars="0"/>
               <w:jc w:val="center"/>
               <w:textAlignment w:val="baseline"/>
             </w:pPr>
@@ -1487,7 +1506,7 @@
     <w:sdt>
       <w:sdtPr>
         <w:rPr>
-          <w:rFonts w:ascii="宋体" w:eastAsia="宋体" w:hAnsi="宋体" w:cs="Arial"/>
+          <w:rFonts w:ascii="宋体" w:hAnsi="宋体" w:eastAsia="宋体" w:cs="Arial"/>
           <w:snapToGrid w:val="0"/>
           <w:color w:val="000000"/>
           <w:kern w:val="0"/>
@@ -1503,7 +1522,7 @@
       </w:sdtPr>
       <w:sdtEndPr>
         <w:rPr>
-          <w:rFonts w:ascii="宋体" w:eastAsia="宋体" w:hAnsi="宋体" w:cs="宋体" w:hint="eastAsia"/>
+          <w:rFonts w:hint="eastAsia" w:ascii="宋体" w:hAnsi="宋体" w:eastAsia="宋体" w:cs="宋体"/>
           <w:snapToGrid w:val="0"/>
           <w:color w:val="000000"/>
           <w:kern w:val="0"/>
@@ -1528,18 +1547,18 @@
             <w:adjustRightInd w:val="0"/>
             <w:snapToGrid w:val="0"/>
             <w:spacing w:before="0" w:beforeLines="0" w:after="0" w:afterLines="0" w:line="240" w:lineRule="auto"/>
-            <w:ind w:left="0" w:right="0" w:firstLine="0" w:leftChars="0" w:rightChars="0" w:firstLineChars="0"/>
+            <w:ind w:left="0" w:leftChars="0" w:right="0" w:rightChars="0" w:firstLine="0" w:firstLineChars="0"/>
             <w:jc w:val="center"/>
             <w:textAlignment w:val="baseline"/>
             <w:rPr>
-              <w:rFonts w:ascii="宋体" w:eastAsia="宋体" w:hAnsi="宋体" w:cs="宋体" w:hint="eastAsia"/>
+              <w:rFonts w:hint="eastAsia" w:ascii="宋体" w:hAnsi="宋体" w:eastAsia="宋体" w:cs="宋体"/>
               <w:sz w:val="24"/>
               <w:szCs w:val="24"/>
             </w:rPr>
           </w:pPr>
           <w:r>
             <w:rPr>
-              <w:rFonts w:ascii="宋体" w:eastAsia="宋体" w:hAnsi="宋体" w:cs="宋体" w:hint="eastAsia"/>
+              <w:rFonts w:hint="eastAsia" w:ascii="宋体" w:hAnsi="宋体" w:eastAsia="宋体" w:cs="宋体"/>
               <w:sz w:val="24"/>
               <w:szCs w:val="24"/>
             </w:rPr>
@@ -1548,14 +1567,14 @@
         </w:p>
         <w:p>
           <w:pPr>
-            <w:pStyle w:val="TOC1"/>
+            <w:pStyle w:val="16"/>
             <w:tabs>
               <w:tab w:val="right" w:leader="dot" w:pos="8306"/>
             </w:tabs>
           </w:pPr>
           <w:r>
             <w:rPr>
-              <w:rFonts w:ascii="宋体" w:eastAsia="宋体" w:hAnsi="宋体" w:cs="宋体" w:hint="eastAsia"/>
+              <w:rFonts w:hint="eastAsia" w:ascii="宋体" w:hAnsi="宋体" w:eastAsia="宋体" w:cs="宋体"/>
               <w:sz w:val="24"/>
               <w:szCs w:val="24"/>
             </w:rPr>
@@ -1563,7 +1582,7 @@
           </w:r>
           <w:r>
             <w:rPr>
-              <w:rFonts w:ascii="宋体" w:eastAsia="宋体" w:hAnsi="宋体" w:cs="宋体" w:hint="eastAsia"/>
+              <w:rFonts w:hint="eastAsia" w:ascii="宋体" w:hAnsi="宋体" w:eastAsia="宋体" w:cs="宋体"/>
               <w:sz w:val="24"/>
               <w:szCs w:val="24"/>
             </w:rPr>
@@ -1571,7 +1590,7 @@
           </w:r>
           <w:r>
             <w:rPr>
-              <w:rFonts w:ascii="宋体" w:eastAsia="宋体" w:hAnsi="宋体" w:cs="宋体" w:hint="eastAsia"/>
+              <w:rFonts w:hint="eastAsia" w:ascii="宋体" w:hAnsi="宋体" w:eastAsia="宋体" w:cs="宋体"/>
               <w:sz w:val="24"/>
               <w:szCs w:val="24"/>
             </w:rPr>
@@ -1579,21 +1598,21 @@
           </w:r>
           <w:r>
             <w:rPr>
-              <w:rFonts w:ascii="宋体" w:eastAsia="宋体" w:hAnsi="宋体" w:cs="宋体" w:hint="eastAsia"/>
+              <w:rFonts w:hint="eastAsia" w:ascii="宋体" w:hAnsi="宋体" w:eastAsia="宋体" w:cs="宋体"/>
               <w:szCs w:val="24"/>
             </w:rPr>
             <w:fldChar w:fldCharType="begin"/>
           </w:r>
           <w:r>
             <w:rPr>
-              <w:rFonts w:ascii="宋体" w:eastAsia="宋体" w:hAnsi="宋体" w:cs="宋体" w:hint="eastAsia"/>
+              <w:rFonts w:hint="eastAsia" w:ascii="宋体" w:hAnsi="宋体" w:eastAsia="宋体" w:cs="宋体"/>
               <w:szCs w:val="24"/>
             </w:rPr>
-            <w:instrText xml:space="preserve"> HYPERLINK \l _Toc15695 </w:instrText>
+            <w:instrText xml:space="preserve"> HYPERLINK \l _Toc4745 </w:instrText>
           </w:r>
           <w:r>
             <w:rPr>
-              <w:rFonts w:ascii="宋体" w:eastAsia="宋体" w:hAnsi="宋体" w:cs="宋体" w:hint="eastAsia"/>
+              <w:rFonts w:hint="eastAsia" w:ascii="宋体" w:hAnsi="宋体" w:eastAsia="宋体" w:cs="宋体"/>
               <w:szCs w:val="24"/>
             </w:rPr>
             <w:fldChar w:fldCharType="separate"/>
@@ -1612,7 +1631,7 @@
             <w:fldChar w:fldCharType="begin"/>
           </w:r>
           <w:r>
-            <w:instrText xml:space="preserve"> PAGEREF _Toc15695 \h </w:instrText>
+            <w:instrText xml:space="preserve"> PAGEREF _Toc4745 \h </w:instrText>
           </w:r>
           <w:r>
             <w:fldChar w:fldCharType="separate"/>
@@ -1625,7 +1644,7 @@
           </w:r>
           <w:r>
             <w:rPr>
-              <w:rFonts w:ascii="宋体" w:eastAsia="宋体" w:hAnsi="宋体" w:cs="宋体" w:hint="eastAsia"/>
+              <w:rFonts w:hint="eastAsia" w:ascii="宋体" w:hAnsi="宋体" w:eastAsia="宋体" w:cs="宋体"/>
               <w:szCs w:val="24"/>
             </w:rPr>
             <w:fldChar w:fldCharType="end"/>
@@ -1633,28 +1652,28 @@
         </w:p>
         <w:p>
           <w:pPr>
-            <w:pStyle w:val="TOC1"/>
+            <w:pStyle w:val="16"/>
             <w:tabs>
               <w:tab w:val="right" w:leader="dot" w:pos="8306"/>
             </w:tabs>
           </w:pPr>
           <w:r>
             <w:rPr>
-              <w:rFonts w:ascii="宋体" w:eastAsia="宋体" w:hAnsi="宋体" w:cs="宋体" w:hint="eastAsia"/>
+              <w:rFonts w:hint="eastAsia" w:ascii="宋体" w:hAnsi="宋体" w:eastAsia="宋体" w:cs="宋体"/>
               <w:szCs w:val="24"/>
             </w:rPr>
             <w:fldChar w:fldCharType="begin"/>
           </w:r>
           <w:r>
             <w:rPr>
-              <w:rFonts w:ascii="宋体" w:eastAsia="宋体" w:hAnsi="宋体" w:cs="宋体" w:hint="eastAsia"/>
+              <w:rFonts w:hint="eastAsia" w:ascii="宋体" w:hAnsi="宋体" w:eastAsia="宋体" w:cs="宋体"/>
               <w:szCs w:val="24"/>
             </w:rPr>
-            <w:instrText xml:space="preserve"> HYPERLINK \l _Toc5357 </w:instrText>
+            <w:instrText xml:space="preserve"> HYPERLINK \l _Toc29743 </w:instrText>
           </w:r>
           <w:r>
             <w:rPr>
-              <w:rFonts w:ascii="宋体" w:eastAsia="宋体" w:hAnsi="宋体" w:cs="宋体" w:hint="eastAsia"/>
+              <w:rFonts w:hint="eastAsia" w:ascii="宋体" w:hAnsi="宋体" w:eastAsia="宋体" w:cs="宋体"/>
               <w:szCs w:val="24"/>
             </w:rPr>
             <w:fldChar w:fldCharType="separate"/>
@@ -1664,7 +1683,7 @@
               <w:rFonts w:hint="eastAsia"/>
               <w:lang w:val="en-US" w:eastAsia="zh-CN"/>
             </w:rPr>
-            <w:t>新余美康盛德公司服务器运维项目-过程量化指标</w:t>
+            <w:t>中国广电重庆BOSS系统存储维保项目-过程量化指标</w:t>
           </w:r>
           <w:r>
             <w:tab/>
@@ -1673,7 +1692,7 @@
             <w:fldChar w:fldCharType="begin"/>
           </w:r>
           <w:r>
-            <w:instrText xml:space="preserve"> PAGEREF _Toc5357 \h </w:instrText>
+            <w:instrText xml:space="preserve"> PAGEREF _Toc29743 \h </w:instrText>
           </w:r>
           <w:r>
             <w:fldChar w:fldCharType="separate"/>
@@ -1686,7 +1705,7 @@
           </w:r>
           <w:r>
             <w:rPr>
-              <w:rFonts w:ascii="宋体" w:eastAsia="宋体" w:hAnsi="宋体" w:cs="宋体" w:hint="eastAsia"/>
+              <w:rFonts w:hint="eastAsia" w:ascii="宋体" w:hAnsi="宋体" w:eastAsia="宋体" w:cs="宋体"/>
               <w:szCs w:val="24"/>
             </w:rPr>
             <w:fldChar w:fldCharType="end"/>
@@ -1708,7 +1727,7 @@
             <w:snapToGrid w:val="0"/>
             <w:textAlignment w:val="baseline"/>
             <w:rPr>
-              <w:rFonts w:ascii="宋体" w:eastAsia="宋体" w:hAnsi="宋体" w:cs="宋体" w:hint="eastAsia"/>
+              <w:rFonts w:hint="eastAsia" w:ascii="宋体" w:hAnsi="宋体" w:eastAsia="宋体" w:cs="宋体"/>
               <w:snapToGrid w:val="0"/>
               <w:color w:val="000000"/>
               <w:kern w:val="0"/>
@@ -1719,7 +1738,7 @@
           </w:pPr>
           <w:r>
             <w:rPr>
-              <w:rFonts w:ascii="宋体" w:eastAsia="宋体" w:hAnsi="宋体" w:cs="宋体" w:hint="eastAsia"/>
+              <w:rFonts w:hint="eastAsia" w:ascii="宋体" w:hAnsi="宋体" w:eastAsia="宋体" w:cs="宋体"/>
               <w:szCs w:val="24"/>
             </w:rPr>
             <w:fldChar w:fldCharType="end"/>
@@ -1743,7 +1762,7 @@
         <w:snapToGrid w:val="0"/>
         <w:textAlignment w:val="baseline"/>
         <w:rPr>
-          <w:rFonts w:ascii="Arial" w:eastAsia="Arial" w:hAnsi="Arial" w:cs="Arial"/>
+          <w:rFonts w:ascii="Arial" w:hAnsi="Arial" w:eastAsia="Arial" w:cs="Arial"/>
           <w:snapToGrid w:val="0"/>
           <w:color w:val="000000"/>
           <w:kern w:val="0"/>
@@ -1752,21 +1771,21 @@
           <w:lang w:val="en-US" w:eastAsia="en-US" w:bidi="ar-SA"/>
         </w:rPr>
         <w:sectPr>
-          <w:headerReference w:type="even" r:id="rId6"/>
-          <w:headerReference w:type="default" r:id="rId7"/>
-          <w:footerReference w:type="even" r:id="rId8"/>
-          <w:footerReference w:type="default" r:id="rId9"/>
-          <w:headerReference w:type="first" r:id="rId10"/>
-          <w:footerReference w:type="first" r:id="rId11"/>
+          <w:headerReference r:id="rId7" w:type="first"/>
+          <w:footerReference r:id="rId10" w:type="first"/>
+          <w:headerReference r:id="rId5" w:type="default"/>
+          <w:footerReference r:id="rId8" w:type="default"/>
+          <w:headerReference r:id="rId6" w:type="even"/>
+          <w:footerReference r:id="rId9" w:type="even"/>
           <w:pgSz w:w="11906" w:h="16838"/>
           <w:pgMar w:top="1417" w:right="1800" w:bottom="1440" w:left="1800" w:header="1140" w:footer="992" w:gutter="0"/>
-          <w:cols w:num="1" w:space="425"/>
+          <w:cols w:space="425" w:num="1"/>
           <w:docGrid w:type="lines" w:linePitch="312" w:charSpace="0"/>
         </w:sectPr>
       </w:pPr>
       <w:r>
         <w:rPr>
-          <w:rFonts w:ascii="Arial" w:eastAsia="Arial" w:hAnsi="Arial" w:cs="Arial"/>
+          <w:rFonts w:ascii="Arial" w:hAnsi="Arial" w:eastAsia="Arial" w:cs="Arial"/>
           <w:snapToGrid w:val="0"/>
           <w:color w:val="000000"/>
           <w:kern w:val="0"/>
@@ -1779,9 +1798,9 @@
     </w:p>
     <w:p>
       <w:pPr>
-        <w:pStyle w:val="a1"/>
+        <w:pStyle w:val="29"/>
         <w:bidi w:val="0"/>
-        <w:ind w:left="0" w:right="0" w:firstLine="0" w:leftChars="0" w:rightChars="0" w:firstLineChars="0"/>
+        <w:ind w:left="0" w:leftChars="0" w:right="0" w:rightChars="0" w:firstLine="0" w:firstLineChars="0"/>
         <w:jc w:val="center"/>
         <w:rPr>
           <w:rFonts w:hint="eastAsia"/>
@@ -1802,17 +1821,18 @@
     </w:p>
     <w:tbl>
       <w:tblPr>
-        <w:tblStyle w:val="TableGrid"/>
+        <w:tblStyle w:val="21"/>
         <w:tblW w:w="0" w:type="auto"/>
         <w:jc w:val="center"/>
         <w:tblBorders>
-          <w:top w:val="single" w:sz="4" w:space="0" w:color="auto"/>
-          <w:left w:val="single" w:sz="4" w:space="0" w:color="auto"/>
-          <w:bottom w:val="single" w:sz="4" w:space="0" w:color="auto"/>
-          <w:right w:val="single" w:sz="4" w:space="0" w:color="auto"/>
-          <w:insideH w:val="single" w:sz="4" w:space="0" w:color="auto"/>
-          <w:insideV w:val="single" w:sz="4" w:space="0" w:color="auto"/>
+          <w:top w:val="single" w:color="auto" w:sz="4" w:space="0"/>
+          <w:left w:val="single" w:color="auto" w:sz="4" w:space="0"/>
+          <w:bottom w:val="single" w:color="auto" w:sz="4" w:space="0"/>
+          <w:right w:val="single" w:color="auto" w:sz="4" w:space="0"/>
+          <w:insideH w:val="single" w:color="auto" w:sz="4" w:space="0"/>
+          <w:insideV w:val="single" w:color="auto" w:sz="4" w:space="0"/>
         </w:tblBorders>
+        <w:tblLayout w:type="autofit"/>
         <w:tblCellMar>
           <w:top w:w="0" w:type="dxa"/>
           <w:left w:w="108" w:type="dxa"/>
@@ -1830,15 +1850,13 @@
       </w:tblGrid>
       <w:tr>
         <w:tblPrEx>
-          <w:tblW w:w="0" w:type="auto"/>
-          <w:jc w:val="center"/>
           <w:tblBorders>
-            <w:top w:val="single" w:sz="4" w:space="0" w:color="auto"/>
-            <w:left w:val="single" w:sz="4" w:space="0" w:color="auto"/>
-            <w:bottom w:val="single" w:sz="4" w:space="0" w:color="auto"/>
-            <w:right w:val="single" w:sz="4" w:space="0" w:color="auto"/>
-            <w:insideH w:val="single" w:sz="4" w:space="0" w:color="auto"/>
-            <w:insideV w:val="single" w:sz="4" w:space="0" w:color="auto"/>
+            <w:top w:val="single" w:color="auto" w:sz="4" w:space="0"/>
+            <w:left w:val="single" w:color="auto" w:sz="4" w:space="0"/>
+            <w:bottom w:val="single" w:color="auto" w:sz="4" w:space="0"/>
+            <w:right w:val="single" w:color="auto" w:sz="4" w:space="0"/>
+            <w:insideH w:val="single" w:color="auto" w:sz="4" w:space="0"/>
+            <w:insideV w:val="single" w:color="auto" w:sz="4" w:space="0"/>
           </w:tblBorders>
           <w:tblCellMar>
             <w:top w:w="0" w:type="dxa"/>
@@ -1857,21 +1875,21 @@
           </w:tcPr>
           <w:p>
             <w:pPr>
-              <w:pStyle w:val="a1"/>
-              <w:widowControl w:val="0"/>
-              <w:ind w:left="0" w:right="0" w:firstLine="0" w:leftChars="0" w:rightChars="0" w:firstLineChars="0"/>
-              <w:jc w:val="both"/>
-              <w:rPr>
-                <w:rFonts w:ascii="宋体" w:eastAsia="宋体" w:hAnsi="宋体" w:cs="宋体" w:hint="default"/>
-                <w:sz w:val="15"/>
-                <w:szCs w:val="15"/>
-                <w:vertAlign w:val="baseline"/>
-                <w:lang w:val="en-US" w:eastAsia="zh-CN"/>
-              </w:rPr>
-            </w:pPr>
-            <w:r>
-              <w:rPr>
-                <w:rFonts w:ascii="宋体" w:eastAsia="宋体" w:hAnsi="宋体" w:cs="宋体" w:hint="eastAsia"/>
+              <w:pStyle w:val="29"/>
+              <w:widowControl w:val="0"/>
+              <w:ind w:left="0" w:leftChars="0" w:right="0" w:rightChars="0" w:firstLine="0" w:firstLineChars="0"/>
+              <w:jc w:val="both"/>
+              <w:rPr>
+                <w:rFonts w:hint="default" w:ascii="宋体" w:hAnsi="宋体" w:eastAsia="宋体" w:cs="宋体"/>
+                <w:sz w:val="15"/>
+                <w:szCs w:val="15"/>
+                <w:vertAlign w:val="baseline"/>
+                <w:lang w:val="en-US" w:eastAsia="zh-CN"/>
+              </w:rPr>
+            </w:pPr>
+            <w:r>
+              <w:rPr>
+                <w:rFonts w:hint="eastAsia" w:ascii="宋体" w:hAnsi="宋体" w:eastAsia="宋体" w:cs="宋体"/>
                 <w:sz w:val="15"/>
                 <w:szCs w:val="15"/>
                 <w:vertAlign w:val="baseline"/>
@@ -1888,21 +1906,21 @@
           </w:tcPr>
           <w:p>
             <w:pPr>
-              <w:pStyle w:val="a1"/>
-              <w:widowControl w:val="0"/>
-              <w:ind w:left="0" w:right="0" w:firstLine="0" w:leftChars="0" w:rightChars="0" w:firstLineChars="0"/>
-              <w:jc w:val="both"/>
-              <w:rPr>
-                <w:rFonts w:ascii="宋体" w:eastAsia="宋体" w:hAnsi="宋体" w:cs="宋体" w:hint="eastAsia"/>
-                <w:sz w:val="15"/>
-                <w:szCs w:val="15"/>
-                <w:vertAlign w:val="baseline"/>
-                <w:lang w:val="en-US" w:eastAsia="zh-CN"/>
-              </w:rPr>
-            </w:pPr>
-            <w:r>
-              <w:rPr>
-                <w:rFonts w:ascii="宋体" w:eastAsia="宋体" w:hAnsi="宋体" w:cs="宋体" w:hint="eastAsia"/>
+              <w:pStyle w:val="29"/>
+              <w:widowControl w:val="0"/>
+              <w:ind w:left="0" w:leftChars="0" w:right="0" w:rightChars="0" w:firstLine="0" w:firstLineChars="0"/>
+              <w:jc w:val="both"/>
+              <w:rPr>
+                <w:rFonts w:hint="eastAsia" w:ascii="宋体" w:hAnsi="宋体" w:eastAsia="宋体" w:cs="宋体"/>
+                <w:sz w:val="15"/>
+                <w:szCs w:val="15"/>
+                <w:vertAlign w:val="baseline"/>
+                <w:lang w:val="en-US" w:eastAsia="zh-CN"/>
+              </w:rPr>
+            </w:pPr>
+            <w:r>
+              <w:rPr>
+                <w:rFonts w:hint="eastAsia" w:ascii="宋体" w:hAnsi="宋体" w:eastAsia="宋体" w:cs="宋体"/>
                 <w:sz w:val="15"/>
                 <w:szCs w:val="15"/>
                 <w:vertAlign w:val="baseline"/>
@@ -1919,21 +1937,21 @@
           </w:tcPr>
           <w:p>
             <w:pPr>
-              <w:pStyle w:val="a1"/>
-              <w:widowControl w:val="0"/>
-              <w:ind w:left="0" w:right="0" w:firstLine="0" w:leftChars="0" w:rightChars="0" w:firstLineChars="0"/>
-              <w:jc w:val="both"/>
-              <w:rPr>
-                <w:rFonts w:ascii="宋体" w:eastAsia="宋体" w:hAnsi="宋体" w:cs="宋体" w:hint="eastAsia"/>
-                <w:sz w:val="15"/>
-                <w:szCs w:val="15"/>
-                <w:vertAlign w:val="baseline"/>
-                <w:lang w:val="en-US" w:eastAsia="zh-CN"/>
-              </w:rPr>
-            </w:pPr>
-            <w:r>
-              <w:rPr>
-                <w:rFonts w:ascii="宋体" w:eastAsia="宋体" w:hAnsi="宋体" w:cs="宋体" w:hint="eastAsia"/>
+              <w:pStyle w:val="29"/>
+              <w:widowControl w:val="0"/>
+              <w:ind w:left="0" w:leftChars="0" w:right="0" w:rightChars="0" w:firstLine="0" w:firstLineChars="0"/>
+              <w:jc w:val="both"/>
+              <w:rPr>
+                <w:rFonts w:hint="eastAsia" w:ascii="宋体" w:hAnsi="宋体" w:eastAsia="宋体" w:cs="宋体"/>
+                <w:sz w:val="15"/>
+                <w:szCs w:val="15"/>
+                <w:vertAlign w:val="baseline"/>
+                <w:lang w:val="en-US" w:eastAsia="zh-CN"/>
+              </w:rPr>
+            </w:pPr>
+            <w:r>
+              <w:rPr>
+                <w:rFonts w:hint="eastAsia" w:ascii="宋体" w:hAnsi="宋体" w:eastAsia="宋体" w:cs="宋体"/>
                 <w:sz w:val="15"/>
                 <w:szCs w:val="15"/>
                 <w:vertAlign w:val="baseline"/>
@@ -1950,21 +1968,21 @@
           </w:tcPr>
           <w:p>
             <w:pPr>
-              <w:pStyle w:val="a1"/>
-              <w:widowControl w:val="0"/>
-              <w:ind w:left="0" w:right="0" w:firstLine="0" w:leftChars="0" w:rightChars="0" w:firstLineChars="0"/>
-              <w:jc w:val="both"/>
-              <w:rPr>
-                <w:rFonts w:ascii="宋体" w:eastAsia="宋体" w:hAnsi="宋体" w:cs="宋体" w:hint="default"/>
-                <w:sz w:val="15"/>
-                <w:szCs w:val="15"/>
-                <w:vertAlign w:val="baseline"/>
-                <w:lang w:val="en-US" w:eastAsia="zh-CN"/>
-              </w:rPr>
-            </w:pPr>
-            <w:r>
-              <w:rPr>
-                <w:rFonts w:ascii="宋体" w:eastAsia="宋体" w:hAnsi="宋体" w:cs="宋体" w:hint="eastAsia"/>
+              <w:pStyle w:val="29"/>
+              <w:widowControl w:val="0"/>
+              <w:ind w:left="0" w:leftChars="0" w:right="0" w:rightChars="0" w:firstLine="0" w:firstLineChars="0"/>
+              <w:jc w:val="both"/>
+              <w:rPr>
+                <w:rFonts w:hint="default" w:ascii="宋体" w:hAnsi="宋体" w:eastAsia="宋体" w:cs="宋体"/>
+                <w:sz w:val="15"/>
+                <w:szCs w:val="15"/>
+                <w:vertAlign w:val="baseline"/>
+                <w:lang w:val="en-US" w:eastAsia="zh-CN"/>
+              </w:rPr>
+            </w:pPr>
+            <w:r>
+              <w:rPr>
+                <w:rFonts w:hint="eastAsia" w:ascii="宋体" w:hAnsi="宋体" w:eastAsia="宋体" w:cs="宋体"/>
                 <w:sz w:val="15"/>
                 <w:szCs w:val="15"/>
                 <w:vertAlign w:val="baseline"/>
@@ -1974,7 +1992,7 @@
             </w:r>
             <w:r>
               <w:rPr>
-                <w:rFonts w:ascii="宋体" w:hAnsi="宋体" w:cs="宋体" w:hint="eastAsia"/>
+                <w:rFonts w:hint="eastAsia" w:ascii="宋体" w:hAnsi="宋体" w:cs="宋体"/>
                 <w:sz w:val="15"/>
                 <w:szCs w:val="15"/>
                 <w:vertAlign w:val="baseline"/>
@@ -1991,21 +2009,21 @@
           </w:tcPr>
           <w:p>
             <w:pPr>
-              <w:pStyle w:val="a1"/>
-              <w:widowControl w:val="0"/>
-              <w:ind w:left="0" w:right="0" w:firstLine="0" w:leftChars="0" w:rightChars="0" w:firstLineChars="0"/>
-              <w:jc w:val="both"/>
-              <w:rPr>
-                <w:rFonts w:ascii="宋体" w:eastAsia="宋体" w:hAnsi="宋体" w:cs="宋体" w:hint="default"/>
-                <w:sz w:val="15"/>
-                <w:szCs w:val="15"/>
-                <w:vertAlign w:val="baseline"/>
-                <w:lang w:val="en-US" w:eastAsia="zh-CN"/>
-              </w:rPr>
-            </w:pPr>
-            <w:r>
-              <w:rPr>
-                <w:rFonts w:ascii="宋体" w:hAnsi="宋体" w:cs="宋体" w:hint="eastAsia"/>
+              <w:pStyle w:val="29"/>
+              <w:widowControl w:val="0"/>
+              <w:ind w:left="0" w:leftChars="0" w:right="0" w:rightChars="0" w:firstLine="0" w:firstLineChars="0"/>
+              <w:jc w:val="both"/>
+              <w:rPr>
+                <w:rFonts w:hint="default" w:ascii="宋体" w:hAnsi="宋体" w:eastAsia="宋体" w:cs="宋体"/>
+                <w:sz w:val="15"/>
+                <w:szCs w:val="15"/>
+                <w:vertAlign w:val="baseline"/>
+                <w:lang w:val="en-US" w:eastAsia="zh-CN"/>
+              </w:rPr>
+            </w:pPr>
+            <w:r>
+              <w:rPr>
+                <w:rFonts w:hint="eastAsia" w:ascii="宋体" w:hAnsi="宋体" w:cs="宋体"/>
                 <w:sz w:val="15"/>
                 <w:szCs w:val="15"/>
                 <w:vertAlign w:val="baseline"/>
@@ -2022,21 +2040,21 @@
           </w:tcPr>
           <w:p>
             <w:pPr>
-              <w:pStyle w:val="a1"/>
-              <w:widowControl w:val="0"/>
-              <w:ind w:left="0" w:right="0" w:firstLine="0" w:leftChars="0" w:rightChars="0" w:firstLineChars="0"/>
-              <w:jc w:val="both"/>
-              <w:rPr>
-                <w:rFonts w:ascii="宋体" w:eastAsia="宋体" w:hAnsi="宋体" w:cs="宋体" w:hint="eastAsia"/>
-                <w:sz w:val="15"/>
-                <w:szCs w:val="15"/>
-                <w:vertAlign w:val="baseline"/>
-                <w:lang w:val="en-US" w:eastAsia="zh-CN"/>
-              </w:rPr>
-            </w:pPr>
-            <w:r>
-              <w:rPr>
-                <w:rFonts w:ascii="宋体" w:hAnsi="宋体" w:cs="宋体" w:hint="eastAsia"/>
+              <w:pStyle w:val="29"/>
+              <w:widowControl w:val="0"/>
+              <w:ind w:left="0" w:leftChars="0" w:right="0" w:rightChars="0" w:firstLine="0" w:firstLineChars="0"/>
+              <w:jc w:val="both"/>
+              <w:rPr>
+                <w:rFonts w:hint="eastAsia" w:ascii="宋体" w:hAnsi="宋体" w:eastAsia="宋体" w:cs="宋体"/>
+                <w:sz w:val="15"/>
+                <w:szCs w:val="15"/>
+                <w:vertAlign w:val="baseline"/>
+                <w:lang w:val="en-US" w:eastAsia="zh-CN"/>
+              </w:rPr>
+            </w:pPr>
+            <w:r>
+              <w:rPr>
+                <w:rFonts w:hint="eastAsia" w:ascii="宋体" w:hAnsi="宋体" w:cs="宋体"/>
                 <w:sz w:val="15"/>
                 <w:szCs w:val="15"/>
                 <w:vertAlign w:val="baseline"/>
@@ -2049,8 +2067,14 @@
       </w:tr>
       <w:tr>
         <w:tblPrEx>
-          <w:tblW w:w="0" w:type="auto"/>
-          <w:jc w:val="center"/>
+          <w:tblBorders>
+            <w:top w:val="single" w:color="auto" w:sz="4" w:space="0"/>
+            <w:left w:val="single" w:color="auto" w:sz="4" w:space="0"/>
+            <w:bottom w:val="single" w:color="auto" w:sz="4" w:space="0"/>
+            <w:right w:val="single" w:color="auto" w:sz="4" w:space="0"/>
+            <w:insideH w:val="single" w:color="auto" w:sz="4" w:space="0"/>
+            <w:insideV w:val="single" w:color="auto" w:sz="4" w:space="0"/>
+          </w:tblBorders>
           <w:tblCellMar>
             <w:top w:w="0" w:type="dxa"/>
             <w:left w:w="108" w:type="dxa"/>
@@ -2068,16 +2092,16 @@
           </w:tcPr>
           <w:p>
             <w:pPr>
-              <w:pStyle w:val="a1"/>
+              <w:pStyle w:val="29"/>
               <w:widowControl w:val="0"/>
               <w:numPr>
                 <w:ilvl w:val="0"/>
                 <w:numId w:val="2"/>
               </w:numPr>
-              <w:ind w:left="0" w:right="0" w:firstLine="0" w:leftChars="0" w:rightChars="0" w:firstLineChars="0"/>
+              <w:ind w:left="0" w:leftChars="0" w:right="0" w:rightChars="0" w:firstLine="0" w:firstLineChars="0"/>
               <w:jc w:val="center"/>
               <w:rPr>
-                <w:rFonts w:ascii="宋体" w:eastAsia="宋体" w:hAnsi="宋体" w:cs="宋体" w:hint="default"/>
+                <w:rFonts w:hint="default" w:ascii="宋体" w:hAnsi="宋体" w:eastAsia="宋体" w:cs="宋体"/>
                 <w:sz w:val="15"/>
                 <w:szCs w:val="15"/>
                 <w:vertAlign w:val="baseline"/>
@@ -2093,21 +2117,21 @@
           </w:tcPr>
           <w:p>
             <w:pPr>
-              <w:pStyle w:val="a1"/>
-              <w:widowControl w:val="0"/>
-              <w:ind w:left="0" w:right="0" w:firstLine="0" w:leftChars="0" w:rightChars="0" w:firstLineChars="0"/>
-              <w:jc w:val="both"/>
-              <w:rPr>
-                <w:rFonts w:ascii="宋体" w:eastAsia="宋体" w:hAnsi="宋体" w:cs="宋体" w:hint="default"/>
-                <w:sz w:val="15"/>
-                <w:szCs w:val="15"/>
-                <w:vertAlign w:val="baseline"/>
-                <w:lang w:val="en-US" w:eastAsia="zh-CN"/>
-              </w:rPr>
-            </w:pPr>
-            <w:r>
-              <w:rPr>
-                <w:rFonts w:ascii="宋体" w:eastAsia="宋体" w:hAnsi="宋体" w:cs="宋体" w:hint="eastAsia"/>
+              <w:pStyle w:val="29"/>
+              <w:widowControl w:val="0"/>
+              <w:ind w:left="0" w:leftChars="0" w:right="0" w:rightChars="0" w:firstLine="0" w:firstLineChars="0"/>
+              <w:jc w:val="both"/>
+              <w:rPr>
+                <w:rFonts w:hint="default" w:ascii="宋体" w:hAnsi="宋体" w:eastAsia="宋体" w:cs="宋体"/>
+                <w:sz w:val="15"/>
+                <w:szCs w:val="15"/>
+                <w:vertAlign w:val="baseline"/>
+                <w:lang w:val="en-US" w:eastAsia="zh-CN"/>
+              </w:rPr>
+            </w:pPr>
+            <w:r>
+              <w:rPr>
+                <w:rFonts w:hint="eastAsia" w:ascii="宋体" w:hAnsi="宋体" w:eastAsia="宋体" w:cs="宋体"/>
                 <w:sz w:val="15"/>
                 <w:szCs w:val="15"/>
                 <w:vertAlign w:val="baseline"/>
@@ -2124,21 +2148,21 @@
           </w:tcPr>
           <w:p>
             <w:pPr>
-              <w:pStyle w:val="a1"/>
-              <w:widowControl w:val="0"/>
-              <w:ind w:left="0" w:right="0" w:firstLine="0" w:leftChars="0" w:rightChars="0" w:firstLineChars="0"/>
-              <w:jc w:val="both"/>
-              <w:rPr>
-                <w:rFonts w:ascii="宋体" w:eastAsia="宋体" w:hAnsi="宋体" w:cs="宋体" w:hint="eastAsia"/>
-                <w:sz w:val="15"/>
-                <w:szCs w:val="15"/>
-                <w:vertAlign w:val="baseline"/>
-                <w:lang w:val="en-US" w:eastAsia="zh-CN"/>
-              </w:rPr>
-            </w:pPr>
-            <w:r>
-              <w:rPr>
-                <w:rFonts w:ascii="宋体" w:eastAsia="宋体" w:hAnsi="宋体" w:cs="宋体" w:hint="eastAsia"/>
+              <w:pStyle w:val="29"/>
+              <w:widowControl w:val="0"/>
+              <w:ind w:left="0" w:leftChars="0" w:right="0" w:rightChars="0" w:firstLine="0" w:firstLineChars="0"/>
+              <w:jc w:val="both"/>
+              <w:rPr>
+                <w:rFonts w:hint="eastAsia" w:ascii="宋体" w:hAnsi="宋体" w:eastAsia="宋体" w:cs="宋体"/>
+                <w:sz w:val="15"/>
+                <w:szCs w:val="15"/>
+                <w:vertAlign w:val="baseline"/>
+                <w:lang w:val="en-US" w:eastAsia="zh-CN"/>
+              </w:rPr>
+            </w:pPr>
+            <w:r>
+              <w:rPr>
+                <w:rFonts w:hint="eastAsia" w:ascii="宋体" w:hAnsi="宋体" w:eastAsia="宋体" w:cs="宋体"/>
                 <w:sz w:val="15"/>
                 <w:szCs w:val="15"/>
                 <w:vertAlign w:val="baseline"/>
@@ -2155,21 +2179,21 @@
           </w:tcPr>
           <w:p>
             <w:pPr>
-              <w:pStyle w:val="a1"/>
-              <w:widowControl w:val="0"/>
-              <w:ind w:left="0" w:right="0" w:firstLine="0" w:leftChars="0" w:rightChars="0" w:firstLineChars="0"/>
-              <w:jc w:val="both"/>
-              <w:rPr>
-                <w:rFonts w:ascii="宋体" w:eastAsia="宋体" w:hAnsi="宋体" w:cs="宋体" w:hint="eastAsia"/>
-                <w:sz w:val="15"/>
-                <w:szCs w:val="15"/>
-                <w:vertAlign w:val="baseline"/>
-                <w:lang w:val="en-US" w:eastAsia="zh-CN"/>
-              </w:rPr>
-            </w:pPr>
-            <w:r>
-              <w:rPr>
-                <w:rFonts w:ascii="宋体" w:eastAsia="宋体" w:hAnsi="宋体" w:cs="宋体" w:hint="eastAsia"/>
+              <w:pStyle w:val="29"/>
+              <w:widowControl w:val="0"/>
+              <w:ind w:left="0" w:leftChars="0" w:right="0" w:rightChars="0" w:firstLine="0" w:firstLineChars="0"/>
+              <w:jc w:val="both"/>
+              <w:rPr>
+                <w:rFonts w:hint="eastAsia" w:ascii="宋体" w:hAnsi="宋体" w:eastAsia="宋体" w:cs="宋体"/>
+                <w:sz w:val="15"/>
+                <w:szCs w:val="15"/>
+                <w:vertAlign w:val="baseline"/>
+                <w:lang w:val="en-US" w:eastAsia="zh-CN"/>
+              </w:rPr>
+            </w:pPr>
+            <w:r>
+              <w:rPr>
+                <w:rFonts w:hint="eastAsia" w:ascii="宋体" w:hAnsi="宋体" w:eastAsia="宋体" w:cs="宋体"/>
                 <w:sz w:val="15"/>
                 <w:szCs w:val="15"/>
                 <w:vertAlign w:val="baseline"/>
@@ -2186,21 +2210,21 @@
           </w:tcPr>
           <w:p>
             <w:pPr>
-              <w:pStyle w:val="a1"/>
-              <w:widowControl w:val="0"/>
-              <w:ind w:left="0" w:right="0" w:firstLine="0" w:leftChars="0" w:rightChars="0" w:firstLineChars="0"/>
-              <w:jc w:val="both"/>
-              <w:rPr>
-                <w:rFonts w:ascii="宋体" w:eastAsia="宋体" w:hAnsi="宋体" w:cs="宋体" w:hint="eastAsia"/>
-                <w:sz w:val="15"/>
-                <w:szCs w:val="15"/>
-                <w:vertAlign w:val="baseline"/>
-                <w:lang w:val="en-US" w:eastAsia="zh-CN"/>
-              </w:rPr>
-            </w:pPr>
-            <w:r>
-              <w:rPr>
-                <w:rFonts w:ascii="宋体" w:eastAsia="宋体" w:hAnsi="宋体" w:cs="宋体" w:hint="eastAsia"/>
+              <w:pStyle w:val="29"/>
+              <w:widowControl w:val="0"/>
+              <w:ind w:left="0" w:leftChars="0" w:right="0" w:rightChars="0" w:firstLine="0" w:firstLineChars="0"/>
+              <w:jc w:val="both"/>
+              <w:rPr>
+                <w:rFonts w:hint="eastAsia" w:ascii="宋体" w:hAnsi="宋体" w:eastAsia="宋体" w:cs="宋体"/>
+                <w:sz w:val="15"/>
+                <w:szCs w:val="15"/>
+                <w:vertAlign w:val="baseline"/>
+                <w:lang w:val="en-US" w:eastAsia="zh-CN"/>
+              </w:rPr>
+            </w:pPr>
+            <w:r>
+              <w:rPr>
+                <w:rFonts w:hint="eastAsia" w:ascii="宋体" w:hAnsi="宋体" w:eastAsia="宋体" w:cs="宋体"/>
                 <w:sz w:val="15"/>
                 <w:szCs w:val="15"/>
                 <w:vertAlign w:val="baseline"/>
@@ -2217,21 +2241,21 @@
           </w:tcPr>
           <w:p>
             <w:pPr>
-              <w:pStyle w:val="a1"/>
-              <w:widowControl w:val="0"/>
-              <w:ind w:left="0" w:right="0" w:firstLine="0" w:leftChars="0" w:rightChars="0" w:firstLineChars="0"/>
-              <w:jc w:val="both"/>
-              <w:rPr>
-                <w:rFonts w:ascii="宋体" w:eastAsia="宋体" w:hAnsi="宋体" w:cs="宋体" w:hint="eastAsia"/>
-                <w:sz w:val="15"/>
-                <w:szCs w:val="15"/>
-                <w:vertAlign w:val="baseline"/>
-                <w:lang w:val="en-US" w:eastAsia="zh-CN"/>
-              </w:rPr>
-            </w:pPr>
-            <w:r>
-              <w:rPr>
-                <w:rFonts w:ascii="宋体" w:eastAsia="宋体" w:hAnsi="宋体" w:cs="宋体" w:hint="eastAsia"/>
+              <w:pStyle w:val="29"/>
+              <w:widowControl w:val="0"/>
+              <w:ind w:left="0" w:leftChars="0" w:right="0" w:rightChars="0" w:firstLine="0" w:firstLineChars="0"/>
+              <w:jc w:val="both"/>
+              <w:rPr>
+                <w:rFonts w:hint="eastAsia" w:ascii="宋体" w:hAnsi="宋体" w:eastAsia="宋体" w:cs="宋体"/>
+                <w:sz w:val="15"/>
+                <w:szCs w:val="15"/>
+                <w:vertAlign w:val="baseline"/>
+                <w:lang w:val="en-US" w:eastAsia="zh-CN"/>
+              </w:rPr>
+            </w:pPr>
+            <w:r>
+              <w:rPr>
+                <w:rFonts w:hint="eastAsia" w:ascii="宋体" w:hAnsi="宋体" w:eastAsia="宋体" w:cs="宋体"/>
                 <w:sz w:val="15"/>
                 <w:szCs w:val="15"/>
                 <w:vertAlign w:val="baseline"/>
@@ -2244,8 +2268,14 @@
       </w:tr>
       <w:tr>
         <w:tblPrEx>
-          <w:tblW w:w="0" w:type="auto"/>
-          <w:jc w:val="center"/>
+          <w:tblBorders>
+            <w:top w:val="single" w:color="auto" w:sz="4" w:space="0"/>
+            <w:left w:val="single" w:color="auto" w:sz="4" w:space="0"/>
+            <w:bottom w:val="single" w:color="auto" w:sz="4" w:space="0"/>
+            <w:right w:val="single" w:color="auto" w:sz="4" w:space="0"/>
+            <w:insideH w:val="single" w:color="auto" w:sz="4" w:space="0"/>
+            <w:insideV w:val="single" w:color="auto" w:sz="4" w:space="0"/>
+          </w:tblBorders>
           <w:tblCellMar>
             <w:top w:w="0" w:type="dxa"/>
             <w:left w:w="108" w:type="dxa"/>
@@ -2263,16 +2293,16 @@
           </w:tcPr>
           <w:p>
             <w:pPr>
-              <w:pStyle w:val="a1"/>
+              <w:pStyle w:val="29"/>
               <w:widowControl w:val="0"/>
               <w:numPr>
                 <w:ilvl w:val="0"/>
                 <w:numId w:val="2"/>
               </w:numPr>
-              <w:ind w:left="0" w:right="0" w:firstLine="0" w:leftChars="0" w:rightChars="0" w:firstLineChars="0"/>
+              <w:ind w:left="0" w:leftChars="0" w:right="0" w:rightChars="0" w:firstLine="0" w:firstLineChars="0"/>
               <w:jc w:val="center"/>
               <w:rPr>
-                <w:rFonts w:ascii="宋体" w:eastAsia="宋体" w:hAnsi="宋体" w:cs="宋体" w:hint="default"/>
+                <w:rFonts w:hint="default" w:ascii="宋体" w:hAnsi="宋体" w:eastAsia="宋体" w:cs="宋体"/>
                 <w:sz w:val="15"/>
                 <w:szCs w:val="15"/>
                 <w:vertAlign w:val="baseline"/>
@@ -2288,21 +2318,21 @@
           </w:tcPr>
           <w:p>
             <w:pPr>
-              <w:pStyle w:val="a1"/>
-              <w:widowControl w:val="0"/>
-              <w:ind w:left="0" w:right="0" w:firstLine="0" w:leftChars="0" w:rightChars="0" w:firstLineChars="0"/>
-              <w:jc w:val="both"/>
-              <w:rPr>
-                <w:rFonts w:ascii="宋体" w:eastAsia="宋体" w:hAnsi="宋体" w:cs="宋体" w:hint="default"/>
-                <w:sz w:val="15"/>
-                <w:szCs w:val="15"/>
-                <w:vertAlign w:val="baseline"/>
-                <w:lang w:val="en-US" w:eastAsia="zh-CN"/>
-              </w:rPr>
-            </w:pPr>
-            <w:r>
-              <w:rPr>
-                <w:rFonts w:ascii="宋体" w:eastAsia="宋体" w:hAnsi="宋体" w:cs="宋体" w:hint="eastAsia"/>
+              <w:pStyle w:val="29"/>
+              <w:widowControl w:val="0"/>
+              <w:ind w:left="0" w:leftChars="0" w:right="0" w:rightChars="0" w:firstLine="0" w:firstLineChars="0"/>
+              <w:jc w:val="both"/>
+              <w:rPr>
+                <w:rFonts w:hint="default" w:ascii="宋体" w:hAnsi="宋体" w:eastAsia="宋体" w:cs="宋体"/>
+                <w:sz w:val="15"/>
+                <w:szCs w:val="15"/>
+                <w:vertAlign w:val="baseline"/>
+                <w:lang w:val="en-US" w:eastAsia="zh-CN"/>
+              </w:rPr>
+            </w:pPr>
+            <w:r>
+              <w:rPr>
+                <w:rFonts w:hint="eastAsia" w:ascii="宋体" w:hAnsi="宋体" w:eastAsia="宋体" w:cs="宋体"/>
                 <w:sz w:val="15"/>
                 <w:szCs w:val="15"/>
                 <w:vertAlign w:val="baseline"/>
@@ -2319,21 +2349,21 @@
           </w:tcPr>
           <w:p>
             <w:pPr>
-              <w:pStyle w:val="a1"/>
-              <w:widowControl w:val="0"/>
-              <w:ind w:left="0" w:right="0" w:firstLine="0" w:leftChars="0" w:rightChars="0" w:firstLineChars="0"/>
-              <w:jc w:val="both"/>
-              <w:rPr>
-                <w:rFonts w:ascii="宋体" w:eastAsia="宋体" w:hAnsi="宋体" w:cs="宋体" w:hint="eastAsia"/>
-                <w:sz w:val="15"/>
-                <w:szCs w:val="15"/>
-                <w:vertAlign w:val="baseline"/>
-                <w:lang w:val="en-US" w:eastAsia="zh-CN"/>
-              </w:rPr>
-            </w:pPr>
-            <w:r>
-              <w:rPr>
-                <w:rFonts w:ascii="宋体" w:eastAsia="宋体" w:hAnsi="宋体" w:cs="宋体" w:hint="eastAsia"/>
+              <w:pStyle w:val="29"/>
+              <w:widowControl w:val="0"/>
+              <w:ind w:left="0" w:leftChars="0" w:right="0" w:rightChars="0" w:firstLine="0" w:firstLineChars="0"/>
+              <w:jc w:val="both"/>
+              <w:rPr>
+                <w:rFonts w:hint="eastAsia" w:ascii="宋体" w:hAnsi="宋体" w:eastAsia="宋体" w:cs="宋体"/>
+                <w:sz w:val="15"/>
+                <w:szCs w:val="15"/>
+                <w:vertAlign w:val="baseline"/>
+                <w:lang w:val="en-US" w:eastAsia="zh-CN"/>
+              </w:rPr>
+            </w:pPr>
+            <w:r>
+              <w:rPr>
+                <w:rFonts w:hint="eastAsia" w:ascii="宋体" w:hAnsi="宋体" w:eastAsia="宋体" w:cs="宋体"/>
                 <w:sz w:val="15"/>
                 <w:szCs w:val="15"/>
                 <w:vertAlign w:val="baseline"/>
@@ -2350,21 +2380,21 @@
           </w:tcPr>
           <w:p>
             <w:pPr>
-              <w:pStyle w:val="a1"/>
-              <w:widowControl w:val="0"/>
-              <w:ind w:left="0" w:right="0" w:firstLine="0" w:leftChars="0" w:rightChars="0" w:firstLineChars="0"/>
-              <w:jc w:val="both"/>
-              <w:rPr>
-                <w:rFonts w:ascii="宋体" w:eastAsia="宋体" w:hAnsi="宋体" w:cs="宋体" w:hint="eastAsia"/>
-                <w:sz w:val="15"/>
-                <w:szCs w:val="15"/>
-                <w:vertAlign w:val="baseline"/>
-                <w:lang w:val="en-US" w:eastAsia="zh-CN"/>
-              </w:rPr>
-            </w:pPr>
-            <w:r>
-              <w:rPr>
-                <w:rFonts w:ascii="宋体" w:eastAsia="宋体" w:hAnsi="宋体" w:cs="宋体" w:hint="eastAsia"/>
+              <w:pStyle w:val="29"/>
+              <w:widowControl w:val="0"/>
+              <w:ind w:left="0" w:leftChars="0" w:right="0" w:rightChars="0" w:firstLine="0" w:firstLineChars="0"/>
+              <w:jc w:val="both"/>
+              <w:rPr>
+                <w:rFonts w:hint="eastAsia" w:ascii="宋体" w:hAnsi="宋体" w:eastAsia="宋体" w:cs="宋体"/>
+                <w:sz w:val="15"/>
+                <w:szCs w:val="15"/>
+                <w:vertAlign w:val="baseline"/>
+                <w:lang w:val="en-US" w:eastAsia="zh-CN"/>
+              </w:rPr>
+            </w:pPr>
+            <w:r>
+              <w:rPr>
+                <w:rFonts w:hint="eastAsia" w:ascii="宋体" w:hAnsi="宋体" w:eastAsia="宋体" w:cs="宋体"/>
                 <w:sz w:val="15"/>
                 <w:szCs w:val="15"/>
                 <w:vertAlign w:val="baseline"/>
@@ -2381,21 +2411,21 @@
           </w:tcPr>
           <w:p>
             <w:pPr>
-              <w:pStyle w:val="a1"/>
-              <w:widowControl w:val="0"/>
-              <w:ind w:left="0" w:right="0" w:firstLine="0" w:leftChars="0" w:rightChars="0" w:firstLineChars="0"/>
-              <w:jc w:val="both"/>
-              <w:rPr>
-                <w:rFonts w:ascii="宋体" w:eastAsia="宋体" w:hAnsi="宋体" w:cs="宋体" w:hint="eastAsia"/>
-                <w:sz w:val="15"/>
-                <w:szCs w:val="15"/>
-                <w:vertAlign w:val="baseline"/>
-                <w:lang w:val="en-US" w:eastAsia="zh-CN"/>
-              </w:rPr>
-            </w:pPr>
-            <w:r>
-              <w:rPr>
-                <w:rFonts w:ascii="宋体" w:eastAsia="宋体" w:hAnsi="宋体" w:cs="宋体" w:hint="eastAsia"/>
+              <w:pStyle w:val="29"/>
+              <w:widowControl w:val="0"/>
+              <w:ind w:left="0" w:leftChars="0" w:right="0" w:rightChars="0" w:firstLine="0" w:firstLineChars="0"/>
+              <w:jc w:val="both"/>
+              <w:rPr>
+                <w:rFonts w:hint="eastAsia" w:ascii="宋体" w:hAnsi="宋体" w:eastAsia="宋体" w:cs="宋体"/>
+                <w:sz w:val="15"/>
+                <w:szCs w:val="15"/>
+                <w:vertAlign w:val="baseline"/>
+                <w:lang w:val="en-US" w:eastAsia="zh-CN"/>
+              </w:rPr>
+            </w:pPr>
+            <w:r>
+              <w:rPr>
+                <w:rFonts w:hint="eastAsia" w:ascii="宋体" w:hAnsi="宋体" w:eastAsia="宋体" w:cs="宋体"/>
                 <w:sz w:val="15"/>
                 <w:szCs w:val="15"/>
                 <w:vertAlign w:val="baseline"/>
@@ -2412,21 +2442,21 @@
           </w:tcPr>
           <w:p>
             <w:pPr>
-              <w:pStyle w:val="a1"/>
-              <w:widowControl w:val="0"/>
-              <w:ind w:left="0" w:right="0" w:firstLine="0" w:leftChars="0" w:rightChars="0" w:firstLineChars="0"/>
-              <w:jc w:val="both"/>
-              <w:rPr>
-                <w:rFonts w:ascii="宋体" w:eastAsia="宋体" w:hAnsi="宋体" w:cs="宋体" w:hint="eastAsia"/>
-                <w:sz w:val="15"/>
-                <w:szCs w:val="15"/>
-                <w:vertAlign w:val="baseline"/>
-                <w:lang w:val="en-US" w:eastAsia="zh-CN"/>
-              </w:rPr>
-            </w:pPr>
-            <w:r>
-              <w:rPr>
-                <w:rFonts w:ascii="宋体" w:eastAsia="宋体" w:hAnsi="宋体" w:cs="宋体" w:hint="eastAsia"/>
+              <w:pStyle w:val="29"/>
+              <w:widowControl w:val="0"/>
+              <w:ind w:left="0" w:leftChars="0" w:right="0" w:rightChars="0" w:firstLine="0" w:firstLineChars="0"/>
+              <w:jc w:val="both"/>
+              <w:rPr>
+                <w:rFonts w:hint="eastAsia" w:ascii="宋体" w:hAnsi="宋体" w:eastAsia="宋体" w:cs="宋体"/>
+                <w:sz w:val="15"/>
+                <w:szCs w:val="15"/>
+                <w:vertAlign w:val="baseline"/>
+                <w:lang w:val="en-US" w:eastAsia="zh-CN"/>
+              </w:rPr>
+            </w:pPr>
+            <w:r>
+              <w:rPr>
+                <w:rFonts w:hint="eastAsia" w:ascii="宋体" w:hAnsi="宋体" w:eastAsia="宋体" w:cs="宋体"/>
                 <w:sz w:val="15"/>
                 <w:szCs w:val="15"/>
                 <w:vertAlign w:val="baseline"/>
@@ -2439,8 +2469,14 @@
       </w:tr>
       <w:tr>
         <w:tblPrEx>
-          <w:tblW w:w="0" w:type="auto"/>
-          <w:jc w:val="center"/>
+          <w:tblBorders>
+            <w:top w:val="single" w:color="auto" w:sz="4" w:space="0"/>
+            <w:left w:val="single" w:color="auto" w:sz="4" w:space="0"/>
+            <w:bottom w:val="single" w:color="auto" w:sz="4" w:space="0"/>
+            <w:right w:val="single" w:color="auto" w:sz="4" w:space="0"/>
+            <w:insideH w:val="single" w:color="auto" w:sz="4" w:space="0"/>
+            <w:insideV w:val="single" w:color="auto" w:sz="4" w:space="0"/>
+          </w:tblBorders>
           <w:tblCellMar>
             <w:top w:w="0" w:type="dxa"/>
             <w:left w:w="108" w:type="dxa"/>
@@ -2458,16 +2494,16 @@
           </w:tcPr>
           <w:p>
             <w:pPr>
-              <w:pStyle w:val="a1"/>
+              <w:pStyle w:val="29"/>
               <w:widowControl w:val="0"/>
               <w:numPr>
                 <w:ilvl w:val="0"/>
                 <w:numId w:val="2"/>
               </w:numPr>
-              <w:ind w:left="0" w:right="0" w:firstLine="0" w:leftChars="0" w:rightChars="0" w:firstLineChars="0"/>
+              <w:ind w:left="0" w:leftChars="0" w:right="0" w:rightChars="0" w:firstLine="0" w:firstLineChars="0"/>
               <w:jc w:val="center"/>
               <w:rPr>
-                <w:rFonts w:ascii="宋体" w:eastAsia="宋体" w:hAnsi="宋体" w:cs="宋体" w:hint="eastAsia"/>
+                <w:rFonts w:hint="eastAsia" w:ascii="宋体" w:hAnsi="宋体" w:eastAsia="宋体" w:cs="宋体"/>
                 <w:sz w:val="15"/>
                 <w:szCs w:val="15"/>
                 <w:vertAlign w:val="baseline"/>
@@ -2483,21 +2519,21 @@
           </w:tcPr>
           <w:p>
             <w:pPr>
-              <w:pStyle w:val="a1"/>
-              <w:widowControl w:val="0"/>
-              <w:ind w:left="0" w:right="0" w:firstLine="0" w:leftChars="0" w:rightChars="0" w:firstLineChars="0"/>
-              <w:jc w:val="both"/>
-              <w:rPr>
-                <w:rFonts w:ascii="宋体" w:eastAsia="宋体" w:hAnsi="宋体" w:cs="宋体" w:hint="default"/>
-                <w:sz w:val="15"/>
-                <w:szCs w:val="15"/>
-                <w:vertAlign w:val="baseline"/>
-                <w:lang w:val="en-US" w:eastAsia="zh-CN"/>
-              </w:rPr>
-            </w:pPr>
-            <w:r>
-              <w:rPr>
-                <w:rFonts w:ascii="宋体" w:eastAsia="宋体" w:hAnsi="宋体" w:cs="宋体" w:hint="eastAsia"/>
+              <w:pStyle w:val="29"/>
+              <w:widowControl w:val="0"/>
+              <w:ind w:left="0" w:leftChars="0" w:right="0" w:rightChars="0" w:firstLine="0" w:firstLineChars="0"/>
+              <w:jc w:val="both"/>
+              <w:rPr>
+                <w:rFonts w:hint="default" w:ascii="宋体" w:hAnsi="宋体" w:eastAsia="宋体" w:cs="宋体"/>
+                <w:sz w:val="15"/>
+                <w:szCs w:val="15"/>
+                <w:vertAlign w:val="baseline"/>
+                <w:lang w:val="en-US" w:eastAsia="zh-CN"/>
+              </w:rPr>
+            </w:pPr>
+            <w:r>
+              <w:rPr>
+                <w:rFonts w:hint="eastAsia" w:ascii="宋体" w:hAnsi="宋体" w:eastAsia="宋体" w:cs="宋体"/>
                 <w:sz w:val="15"/>
                 <w:szCs w:val="15"/>
                 <w:vertAlign w:val="baseline"/>
@@ -2514,21 +2550,21 @@
           </w:tcPr>
           <w:p>
             <w:pPr>
-              <w:pStyle w:val="a1"/>
-              <w:widowControl w:val="0"/>
-              <w:ind w:left="0" w:right="0" w:firstLine="0" w:leftChars="0" w:rightChars="0" w:firstLineChars="0"/>
-              <w:jc w:val="both"/>
-              <w:rPr>
-                <w:rFonts w:ascii="宋体" w:eastAsia="宋体" w:hAnsi="宋体" w:cs="宋体" w:hint="eastAsia"/>
-                <w:sz w:val="15"/>
-                <w:szCs w:val="15"/>
-                <w:vertAlign w:val="baseline"/>
-                <w:lang w:val="en-US" w:eastAsia="zh-CN"/>
-              </w:rPr>
-            </w:pPr>
-            <w:r>
-              <w:rPr>
-                <w:rFonts w:ascii="宋体" w:eastAsia="宋体" w:hAnsi="宋体" w:cs="宋体" w:hint="eastAsia"/>
+              <w:pStyle w:val="29"/>
+              <w:widowControl w:val="0"/>
+              <w:ind w:left="0" w:leftChars="0" w:right="0" w:rightChars="0" w:firstLine="0" w:firstLineChars="0"/>
+              <w:jc w:val="both"/>
+              <w:rPr>
+                <w:rFonts w:hint="eastAsia" w:ascii="宋体" w:hAnsi="宋体" w:eastAsia="宋体" w:cs="宋体"/>
+                <w:sz w:val="15"/>
+                <w:szCs w:val="15"/>
+                <w:vertAlign w:val="baseline"/>
+                <w:lang w:val="en-US" w:eastAsia="zh-CN"/>
+              </w:rPr>
+            </w:pPr>
+            <w:r>
+              <w:rPr>
+                <w:rFonts w:hint="eastAsia" w:ascii="宋体" w:hAnsi="宋体" w:eastAsia="宋体" w:cs="宋体"/>
                 <w:sz w:val="15"/>
                 <w:szCs w:val="15"/>
                 <w:vertAlign w:val="baseline"/>
@@ -2545,21 +2581,21 @@
           </w:tcPr>
           <w:p>
             <w:pPr>
-              <w:pStyle w:val="a1"/>
-              <w:widowControl w:val="0"/>
-              <w:ind w:left="0" w:right="0" w:firstLine="0" w:leftChars="0" w:rightChars="0" w:firstLineChars="0"/>
-              <w:jc w:val="both"/>
-              <w:rPr>
-                <w:rFonts w:ascii="宋体" w:eastAsia="宋体" w:hAnsi="宋体" w:cs="宋体" w:hint="eastAsia"/>
-                <w:sz w:val="15"/>
-                <w:szCs w:val="15"/>
-                <w:vertAlign w:val="baseline"/>
-                <w:lang w:val="en-US" w:eastAsia="zh-CN"/>
-              </w:rPr>
-            </w:pPr>
-            <w:r>
-              <w:rPr>
-                <w:rFonts w:ascii="宋体" w:eastAsia="宋体" w:hAnsi="宋体" w:cs="宋体" w:hint="eastAsia"/>
+              <w:pStyle w:val="29"/>
+              <w:widowControl w:val="0"/>
+              <w:ind w:left="0" w:leftChars="0" w:right="0" w:rightChars="0" w:firstLine="0" w:firstLineChars="0"/>
+              <w:jc w:val="both"/>
+              <w:rPr>
+                <w:rFonts w:hint="eastAsia" w:ascii="宋体" w:hAnsi="宋体" w:eastAsia="宋体" w:cs="宋体"/>
+                <w:sz w:val="15"/>
+                <w:szCs w:val="15"/>
+                <w:vertAlign w:val="baseline"/>
+                <w:lang w:val="en-US" w:eastAsia="zh-CN"/>
+              </w:rPr>
+            </w:pPr>
+            <w:r>
+              <w:rPr>
+                <w:rFonts w:hint="eastAsia" w:ascii="宋体" w:hAnsi="宋体" w:eastAsia="宋体" w:cs="宋体"/>
                 <w:sz w:val="15"/>
                 <w:szCs w:val="15"/>
                 <w:vertAlign w:val="baseline"/>
@@ -2576,21 +2612,21 @@
           </w:tcPr>
           <w:p>
             <w:pPr>
-              <w:pStyle w:val="a1"/>
-              <w:widowControl w:val="0"/>
-              <w:ind w:left="0" w:right="0" w:firstLine="0" w:leftChars="0" w:rightChars="0" w:firstLineChars="0"/>
-              <w:jc w:val="both"/>
-              <w:rPr>
-                <w:rFonts w:ascii="宋体" w:eastAsia="宋体" w:hAnsi="宋体" w:cs="宋体" w:hint="eastAsia"/>
-                <w:sz w:val="15"/>
-                <w:szCs w:val="15"/>
-                <w:vertAlign w:val="baseline"/>
-                <w:lang w:val="en-US" w:eastAsia="zh-CN"/>
-              </w:rPr>
-            </w:pPr>
-            <w:r>
-              <w:rPr>
-                <w:rFonts w:ascii="宋体" w:eastAsia="宋体" w:hAnsi="宋体" w:cs="宋体" w:hint="eastAsia"/>
+              <w:pStyle w:val="29"/>
+              <w:widowControl w:val="0"/>
+              <w:ind w:left="0" w:leftChars="0" w:right="0" w:rightChars="0" w:firstLine="0" w:firstLineChars="0"/>
+              <w:jc w:val="both"/>
+              <w:rPr>
+                <w:rFonts w:hint="eastAsia" w:ascii="宋体" w:hAnsi="宋体" w:eastAsia="宋体" w:cs="宋体"/>
+                <w:sz w:val="15"/>
+                <w:szCs w:val="15"/>
+                <w:vertAlign w:val="baseline"/>
+                <w:lang w:val="en-US" w:eastAsia="zh-CN"/>
+              </w:rPr>
+            </w:pPr>
+            <w:r>
+              <w:rPr>
+                <w:rFonts w:hint="eastAsia" w:ascii="宋体" w:hAnsi="宋体" w:eastAsia="宋体" w:cs="宋体"/>
                 <w:sz w:val="15"/>
                 <w:szCs w:val="15"/>
                 <w:vertAlign w:val="baseline"/>
@@ -2607,21 +2643,21 @@
           </w:tcPr>
           <w:p>
             <w:pPr>
-              <w:pStyle w:val="a1"/>
-              <w:widowControl w:val="0"/>
-              <w:ind w:left="0" w:right="0" w:firstLine="0" w:leftChars="0" w:rightChars="0" w:firstLineChars="0"/>
-              <w:jc w:val="both"/>
-              <w:rPr>
-                <w:rFonts w:ascii="宋体" w:eastAsia="宋体" w:hAnsi="宋体" w:cs="宋体" w:hint="eastAsia"/>
-                <w:sz w:val="15"/>
-                <w:szCs w:val="15"/>
-                <w:vertAlign w:val="baseline"/>
-                <w:lang w:val="en-US" w:eastAsia="zh-CN"/>
-              </w:rPr>
-            </w:pPr>
-            <w:r>
-              <w:rPr>
-                <w:rFonts w:ascii="宋体" w:eastAsia="宋体" w:hAnsi="宋体" w:cs="宋体" w:hint="eastAsia"/>
+              <w:pStyle w:val="29"/>
+              <w:widowControl w:val="0"/>
+              <w:ind w:left="0" w:leftChars="0" w:right="0" w:rightChars="0" w:firstLine="0" w:firstLineChars="0"/>
+              <w:jc w:val="both"/>
+              <w:rPr>
+                <w:rFonts w:hint="eastAsia" w:ascii="宋体" w:hAnsi="宋体" w:eastAsia="宋体" w:cs="宋体"/>
+                <w:sz w:val="15"/>
+                <w:szCs w:val="15"/>
+                <w:vertAlign w:val="baseline"/>
+                <w:lang w:val="en-US" w:eastAsia="zh-CN"/>
+              </w:rPr>
+            </w:pPr>
+            <w:r>
+              <w:rPr>
+                <w:rFonts w:hint="eastAsia" w:ascii="宋体" w:hAnsi="宋体" w:eastAsia="宋体" w:cs="宋体"/>
                 <w:sz w:val="15"/>
                 <w:szCs w:val="15"/>
                 <w:vertAlign w:val="baseline"/>
@@ -2634,8 +2670,14 @@
       </w:tr>
       <w:tr>
         <w:tblPrEx>
-          <w:tblW w:w="0" w:type="auto"/>
-          <w:jc w:val="center"/>
+          <w:tblBorders>
+            <w:top w:val="single" w:color="auto" w:sz="4" w:space="0"/>
+            <w:left w:val="single" w:color="auto" w:sz="4" w:space="0"/>
+            <w:bottom w:val="single" w:color="auto" w:sz="4" w:space="0"/>
+            <w:right w:val="single" w:color="auto" w:sz="4" w:space="0"/>
+            <w:insideH w:val="single" w:color="auto" w:sz="4" w:space="0"/>
+            <w:insideV w:val="single" w:color="auto" w:sz="4" w:space="0"/>
+          </w:tblBorders>
           <w:tblCellMar>
             <w:top w:w="0" w:type="dxa"/>
             <w:left w:w="108" w:type="dxa"/>
@@ -2654,16 +2696,16 @@
           </w:tcPr>
           <w:p>
             <w:pPr>
-              <w:pStyle w:val="a1"/>
+              <w:pStyle w:val="29"/>
               <w:widowControl w:val="0"/>
               <w:numPr>
                 <w:ilvl w:val="0"/>
                 <w:numId w:val="2"/>
               </w:numPr>
-              <w:ind w:left="0" w:right="0" w:firstLine="0" w:leftChars="0" w:rightChars="0" w:firstLineChars="0"/>
+              <w:ind w:left="0" w:leftChars="0" w:right="0" w:rightChars="0" w:firstLine="0" w:firstLineChars="0"/>
               <w:jc w:val="center"/>
               <w:rPr>
-                <w:rFonts w:ascii="宋体" w:eastAsia="宋体" w:hAnsi="宋体" w:cs="宋体" w:hint="eastAsia"/>
+                <w:rFonts w:hint="eastAsia" w:ascii="宋体" w:hAnsi="宋体" w:eastAsia="宋体" w:cs="宋体"/>
                 <w:sz w:val="15"/>
                 <w:szCs w:val="15"/>
                 <w:vertAlign w:val="baseline"/>
@@ -2680,21 +2722,21 @@
           </w:tcPr>
           <w:p>
             <w:pPr>
-              <w:pStyle w:val="a1"/>
-              <w:widowControl w:val="0"/>
-              <w:ind w:left="0" w:right="0" w:firstLine="0" w:leftChars="0" w:rightChars="0" w:firstLineChars="0"/>
-              <w:jc w:val="both"/>
-              <w:rPr>
-                <w:rFonts w:ascii="宋体" w:eastAsia="宋体" w:hAnsi="宋体" w:cs="宋体" w:hint="default"/>
-                <w:sz w:val="15"/>
-                <w:szCs w:val="15"/>
-                <w:vertAlign w:val="baseline"/>
-                <w:lang w:val="en-US" w:eastAsia="zh-CN"/>
-              </w:rPr>
-            </w:pPr>
-            <w:r>
-              <w:rPr>
-                <w:rFonts w:ascii="宋体" w:eastAsia="宋体" w:hAnsi="宋体" w:cs="宋体" w:hint="eastAsia"/>
+              <w:pStyle w:val="29"/>
+              <w:widowControl w:val="0"/>
+              <w:ind w:left="0" w:leftChars="0" w:right="0" w:rightChars="0" w:firstLine="0" w:firstLineChars="0"/>
+              <w:jc w:val="both"/>
+              <w:rPr>
+                <w:rFonts w:hint="default" w:ascii="宋体" w:hAnsi="宋体" w:eastAsia="宋体" w:cs="宋体"/>
+                <w:sz w:val="15"/>
+                <w:szCs w:val="15"/>
+                <w:vertAlign w:val="baseline"/>
+                <w:lang w:val="en-US" w:eastAsia="zh-CN"/>
+              </w:rPr>
+            </w:pPr>
+            <w:r>
+              <w:rPr>
+                <w:rFonts w:hint="eastAsia" w:ascii="宋体" w:hAnsi="宋体" w:eastAsia="宋体" w:cs="宋体"/>
                 <w:sz w:val="15"/>
                 <w:szCs w:val="15"/>
                 <w:vertAlign w:val="baseline"/>
@@ -2711,21 +2753,21 @@
           </w:tcPr>
           <w:p>
             <w:pPr>
-              <w:pStyle w:val="a1"/>
-              <w:widowControl w:val="0"/>
-              <w:ind w:left="0" w:right="0" w:firstLine="0" w:leftChars="0" w:rightChars="0" w:firstLineChars="0"/>
-              <w:jc w:val="both"/>
-              <w:rPr>
-                <w:rFonts w:ascii="宋体" w:eastAsia="宋体" w:hAnsi="宋体" w:cs="宋体" w:hint="eastAsia"/>
-                <w:sz w:val="15"/>
-                <w:szCs w:val="15"/>
-                <w:vertAlign w:val="baseline"/>
-                <w:lang w:val="en-US" w:eastAsia="zh-CN"/>
-              </w:rPr>
-            </w:pPr>
-            <w:r>
-              <w:rPr>
-                <w:rFonts w:ascii="宋体" w:eastAsia="宋体" w:hAnsi="宋体" w:cs="宋体" w:hint="eastAsia"/>
+              <w:pStyle w:val="29"/>
+              <w:widowControl w:val="0"/>
+              <w:ind w:left="0" w:leftChars="0" w:right="0" w:rightChars="0" w:firstLine="0" w:firstLineChars="0"/>
+              <w:jc w:val="both"/>
+              <w:rPr>
+                <w:rFonts w:hint="eastAsia" w:ascii="宋体" w:hAnsi="宋体" w:eastAsia="宋体" w:cs="宋体"/>
+                <w:sz w:val="15"/>
+                <w:szCs w:val="15"/>
+                <w:vertAlign w:val="baseline"/>
+                <w:lang w:val="en-US" w:eastAsia="zh-CN"/>
+              </w:rPr>
+            </w:pPr>
+            <w:r>
+              <w:rPr>
+                <w:rFonts w:hint="eastAsia" w:ascii="宋体" w:hAnsi="宋体" w:eastAsia="宋体" w:cs="宋体"/>
                 <w:sz w:val="15"/>
                 <w:szCs w:val="15"/>
                 <w:vertAlign w:val="baseline"/>
@@ -2742,21 +2784,21 @@
           </w:tcPr>
           <w:p>
             <w:pPr>
-              <w:pStyle w:val="a1"/>
-              <w:widowControl w:val="0"/>
-              <w:ind w:left="0" w:right="0" w:firstLine="0" w:leftChars="0" w:rightChars="0" w:firstLineChars="0"/>
-              <w:jc w:val="both"/>
-              <w:rPr>
-                <w:rFonts w:ascii="宋体" w:eastAsia="宋体" w:hAnsi="宋体" w:cs="宋体" w:hint="eastAsia"/>
-                <w:sz w:val="15"/>
-                <w:szCs w:val="15"/>
-                <w:vertAlign w:val="baseline"/>
-                <w:lang w:val="en-US" w:eastAsia="zh-CN"/>
-              </w:rPr>
-            </w:pPr>
-            <w:r>
-              <w:rPr>
-                <w:rFonts w:ascii="宋体" w:eastAsia="宋体" w:hAnsi="宋体" w:cs="宋体" w:hint="eastAsia"/>
+              <w:pStyle w:val="29"/>
+              <w:widowControl w:val="0"/>
+              <w:ind w:left="0" w:leftChars="0" w:right="0" w:rightChars="0" w:firstLine="0" w:firstLineChars="0"/>
+              <w:jc w:val="both"/>
+              <w:rPr>
+                <w:rFonts w:hint="eastAsia" w:ascii="宋体" w:hAnsi="宋体" w:eastAsia="宋体" w:cs="宋体"/>
+                <w:sz w:val="15"/>
+                <w:szCs w:val="15"/>
+                <w:vertAlign w:val="baseline"/>
+                <w:lang w:val="en-US" w:eastAsia="zh-CN"/>
+              </w:rPr>
+            </w:pPr>
+            <w:r>
+              <w:rPr>
+                <w:rFonts w:hint="eastAsia" w:ascii="宋体" w:hAnsi="宋体" w:eastAsia="宋体" w:cs="宋体"/>
                 <w:sz w:val="15"/>
                 <w:szCs w:val="15"/>
                 <w:vertAlign w:val="baseline"/>
@@ -2773,21 +2815,21 @@
           </w:tcPr>
           <w:p>
             <w:pPr>
-              <w:pStyle w:val="a1"/>
-              <w:widowControl w:val="0"/>
-              <w:ind w:left="0" w:right="0" w:firstLine="0" w:leftChars="0" w:rightChars="0" w:firstLineChars="0"/>
-              <w:jc w:val="both"/>
-              <w:rPr>
-                <w:rFonts w:ascii="宋体" w:eastAsia="宋体" w:hAnsi="宋体" w:cs="宋体" w:hint="eastAsia"/>
-                <w:sz w:val="15"/>
-                <w:szCs w:val="15"/>
-                <w:vertAlign w:val="baseline"/>
-                <w:lang w:val="en-US" w:eastAsia="zh-CN"/>
-              </w:rPr>
-            </w:pPr>
-            <w:r>
-              <w:rPr>
-                <w:rFonts w:ascii="宋体" w:eastAsia="宋体" w:hAnsi="宋体" w:cs="宋体" w:hint="eastAsia"/>
+              <w:pStyle w:val="29"/>
+              <w:widowControl w:val="0"/>
+              <w:ind w:left="0" w:leftChars="0" w:right="0" w:rightChars="0" w:firstLine="0" w:firstLineChars="0"/>
+              <w:jc w:val="both"/>
+              <w:rPr>
+                <w:rFonts w:hint="eastAsia" w:ascii="宋体" w:hAnsi="宋体" w:eastAsia="宋体" w:cs="宋体"/>
+                <w:sz w:val="15"/>
+                <w:szCs w:val="15"/>
+                <w:vertAlign w:val="baseline"/>
+                <w:lang w:val="en-US" w:eastAsia="zh-CN"/>
+              </w:rPr>
+            </w:pPr>
+            <w:r>
+              <w:rPr>
+                <w:rFonts w:hint="eastAsia" w:ascii="宋体" w:hAnsi="宋体" w:eastAsia="宋体" w:cs="宋体"/>
                 <w:sz w:val="15"/>
                 <w:szCs w:val="15"/>
                 <w:vertAlign w:val="baseline"/>
@@ -2804,21 +2846,21 @@
           </w:tcPr>
           <w:p>
             <w:pPr>
-              <w:pStyle w:val="a1"/>
-              <w:widowControl w:val="0"/>
-              <w:ind w:left="0" w:right="0" w:firstLine="0" w:leftChars="0" w:rightChars="0" w:firstLineChars="0"/>
-              <w:jc w:val="both"/>
-              <w:rPr>
-                <w:rFonts w:ascii="宋体" w:eastAsia="宋体" w:hAnsi="宋体" w:cs="宋体" w:hint="eastAsia"/>
-                <w:sz w:val="15"/>
-                <w:szCs w:val="15"/>
-                <w:vertAlign w:val="baseline"/>
-                <w:lang w:val="en-US" w:eastAsia="zh-CN"/>
-              </w:rPr>
-            </w:pPr>
-            <w:r>
-              <w:rPr>
-                <w:rFonts w:ascii="宋体" w:eastAsia="宋体" w:hAnsi="宋体" w:cs="宋体" w:hint="eastAsia"/>
+              <w:pStyle w:val="29"/>
+              <w:widowControl w:val="0"/>
+              <w:ind w:left="0" w:leftChars="0" w:right="0" w:rightChars="0" w:firstLine="0" w:firstLineChars="0"/>
+              <w:jc w:val="both"/>
+              <w:rPr>
+                <w:rFonts w:hint="eastAsia" w:ascii="宋体" w:hAnsi="宋体" w:eastAsia="宋体" w:cs="宋体"/>
+                <w:sz w:val="15"/>
+                <w:szCs w:val="15"/>
+                <w:vertAlign w:val="baseline"/>
+                <w:lang w:val="en-US" w:eastAsia="zh-CN"/>
+              </w:rPr>
+            </w:pPr>
+            <w:r>
+              <w:rPr>
+                <w:rFonts w:hint="eastAsia" w:ascii="宋体" w:hAnsi="宋体" w:eastAsia="宋体" w:cs="宋体"/>
                 <w:sz w:val="15"/>
                 <w:szCs w:val="15"/>
                 <w:vertAlign w:val="baseline"/>
@@ -2831,8 +2873,14 @@
       </w:tr>
       <w:tr>
         <w:tblPrEx>
-          <w:tblW w:w="0" w:type="auto"/>
-          <w:jc w:val="center"/>
+          <w:tblBorders>
+            <w:top w:val="single" w:color="auto" w:sz="4" w:space="0"/>
+            <w:left w:val="single" w:color="auto" w:sz="4" w:space="0"/>
+            <w:bottom w:val="single" w:color="auto" w:sz="4" w:space="0"/>
+            <w:right w:val="single" w:color="auto" w:sz="4" w:space="0"/>
+            <w:insideH w:val="single" w:color="auto" w:sz="4" w:space="0"/>
+            <w:insideV w:val="single" w:color="auto" w:sz="4" w:space="0"/>
+          </w:tblBorders>
           <w:tblCellMar>
             <w:top w:w="0" w:type="dxa"/>
             <w:left w:w="108" w:type="dxa"/>
@@ -2846,17 +2894,17 @@
         <w:tc>
           <w:tcPr>
             <w:tcW w:w="1142" w:type="dxa"/>
-            <w:vMerge/>
+            <w:vMerge w:val="continue"/>
             <w:vAlign w:val="center"/>
           </w:tcPr>
           <w:p>
             <w:pPr>
-              <w:pStyle w:val="a1"/>
-              <w:widowControl w:val="0"/>
-              <w:ind w:left="0" w:right="0" w:firstLine="0" w:leftChars="0" w:rightChars="0" w:firstLineChars="0"/>
+              <w:pStyle w:val="29"/>
+              <w:widowControl w:val="0"/>
+              <w:ind w:left="0" w:leftChars="0" w:right="0" w:rightChars="0" w:firstLine="0" w:firstLineChars="0"/>
               <w:jc w:val="center"/>
               <w:rPr>
-                <w:rFonts w:ascii="宋体" w:eastAsia="宋体" w:hAnsi="宋体" w:cs="宋体" w:hint="eastAsia"/>
+                <w:rFonts w:hint="eastAsia" w:ascii="宋体" w:hAnsi="宋体" w:eastAsia="宋体" w:cs="宋体"/>
                 <w:sz w:val="15"/>
                 <w:szCs w:val="15"/>
                 <w:vertAlign w:val="baseline"/>
@@ -2868,17 +2916,17 @@
         <w:tc>
           <w:tcPr>
             <w:tcW w:w="1142" w:type="dxa"/>
-            <w:vMerge/>
+            <w:vMerge w:val="continue"/>
             <w:vAlign w:val="center"/>
           </w:tcPr>
           <w:p>
             <w:pPr>
-              <w:pStyle w:val="a1"/>
-              <w:widowControl w:val="0"/>
-              <w:ind w:left="0" w:right="0" w:firstLine="0" w:leftChars="0" w:rightChars="0" w:firstLineChars="0"/>
-              <w:jc w:val="both"/>
-              <w:rPr>
-                <w:rFonts w:ascii="宋体" w:eastAsia="宋体" w:hAnsi="宋体" w:cs="宋体" w:hint="eastAsia"/>
+              <w:pStyle w:val="29"/>
+              <w:widowControl w:val="0"/>
+              <w:ind w:left="0" w:leftChars="0" w:right="0" w:rightChars="0" w:firstLine="0" w:firstLineChars="0"/>
+              <w:jc w:val="both"/>
+              <w:rPr>
+                <w:rFonts w:hint="eastAsia" w:ascii="宋体" w:hAnsi="宋体" w:eastAsia="宋体" w:cs="宋体"/>
                 <w:sz w:val="15"/>
                 <w:szCs w:val="15"/>
                 <w:vertAlign w:val="baseline"/>
@@ -2894,21 +2942,21 @@
           </w:tcPr>
           <w:p>
             <w:pPr>
-              <w:pStyle w:val="a1"/>
-              <w:widowControl w:val="0"/>
-              <w:ind w:left="0" w:right="0" w:firstLine="0" w:leftChars="0" w:rightChars="0" w:firstLineChars="0"/>
-              <w:jc w:val="both"/>
-              <w:rPr>
-                <w:rFonts w:ascii="宋体" w:eastAsia="宋体" w:hAnsi="宋体" w:cs="宋体" w:hint="eastAsia"/>
-                <w:sz w:val="15"/>
-                <w:szCs w:val="15"/>
-                <w:vertAlign w:val="baseline"/>
-                <w:lang w:val="en-US" w:eastAsia="zh-CN"/>
-              </w:rPr>
-            </w:pPr>
-            <w:r>
-              <w:rPr>
-                <w:rFonts w:ascii="宋体" w:eastAsia="宋体" w:hAnsi="宋体" w:cs="宋体" w:hint="eastAsia"/>
+              <w:pStyle w:val="29"/>
+              <w:widowControl w:val="0"/>
+              <w:ind w:left="0" w:leftChars="0" w:right="0" w:rightChars="0" w:firstLine="0" w:firstLineChars="0"/>
+              <w:jc w:val="both"/>
+              <w:rPr>
+                <w:rFonts w:hint="eastAsia" w:ascii="宋体" w:hAnsi="宋体" w:eastAsia="宋体" w:cs="宋体"/>
+                <w:sz w:val="15"/>
+                <w:szCs w:val="15"/>
+                <w:vertAlign w:val="baseline"/>
+                <w:lang w:val="en-US" w:eastAsia="zh-CN"/>
+              </w:rPr>
+            </w:pPr>
+            <w:r>
+              <w:rPr>
+                <w:rFonts w:hint="eastAsia" w:ascii="宋体" w:hAnsi="宋体" w:eastAsia="宋体" w:cs="宋体"/>
                 <w:sz w:val="15"/>
                 <w:szCs w:val="15"/>
                 <w:vertAlign w:val="baseline"/>
@@ -2925,21 +2973,21 @@
           </w:tcPr>
           <w:p>
             <w:pPr>
-              <w:pStyle w:val="a1"/>
-              <w:widowControl w:val="0"/>
-              <w:ind w:left="0" w:right="0" w:firstLine="0" w:leftChars="0" w:rightChars="0" w:firstLineChars="0"/>
-              <w:jc w:val="both"/>
-              <w:rPr>
-                <w:rFonts w:ascii="宋体" w:eastAsia="宋体" w:hAnsi="宋体" w:cs="宋体" w:hint="eastAsia"/>
-                <w:sz w:val="15"/>
-                <w:szCs w:val="15"/>
-                <w:vertAlign w:val="baseline"/>
-                <w:lang w:val="en-US" w:eastAsia="zh-CN"/>
-              </w:rPr>
-            </w:pPr>
-            <w:r>
-              <w:rPr>
-                <w:rFonts w:ascii="宋体" w:eastAsia="宋体" w:hAnsi="宋体" w:cs="宋体" w:hint="eastAsia"/>
+              <w:pStyle w:val="29"/>
+              <w:widowControl w:val="0"/>
+              <w:ind w:left="0" w:leftChars="0" w:right="0" w:rightChars="0" w:firstLine="0" w:firstLineChars="0"/>
+              <w:jc w:val="both"/>
+              <w:rPr>
+                <w:rFonts w:hint="eastAsia" w:ascii="宋体" w:hAnsi="宋体" w:eastAsia="宋体" w:cs="宋体"/>
+                <w:sz w:val="15"/>
+                <w:szCs w:val="15"/>
+                <w:vertAlign w:val="baseline"/>
+                <w:lang w:val="en-US" w:eastAsia="zh-CN"/>
+              </w:rPr>
+            </w:pPr>
+            <w:r>
+              <w:rPr>
+                <w:rFonts w:hint="eastAsia" w:ascii="宋体" w:hAnsi="宋体" w:eastAsia="宋体" w:cs="宋体"/>
                 <w:sz w:val="15"/>
                 <w:szCs w:val="15"/>
                 <w:vertAlign w:val="baseline"/>
@@ -2956,21 +3004,21 @@
           </w:tcPr>
           <w:p>
             <w:pPr>
-              <w:pStyle w:val="a1"/>
-              <w:widowControl w:val="0"/>
-              <w:ind w:left="0" w:right="0" w:firstLine="0" w:leftChars="0" w:rightChars="0" w:firstLineChars="0"/>
-              <w:jc w:val="both"/>
-              <w:rPr>
-                <w:rFonts w:ascii="宋体" w:eastAsia="宋体" w:hAnsi="宋体" w:cs="宋体" w:hint="eastAsia"/>
-                <w:sz w:val="15"/>
-                <w:szCs w:val="15"/>
-                <w:vertAlign w:val="baseline"/>
-                <w:lang w:val="en-US" w:eastAsia="zh-CN"/>
-              </w:rPr>
-            </w:pPr>
-            <w:r>
-              <w:rPr>
-                <w:rFonts w:ascii="宋体" w:eastAsia="宋体" w:hAnsi="宋体" w:cs="宋体" w:hint="eastAsia"/>
+              <w:pStyle w:val="29"/>
+              <w:widowControl w:val="0"/>
+              <w:ind w:left="0" w:leftChars="0" w:right="0" w:rightChars="0" w:firstLine="0" w:firstLineChars="0"/>
+              <w:jc w:val="both"/>
+              <w:rPr>
+                <w:rFonts w:hint="eastAsia" w:ascii="宋体" w:hAnsi="宋体" w:eastAsia="宋体" w:cs="宋体"/>
+                <w:sz w:val="15"/>
+                <w:szCs w:val="15"/>
+                <w:vertAlign w:val="baseline"/>
+                <w:lang w:val="en-US" w:eastAsia="zh-CN"/>
+              </w:rPr>
+            </w:pPr>
+            <w:r>
+              <w:rPr>
+                <w:rFonts w:hint="eastAsia" w:ascii="宋体" w:hAnsi="宋体" w:eastAsia="宋体" w:cs="宋体"/>
                 <w:sz w:val="15"/>
                 <w:szCs w:val="15"/>
                 <w:vertAlign w:val="baseline"/>
@@ -2987,21 +3035,21 @@
           </w:tcPr>
           <w:p>
             <w:pPr>
-              <w:pStyle w:val="a1"/>
-              <w:widowControl w:val="0"/>
-              <w:ind w:left="0" w:right="0" w:firstLine="0" w:leftChars="0" w:rightChars="0" w:firstLineChars="0"/>
-              <w:jc w:val="both"/>
-              <w:rPr>
-                <w:rFonts w:ascii="宋体" w:eastAsia="宋体" w:hAnsi="宋体" w:cs="宋体" w:hint="eastAsia"/>
-                <w:sz w:val="15"/>
-                <w:szCs w:val="15"/>
-                <w:vertAlign w:val="baseline"/>
-                <w:lang w:val="en-US" w:eastAsia="zh-CN"/>
-              </w:rPr>
-            </w:pPr>
-            <w:r>
-              <w:rPr>
-                <w:rFonts w:ascii="宋体" w:eastAsia="宋体" w:hAnsi="宋体" w:cs="宋体" w:hint="eastAsia"/>
+              <w:pStyle w:val="29"/>
+              <w:widowControl w:val="0"/>
+              <w:ind w:left="0" w:leftChars="0" w:right="0" w:rightChars="0" w:firstLine="0" w:firstLineChars="0"/>
+              <w:jc w:val="both"/>
+              <w:rPr>
+                <w:rFonts w:hint="eastAsia" w:ascii="宋体" w:hAnsi="宋体" w:eastAsia="宋体" w:cs="宋体"/>
+                <w:sz w:val="15"/>
+                <w:szCs w:val="15"/>
+                <w:vertAlign w:val="baseline"/>
+                <w:lang w:val="en-US" w:eastAsia="zh-CN"/>
+              </w:rPr>
+            </w:pPr>
+            <w:r>
+              <w:rPr>
+                <w:rFonts w:hint="eastAsia" w:ascii="宋体" w:hAnsi="宋体" w:eastAsia="宋体" w:cs="宋体"/>
                 <w:sz w:val="15"/>
                 <w:szCs w:val="15"/>
                 <w:vertAlign w:val="baseline"/>
@@ -3014,8 +3062,14 @@
       </w:tr>
       <w:tr>
         <w:tblPrEx>
-          <w:tblW w:w="0" w:type="auto"/>
-          <w:jc w:val="center"/>
+          <w:tblBorders>
+            <w:top w:val="single" w:color="auto" w:sz="4" w:space="0"/>
+            <w:left w:val="single" w:color="auto" w:sz="4" w:space="0"/>
+            <w:bottom w:val="single" w:color="auto" w:sz="4" w:space="0"/>
+            <w:right w:val="single" w:color="auto" w:sz="4" w:space="0"/>
+            <w:insideH w:val="single" w:color="auto" w:sz="4" w:space="0"/>
+            <w:insideV w:val="single" w:color="auto" w:sz="4" w:space="0"/>
+          </w:tblBorders>
           <w:tblCellMar>
             <w:top w:w="0" w:type="dxa"/>
             <w:left w:w="108" w:type="dxa"/>
@@ -3033,16 +3087,16 @@
           </w:tcPr>
           <w:p>
             <w:pPr>
-              <w:pStyle w:val="a1"/>
+              <w:pStyle w:val="29"/>
               <w:widowControl w:val="0"/>
               <w:numPr>
                 <w:ilvl w:val="0"/>
                 <w:numId w:val="2"/>
               </w:numPr>
-              <w:ind w:left="0" w:right="0" w:firstLine="0" w:leftChars="0" w:rightChars="0" w:firstLineChars="0"/>
+              <w:ind w:left="0" w:leftChars="0" w:right="0" w:rightChars="0" w:firstLine="0" w:firstLineChars="0"/>
               <w:jc w:val="center"/>
               <w:rPr>
-                <w:rFonts w:ascii="宋体" w:eastAsia="宋体" w:hAnsi="宋体" w:cs="宋体" w:hint="eastAsia"/>
+                <w:rFonts w:hint="eastAsia" w:ascii="宋体" w:hAnsi="宋体" w:eastAsia="宋体" w:cs="宋体"/>
                 <w:sz w:val="15"/>
                 <w:szCs w:val="15"/>
                 <w:vertAlign w:val="baseline"/>
@@ -3058,21 +3112,21 @@
           </w:tcPr>
           <w:p>
             <w:pPr>
-              <w:pStyle w:val="a1"/>
-              <w:widowControl w:val="0"/>
-              <w:ind w:left="0" w:right="0" w:firstLine="0" w:leftChars="0" w:rightChars="0" w:firstLineChars="0"/>
-              <w:jc w:val="both"/>
-              <w:rPr>
-                <w:rFonts w:ascii="宋体" w:eastAsia="宋体" w:hAnsi="宋体" w:cs="宋体" w:hint="default"/>
-                <w:sz w:val="15"/>
-                <w:szCs w:val="15"/>
-                <w:vertAlign w:val="baseline"/>
-                <w:lang w:val="en-US" w:eastAsia="zh-CN"/>
-              </w:rPr>
-            </w:pPr>
-            <w:r>
-              <w:rPr>
-                <w:rFonts w:ascii="宋体" w:eastAsia="宋体" w:hAnsi="宋体" w:cs="宋体" w:hint="eastAsia"/>
+              <w:pStyle w:val="29"/>
+              <w:widowControl w:val="0"/>
+              <w:ind w:left="0" w:leftChars="0" w:right="0" w:rightChars="0" w:firstLine="0" w:firstLineChars="0"/>
+              <w:jc w:val="both"/>
+              <w:rPr>
+                <w:rFonts w:hint="default" w:ascii="宋体" w:hAnsi="宋体" w:eastAsia="宋体" w:cs="宋体"/>
+                <w:sz w:val="15"/>
+                <w:szCs w:val="15"/>
+                <w:vertAlign w:val="baseline"/>
+                <w:lang w:val="en-US" w:eastAsia="zh-CN"/>
+              </w:rPr>
+            </w:pPr>
+            <w:r>
+              <w:rPr>
+                <w:rFonts w:hint="eastAsia" w:ascii="宋体" w:hAnsi="宋体" w:eastAsia="宋体" w:cs="宋体"/>
                 <w:sz w:val="15"/>
                 <w:szCs w:val="15"/>
                 <w:vertAlign w:val="baseline"/>
@@ -3089,21 +3143,21 @@
           </w:tcPr>
           <w:p>
             <w:pPr>
-              <w:pStyle w:val="a1"/>
-              <w:widowControl w:val="0"/>
-              <w:ind w:left="0" w:right="0" w:firstLine="0" w:leftChars="0" w:rightChars="0" w:firstLineChars="0"/>
-              <w:jc w:val="both"/>
-              <w:rPr>
-                <w:rFonts w:ascii="宋体" w:eastAsia="宋体" w:hAnsi="宋体" w:cs="宋体" w:hint="eastAsia"/>
-                <w:sz w:val="15"/>
-                <w:szCs w:val="15"/>
-                <w:vertAlign w:val="baseline"/>
-                <w:lang w:val="en-US" w:eastAsia="zh-CN"/>
-              </w:rPr>
-            </w:pPr>
-            <w:r>
-              <w:rPr>
-                <w:rFonts w:ascii="宋体" w:eastAsia="宋体" w:hAnsi="宋体" w:cs="宋体" w:hint="eastAsia"/>
+              <w:pStyle w:val="29"/>
+              <w:widowControl w:val="0"/>
+              <w:ind w:left="0" w:leftChars="0" w:right="0" w:rightChars="0" w:firstLine="0" w:firstLineChars="0"/>
+              <w:jc w:val="both"/>
+              <w:rPr>
+                <w:rFonts w:hint="eastAsia" w:ascii="宋体" w:hAnsi="宋体" w:eastAsia="宋体" w:cs="宋体"/>
+                <w:sz w:val="15"/>
+                <w:szCs w:val="15"/>
+                <w:vertAlign w:val="baseline"/>
+                <w:lang w:val="en-US" w:eastAsia="zh-CN"/>
+              </w:rPr>
+            </w:pPr>
+            <w:r>
+              <w:rPr>
+                <w:rFonts w:hint="eastAsia" w:ascii="宋体" w:hAnsi="宋体" w:eastAsia="宋体" w:cs="宋体"/>
                 <w:sz w:val="15"/>
                 <w:szCs w:val="15"/>
                 <w:vertAlign w:val="baseline"/>
@@ -3120,21 +3174,21 @@
           </w:tcPr>
           <w:p>
             <w:pPr>
-              <w:pStyle w:val="a1"/>
-              <w:widowControl w:val="0"/>
-              <w:ind w:left="0" w:right="0" w:firstLine="0" w:leftChars="0" w:rightChars="0" w:firstLineChars="0"/>
-              <w:jc w:val="both"/>
-              <w:rPr>
-                <w:rFonts w:ascii="宋体" w:eastAsia="宋体" w:hAnsi="宋体" w:cs="宋体" w:hint="eastAsia"/>
-                <w:sz w:val="15"/>
-                <w:szCs w:val="15"/>
-                <w:vertAlign w:val="baseline"/>
-                <w:lang w:val="en-US" w:eastAsia="zh-CN"/>
-              </w:rPr>
-            </w:pPr>
-            <w:r>
-              <w:rPr>
-                <w:rFonts w:ascii="宋体" w:eastAsia="宋体" w:hAnsi="宋体" w:cs="宋体" w:hint="eastAsia"/>
+              <w:pStyle w:val="29"/>
+              <w:widowControl w:val="0"/>
+              <w:ind w:left="0" w:leftChars="0" w:right="0" w:rightChars="0" w:firstLine="0" w:firstLineChars="0"/>
+              <w:jc w:val="both"/>
+              <w:rPr>
+                <w:rFonts w:hint="eastAsia" w:ascii="宋体" w:hAnsi="宋体" w:eastAsia="宋体" w:cs="宋体"/>
+                <w:sz w:val="15"/>
+                <w:szCs w:val="15"/>
+                <w:vertAlign w:val="baseline"/>
+                <w:lang w:val="en-US" w:eastAsia="zh-CN"/>
+              </w:rPr>
+            </w:pPr>
+            <w:r>
+              <w:rPr>
+                <w:rFonts w:hint="eastAsia" w:ascii="宋体" w:hAnsi="宋体" w:eastAsia="宋体" w:cs="宋体"/>
                 <w:sz w:val="15"/>
                 <w:szCs w:val="15"/>
                 <w:vertAlign w:val="baseline"/>
@@ -3151,21 +3205,21 @@
           </w:tcPr>
           <w:p>
             <w:pPr>
-              <w:pStyle w:val="a1"/>
-              <w:widowControl w:val="0"/>
-              <w:ind w:left="0" w:right="0" w:firstLine="0" w:leftChars="0" w:rightChars="0" w:firstLineChars="0"/>
-              <w:jc w:val="both"/>
-              <w:rPr>
-                <w:rFonts w:ascii="宋体" w:eastAsia="宋体" w:hAnsi="宋体" w:cs="宋体" w:hint="eastAsia"/>
-                <w:sz w:val="15"/>
-                <w:szCs w:val="15"/>
-                <w:vertAlign w:val="baseline"/>
-                <w:lang w:val="en-US" w:eastAsia="zh-CN"/>
-              </w:rPr>
-            </w:pPr>
-            <w:r>
-              <w:rPr>
-                <w:rFonts w:ascii="宋体" w:eastAsia="宋体" w:hAnsi="宋体" w:cs="宋体" w:hint="eastAsia"/>
+              <w:pStyle w:val="29"/>
+              <w:widowControl w:val="0"/>
+              <w:ind w:left="0" w:leftChars="0" w:right="0" w:rightChars="0" w:firstLine="0" w:firstLineChars="0"/>
+              <w:jc w:val="both"/>
+              <w:rPr>
+                <w:rFonts w:hint="eastAsia" w:ascii="宋体" w:hAnsi="宋体" w:eastAsia="宋体" w:cs="宋体"/>
+                <w:sz w:val="15"/>
+                <w:szCs w:val="15"/>
+                <w:vertAlign w:val="baseline"/>
+                <w:lang w:val="en-US" w:eastAsia="zh-CN"/>
+              </w:rPr>
+            </w:pPr>
+            <w:r>
+              <w:rPr>
+                <w:rFonts w:hint="eastAsia" w:ascii="宋体" w:hAnsi="宋体" w:eastAsia="宋体" w:cs="宋体"/>
                 <w:sz w:val="15"/>
                 <w:szCs w:val="15"/>
                 <w:vertAlign w:val="baseline"/>
@@ -3182,21 +3236,21 @@
           </w:tcPr>
           <w:p>
             <w:pPr>
-              <w:pStyle w:val="a1"/>
-              <w:widowControl w:val="0"/>
-              <w:ind w:left="0" w:right="0" w:firstLine="0" w:leftChars="0" w:rightChars="0" w:firstLineChars="0"/>
-              <w:jc w:val="both"/>
-              <w:rPr>
-                <w:rFonts w:ascii="宋体" w:eastAsia="宋体" w:hAnsi="宋体" w:cs="宋体" w:hint="eastAsia"/>
-                <w:sz w:val="15"/>
-                <w:szCs w:val="15"/>
-                <w:vertAlign w:val="baseline"/>
-                <w:lang w:val="en-US" w:eastAsia="zh-CN"/>
-              </w:rPr>
-            </w:pPr>
-            <w:r>
-              <w:rPr>
-                <w:rFonts w:ascii="宋体" w:eastAsia="宋体" w:hAnsi="宋体" w:cs="宋体" w:hint="eastAsia"/>
+              <w:pStyle w:val="29"/>
+              <w:widowControl w:val="0"/>
+              <w:ind w:left="0" w:leftChars="0" w:right="0" w:rightChars="0" w:firstLine="0" w:firstLineChars="0"/>
+              <w:jc w:val="both"/>
+              <w:rPr>
+                <w:rFonts w:hint="eastAsia" w:ascii="宋体" w:hAnsi="宋体" w:eastAsia="宋体" w:cs="宋体"/>
+                <w:sz w:val="15"/>
+                <w:szCs w:val="15"/>
+                <w:vertAlign w:val="baseline"/>
+                <w:lang w:val="en-US" w:eastAsia="zh-CN"/>
+              </w:rPr>
+            </w:pPr>
+            <w:r>
+              <w:rPr>
+                <w:rFonts w:hint="eastAsia" w:ascii="宋体" w:hAnsi="宋体" w:eastAsia="宋体" w:cs="宋体"/>
                 <w:sz w:val="15"/>
                 <w:szCs w:val="15"/>
                 <w:vertAlign w:val="baseline"/>
@@ -3209,8 +3263,14 @@
       </w:tr>
       <w:tr>
         <w:tblPrEx>
-          <w:tblW w:w="0" w:type="auto"/>
-          <w:jc w:val="center"/>
+          <w:tblBorders>
+            <w:top w:val="single" w:color="auto" w:sz="4" w:space="0"/>
+            <w:left w:val="single" w:color="auto" w:sz="4" w:space="0"/>
+            <w:bottom w:val="single" w:color="auto" w:sz="4" w:space="0"/>
+            <w:right w:val="single" w:color="auto" w:sz="4" w:space="0"/>
+            <w:insideH w:val="single" w:color="auto" w:sz="4" w:space="0"/>
+            <w:insideV w:val="single" w:color="auto" w:sz="4" w:space="0"/>
+          </w:tblBorders>
           <w:tblCellMar>
             <w:top w:w="0" w:type="dxa"/>
             <w:left w:w="108" w:type="dxa"/>
@@ -3228,16 +3288,16 @@
           </w:tcPr>
           <w:p>
             <w:pPr>
-              <w:pStyle w:val="a1"/>
+              <w:pStyle w:val="29"/>
               <w:widowControl w:val="0"/>
               <w:numPr>
                 <w:ilvl w:val="0"/>
                 <w:numId w:val="2"/>
               </w:numPr>
-              <w:ind w:left="0" w:right="0" w:firstLine="0" w:leftChars="0" w:rightChars="0" w:firstLineChars="0"/>
+              <w:ind w:left="0" w:leftChars="0" w:right="0" w:rightChars="0" w:firstLine="0" w:firstLineChars="0"/>
               <w:jc w:val="center"/>
               <w:rPr>
-                <w:rFonts w:ascii="宋体" w:eastAsia="宋体" w:hAnsi="宋体" w:cs="宋体" w:hint="eastAsia"/>
+                <w:rFonts w:hint="eastAsia" w:ascii="宋体" w:hAnsi="宋体" w:eastAsia="宋体" w:cs="宋体"/>
                 <w:sz w:val="15"/>
                 <w:szCs w:val="15"/>
                 <w:vertAlign w:val="baseline"/>
@@ -3253,21 +3313,21 @@
           </w:tcPr>
           <w:p>
             <w:pPr>
-              <w:pStyle w:val="a1"/>
-              <w:widowControl w:val="0"/>
-              <w:ind w:left="0" w:right="0" w:firstLine="0" w:leftChars="0" w:rightChars="0" w:firstLineChars="0"/>
-              <w:jc w:val="both"/>
-              <w:rPr>
-                <w:rFonts w:ascii="宋体" w:eastAsia="宋体" w:hAnsi="宋体" w:cs="宋体" w:hint="default"/>
-                <w:sz w:val="15"/>
-                <w:szCs w:val="15"/>
-                <w:vertAlign w:val="baseline"/>
-                <w:lang w:val="en-US" w:eastAsia="zh-CN"/>
-              </w:rPr>
-            </w:pPr>
-            <w:r>
-              <w:rPr>
-                <w:rFonts w:ascii="宋体" w:eastAsia="宋体" w:hAnsi="宋体" w:cs="宋体" w:hint="eastAsia"/>
+              <w:pStyle w:val="29"/>
+              <w:widowControl w:val="0"/>
+              <w:ind w:left="0" w:leftChars="0" w:right="0" w:rightChars="0" w:firstLine="0" w:firstLineChars="0"/>
+              <w:jc w:val="both"/>
+              <w:rPr>
+                <w:rFonts w:hint="default" w:ascii="宋体" w:hAnsi="宋体" w:eastAsia="宋体" w:cs="宋体"/>
+                <w:sz w:val="15"/>
+                <w:szCs w:val="15"/>
+                <w:vertAlign w:val="baseline"/>
+                <w:lang w:val="en-US" w:eastAsia="zh-CN"/>
+              </w:rPr>
+            </w:pPr>
+            <w:r>
+              <w:rPr>
+                <w:rFonts w:hint="eastAsia" w:ascii="宋体" w:hAnsi="宋体" w:eastAsia="宋体" w:cs="宋体"/>
                 <w:sz w:val="15"/>
                 <w:szCs w:val="15"/>
                 <w:vertAlign w:val="baseline"/>
@@ -3284,21 +3344,21 @@
           </w:tcPr>
           <w:p>
             <w:pPr>
-              <w:pStyle w:val="a1"/>
-              <w:widowControl w:val="0"/>
-              <w:ind w:left="0" w:right="0" w:firstLine="0" w:leftChars="0" w:rightChars="0" w:firstLineChars="0"/>
-              <w:jc w:val="both"/>
-              <w:rPr>
-                <w:rFonts w:ascii="宋体" w:eastAsia="宋体" w:hAnsi="宋体" w:cs="宋体" w:hint="eastAsia"/>
-                <w:sz w:val="15"/>
-                <w:szCs w:val="15"/>
-                <w:vertAlign w:val="baseline"/>
-                <w:lang w:val="en-US" w:eastAsia="zh-CN"/>
-              </w:rPr>
-            </w:pPr>
-            <w:r>
-              <w:rPr>
-                <w:rFonts w:ascii="宋体" w:eastAsia="宋体" w:hAnsi="宋体" w:cs="宋体" w:hint="eastAsia"/>
+              <w:pStyle w:val="29"/>
+              <w:widowControl w:val="0"/>
+              <w:ind w:left="0" w:leftChars="0" w:right="0" w:rightChars="0" w:firstLine="0" w:firstLineChars="0"/>
+              <w:jc w:val="both"/>
+              <w:rPr>
+                <w:rFonts w:hint="eastAsia" w:ascii="宋体" w:hAnsi="宋体" w:eastAsia="宋体" w:cs="宋体"/>
+                <w:sz w:val="15"/>
+                <w:szCs w:val="15"/>
+                <w:vertAlign w:val="baseline"/>
+                <w:lang w:val="en-US" w:eastAsia="zh-CN"/>
+              </w:rPr>
+            </w:pPr>
+            <w:r>
+              <w:rPr>
+                <w:rFonts w:hint="eastAsia" w:ascii="宋体" w:hAnsi="宋体" w:eastAsia="宋体" w:cs="宋体"/>
                 <w:sz w:val="15"/>
                 <w:szCs w:val="15"/>
                 <w:vertAlign w:val="baseline"/>
@@ -3315,21 +3375,21 @@
           </w:tcPr>
           <w:p>
             <w:pPr>
-              <w:pStyle w:val="a1"/>
-              <w:widowControl w:val="0"/>
-              <w:ind w:left="0" w:right="0" w:firstLine="0" w:leftChars="0" w:rightChars="0" w:firstLineChars="0"/>
-              <w:jc w:val="both"/>
-              <w:rPr>
-                <w:rFonts w:ascii="宋体" w:eastAsia="宋体" w:hAnsi="宋体" w:cs="宋体" w:hint="eastAsia"/>
-                <w:sz w:val="15"/>
-                <w:szCs w:val="15"/>
-                <w:vertAlign w:val="baseline"/>
-                <w:lang w:val="en-US" w:eastAsia="zh-CN"/>
-              </w:rPr>
-            </w:pPr>
-            <w:r>
-              <w:rPr>
-                <w:rFonts w:ascii="宋体" w:eastAsia="宋体" w:hAnsi="宋体" w:cs="宋体" w:hint="eastAsia"/>
+              <w:pStyle w:val="29"/>
+              <w:widowControl w:val="0"/>
+              <w:ind w:left="0" w:leftChars="0" w:right="0" w:rightChars="0" w:firstLine="0" w:firstLineChars="0"/>
+              <w:jc w:val="both"/>
+              <w:rPr>
+                <w:rFonts w:hint="eastAsia" w:ascii="宋体" w:hAnsi="宋体" w:eastAsia="宋体" w:cs="宋体"/>
+                <w:sz w:val="15"/>
+                <w:szCs w:val="15"/>
+                <w:vertAlign w:val="baseline"/>
+                <w:lang w:val="en-US" w:eastAsia="zh-CN"/>
+              </w:rPr>
+            </w:pPr>
+            <w:r>
+              <w:rPr>
+                <w:rFonts w:hint="eastAsia" w:ascii="宋体" w:hAnsi="宋体" w:eastAsia="宋体" w:cs="宋体"/>
                 <w:sz w:val="15"/>
                 <w:szCs w:val="15"/>
                 <w:vertAlign w:val="baseline"/>
@@ -3346,21 +3406,21 @@
           </w:tcPr>
           <w:p>
             <w:pPr>
-              <w:pStyle w:val="a1"/>
-              <w:widowControl w:val="0"/>
-              <w:ind w:left="0" w:right="0" w:firstLine="0" w:leftChars="0" w:rightChars="0" w:firstLineChars="0"/>
-              <w:jc w:val="both"/>
-              <w:rPr>
-                <w:rFonts w:ascii="宋体" w:eastAsia="宋体" w:hAnsi="宋体" w:cs="宋体" w:hint="eastAsia"/>
-                <w:sz w:val="15"/>
-                <w:szCs w:val="15"/>
-                <w:vertAlign w:val="baseline"/>
-                <w:lang w:val="en-US" w:eastAsia="zh-CN"/>
-              </w:rPr>
-            </w:pPr>
-            <w:r>
-              <w:rPr>
-                <w:rFonts w:ascii="宋体" w:eastAsia="宋体" w:hAnsi="宋体" w:cs="宋体" w:hint="eastAsia"/>
+              <w:pStyle w:val="29"/>
+              <w:widowControl w:val="0"/>
+              <w:ind w:left="0" w:leftChars="0" w:right="0" w:rightChars="0" w:firstLine="0" w:firstLineChars="0"/>
+              <w:jc w:val="both"/>
+              <w:rPr>
+                <w:rFonts w:hint="eastAsia" w:ascii="宋体" w:hAnsi="宋体" w:eastAsia="宋体" w:cs="宋体"/>
+                <w:sz w:val="15"/>
+                <w:szCs w:val="15"/>
+                <w:vertAlign w:val="baseline"/>
+                <w:lang w:val="en-US" w:eastAsia="zh-CN"/>
+              </w:rPr>
+            </w:pPr>
+            <w:r>
+              <w:rPr>
+                <w:rFonts w:hint="eastAsia" w:ascii="宋体" w:hAnsi="宋体" w:eastAsia="宋体" w:cs="宋体"/>
                 <w:sz w:val="15"/>
                 <w:szCs w:val="15"/>
                 <w:vertAlign w:val="baseline"/>
@@ -3377,21 +3437,21 @@
           </w:tcPr>
           <w:p>
             <w:pPr>
-              <w:pStyle w:val="a1"/>
-              <w:widowControl w:val="0"/>
-              <w:ind w:left="0" w:right="0" w:firstLine="0" w:leftChars="0" w:rightChars="0" w:firstLineChars="0"/>
-              <w:jc w:val="both"/>
-              <w:rPr>
-                <w:rFonts w:ascii="宋体" w:eastAsia="宋体" w:hAnsi="宋体" w:cs="宋体" w:hint="eastAsia"/>
-                <w:sz w:val="15"/>
-                <w:szCs w:val="15"/>
-                <w:vertAlign w:val="baseline"/>
-                <w:lang w:val="en-US" w:eastAsia="zh-CN"/>
-              </w:rPr>
-            </w:pPr>
-            <w:r>
-              <w:rPr>
-                <w:rFonts w:ascii="宋体" w:eastAsia="宋体" w:hAnsi="宋体" w:cs="宋体" w:hint="eastAsia"/>
+              <w:pStyle w:val="29"/>
+              <w:widowControl w:val="0"/>
+              <w:ind w:left="0" w:leftChars="0" w:right="0" w:rightChars="0" w:firstLine="0" w:firstLineChars="0"/>
+              <w:jc w:val="both"/>
+              <w:rPr>
+                <w:rFonts w:hint="eastAsia" w:ascii="宋体" w:hAnsi="宋体" w:eastAsia="宋体" w:cs="宋体"/>
+                <w:sz w:val="15"/>
+                <w:szCs w:val="15"/>
+                <w:vertAlign w:val="baseline"/>
+                <w:lang w:val="en-US" w:eastAsia="zh-CN"/>
+              </w:rPr>
+            </w:pPr>
+            <w:r>
+              <w:rPr>
+                <w:rFonts w:hint="eastAsia" w:ascii="宋体" w:hAnsi="宋体" w:eastAsia="宋体" w:cs="宋体"/>
                 <w:sz w:val="15"/>
                 <w:szCs w:val="15"/>
                 <w:vertAlign w:val="baseline"/>
@@ -3404,8 +3464,14 @@
       </w:tr>
       <w:tr>
         <w:tblPrEx>
-          <w:tblW w:w="0" w:type="auto"/>
-          <w:jc w:val="center"/>
+          <w:tblBorders>
+            <w:top w:val="single" w:color="auto" w:sz="4" w:space="0"/>
+            <w:left w:val="single" w:color="auto" w:sz="4" w:space="0"/>
+            <w:bottom w:val="single" w:color="auto" w:sz="4" w:space="0"/>
+            <w:right w:val="single" w:color="auto" w:sz="4" w:space="0"/>
+            <w:insideH w:val="single" w:color="auto" w:sz="4" w:space="0"/>
+            <w:insideV w:val="single" w:color="auto" w:sz="4" w:space="0"/>
+          </w:tblBorders>
           <w:tblCellMar>
             <w:top w:w="0" w:type="dxa"/>
             <w:left w:w="108" w:type="dxa"/>
@@ -3423,16 +3489,16 @@
           </w:tcPr>
           <w:p>
             <w:pPr>
-              <w:pStyle w:val="a1"/>
+              <w:pStyle w:val="29"/>
               <w:widowControl w:val="0"/>
               <w:numPr>
                 <w:ilvl w:val="0"/>
                 <w:numId w:val="2"/>
               </w:numPr>
-              <w:ind w:left="0" w:right="0" w:firstLine="0" w:leftChars="0" w:rightChars="0" w:firstLineChars="0"/>
+              <w:ind w:left="0" w:leftChars="0" w:right="0" w:rightChars="0" w:firstLine="0" w:firstLineChars="0"/>
               <w:jc w:val="center"/>
               <w:rPr>
-                <w:rFonts w:ascii="宋体" w:eastAsia="宋体" w:hAnsi="宋体" w:cs="宋体" w:hint="eastAsia"/>
+                <w:rFonts w:hint="eastAsia" w:ascii="宋体" w:hAnsi="宋体" w:eastAsia="宋体" w:cs="宋体"/>
                 <w:sz w:val="15"/>
                 <w:szCs w:val="15"/>
                 <w:vertAlign w:val="baseline"/>
@@ -3448,21 +3514,21 @@
           </w:tcPr>
           <w:p>
             <w:pPr>
-              <w:pStyle w:val="a1"/>
-              <w:widowControl w:val="0"/>
-              <w:ind w:left="0" w:right="0" w:firstLine="0" w:leftChars="0" w:rightChars="0" w:firstLineChars="0"/>
-              <w:jc w:val="both"/>
-              <w:rPr>
-                <w:rFonts w:ascii="宋体" w:eastAsia="宋体" w:hAnsi="宋体" w:cs="宋体" w:hint="default"/>
-                <w:sz w:val="15"/>
-                <w:szCs w:val="15"/>
-                <w:vertAlign w:val="baseline"/>
-                <w:lang w:val="en-US" w:eastAsia="zh-CN"/>
-              </w:rPr>
-            </w:pPr>
-            <w:r>
-              <w:rPr>
-                <w:rFonts w:ascii="宋体" w:eastAsia="宋体" w:hAnsi="宋体" w:cs="宋体" w:hint="eastAsia"/>
+              <w:pStyle w:val="29"/>
+              <w:widowControl w:val="0"/>
+              <w:ind w:left="0" w:leftChars="0" w:right="0" w:rightChars="0" w:firstLine="0" w:firstLineChars="0"/>
+              <w:jc w:val="both"/>
+              <w:rPr>
+                <w:rFonts w:hint="default" w:ascii="宋体" w:hAnsi="宋体" w:eastAsia="宋体" w:cs="宋体"/>
+                <w:sz w:val="15"/>
+                <w:szCs w:val="15"/>
+                <w:vertAlign w:val="baseline"/>
+                <w:lang w:val="en-US" w:eastAsia="zh-CN"/>
+              </w:rPr>
+            </w:pPr>
+            <w:r>
+              <w:rPr>
+                <w:rFonts w:hint="eastAsia" w:ascii="宋体" w:hAnsi="宋体" w:eastAsia="宋体" w:cs="宋体"/>
                 <w:sz w:val="15"/>
                 <w:szCs w:val="15"/>
                 <w:vertAlign w:val="baseline"/>
@@ -3479,21 +3545,21 @@
           </w:tcPr>
           <w:p>
             <w:pPr>
-              <w:pStyle w:val="a1"/>
-              <w:widowControl w:val="0"/>
-              <w:ind w:left="0" w:right="0" w:firstLine="0" w:leftChars="0" w:rightChars="0" w:firstLineChars="0"/>
-              <w:jc w:val="both"/>
-              <w:rPr>
-                <w:rFonts w:ascii="宋体" w:eastAsia="宋体" w:hAnsi="宋体" w:cs="宋体" w:hint="eastAsia"/>
-                <w:sz w:val="15"/>
-                <w:szCs w:val="15"/>
-                <w:vertAlign w:val="baseline"/>
-                <w:lang w:val="en-US" w:eastAsia="zh-CN"/>
-              </w:rPr>
-            </w:pPr>
-            <w:r>
-              <w:rPr>
-                <w:rFonts w:ascii="宋体" w:eastAsia="宋体" w:hAnsi="宋体" w:cs="宋体" w:hint="eastAsia"/>
+              <w:pStyle w:val="29"/>
+              <w:widowControl w:val="0"/>
+              <w:ind w:left="0" w:leftChars="0" w:right="0" w:rightChars="0" w:firstLine="0" w:firstLineChars="0"/>
+              <w:jc w:val="both"/>
+              <w:rPr>
+                <w:rFonts w:hint="eastAsia" w:ascii="宋体" w:hAnsi="宋体" w:eastAsia="宋体" w:cs="宋体"/>
+                <w:sz w:val="15"/>
+                <w:szCs w:val="15"/>
+                <w:vertAlign w:val="baseline"/>
+                <w:lang w:val="en-US" w:eastAsia="zh-CN"/>
+              </w:rPr>
+            </w:pPr>
+            <w:r>
+              <w:rPr>
+                <w:rFonts w:hint="eastAsia" w:ascii="宋体" w:hAnsi="宋体" w:eastAsia="宋体" w:cs="宋体"/>
                 <w:sz w:val="15"/>
                 <w:szCs w:val="15"/>
                 <w:vertAlign w:val="baseline"/>
@@ -3510,21 +3576,21 @@
           </w:tcPr>
           <w:p>
             <w:pPr>
-              <w:pStyle w:val="a1"/>
-              <w:widowControl w:val="0"/>
-              <w:ind w:left="0" w:right="0" w:firstLine="0" w:leftChars="0" w:rightChars="0" w:firstLineChars="0"/>
-              <w:jc w:val="both"/>
-              <w:rPr>
-                <w:rFonts w:ascii="宋体" w:eastAsia="宋体" w:hAnsi="宋体" w:cs="宋体" w:hint="eastAsia"/>
-                <w:sz w:val="15"/>
-                <w:szCs w:val="15"/>
-                <w:vertAlign w:val="baseline"/>
-                <w:lang w:val="en-US" w:eastAsia="zh-CN"/>
-              </w:rPr>
-            </w:pPr>
-            <w:r>
-              <w:rPr>
-                <w:rFonts w:ascii="宋体" w:eastAsia="宋体" w:hAnsi="宋体" w:cs="宋体" w:hint="eastAsia"/>
+              <w:pStyle w:val="29"/>
+              <w:widowControl w:val="0"/>
+              <w:ind w:left="0" w:leftChars="0" w:right="0" w:rightChars="0" w:firstLine="0" w:firstLineChars="0"/>
+              <w:jc w:val="both"/>
+              <w:rPr>
+                <w:rFonts w:hint="eastAsia" w:ascii="宋体" w:hAnsi="宋体" w:eastAsia="宋体" w:cs="宋体"/>
+                <w:sz w:val="15"/>
+                <w:szCs w:val="15"/>
+                <w:vertAlign w:val="baseline"/>
+                <w:lang w:val="en-US" w:eastAsia="zh-CN"/>
+              </w:rPr>
+            </w:pPr>
+            <w:r>
+              <w:rPr>
+                <w:rFonts w:hint="eastAsia" w:ascii="宋体" w:hAnsi="宋体" w:eastAsia="宋体" w:cs="宋体"/>
                 <w:sz w:val="15"/>
                 <w:szCs w:val="15"/>
                 <w:vertAlign w:val="baseline"/>
@@ -3541,21 +3607,21 @@
           </w:tcPr>
           <w:p>
             <w:pPr>
-              <w:pStyle w:val="a1"/>
-              <w:widowControl w:val="0"/>
-              <w:ind w:left="0" w:right="0" w:firstLine="0" w:leftChars="0" w:rightChars="0" w:firstLineChars="0"/>
-              <w:jc w:val="both"/>
-              <w:rPr>
-                <w:rFonts w:ascii="宋体" w:eastAsia="宋体" w:hAnsi="宋体" w:cs="宋体" w:hint="eastAsia"/>
-                <w:sz w:val="15"/>
-                <w:szCs w:val="15"/>
-                <w:vertAlign w:val="baseline"/>
-                <w:lang w:val="en-US" w:eastAsia="zh-CN"/>
-              </w:rPr>
-            </w:pPr>
-            <w:r>
-              <w:rPr>
-                <w:rFonts w:ascii="宋体" w:eastAsia="宋体" w:hAnsi="宋体" w:cs="宋体" w:hint="eastAsia"/>
+              <w:pStyle w:val="29"/>
+              <w:widowControl w:val="0"/>
+              <w:ind w:left="0" w:leftChars="0" w:right="0" w:rightChars="0" w:firstLine="0" w:firstLineChars="0"/>
+              <w:jc w:val="both"/>
+              <w:rPr>
+                <w:rFonts w:hint="eastAsia" w:ascii="宋体" w:hAnsi="宋体" w:eastAsia="宋体" w:cs="宋体"/>
+                <w:sz w:val="15"/>
+                <w:szCs w:val="15"/>
+                <w:vertAlign w:val="baseline"/>
+                <w:lang w:val="en-US" w:eastAsia="zh-CN"/>
+              </w:rPr>
+            </w:pPr>
+            <w:r>
+              <w:rPr>
+                <w:rFonts w:hint="eastAsia" w:ascii="宋体" w:hAnsi="宋体" w:eastAsia="宋体" w:cs="宋体"/>
                 <w:sz w:val="15"/>
                 <w:szCs w:val="15"/>
                 <w:vertAlign w:val="baseline"/>
@@ -3572,21 +3638,21 @@
           </w:tcPr>
           <w:p>
             <w:pPr>
-              <w:pStyle w:val="a1"/>
-              <w:widowControl w:val="0"/>
-              <w:ind w:left="0" w:right="0" w:firstLine="0" w:leftChars="0" w:rightChars="0" w:firstLineChars="0"/>
-              <w:jc w:val="both"/>
-              <w:rPr>
-                <w:rFonts w:ascii="宋体" w:eastAsia="宋体" w:hAnsi="宋体" w:cs="宋体" w:hint="eastAsia"/>
-                <w:sz w:val="15"/>
-                <w:szCs w:val="15"/>
-                <w:vertAlign w:val="baseline"/>
-                <w:lang w:val="en-US" w:eastAsia="zh-CN"/>
-              </w:rPr>
-            </w:pPr>
-            <w:r>
-              <w:rPr>
-                <w:rFonts w:ascii="宋体" w:eastAsia="宋体" w:hAnsi="宋体" w:cs="宋体" w:hint="eastAsia"/>
+              <w:pStyle w:val="29"/>
+              <w:widowControl w:val="0"/>
+              <w:ind w:left="0" w:leftChars="0" w:right="0" w:rightChars="0" w:firstLine="0" w:firstLineChars="0"/>
+              <w:jc w:val="both"/>
+              <w:rPr>
+                <w:rFonts w:hint="eastAsia" w:ascii="宋体" w:hAnsi="宋体" w:eastAsia="宋体" w:cs="宋体"/>
+                <w:sz w:val="15"/>
+                <w:szCs w:val="15"/>
+                <w:vertAlign w:val="baseline"/>
+                <w:lang w:val="en-US" w:eastAsia="zh-CN"/>
+              </w:rPr>
+            </w:pPr>
+            <w:r>
+              <w:rPr>
+                <w:rFonts w:hint="eastAsia" w:ascii="宋体" w:hAnsi="宋体" w:eastAsia="宋体" w:cs="宋体"/>
                 <w:sz w:val="15"/>
                 <w:szCs w:val="15"/>
                 <w:vertAlign w:val="baseline"/>
@@ -3599,8 +3665,14 @@
       </w:tr>
       <w:tr>
         <w:tblPrEx>
-          <w:tblW w:w="0" w:type="auto"/>
-          <w:jc w:val="center"/>
+          <w:tblBorders>
+            <w:top w:val="single" w:color="auto" w:sz="4" w:space="0"/>
+            <w:left w:val="single" w:color="auto" w:sz="4" w:space="0"/>
+            <w:bottom w:val="single" w:color="auto" w:sz="4" w:space="0"/>
+            <w:right w:val="single" w:color="auto" w:sz="4" w:space="0"/>
+            <w:insideH w:val="single" w:color="auto" w:sz="4" w:space="0"/>
+            <w:insideV w:val="single" w:color="auto" w:sz="4" w:space="0"/>
+          </w:tblBorders>
           <w:tblCellMar>
             <w:top w:w="0" w:type="dxa"/>
             <w:left w:w="108" w:type="dxa"/>
@@ -3618,16 +3690,16 @@
           </w:tcPr>
           <w:p>
             <w:pPr>
-              <w:pStyle w:val="a1"/>
+              <w:pStyle w:val="29"/>
               <w:widowControl w:val="0"/>
               <w:numPr>
                 <w:ilvl w:val="0"/>
                 <w:numId w:val="2"/>
               </w:numPr>
-              <w:ind w:left="0" w:right="0" w:firstLine="0" w:leftChars="0" w:rightChars="0" w:firstLineChars="0"/>
+              <w:ind w:left="0" w:leftChars="0" w:right="0" w:rightChars="0" w:firstLine="0" w:firstLineChars="0"/>
               <w:jc w:val="center"/>
               <w:rPr>
-                <w:rFonts w:ascii="宋体" w:eastAsia="宋体" w:hAnsi="宋体" w:cs="宋体" w:hint="eastAsia"/>
+                <w:rFonts w:hint="eastAsia" w:ascii="宋体" w:hAnsi="宋体" w:eastAsia="宋体" w:cs="宋体"/>
                 <w:sz w:val="15"/>
                 <w:szCs w:val="15"/>
                 <w:vertAlign w:val="baseline"/>
@@ -3643,21 +3715,21 @@
           </w:tcPr>
           <w:p>
             <w:pPr>
-              <w:pStyle w:val="a1"/>
-              <w:widowControl w:val="0"/>
-              <w:ind w:left="0" w:right="0" w:firstLine="0" w:leftChars="0" w:rightChars="0" w:firstLineChars="0"/>
-              <w:jc w:val="both"/>
-              <w:rPr>
-                <w:rFonts w:ascii="宋体" w:eastAsia="宋体" w:hAnsi="宋体" w:cs="宋体" w:hint="default"/>
-                <w:sz w:val="15"/>
-                <w:szCs w:val="15"/>
-                <w:vertAlign w:val="baseline"/>
-                <w:lang w:val="en-US" w:eastAsia="zh-CN"/>
-              </w:rPr>
-            </w:pPr>
-            <w:r>
-              <w:rPr>
-                <w:rFonts w:ascii="宋体" w:eastAsia="宋体" w:hAnsi="宋体" w:cs="宋体" w:hint="eastAsia"/>
+              <w:pStyle w:val="29"/>
+              <w:widowControl w:val="0"/>
+              <w:ind w:left="0" w:leftChars="0" w:right="0" w:rightChars="0" w:firstLine="0" w:firstLineChars="0"/>
+              <w:jc w:val="both"/>
+              <w:rPr>
+                <w:rFonts w:hint="default" w:ascii="宋体" w:hAnsi="宋体" w:eastAsia="宋体" w:cs="宋体"/>
+                <w:sz w:val="15"/>
+                <w:szCs w:val="15"/>
+                <w:vertAlign w:val="baseline"/>
+                <w:lang w:val="en-US" w:eastAsia="zh-CN"/>
+              </w:rPr>
+            </w:pPr>
+            <w:r>
+              <w:rPr>
+                <w:rFonts w:hint="eastAsia" w:ascii="宋体" w:hAnsi="宋体" w:eastAsia="宋体" w:cs="宋体"/>
                 <w:sz w:val="15"/>
                 <w:szCs w:val="15"/>
                 <w:vertAlign w:val="baseline"/>
@@ -3674,21 +3746,21 @@
           </w:tcPr>
           <w:p>
             <w:pPr>
-              <w:pStyle w:val="a1"/>
-              <w:widowControl w:val="0"/>
-              <w:ind w:left="0" w:right="0" w:firstLine="0" w:leftChars="0" w:rightChars="0" w:firstLineChars="0"/>
-              <w:jc w:val="both"/>
-              <w:rPr>
-                <w:rFonts w:ascii="宋体" w:eastAsia="宋体" w:hAnsi="宋体" w:cs="宋体" w:hint="eastAsia"/>
-                <w:sz w:val="15"/>
-                <w:szCs w:val="15"/>
-                <w:vertAlign w:val="baseline"/>
-                <w:lang w:val="en-US" w:eastAsia="zh-CN"/>
-              </w:rPr>
-            </w:pPr>
-            <w:r>
-              <w:rPr>
-                <w:rFonts w:ascii="宋体" w:eastAsia="宋体" w:hAnsi="宋体" w:cs="宋体" w:hint="eastAsia"/>
+              <w:pStyle w:val="29"/>
+              <w:widowControl w:val="0"/>
+              <w:ind w:left="0" w:leftChars="0" w:right="0" w:rightChars="0" w:firstLine="0" w:firstLineChars="0"/>
+              <w:jc w:val="both"/>
+              <w:rPr>
+                <w:rFonts w:hint="eastAsia" w:ascii="宋体" w:hAnsi="宋体" w:eastAsia="宋体" w:cs="宋体"/>
+                <w:sz w:val="15"/>
+                <w:szCs w:val="15"/>
+                <w:vertAlign w:val="baseline"/>
+                <w:lang w:val="en-US" w:eastAsia="zh-CN"/>
+              </w:rPr>
+            </w:pPr>
+            <w:r>
+              <w:rPr>
+                <w:rFonts w:hint="eastAsia" w:ascii="宋体" w:hAnsi="宋体" w:eastAsia="宋体" w:cs="宋体"/>
                 <w:sz w:val="15"/>
                 <w:szCs w:val="15"/>
                 <w:vertAlign w:val="baseline"/>
@@ -3705,21 +3777,21 @@
           </w:tcPr>
           <w:p>
             <w:pPr>
-              <w:pStyle w:val="a1"/>
-              <w:widowControl w:val="0"/>
-              <w:ind w:left="0" w:right="0" w:firstLine="0" w:leftChars="0" w:rightChars="0" w:firstLineChars="0"/>
-              <w:jc w:val="both"/>
-              <w:rPr>
-                <w:rFonts w:ascii="宋体" w:eastAsia="宋体" w:hAnsi="宋体" w:cs="宋体" w:hint="eastAsia"/>
-                <w:sz w:val="15"/>
-                <w:szCs w:val="15"/>
-                <w:vertAlign w:val="baseline"/>
-                <w:lang w:val="en-US" w:eastAsia="zh-CN"/>
-              </w:rPr>
-            </w:pPr>
-            <w:r>
-              <w:rPr>
-                <w:rFonts w:ascii="宋体" w:eastAsia="宋体" w:hAnsi="宋体" w:cs="宋体" w:hint="eastAsia"/>
+              <w:pStyle w:val="29"/>
+              <w:widowControl w:val="0"/>
+              <w:ind w:left="0" w:leftChars="0" w:right="0" w:rightChars="0" w:firstLine="0" w:firstLineChars="0"/>
+              <w:jc w:val="both"/>
+              <w:rPr>
+                <w:rFonts w:hint="eastAsia" w:ascii="宋体" w:hAnsi="宋体" w:eastAsia="宋体" w:cs="宋体"/>
+                <w:sz w:val="15"/>
+                <w:szCs w:val="15"/>
+                <w:vertAlign w:val="baseline"/>
+                <w:lang w:val="en-US" w:eastAsia="zh-CN"/>
+              </w:rPr>
+            </w:pPr>
+            <w:r>
+              <w:rPr>
+                <w:rFonts w:hint="eastAsia" w:ascii="宋体" w:hAnsi="宋体" w:eastAsia="宋体" w:cs="宋体"/>
                 <w:sz w:val="15"/>
                 <w:szCs w:val="15"/>
                 <w:vertAlign w:val="baseline"/>
@@ -3729,7 +3801,7 @@
             </w:r>
             <w:r>
               <w:rPr>
-                <w:rFonts w:ascii="宋体" w:hAnsi="宋体" w:cs="宋体" w:hint="eastAsia"/>
+                <w:rFonts w:hint="eastAsia" w:ascii="宋体" w:hAnsi="宋体" w:cs="宋体"/>
                 <w:sz w:val="15"/>
                 <w:szCs w:val="15"/>
                 <w:vertAlign w:val="baseline"/>
@@ -3739,7 +3811,7 @@
             </w:r>
             <w:r>
               <w:rPr>
-                <w:rFonts w:ascii="宋体" w:eastAsia="宋体" w:hAnsi="宋体" w:cs="宋体" w:hint="eastAsia"/>
+                <w:rFonts w:hint="eastAsia" w:ascii="宋体" w:hAnsi="宋体" w:eastAsia="宋体" w:cs="宋体"/>
                 <w:sz w:val="15"/>
                 <w:szCs w:val="15"/>
                 <w:vertAlign w:val="baseline"/>
@@ -3756,21 +3828,21 @@
           </w:tcPr>
           <w:p>
             <w:pPr>
-              <w:pStyle w:val="a1"/>
-              <w:widowControl w:val="0"/>
-              <w:ind w:left="0" w:right="0" w:firstLine="0" w:leftChars="0" w:rightChars="0" w:firstLineChars="0"/>
-              <w:jc w:val="both"/>
-              <w:rPr>
-                <w:rFonts w:ascii="宋体" w:eastAsia="宋体" w:hAnsi="宋体" w:cs="宋体" w:hint="eastAsia"/>
-                <w:sz w:val="15"/>
-                <w:szCs w:val="15"/>
-                <w:vertAlign w:val="baseline"/>
-                <w:lang w:val="en-US" w:eastAsia="zh-CN"/>
-              </w:rPr>
-            </w:pPr>
-            <w:r>
-              <w:rPr>
-                <w:rFonts w:ascii="宋体" w:eastAsia="宋体" w:hAnsi="宋体" w:cs="宋体" w:hint="eastAsia"/>
+              <w:pStyle w:val="29"/>
+              <w:widowControl w:val="0"/>
+              <w:ind w:left="0" w:leftChars="0" w:right="0" w:rightChars="0" w:firstLine="0" w:firstLineChars="0"/>
+              <w:jc w:val="both"/>
+              <w:rPr>
+                <w:rFonts w:hint="eastAsia" w:ascii="宋体" w:hAnsi="宋体" w:eastAsia="宋体" w:cs="宋体"/>
+                <w:sz w:val="15"/>
+                <w:szCs w:val="15"/>
+                <w:vertAlign w:val="baseline"/>
+                <w:lang w:val="en-US" w:eastAsia="zh-CN"/>
+              </w:rPr>
+            </w:pPr>
+            <w:r>
+              <w:rPr>
+                <w:rFonts w:hint="eastAsia" w:ascii="宋体" w:hAnsi="宋体" w:eastAsia="宋体" w:cs="宋体"/>
                 <w:sz w:val="15"/>
                 <w:szCs w:val="15"/>
                 <w:vertAlign w:val="baseline"/>
@@ -3787,21 +3859,21 @@
           </w:tcPr>
           <w:p>
             <w:pPr>
-              <w:pStyle w:val="a1"/>
-              <w:widowControl w:val="0"/>
-              <w:ind w:left="0" w:right="0" w:firstLine="0" w:leftChars="0" w:rightChars="0" w:firstLineChars="0"/>
-              <w:jc w:val="both"/>
-              <w:rPr>
-                <w:rFonts w:ascii="宋体" w:eastAsia="宋体" w:hAnsi="宋体" w:cs="宋体" w:hint="eastAsia"/>
-                <w:sz w:val="15"/>
-                <w:szCs w:val="15"/>
-                <w:vertAlign w:val="baseline"/>
-                <w:lang w:val="en-US" w:eastAsia="zh-CN"/>
-              </w:rPr>
-            </w:pPr>
-            <w:r>
-              <w:rPr>
-                <w:rFonts w:ascii="宋体" w:eastAsia="宋体" w:hAnsi="宋体" w:cs="宋体" w:hint="eastAsia"/>
+              <w:pStyle w:val="29"/>
+              <w:widowControl w:val="0"/>
+              <w:ind w:left="0" w:leftChars="0" w:right="0" w:rightChars="0" w:firstLine="0" w:firstLineChars="0"/>
+              <w:jc w:val="both"/>
+              <w:rPr>
+                <w:rFonts w:hint="eastAsia" w:ascii="宋体" w:hAnsi="宋体" w:eastAsia="宋体" w:cs="宋体"/>
+                <w:sz w:val="15"/>
+                <w:szCs w:val="15"/>
+                <w:vertAlign w:val="baseline"/>
+                <w:lang w:val="en-US" w:eastAsia="zh-CN"/>
+              </w:rPr>
+            </w:pPr>
+            <w:r>
+              <w:rPr>
+                <w:rFonts w:hint="eastAsia" w:ascii="宋体" w:hAnsi="宋体" w:eastAsia="宋体" w:cs="宋体"/>
                 <w:sz w:val="15"/>
                 <w:szCs w:val="15"/>
                 <w:vertAlign w:val="baseline"/>
@@ -3814,8 +3886,14 @@
       </w:tr>
       <w:tr>
         <w:tblPrEx>
-          <w:tblW w:w="0" w:type="auto"/>
-          <w:jc w:val="center"/>
+          <w:tblBorders>
+            <w:top w:val="single" w:color="auto" w:sz="4" w:space="0"/>
+            <w:left w:val="single" w:color="auto" w:sz="4" w:space="0"/>
+            <w:bottom w:val="single" w:color="auto" w:sz="4" w:space="0"/>
+            <w:right w:val="single" w:color="auto" w:sz="4" w:space="0"/>
+            <w:insideH w:val="single" w:color="auto" w:sz="4" w:space="0"/>
+            <w:insideV w:val="single" w:color="auto" w:sz="4" w:space="0"/>
+          </w:tblBorders>
           <w:tblCellMar>
             <w:top w:w="0" w:type="dxa"/>
             <w:left w:w="108" w:type="dxa"/>
@@ -3834,16 +3912,16 @@
           </w:tcPr>
           <w:p>
             <w:pPr>
-              <w:pStyle w:val="a1"/>
+              <w:pStyle w:val="29"/>
               <w:widowControl w:val="0"/>
               <w:numPr>
                 <w:ilvl w:val="0"/>
                 <w:numId w:val="2"/>
               </w:numPr>
-              <w:ind w:left="0" w:right="0" w:firstLine="0" w:leftChars="0" w:rightChars="0" w:firstLineChars="0"/>
+              <w:ind w:left="0" w:leftChars="0" w:right="0" w:rightChars="0" w:firstLine="0" w:firstLineChars="0"/>
               <w:jc w:val="center"/>
               <w:rPr>
-                <w:rFonts w:ascii="宋体" w:eastAsia="宋体" w:hAnsi="宋体" w:cs="宋体" w:hint="eastAsia"/>
+                <w:rFonts w:hint="eastAsia" w:ascii="宋体" w:hAnsi="宋体" w:eastAsia="宋体" w:cs="宋体"/>
                 <w:sz w:val="15"/>
                 <w:szCs w:val="15"/>
                 <w:vertAlign w:val="baseline"/>
@@ -3860,21 +3938,21 @@
           </w:tcPr>
           <w:p>
             <w:pPr>
-              <w:pStyle w:val="a1"/>
-              <w:widowControl w:val="0"/>
-              <w:ind w:left="0" w:right="0" w:firstLine="0" w:leftChars="0" w:rightChars="0" w:firstLineChars="0"/>
-              <w:jc w:val="both"/>
-              <w:rPr>
-                <w:rFonts w:ascii="宋体" w:eastAsia="宋体" w:hAnsi="宋体" w:cs="宋体" w:hint="default"/>
-                <w:sz w:val="15"/>
-                <w:szCs w:val="15"/>
-                <w:vertAlign w:val="baseline"/>
-                <w:lang w:val="en-US" w:eastAsia="zh-CN"/>
-              </w:rPr>
-            </w:pPr>
-            <w:r>
-              <w:rPr>
-                <w:rFonts w:ascii="宋体" w:eastAsia="宋体" w:hAnsi="宋体" w:cs="宋体" w:hint="eastAsia"/>
+              <w:pStyle w:val="29"/>
+              <w:widowControl w:val="0"/>
+              <w:ind w:left="0" w:leftChars="0" w:right="0" w:rightChars="0" w:firstLine="0" w:firstLineChars="0"/>
+              <w:jc w:val="both"/>
+              <w:rPr>
+                <w:rFonts w:hint="default" w:ascii="宋体" w:hAnsi="宋体" w:eastAsia="宋体" w:cs="宋体"/>
+                <w:sz w:val="15"/>
+                <w:szCs w:val="15"/>
+                <w:vertAlign w:val="baseline"/>
+                <w:lang w:val="en-US" w:eastAsia="zh-CN"/>
+              </w:rPr>
+            </w:pPr>
+            <w:r>
+              <w:rPr>
+                <w:rFonts w:hint="eastAsia" w:ascii="宋体" w:hAnsi="宋体" w:eastAsia="宋体" w:cs="宋体"/>
                 <w:sz w:val="15"/>
                 <w:szCs w:val="15"/>
                 <w:vertAlign w:val="baseline"/>
@@ -3891,21 +3969,21 @@
           </w:tcPr>
           <w:p>
             <w:pPr>
-              <w:pStyle w:val="a1"/>
-              <w:widowControl w:val="0"/>
-              <w:ind w:left="0" w:right="0" w:firstLine="0" w:leftChars="0" w:rightChars="0" w:firstLineChars="0"/>
-              <w:jc w:val="both"/>
-              <w:rPr>
-                <w:rFonts w:ascii="宋体" w:eastAsia="宋体" w:hAnsi="宋体" w:cs="宋体" w:hint="eastAsia"/>
-                <w:sz w:val="15"/>
-                <w:szCs w:val="15"/>
-                <w:vertAlign w:val="baseline"/>
-                <w:lang w:val="en-US" w:eastAsia="zh-CN"/>
-              </w:rPr>
-            </w:pPr>
-            <w:r>
-              <w:rPr>
-                <w:rFonts w:ascii="宋体" w:eastAsia="宋体" w:hAnsi="宋体" w:cs="宋体" w:hint="eastAsia"/>
+              <w:pStyle w:val="29"/>
+              <w:widowControl w:val="0"/>
+              <w:ind w:left="0" w:leftChars="0" w:right="0" w:rightChars="0" w:firstLine="0" w:firstLineChars="0"/>
+              <w:jc w:val="both"/>
+              <w:rPr>
+                <w:rFonts w:hint="eastAsia" w:ascii="宋体" w:hAnsi="宋体" w:eastAsia="宋体" w:cs="宋体"/>
+                <w:sz w:val="15"/>
+                <w:szCs w:val="15"/>
+                <w:vertAlign w:val="baseline"/>
+                <w:lang w:val="en-US" w:eastAsia="zh-CN"/>
+              </w:rPr>
+            </w:pPr>
+            <w:r>
+              <w:rPr>
+                <w:rFonts w:hint="eastAsia" w:ascii="宋体" w:hAnsi="宋体" w:eastAsia="宋体" w:cs="宋体"/>
                 <w:sz w:val="15"/>
                 <w:szCs w:val="15"/>
                 <w:vertAlign w:val="baseline"/>
@@ -3922,21 +4000,21 @@
           </w:tcPr>
           <w:p>
             <w:pPr>
-              <w:pStyle w:val="a1"/>
-              <w:widowControl w:val="0"/>
-              <w:ind w:left="0" w:right="0" w:firstLine="0" w:leftChars="0" w:rightChars="0" w:firstLineChars="0"/>
-              <w:jc w:val="both"/>
-              <w:rPr>
-                <w:rFonts w:ascii="宋体" w:eastAsia="宋体" w:hAnsi="宋体" w:cs="宋体" w:hint="eastAsia"/>
-                <w:sz w:val="15"/>
-                <w:szCs w:val="15"/>
-                <w:vertAlign w:val="baseline"/>
-                <w:lang w:val="en-US" w:eastAsia="zh-CN"/>
-              </w:rPr>
-            </w:pPr>
-            <w:r>
-              <w:rPr>
-                <w:rFonts w:ascii="宋体" w:eastAsia="宋体" w:hAnsi="宋体" w:cs="宋体" w:hint="eastAsia"/>
+              <w:pStyle w:val="29"/>
+              <w:widowControl w:val="0"/>
+              <w:ind w:left="0" w:leftChars="0" w:right="0" w:rightChars="0" w:firstLine="0" w:firstLineChars="0"/>
+              <w:jc w:val="both"/>
+              <w:rPr>
+                <w:rFonts w:hint="eastAsia" w:ascii="宋体" w:hAnsi="宋体" w:eastAsia="宋体" w:cs="宋体"/>
+                <w:sz w:val="15"/>
+                <w:szCs w:val="15"/>
+                <w:vertAlign w:val="baseline"/>
+                <w:lang w:val="en-US" w:eastAsia="zh-CN"/>
+              </w:rPr>
+            </w:pPr>
+            <w:r>
+              <w:rPr>
+                <w:rFonts w:hint="eastAsia" w:ascii="宋体" w:hAnsi="宋体" w:eastAsia="宋体" w:cs="宋体"/>
                 <w:sz w:val="15"/>
                 <w:szCs w:val="15"/>
                 <w:vertAlign w:val="baseline"/>
@@ -3946,7 +4024,7 @@
             </w:r>
             <w:r>
               <w:rPr>
-                <w:rFonts w:ascii="宋体" w:hAnsi="宋体" w:cs="宋体" w:hint="eastAsia"/>
+                <w:rFonts w:hint="eastAsia" w:ascii="宋体" w:hAnsi="宋体" w:cs="宋体"/>
                 <w:sz w:val="15"/>
                 <w:szCs w:val="15"/>
                 <w:vertAlign w:val="baseline"/>
@@ -3956,7 +4034,7 @@
             </w:r>
             <w:r>
               <w:rPr>
-                <w:rFonts w:ascii="宋体" w:eastAsia="宋体" w:hAnsi="宋体" w:cs="宋体" w:hint="eastAsia"/>
+                <w:rFonts w:hint="eastAsia" w:ascii="宋体" w:hAnsi="宋体" w:eastAsia="宋体" w:cs="宋体"/>
                 <w:sz w:val="15"/>
                 <w:szCs w:val="15"/>
                 <w:vertAlign w:val="baseline"/>
@@ -3973,21 +4051,21 @@
           </w:tcPr>
           <w:p>
             <w:pPr>
-              <w:pStyle w:val="a1"/>
-              <w:widowControl w:val="0"/>
-              <w:ind w:left="0" w:right="0" w:firstLine="0" w:leftChars="0" w:rightChars="0" w:firstLineChars="0"/>
-              <w:jc w:val="both"/>
-              <w:rPr>
-                <w:rFonts w:ascii="宋体" w:eastAsia="宋体" w:hAnsi="宋体" w:cs="宋体" w:hint="eastAsia"/>
-                <w:sz w:val="15"/>
-                <w:szCs w:val="15"/>
-                <w:vertAlign w:val="baseline"/>
-                <w:lang w:val="en-US" w:eastAsia="zh-CN"/>
-              </w:rPr>
-            </w:pPr>
-            <w:r>
-              <w:rPr>
-                <w:rFonts w:ascii="宋体" w:eastAsia="宋体" w:hAnsi="宋体" w:cs="宋体" w:hint="eastAsia"/>
+              <w:pStyle w:val="29"/>
+              <w:widowControl w:val="0"/>
+              <w:ind w:left="0" w:leftChars="0" w:right="0" w:rightChars="0" w:firstLine="0" w:firstLineChars="0"/>
+              <w:jc w:val="both"/>
+              <w:rPr>
+                <w:rFonts w:hint="eastAsia" w:ascii="宋体" w:hAnsi="宋体" w:eastAsia="宋体" w:cs="宋体"/>
+                <w:sz w:val="15"/>
+                <w:szCs w:val="15"/>
+                <w:vertAlign w:val="baseline"/>
+                <w:lang w:val="en-US" w:eastAsia="zh-CN"/>
+              </w:rPr>
+            </w:pPr>
+            <w:r>
+              <w:rPr>
+                <w:rFonts w:hint="eastAsia" w:ascii="宋体" w:hAnsi="宋体" w:eastAsia="宋体" w:cs="宋体"/>
                 <w:sz w:val="15"/>
                 <w:szCs w:val="15"/>
                 <w:vertAlign w:val="baseline"/>
@@ -4004,21 +4082,21 @@
           </w:tcPr>
           <w:p>
             <w:pPr>
-              <w:pStyle w:val="a1"/>
-              <w:widowControl w:val="0"/>
-              <w:ind w:left="0" w:right="0" w:firstLine="0" w:leftChars="0" w:rightChars="0" w:firstLineChars="0"/>
-              <w:jc w:val="both"/>
-              <w:rPr>
-                <w:rFonts w:ascii="宋体" w:eastAsia="宋体" w:hAnsi="宋体" w:cs="宋体" w:hint="eastAsia"/>
-                <w:sz w:val="15"/>
-                <w:szCs w:val="15"/>
-                <w:vertAlign w:val="baseline"/>
-                <w:lang w:val="en-US" w:eastAsia="zh-CN"/>
-              </w:rPr>
-            </w:pPr>
-            <w:r>
-              <w:rPr>
-                <w:rFonts w:ascii="宋体" w:eastAsia="宋体" w:hAnsi="宋体" w:cs="宋体" w:hint="eastAsia"/>
+              <w:pStyle w:val="29"/>
+              <w:widowControl w:val="0"/>
+              <w:ind w:left="0" w:leftChars="0" w:right="0" w:rightChars="0" w:firstLine="0" w:firstLineChars="0"/>
+              <w:jc w:val="both"/>
+              <w:rPr>
+                <w:rFonts w:hint="eastAsia" w:ascii="宋体" w:hAnsi="宋体" w:eastAsia="宋体" w:cs="宋体"/>
+                <w:sz w:val="15"/>
+                <w:szCs w:val="15"/>
+                <w:vertAlign w:val="baseline"/>
+                <w:lang w:val="en-US" w:eastAsia="zh-CN"/>
+              </w:rPr>
+            </w:pPr>
+            <w:r>
+              <w:rPr>
+                <w:rFonts w:hint="eastAsia" w:ascii="宋体" w:hAnsi="宋体" w:eastAsia="宋体" w:cs="宋体"/>
                 <w:sz w:val="15"/>
                 <w:szCs w:val="15"/>
                 <w:vertAlign w:val="baseline"/>
@@ -4031,8 +4109,14 @@
       </w:tr>
       <w:tr>
         <w:tblPrEx>
-          <w:tblW w:w="0" w:type="auto"/>
-          <w:jc w:val="center"/>
+          <w:tblBorders>
+            <w:top w:val="single" w:color="auto" w:sz="4" w:space="0"/>
+            <w:left w:val="single" w:color="auto" w:sz="4" w:space="0"/>
+            <w:bottom w:val="single" w:color="auto" w:sz="4" w:space="0"/>
+            <w:right w:val="single" w:color="auto" w:sz="4" w:space="0"/>
+            <w:insideH w:val="single" w:color="auto" w:sz="4" w:space="0"/>
+            <w:insideV w:val="single" w:color="auto" w:sz="4" w:space="0"/>
+          </w:tblBorders>
           <w:tblCellMar>
             <w:top w:w="0" w:type="dxa"/>
             <w:left w:w="108" w:type="dxa"/>
@@ -4046,17 +4130,17 @@
         <w:tc>
           <w:tcPr>
             <w:tcW w:w="1142" w:type="dxa"/>
-            <w:vMerge/>
+            <w:vMerge w:val="continue"/>
             <w:vAlign w:val="center"/>
           </w:tcPr>
           <w:p>
             <w:pPr>
-              <w:pStyle w:val="a1"/>
-              <w:widowControl w:val="0"/>
-              <w:ind w:left="0" w:right="0" w:firstLine="0" w:leftChars="0" w:rightChars="0" w:firstLineChars="0"/>
+              <w:pStyle w:val="29"/>
+              <w:widowControl w:val="0"/>
+              <w:ind w:left="0" w:leftChars="0" w:right="0" w:rightChars="0" w:firstLine="0" w:firstLineChars="0"/>
               <w:jc w:val="center"/>
               <w:rPr>
-                <w:rFonts w:ascii="宋体" w:eastAsia="宋体" w:hAnsi="宋体" w:cs="宋体" w:hint="eastAsia"/>
+                <w:rFonts w:hint="eastAsia" w:ascii="宋体" w:hAnsi="宋体" w:eastAsia="宋体" w:cs="宋体"/>
                 <w:sz w:val="15"/>
                 <w:szCs w:val="15"/>
                 <w:vertAlign w:val="baseline"/>
@@ -4068,17 +4152,17 @@
         <w:tc>
           <w:tcPr>
             <w:tcW w:w="1142" w:type="dxa"/>
-            <w:vMerge/>
+            <w:vMerge w:val="continue"/>
             <w:vAlign w:val="center"/>
           </w:tcPr>
           <w:p>
             <w:pPr>
-              <w:pStyle w:val="a1"/>
-              <w:widowControl w:val="0"/>
-              <w:ind w:left="0" w:right="0" w:firstLine="0" w:leftChars="0" w:rightChars="0" w:firstLineChars="0"/>
-              <w:jc w:val="both"/>
-              <w:rPr>
-                <w:rFonts w:ascii="宋体" w:eastAsia="宋体" w:hAnsi="宋体" w:cs="宋体" w:hint="eastAsia"/>
+              <w:pStyle w:val="29"/>
+              <w:widowControl w:val="0"/>
+              <w:ind w:left="0" w:leftChars="0" w:right="0" w:rightChars="0" w:firstLine="0" w:firstLineChars="0"/>
+              <w:jc w:val="both"/>
+              <w:rPr>
+                <w:rFonts w:hint="eastAsia" w:ascii="宋体" w:hAnsi="宋体" w:eastAsia="宋体" w:cs="宋体"/>
                 <w:sz w:val="15"/>
                 <w:szCs w:val="15"/>
                 <w:vertAlign w:val="baseline"/>
@@ -4094,21 +4178,21 @@
           </w:tcPr>
           <w:p>
             <w:pPr>
-              <w:pStyle w:val="a1"/>
-              <w:widowControl w:val="0"/>
-              <w:ind w:left="0" w:right="0" w:firstLine="0" w:leftChars="0" w:rightChars="0" w:firstLineChars="0"/>
-              <w:jc w:val="both"/>
-              <w:rPr>
-                <w:rFonts w:ascii="宋体" w:eastAsia="宋体" w:hAnsi="宋体" w:cs="宋体" w:hint="eastAsia"/>
-                <w:sz w:val="15"/>
-                <w:szCs w:val="15"/>
-                <w:vertAlign w:val="baseline"/>
-                <w:lang w:val="en-US" w:eastAsia="zh-CN"/>
-              </w:rPr>
-            </w:pPr>
-            <w:r>
-              <w:rPr>
-                <w:rFonts w:ascii="宋体" w:eastAsia="宋体" w:hAnsi="宋体" w:cs="宋体" w:hint="eastAsia"/>
+              <w:pStyle w:val="29"/>
+              <w:widowControl w:val="0"/>
+              <w:ind w:left="0" w:leftChars="0" w:right="0" w:rightChars="0" w:firstLine="0" w:firstLineChars="0"/>
+              <w:jc w:val="both"/>
+              <w:rPr>
+                <w:rFonts w:hint="eastAsia" w:ascii="宋体" w:hAnsi="宋体" w:eastAsia="宋体" w:cs="宋体"/>
+                <w:sz w:val="15"/>
+                <w:szCs w:val="15"/>
+                <w:vertAlign w:val="baseline"/>
+                <w:lang w:val="en-US" w:eastAsia="zh-CN"/>
+              </w:rPr>
+            </w:pPr>
+            <w:r>
+              <w:rPr>
+                <w:rFonts w:hint="eastAsia" w:ascii="宋体" w:hAnsi="宋体" w:eastAsia="宋体" w:cs="宋体"/>
                 <w:sz w:val="15"/>
                 <w:szCs w:val="15"/>
                 <w:vertAlign w:val="baseline"/>
@@ -4125,21 +4209,21 @@
           </w:tcPr>
           <w:p>
             <w:pPr>
-              <w:pStyle w:val="a1"/>
-              <w:widowControl w:val="0"/>
-              <w:ind w:left="0" w:right="0" w:firstLine="0" w:leftChars="0" w:rightChars="0" w:firstLineChars="0"/>
-              <w:jc w:val="both"/>
-              <w:rPr>
-                <w:rFonts w:ascii="宋体" w:eastAsia="宋体" w:hAnsi="宋体" w:cs="宋体" w:hint="eastAsia"/>
-                <w:sz w:val="15"/>
-                <w:szCs w:val="15"/>
-                <w:vertAlign w:val="baseline"/>
-                <w:lang w:val="en-US" w:eastAsia="zh-CN"/>
-              </w:rPr>
-            </w:pPr>
-            <w:r>
-              <w:rPr>
-                <w:rFonts w:ascii="宋体" w:eastAsia="宋体" w:hAnsi="宋体" w:cs="宋体" w:hint="eastAsia"/>
+              <w:pStyle w:val="29"/>
+              <w:widowControl w:val="0"/>
+              <w:ind w:left="0" w:leftChars="0" w:right="0" w:rightChars="0" w:firstLine="0" w:firstLineChars="0"/>
+              <w:jc w:val="both"/>
+              <w:rPr>
+                <w:rFonts w:hint="eastAsia" w:ascii="宋体" w:hAnsi="宋体" w:eastAsia="宋体" w:cs="宋体"/>
+                <w:sz w:val="15"/>
+                <w:szCs w:val="15"/>
+                <w:vertAlign w:val="baseline"/>
+                <w:lang w:val="en-US" w:eastAsia="zh-CN"/>
+              </w:rPr>
+            </w:pPr>
+            <w:r>
+              <w:rPr>
+                <w:rFonts w:hint="eastAsia" w:ascii="宋体" w:hAnsi="宋体" w:eastAsia="宋体" w:cs="宋体"/>
                 <w:sz w:val="15"/>
                 <w:szCs w:val="15"/>
                 <w:vertAlign w:val="baseline"/>
@@ -4156,21 +4240,21 @@
           </w:tcPr>
           <w:p>
             <w:pPr>
-              <w:pStyle w:val="a1"/>
-              <w:widowControl w:val="0"/>
-              <w:ind w:left="0" w:right="0" w:firstLine="0" w:leftChars="0" w:rightChars="0" w:firstLineChars="0"/>
-              <w:jc w:val="both"/>
-              <w:rPr>
-                <w:rFonts w:ascii="宋体" w:eastAsia="宋体" w:hAnsi="宋体" w:cs="宋体" w:hint="eastAsia"/>
-                <w:sz w:val="15"/>
-                <w:szCs w:val="15"/>
-                <w:vertAlign w:val="baseline"/>
-                <w:lang w:val="en-US" w:eastAsia="zh-CN"/>
-              </w:rPr>
-            </w:pPr>
-            <w:r>
-              <w:rPr>
-                <w:rFonts w:ascii="宋体" w:eastAsia="宋体" w:hAnsi="宋体" w:cs="宋体" w:hint="eastAsia"/>
+              <w:pStyle w:val="29"/>
+              <w:widowControl w:val="0"/>
+              <w:ind w:left="0" w:leftChars="0" w:right="0" w:rightChars="0" w:firstLine="0" w:firstLineChars="0"/>
+              <w:jc w:val="both"/>
+              <w:rPr>
+                <w:rFonts w:hint="eastAsia" w:ascii="宋体" w:hAnsi="宋体" w:eastAsia="宋体" w:cs="宋体"/>
+                <w:sz w:val="15"/>
+                <w:szCs w:val="15"/>
+                <w:vertAlign w:val="baseline"/>
+                <w:lang w:val="en-US" w:eastAsia="zh-CN"/>
+              </w:rPr>
+            </w:pPr>
+            <w:r>
+              <w:rPr>
+                <w:rFonts w:hint="eastAsia" w:ascii="宋体" w:hAnsi="宋体" w:eastAsia="宋体" w:cs="宋体"/>
                 <w:sz w:val="15"/>
                 <w:szCs w:val="15"/>
                 <w:vertAlign w:val="baseline"/>
@@ -4187,21 +4271,21 @@
           </w:tcPr>
           <w:p>
             <w:pPr>
-              <w:pStyle w:val="a1"/>
-              <w:widowControl w:val="0"/>
-              <w:ind w:left="0" w:right="0" w:firstLine="0" w:leftChars="0" w:rightChars="0" w:firstLineChars="0"/>
-              <w:jc w:val="both"/>
-              <w:rPr>
-                <w:rFonts w:ascii="宋体" w:eastAsia="宋体" w:hAnsi="宋体" w:cs="宋体" w:hint="eastAsia"/>
-                <w:sz w:val="15"/>
-                <w:szCs w:val="15"/>
-                <w:vertAlign w:val="baseline"/>
-                <w:lang w:val="en-US" w:eastAsia="zh-CN"/>
-              </w:rPr>
-            </w:pPr>
-            <w:r>
-              <w:rPr>
-                <w:rFonts w:ascii="宋体" w:eastAsia="宋体" w:hAnsi="宋体" w:cs="宋体" w:hint="eastAsia"/>
+              <w:pStyle w:val="29"/>
+              <w:widowControl w:val="0"/>
+              <w:ind w:left="0" w:leftChars="0" w:right="0" w:rightChars="0" w:firstLine="0" w:firstLineChars="0"/>
+              <w:jc w:val="both"/>
+              <w:rPr>
+                <w:rFonts w:hint="eastAsia" w:ascii="宋体" w:hAnsi="宋体" w:eastAsia="宋体" w:cs="宋体"/>
+                <w:sz w:val="15"/>
+                <w:szCs w:val="15"/>
+                <w:vertAlign w:val="baseline"/>
+                <w:lang w:val="en-US" w:eastAsia="zh-CN"/>
+              </w:rPr>
+            </w:pPr>
+            <w:r>
+              <w:rPr>
+                <w:rFonts w:hint="eastAsia" w:ascii="宋体" w:hAnsi="宋体" w:eastAsia="宋体" w:cs="宋体"/>
                 <w:sz w:val="15"/>
                 <w:szCs w:val="15"/>
                 <w:vertAlign w:val="baseline"/>
@@ -4214,8 +4298,14 @@
       </w:tr>
       <w:tr>
         <w:tblPrEx>
-          <w:tblW w:w="0" w:type="auto"/>
-          <w:jc w:val="center"/>
+          <w:tblBorders>
+            <w:top w:val="single" w:color="auto" w:sz="4" w:space="0"/>
+            <w:left w:val="single" w:color="auto" w:sz="4" w:space="0"/>
+            <w:bottom w:val="single" w:color="auto" w:sz="4" w:space="0"/>
+            <w:right w:val="single" w:color="auto" w:sz="4" w:space="0"/>
+            <w:insideH w:val="single" w:color="auto" w:sz="4" w:space="0"/>
+            <w:insideV w:val="single" w:color="auto" w:sz="4" w:space="0"/>
+          </w:tblBorders>
           <w:tblCellMar>
             <w:top w:w="0" w:type="dxa"/>
             <w:left w:w="108" w:type="dxa"/>
@@ -4233,16 +4323,16 @@
           </w:tcPr>
           <w:p>
             <w:pPr>
-              <w:pStyle w:val="a1"/>
+              <w:pStyle w:val="29"/>
               <w:widowControl w:val="0"/>
               <w:numPr>
                 <w:ilvl w:val="0"/>
                 <w:numId w:val="2"/>
               </w:numPr>
-              <w:ind w:left="0" w:right="0" w:firstLine="0" w:leftChars="0" w:rightChars="0" w:firstLineChars="0"/>
+              <w:ind w:left="0" w:leftChars="0" w:right="0" w:rightChars="0" w:firstLine="0" w:firstLineChars="0"/>
               <w:jc w:val="center"/>
               <w:rPr>
-                <w:rFonts w:ascii="宋体" w:eastAsia="宋体" w:hAnsi="宋体" w:cs="宋体" w:hint="eastAsia"/>
+                <w:rFonts w:hint="eastAsia" w:ascii="宋体" w:hAnsi="宋体" w:eastAsia="宋体" w:cs="宋体"/>
                 <w:sz w:val="15"/>
                 <w:szCs w:val="15"/>
                 <w:vertAlign w:val="baseline"/>
@@ -4258,21 +4348,21 @@
           </w:tcPr>
           <w:p>
             <w:pPr>
-              <w:pStyle w:val="a1"/>
-              <w:widowControl w:val="0"/>
-              <w:ind w:left="0" w:right="0" w:firstLine="0" w:leftChars="0" w:rightChars="0" w:firstLineChars="0"/>
-              <w:jc w:val="both"/>
-              <w:rPr>
-                <w:rFonts w:ascii="宋体" w:eastAsia="宋体" w:hAnsi="宋体" w:cs="宋体" w:hint="default"/>
-                <w:sz w:val="15"/>
-                <w:szCs w:val="15"/>
-                <w:vertAlign w:val="baseline"/>
-                <w:lang w:val="en-US" w:eastAsia="zh-CN"/>
-              </w:rPr>
-            </w:pPr>
-            <w:r>
-              <w:rPr>
-                <w:rFonts w:ascii="宋体" w:eastAsia="宋体" w:hAnsi="宋体" w:cs="宋体" w:hint="eastAsia"/>
+              <w:pStyle w:val="29"/>
+              <w:widowControl w:val="0"/>
+              <w:ind w:left="0" w:leftChars="0" w:right="0" w:rightChars="0" w:firstLine="0" w:firstLineChars="0"/>
+              <w:jc w:val="both"/>
+              <w:rPr>
+                <w:rFonts w:hint="default" w:ascii="宋体" w:hAnsi="宋体" w:eastAsia="宋体" w:cs="宋体"/>
+                <w:sz w:val="15"/>
+                <w:szCs w:val="15"/>
+                <w:vertAlign w:val="baseline"/>
+                <w:lang w:val="en-US" w:eastAsia="zh-CN"/>
+              </w:rPr>
+            </w:pPr>
+            <w:r>
+              <w:rPr>
+                <w:rFonts w:hint="eastAsia" w:ascii="宋体" w:hAnsi="宋体" w:eastAsia="宋体" w:cs="宋体"/>
                 <w:sz w:val="15"/>
                 <w:szCs w:val="15"/>
                 <w:vertAlign w:val="baseline"/>
@@ -4289,21 +4379,21 @@
           </w:tcPr>
           <w:p>
             <w:pPr>
-              <w:pStyle w:val="a1"/>
-              <w:widowControl w:val="0"/>
-              <w:ind w:left="0" w:right="0" w:firstLine="0" w:leftChars="0" w:rightChars="0" w:firstLineChars="0"/>
-              <w:jc w:val="both"/>
-              <w:rPr>
-                <w:rFonts w:ascii="宋体" w:eastAsia="宋体" w:hAnsi="宋体" w:cs="宋体" w:hint="eastAsia"/>
-                <w:sz w:val="15"/>
-                <w:szCs w:val="15"/>
-                <w:vertAlign w:val="baseline"/>
-                <w:lang w:val="en-US" w:eastAsia="zh-CN"/>
-              </w:rPr>
-            </w:pPr>
-            <w:r>
-              <w:rPr>
-                <w:rFonts w:ascii="宋体" w:eastAsia="宋体" w:hAnsi="宋体" w:cs="宋体" w:hint="eastAsia"/>
+              <w:pStyle w:val="29"/>
+              <w:widowControl w:val="0"/>
+              <w:ind w:left="0" w:leftChars="0" w:right="0" w:rightChars="0" w:firstLine="0" w:firstLineChars="0"/>
+              <w:jc w:val="both"/>
+              <w:rPr>
+                <w:rFonts w:hint="eastAsia" w:ascii="宋体" w:hAnsi="宋体" w:eastAsia="宋体" w:cs="宋体"/>
+                <w:sz w:val="15"/>
+                <w:szCs w:val="15"/>
+                <w:vertAlign w:val="baseline"/>
+                <w:lang w:val="en-US" w:eastAsia="zh-CN"/>
+              </w:rPr>
+            </w:pPr>
+            <w:r>
+              <w:rPr>
+                <w:rFonts w:hint="eastAsia" w:ascii="宋体" w:hAnsi="宋体" w:eastAsia="宋体" w:cs="宋体"/>
                 <w:sz w:val="15"/>
                 <w:szCs w:val="15"/>
                 <w:vertAlign w:val="baseline"/>
@@ -4320,21 +4410,21 @@
           </w:tcPr>
           <w:p>
             <w:pPr>
-              <w:pStyle w:val="a1"/>
-              <w:widowControl w:val="0"/>
-              <w:ind w:left="0" w:right="0" w:firstLine="0" w:leftChars="0" w:rightChars="0" w:firstLineChars="0"/>
-              <w:jc w:val="both"/>
-              <w:rPr>
-                <w:rFonts w:ascii="宋体" w:eastAsia="宋体" w:hAnsi="宋体" w:cs="宋体" w:hint="eastAsia"/>
-                <w:sz w:val="15"/>
-                <w:szCs w:val="15"/>
-                <w:vertAlign w:val="baseline"/>
-                <w:lang w:val="en-US" w:eastAsia="zh-CN"/>
-              </w:rPr>
-            </w:pPr>
-            <w:r>
-              <w:rPr>
-                <w:rFonts w:ascii="宋体" w:eastAsia="宋体" w:hAnsi="宋体" w:cs="宋体" w:hint="eastAsia"/>
+              <w:pStyle w:val="29"/>
+              <w:widowControl w:val="0"/>
+              <w:ind w:left="0" w:leftChars="0" w:right="0" w:rightChars="0" w:firstLine="0" w:firstLineChars="0"/>
+              <w:jc w:val="both"/>
+              <w:rPr>
+                <w:rFonts w:hint="eastAsia" w:ascii="宋体" w:hAnsi="宋体" w:eastAsia="宋体" w:cs="宋体"/>
+                <w:sz w:val="15"/>
+                <w:szCs w:val="15"/>
+                <w:vertAlign w:val="baseline"/>
+                <w:lang w:val="en-US" w:eastAsia="zh-CN"/>
+              </w:rPr>
+            </w:pPr>
+            <w:r>
+              <w:rPr>
+                <w:rFonts w:hint="eastAsia" w:ascii="宋体" w:hAnsi="宋体" w:eastAsia="宋体" w:cs="宋体"/>
                 <w:sz w:val="15"/>
                 <w:szCs w:val="15"/>
                 <w:vertAlign w:val="baseline"/>
@@ -4351,21 +4441,21 @@
           </w:tcPr>
           <w:p>
             <w:pPr>
-              <w:pStyle w:val="a1"/>
-              <w:widowControl w:val="0"/>
-              <w:ind w:left="0" w:right="0" w:firstLine="0" w:leftChars="0" w:rightChars="0" w:firstLineChars="0"/>
-              <w:jc w:val="both"/>
-              <w:rPr>
-                <w:rFonts w:ascii="宋体" w:eastAsia="宋体" w:hAnsi="宋体" w:cs="宋体" w:hint="eastAsia"/>
-                <w:sz w:val="15"/>
-                <w:szCs w:val="15"/>
-                <w:vertAlign w:val="baseline"/>
-                <w:lang w:val="en-US" w:eastAsia="zh-CN"/>
-              </w:rPr>
-            </w:pPr>
-            <w:r>
-              <w:rPr>
-                <w:rFonts w:ascii="宋体" w:eastAsia="宋体" w:hAnsi="宋体" w:cs="宋体" w:hint="eastAsia"/>
+              <w:pStyle w:val="29"/>
+              <w:widowControl w:val="0"/>
+              <w:ind w:left="0" w:leftChars="0" w:right="0" w:rightChars="0" w:firstLine="0" w:firstLineChars="0"/>
+              <w:jc w:val="both"/>
+              <w:rPr>
+                <w:rFonts w:hint="eastAsia" w:ascii="宋体" w:hAnsi="宋体" w:eastAsia="宋体" w:cs="宋体"/>
+                <w:sz w:val="15"/>
+                <w:szCs w:val="15"/>
+                <w:vertAlign w:val="baseline"/>
+                <w:lang w:val="en-US" w:eastAsia="zh-CN"/>
+              </w:rPr>
+            </w:pPr>
+            <w:r>
+              <w:rPr>
+                <w:rFonts w:hint="eastAsia" w:ascii="宋体" w:hAnsi="宋体" w:eastAsia="宋体" w:cs="宋体"/>
                 <w:sz w:val="15"/>
                 <w:szCs w:val="15"/>
                 <w:vertAlign w:val="baseline"/>
@@ -4382,21 +4472,21 @@
           </w:tcPr>
           <w:p>
             <w:pPr>
-              <w:pStyle w:val="a1"/>
-              <w:widowControl w:val="0"/>
-              <w:ind w:left="0" w:right="0" w:firstLine="0" w:leftChars="0" w:rightChars="0" w:firstLineChars="0"/>
-              <w:jc w:val="both"/>
-              <w:rPr>
-                <w:rFonts w:ascii="宋体" w:eastAsia="宋体" w:hAnsi="宋体" w:cs="宋体" w:hint="eastAsia"/>
-                <w:sz w:val="15"/>
-                <w:szCs w:val="15"/>
-                <w:vertAlign w:val="baseline"/>
-                <w:lang w:val="en-US" w:eastAsia="zh-CN"/>
-              </w:rPr>
-            </w:pPr>
-            <w:r>
-              <w:rPr>
-                <w:rFonts w:ascii="宋体" w:eastAsia="宋体" w:hAnsi="宋体" w:cs="宋体" w:hint="eastAsia"/>
+              <w:pStyle w:val="29"/>
+              <w:widowControl w:val="0"/>
+              <w:ind w:left="0" w:leftChars="0" w:right="0" w:rightChars="0" w:firstLine="0" w:firstLineChars="0"/>
+              <w:jc w:val="both"/>
+              <w:rPr>
+                <w:rFonts w:hint="eastAsia" w:ascii="宋体" w:hAnsi="宋体" w:eastAsia="宋体" w:cs="宋体"/>
+                <w:sz w:val="15"/>
+                <w:szCs w:val="15"/>
+                <w:vertAlign w:val="baseline"/>
+                <w:lang w:val="en-US" w:eastAsia="zh-CN"/>
+              </w:rPr>
+            </w:pPr>
+            <w:r>
+              <w:rPr>
+                <w:rFonts w:hint="eastAsia" w:ascii="宋体" w:hAnsi="宋体" w:eastAsia="宋体" w:cs="宋体"/>
                 <w:sz w:val="15"/>
                 <w:szCs w:val="15"/>
                 <w:vertAlign w:val="baseline"/>
@@ -4409,8 +4499,14 @@
       </w:tr>
       <w:tr>
         <w:tblPrEx>
-          <w:tblW w:w="0" w:type="auto"/>
-          <w:jc w:val="center"/>
+          <w:tblBorders>
+            <w:top w:val="single" w:color="auto" w:sz="4" w:space="0"/>
+            <w:left w:val="single" w:color="auto" w:sz="4" w:space="0"/>
+            <w:bottom w:val="single" w:color="auto" w:sz="4" w:space="0"/>
+            <w:right w:val="single" w:color="auto" w:sz="4" w:space="0"/>
+            <w:insideH w:val="single" w:color="auto" w:sz="4" w:space="0"/>
+            <w:insideV w:val="single" w:color="auto" w:sz="4" w:space="0"/>
+          </w:tblBorders>
           <w:tblCellMar>
             <w:top w:w="0" w:type="dxa"/>
             <w:left w:w="108" w:type="dxa"/>
@@ -4428,16 +4524,16 @@
           </w:tcPr>
           <w:p>
             <w:pPr>
-              <w:pStyle w:val="a1"/>
+              <w:pStyle w:val="29"/>
               <w:widowControl w:val="0"/>
               <w:numPr>
                 <w:ilvl w:val="0"/>
                 <w:numId w:val="2"/>
               </w:numPr>
-              <w:ind w:left="0" w:right="0" w:firstLine="0" w:leftChars="0" w:rightChars="0" w:firstLineChars="0"/>
+              <w:ind w:left="0" w:leftChars="0" w:right="0" w:rightChars="0" w:firstLine="0" w:firstLineChars="0"/>
               <w:jc w:val="center"/>
               <w:rPr>
-                <w:rFonts w:ascii="宋体" w:eastAsia="宋体" w:hAnsi="宋体" w:cs="宋体" w:hint="eastAsia"/>
+                <w:rFonts w:hint="eastAsia" w:ascii="宋体" w:hAnsi="宋体" w:eastAsia="宋体" w:cs="宋体"/>
                 <w:sz w:val="15"/>
                 <w:szCs w:val="15"/>
                 <w:vertAlign w:val="baseline"/>
@@ -4453,21 +4549,21 @@
           </w:tcPr>
           <w:p>
             <w:pPr>
-              <w:pStyle w:val="a1"/>
-              <w:widowControl w:val="0"/>
-              <w:ind w:left="0" w:right="0" w:firstLine="0" w:leftChars="0" w:rightChars="0" w:firstLineChars="0"/>
-              <w:jc w:val="both"/>
-              <w:rPr>
-                <w:rFonts w:ascii="宋体" w:eastAsia="宋体" w:hAnsi="宋体" w:cs="宋体" w:hint="default"/>
-                <w:sz w:val="15"/>
-                <w:szCs w:val="15"/>
-                <w:vertAlign w:val="baseline"/>
-                <w:lang w:val="en-US" w:eastAsia="zh-CN"/>
-              </w:rPr>
-            </w:pPr>
-            <w:r>
-              <w:rPr>
-                <w:rFonts w:ascii="宋体" w:eastAsia="宋体" w:hAnsi="宋体" w:cs="宋体" w:hint="eastAsia"/>
+              <w:pStyle w:val="29"/>
+              <w:widowControl w:val="0"/>
+              <w:ind w:left="0" w:leftChars="0" w:right="0" w:rightChars="0" w:firstLine="0" w:firstLineChars="0"/>
+              <w:jc w:val="both"/>
+              <w:rPr>
+                <w:rFonts w:hint="default" w:ascii="宋体" w:hAnsi="宋体" w:eastAsia="宋体" w:cs="宋体"/>
+                <w:sz w:val="15"/>
+                <w:szCs w:val="15"/>
+                <w:vertAlign w:val="baseline"/>
+                <w:lang w:val="en-US" w:eastAsia="zh-CN"/>
+              </w:rPr>
+            </w:pPr>
+            <w:r>
+              <w:rPr>
+                <w:rFonts w:hint="eastAsia" w:ascii="宋体" w:hAnsi="宋体" w:eastAsia="宋体" w:cs="宋体"/>
                 <w:sz w:val="15"/>
                 <w:szCs w:val="15"/>
                 <w:vertAlign w:val="baseline"/>
@@ -4484,21 +4580,21 @@
           </w:tcPr>
           <w:p>
             <w:pPr>
-              <w:pStyle w:val="a1"/>
-              <w:widowControl w:val="0"/>
-              <w:ind w:left="0" w:right="0" w:firstLine="0" w:leftChars="0" w:rightChars="0" w:firstLineChars="0"/>
-              <w:jc w:val="both"/>
-              <w:rPr>
-                <w:rFonts w:ascii="宋体" w:eastAsia="宋体" w:hAnsi="宋体" w:cs="宋体" w:hint="eastAsia"/>
-                <w:sz w:val="15"/>
-                <w:szCs w:val="15"/>
-                <w:vertAlign w:val="baseline"/>
-                <w:lang w:val="en-US" w:eastAsia="zh-CN"/>
-              </w:rPr>
-            </w:pPr>
-            <w:r>
-              <w:rPr>
-                <w:rFonts w:ascii="宋体" w:eastAsia="宋体" w:hAnsi="宋体" w:cs="宋体" w:hint="eastAsia"/>
+              <w:pStyle w:val="29"/>
+              <w:widowControl w:val="0"/>
+              <w:ind w:left="0" w:leftChars="0" w:right="0" w:rightChars="0" w:firstLine="0" w:firstLineChars="0"/>
+              <w:jc w:val="both"/>
+              <w:rPr>
+                <w:rFonts w:hint="eastAsia" w:ascii="宋体" w:hAnsi="宋体" w:eastAsia="宋体" w:cs="宋体"/>
+                <w:sz w:val="15"/>
+                <w:szCs w:val="15"/>
+                <w:vertAlign w:val="baseline"/>
+                <w:lang w:val="en-US" w:eastAsia="zh-CN"/>
+              </w:rPr>
+            </w:pPr>
+            <w:r>
+              <w:rPr>
+                <w:rFonts w:hint="eastAsia" w:ascii="宋体" w:hAnsi="宋体" w:eastAsia="宋体" w:cs="宋体"/>
                 <w:sz w:val="15"/>
                 <w:szCs w:val="15"/>
                 <w:vertAlign w:val="baseline"/>
@@ -4515,21 +4611,21 @@
           </w:tcPr>
           <w:p>
             <w:pPr>
-              <w:pStyle w:val="a1"/>
-              <w:widowControl w:val="0"/>
-              <w:ind w:left="0" w:right="0" w:firstLine="0" w:leftChars="0" w:rightChars="0" w:firstLineChars="0"/>
-              <w:jc w:val="both"/>
-              <w:rPr>
-                <w:rFonts w:ascii="宋体" w:eastAsia="宋体" w:hAnsi="宋体" w:cs="宋体" w:hint="eastAsia"/>
-                <w:sz w:val="15"/>
-                <w:szCs w:val="15"/>
-                <w:vertAlign w:val="baseline"/>
-                <w:lang w:val="en-US" w:eastAsia="zh-CN"/>
-              </w:rPr>
-            </w:pPr>
-            <w:r>
-              <w:rPr>
-                <w:rFonts w:ascii="宋体" w:eastAsia="宋体" w:hAnsi="宋体" w:cs="宋体" w:hint="eastAsia"/>
+              <w:pStyle w:val="29"/>
+              <w:widowControl w:val="0"/>
+              <w:ind w:left="0" w:leftChars="0" w:right="0" w:rightChars="0" w:firstLine="0" w:firstLineChars="0"/>
+              <w:jc w:val="both"/>
+              <w:rPr>
+                <w:rFonts w:hint="eastAsia" w:ascii="宋体" w:hAnsi="宋体" w:eastAsia="宋体" w:cs="宋体"/>
+                <w:sz w:val="15"/>
+                <w:szCs w:val="15"/>
+                <w:vertAlign w:val="baseline"/>
+                <w:lang w:val="en-US" w:eastAsia="zh-CN"/>
+              </w:rPr>
+            </w:pPr>
+            <w:r>
+              <w:rPr>
+                <w:rFonts w:hint="eastAsia" w:ascii="宋体" w:hAnsi="宋体" w:eastAsia="宋体" w:cs="宋体"/>
                 <w:sz w:val="15"/>
                 <w:szCs w:val="15"/>
                 <w:vertAlign w:val="baseline"/>
@@ -4546,21 +4642,21 @@
           </w:tcPr>
           <w:p>
             <w:pPr>
-              <w:pStyle w:val="a1"/>
-              <w:widowControl w:val="0"/>
-              <w:ind w:left="0" w:right="0" w:firstLine="0" w:leftChars="0" w:rightChars="0" w:firstLineChars="0"/>
-              <w:jc w:val="both"/>
-              <w:rPr>
-                <w:rFonts w:ascii="宋体" w:eastAsia="宋体" w:hAnsi="宋体" w:cs="宋体" w:hint="eastAsia"/>
-                <w:sz w:val="15"/>
-                <w:szCs w:val="15"/>
-                <w:vertAlign w:val="baseline"/>
-                <w:lang w:val="en-US" w:eastAsia="zh-CN"/>
-              </w:rPr>
-            </w:pPr>
-            <w:r>
-              <w:rPr>
-                <w:rFonts w:ascii="宋体" w:eastAsia="宋体" w:hAnsi="宋体" w:cs="宋体" w:hint="eastAsia"/>
+              <w:pStyle w:val="29"/>
+              <w:widowControl w:val="0"/>
+              <w:ind w:left="0" w:leftChars="0" w:right="0" w:rightChars="0" w:firstLine="0" w:firstLineChars="0"/>
+              <w:jc w:val="both"/>
+              <w:rPr>
+                <w:rFonts w:hint="eastAsia" w:ascii="宋体" w:hAnsi="宋体" w:eastAsia="宋体" w:cs="宋体"/>
+                <w:sz w:val="15"/>
+                <w:szCs w:val="15"/>
+                <w:vertAlign w:val="baseline"/>
+                <w:lang w:val="en-US" w:eastAsia="zh-CN"/>
+              </w:rPr>
+            </w:pPr>
+            <w:r>
+              <w:rPr>
+                <w:rFonts w:hint="eastAsia" w:ascii="宋体" w:hAnsi="宋体" w:eastAsia="宋体" w:cs="宋体"/>
                 <w:sz w:val="15"/>
                 <w:szCs w:val="15"/>
                 <w:vertAlign w:val="baseline"/>
@@ -4577,21 +4673,21 @@
           </w:tcPr>
           <w:p>
             <w:pPr>
-              <w:pStyle w:val="a1"/>
-              <w:widowControl w:val="0"/>
-              <w:ind w:left="0" w:right="0" w:firstLine="0" w:leftChars="0" w:rightChars="0" w:firstLineChars="0"/>
-              <w:jc w:val="both"/>
-              <w:rPr>
-                <w:rFonts w:ascii="宋体" w:eastAsia="宋体" w:hAnsi="宋体" w:cs="宋体" w:hint="eastAsia"/>
-                <w:sz w:val="15"/>
-                <w:szCs w:val="15"/>
-                <w:vertAlign w:val="baseline"/>
-                <w:lang w:val="en-US" w:eastAsia="zh-CN"/>
-              </w:rPr>
-            </w:pPr>
-            <w:r>
-              <w:rPr>
-                <w:rFonts w:ascii="宋体" w:eastAsia="宋体" w:hAnsi="宋体" w:cs="宋体" w:hint="eastAsia"/>
+              <w:pStyle w:val="29"/>
+              <w:widowControl w:val="0"/>
+              <w:ind w:left="0" w:leftChars="0" w:right="0" w:rightChars="0" w:firstLine="0" w:firstLineChars="0"/>
+              <w:jc w:val="both"/>
+              <w:rPr>
+                <w:rFonts w:hint="eastAsia" w:ascii="宋体" w:hAnsi="宋体" w:eastAsia="宋体" w:cs="宋体"/>
+                <w:sz w:val="15"/>
+                <w:szCs w:val="15"/>
+                <w:vertAlign w:val="baseline"/>
+                <w:lang w:val="en-US" w:eastAsia="zh-CN"/>
+              </w:rPr>
+            </w:pPr>
+            <w:r>
+              <w:rPr>
+                <w:rFonts w:hint="eastAsia" w:ascii="宋体" w:hAnsi="宋体" w:eastAsia="宋体" w:cs="宋体"/>
                 <w:sz w:val="15"/>
                 <w:szCs w:val="15"/>
                 <w:vertAlign w:val="baseline"/>
@@ -4605,8 +4701,8 @@
     </w:tbl>
     <w:p>
       <w:pPr>
-        <w:pStyle w:val="a1"/>
-        <w:ind w:left="0" w:right="0" w:firstLine="0" w:leftChars="0" w:rightChars="0" w:firstLineChars="0"/>
+        <w:pStyle w:val="29"/>
+        <w:ind w:left="0" w:leftChars="0" w:right="0" w:rightChars="0" w:firstLine="0" w:firstLineChars="0"/>
         <w:jc w:val="both"/>
         <w:rPr>
           <w:rFonts w:hint="default"/>
@@ -4618,44 +4714,88 @@
     <w:sectPr>
       <w:pgSz w:w="11906" w:h="16838"/>
       <w:pgMar w:top="1417" w:right="1800" w:bottom="1440" w:left="1800" w:header="1140" w:footer="992" w:gutter="0"/>
-      <w:cols w:num="1" w:space="425"/>
+      <w:cols w:space="425" w:num="1"/>
       <w:docGrid w:type="lines" w:linePitch="312" w:charSpace="0"/>
     </w:sectPr>
   </w:body>
 </w:document>
 </file>
 
+<file path=word/endnotes.xml><?xml version="1.0" encoding="utf-8"?>
+<w:endnotes xmlns:wpc="http://schemas.microsoft.com/office/word/2010/wordprocessingCanvas" xmlns:mc="http://schemas.openxmlformats.org/markup-compatibility/2006" xmlns:o="urn:schemas-microsoft-com:office:office" xmlns:r="http://schemas.openxmlformats.org/officeDocument/2006/relationships" xmlns:m="http://schemas.openxmlformats.org/officeDocument/2006/math" xmlns:v="urn:schemas-microsoft-com:vml" xmlns:wp14="http://schemas.microsoft.com/office/word/2010/wordprocessingDrawing" xmlns:wp="http://schemas.openxmlformats.org/drawingml/2006/wordprocessingDrawing" xmlns:w="http://schemas.openxmlformats.org/wordprocessingml/2006/main" xmlns:w14="http://schemas.microsoft.com/office/word/2010/wordml" xmlns:w15="http://schemas.microsoft.com/office/word/2012/wordml" xmlns:w10="urn:schemas-microsoft-com:office:word" xmlns:wpg="http://schemas.microsoft.com/office/word/2010/wordprocessingGroup" xmlns:wpi="http://schemas.microsoft.com/office/word/2010/wordprocessingInk" xmlns:wne="http://schemas.microsoft.com/office/word/2006/wordml" xmlns:wps="http://schemas.microsoft.com/office/word/2010/wordprocessingShape" xmlns:wpsCustomData="http://www.wps.cn/officeDocument/2013/wpsCustomData" mc:Ignorable="w14 w15 wp14">
+  <w:endnote w:type="separator" w:id="0">
+    <w:p>
+      <w:pPr>
+        <w:spacing w:line="240" w:lineRule="auto"/>
+      </w:pPr>
+      <w:r>
+        <w:separator/>
+      </w:r>
+    </w:p>
+  </w:endnote>
+  <w:endnote w:type="continuationSeparator" w:id="1">
+    <w:p>
+      <w:pPr>
+        <w:spacing w:line="240" w:lineRule="auto"/>
+      </w:pPr>
+      <w:r>
+        <w:continuationSeparator/>
+      </w:r>
+    </w:p>
+  </w:endnote>
+</w:endnotes>
+</file>
+
 <file path=word/footer1.xml><?xml version="1.0" encoding="utf-8"?>
-<w:ftr xmlns:wpc="http://schemas.microsoft.com/office/word/2010/wordprocessingCanvas" xmlns:mc="http://schemas.openxmlformats.org/markup-compatibility/2006" xmlns:o="urn:schemas-microsoft-com:office:office" xmlns:r="http://schemas.openxmlformats.org/officeDocument/2006/relationships" xmlns:m="http://schemas.openxmlformats.org/officeDocument/2006/math" xmlns:v="urn:schemas-microsoft-com:vml" xmlns:wp14="http://schemas.microsoft.com/office/word/2010/wordprocessingDrawing" xmlns:wp="http://schemas.openxmlformats.org/drawingml/2006/wordprocessingDrawing" xmlns:w10="urn:schemas-microsoft-com:office:word" xmlns:w="http://schemas.openxmlformats.org/wordprocessingml/2006/main" xmlns:w14="http://schemas.microsoft.com/office/word/2010/wordml" xmlns:w15="http://schemas.microsoft.com/office/word/2012/wordml" xmlns:wne="http://schemas.microsoft.com/office/word/2006/wordml" xmlns:wpg="http://schemas.microsoft.com/office/word/2010/wordprocessingGroup" xmlns:wpi="http://schemas.microsoft.com/office/word/2010/wordprocessingInk" xmlns:wps="http://schemas.microsoft.com/office/word/2010/wordprocessingShape" mc:Ignorable="w14 w15 wp14">
+<w:ftr xmlns:wpc="http://schemas.microsoft.com/office/word/2010/wordprocessingCanvas" xmlns:mc="http://schemas.openxmlformats.org/markup-compatibility/2006" xmlns:o="urn:schemas-microsoft-com:office:office" xmlns:r="http://schemas.openxmlformats.org/officeDocument/2006/relationships" xmlns:m="http://schemas.openxmlformats.org/officeDocument/2006/math" xmlns:v="urn:schemas-microsoft-com:vml" xmlns:wp14="http://schemas.microsoft.com/office/word/2010/wordprocessingDrawing" xmlns:wp="http://schemas.openxmlformats.org/drawingml/2006/wordprocessingDrawing" xmlns:w10="urn:schemas-microsoft-com:office:word" xmlns:w="http://schemas.openxmlformats.org/wordprocessingml/2006/main" xmlns:w14="http://schemas.microsoft.com/office/word/2010/wordml" xmlns:w15="http://schemas.microsoft.com/office/word/2012/wordml" xmlns:wpg="http://schemas.microsoft.com/office/word/2010/wordprocessingGroup" xmlns:wpi="http://schemas.microsoft.com/office/word/2010/wordprocessingInk" xmlns:wne="http://schemas.microsoft.com/office/word/2006/wordml" xmlns:wps="http://schemas.microsoft.com/office/word/2010/wordprocessingShape" xmlns:wpsCustomData="http://www.wps.cn/officeDocument/2013/wpsCustomData" mc:Ignorable="w14 w15 wp14">
   <w:p/>
 </w:ftr>
 </file>
 
 <file path=word/footer2.xml><?xml version="1.0" encoding="utf-8"?>
-<w:ftr xmlns:wpc="http://schemas.microsoft.com/office/word/2010/wordprocessingCanvas" xmlns:mc="http://schemas.openxmlformats.org/markup-compatibility/2006" xmlns:o="urn:schemas-microsoft-com:office:office" xmlns:r="http://schemas.openxmlformats.org/officeDocument/2006/relationships" xmlns:m="http://schemas.openxmlformats.org/officeDocument/2006/math" xmlns:v="urn:schemas-microsoft-com:vml" xmlns:wp14="http://schemas.microsoft.com/office/word/2010/wordprocessingDrawing" xmlns:wp="http://schemas.openxmlformats.org/drawingml/2006/wordprocessingDrawing" xmlns:w10="urn:schemas-microsoft-com:office:word" xmlns:w="http://schemas.openxmlformats.org/wordprocessingml/2006/main" xmlns:w14="http://schemas.microsoft.com/office/word/2010/wordml" xmlns:w15="http://schemas.microsoft.com/office/word/2012/wordml" xmlns:wne="http://schemas.microsoft.com/office/word/2006/wordml" xmlns:wpg="http://schemas.microsoft.com/office/word/2010/wordprocessingGroup" xmlns:wpi="http://schemas.microsoft.com/office/word/2010/wordprocessingInk" xmlns:wps="http://schemas.microsoft.com/office/word/2010/wordprocessingShape" mc:Ignorable="w14 w15 wp14">
+<w:ftr xmlns:wpc="http://schemas.microsoft.com/office/word/2010/wordprocessingCanvas" xmlns:mc="http://schemas.openxmlformats.org/markup-compatibility/2006" xmlns:o="urn:schemas-microsoft-com:office:office" xmlns:r="http://schemas.openxmlformats.org/officeDocument/2006/relationships" xmlns:m="http://schemas.openxmlformats.org/officeDocument/2006/math" xmlns:v="urn:schemas-microsoft-com:vml" xmlns:wp14="http://schemas.microsoft.com/office/word/2010/wordprocessingDrawing" xmlns:wp="http://schemas.openxmlformats.org/drawingml/2006/wordprocessingDrawing" xmlns:w10="urn:schemas-microsoft-com:office:word" xmlns:w="http://schemas.openxmlformats.org/wordprocessingml/2006/main" xmlns:w14="http://schemas.microsoft.com/office/word/2010/wordml" xmlns:w15="http://schemas.microsoft.com/office/word/2012/wordml" xmlns:wpg="http://schemas.microsoft.com/office/word/2010/wordprocessingGroup" xmlns:wpi="http://schemas.microsoft.com/office/word/2010/wordprocessingInk" xmlns:wne="http://schemas.microsoft.com/office/word/2006/wordml" xmlns:wps="http://schemas.microsoft.com/office/word/2010/wordprocessingShape" xmlns:wpsCustomData="http://www.wps.cn/officeDocument/2013/wpsCustomData" mc:Ignorable="w14 w15 wp14">
   <w:p/>
 </w:ftr>
 </file>
 
 <file path=word/footer3.xml><?xml version="1.0" encoding="utf-8"?>
-<w:ftr xmlns:wpc="http://schemas.microsoft.com/office/word/2010/wordprocessingCanvas" xmlns:mc="http://schemas.openxmlformats.org/markup-compatibility/2006" xmlns:o="urn:schemas-microsoft-com:office:office" xmlns:r="http://schemas.openxmlformats.org/officeDocument/2006/relationships" xmlns:m="http://schemas.openxmlformats.org/officeDocument/2006/math" xmlns:v="urn:schemas-microsoft-com:vml" xmlns:wp14="http://schemas.microsoft.com/office/word/2010/wordprocessingDrawing" xmlns:wp="http://schemas.openxmlformats.org/drawingml/2006/wordprocessingDrawing" xmlns:w10="urn:schemas-microsoft-com:office:word" xmlns:w="http://schemas.openxmlformats.org/wordprocessingml/2006/main" xmlns:w14="http://schemas.microsoft.com/office/word/2010/wordml" xmlns:w15="http://schemas.microsoft.com/office/word/2012/wordml" xmlns:wne="http://schemas.microsoft.com/office/word/2006/wordml" xmlns:wpg="http://schemas.microsoft.com/office/word/2010/wordprocessingGroup" xmlns:wpi="http://schemas.microsoft.com/office/word/2010/wordprocessingInk" xmlns:wps="http://schemas.microsoft.com/office/word/2010/wordprocessingShape" mc:Ignorable="w14 w15 wp14">
+<w:ftr xmlns:wpc="http://schemas.microsoft.com/office/word/2010/wordprocessingCanvas" xmlns:mc="http://schemas.openxmlformats.org/markup-compatibility/2006" xmlns:o="urn:schemas-microsoft-com:office:office" xmlns:r="http://schemas.openxmlformats.org/officeDocument/2006/relationships" xmlns:m="http://schemas.openxmlformats.org/officeDocument/2006/math" xmlns:v="urn:schemas-microsoft-com:vml" xmlns:wp14="http://schemas.microsoft.com/office/word/2010/wordprocessingDrawing" xmlns:wp="http://schemas.openxmlformats.org/drawingml/2006/wordprocessingDrawing" xmlns:w10="urn:schemas-microsoft-com:office:word" xmlns:w="http://schemas.openxmlformats.org/wordprocessingml/2006/main" xmlns:w14="http://schemas.microsoft.com/office/word/2010/wordml" xmlns:w15="http://schemas.microsoft.com/office/word/2012/wordml" xmlns:wpg="http://schemas.microsoft.com/office/word/2010/wordprocessingGroup" xmlns:wpi="http://schemas.microsoft.com/office/word/2010/wordprocessingInk" xmlns:wne="http://schemas.microsoft.com/office/word/2006/wordml" xmlns:wps="http://schemas.microsoft.com/office/word/2010/wordprocessingShape" xmlns:wpsCustomData="http://www.wps.cn/officeDocument/2013/wpsCustomData" mc:Ignorable="w14 w15 wp14">
   <w:p/>
 </w:ftr>
 </file>
 
-<file path=word/header1.xml><?xml version="1.0" encoding="utf-8"?>
-<w:hdr xmlns:wpc="http://schemas.microsoft.com/office/word/2010/wordprocessingCanvas" xmlns:mc="http://schemas.openxmlformats.org/markup-compatibility/2006" xmlns:o="urn:schemas-microsoft-com:office:office" xmlns:r="http://schemas.openxmlformats.org/officeDocument/2006/relationships" xmlns:m="http://schemas.openxmlformats.org/officeDocument/2006/math" xmlns:v="urn:schemas-microsoft-com:vml" xmlns:wp14="http://schemas.microsoft.com/office/word/2010/wordprocessingDrawing" xmlns:wp="http://schemas.openxmlformats.org/drawingml/2006/wordprocessingDrawing" xmlns:w10="urn:schemas-microsoft-com:office:word" xmlns:w="http://schemas.openxmlformats.org/wordprocessingml/2006/main" xmlns:w14="http://schemas.microsoft.com/office/word/2010/wordml" xmlns:w15="http://schemas.microsoft.com/office/word/2012/wordml" xmlns:wne="http://schemas.microsoft.com/office/word/2006/wordml" xmlns:wpg="http://schemas.microsoft.com/office/word/2010/wordprocessingGroup" xmlns:wpi="http://schemas.microsoft.com/office/word/2010/wordprocessingInk" xmlns:wps="http://schemas.microsoft.com/office/word/2010/wordprocessingShape" mc:Ignorable="w14 w15 wp14">
-  <w:p/>
-</w:hdr>
+<file path=word/footnotes.xml><?xml version="1.0" encoding="utf-8"?>
+<w:footnotes xmlns:wpc="http://schemas.microsoft.com/office/word/2010/wordprocessingCanvas" xmlns:mc="http://schemas.openxmlformats.org/markup-compatibility/2006" xmlns:o="urn:schemas-microsoft-com:office:office" xmlns:r="http://schemas.openxmlformats.org/officeDocument/2006/relationships" xmlns:m="http://schemas.openxmlformats.org/officeDocument/2006/math" xmlns:v="urn:schemas-microsoft-com:vml" xmlns:wp14="http://schemas.microsoft.com/office/word/2010/wordprocessingDrawing" xmlns:wp="http://schemas.openxmlformats.org/drawingml/2006/wordprocessingDrawing" xmlns:w="http://schemas.openxmlformats.org/wordprocessingml/2006/main" xmlns:w14="http://schemas.microsoft.com/office/word/2010/wordml" xmlns:w15="http://schemas.microsoft.com/office/word/2012/wordml" xmlns:w10="urn:schemas-microsoft-com:office:word" xmlns:wpg="http://schemas.microsoft.com/office/word/2010/wordprocessingGroup" xmlns:wpi="http://schemas.microsoft.com/office/word/2010/wordprocessingInk" xmlns:wne="http://schemas.microsoft.com/office/word/2006/wordml" xmlns:wps="http://schemas.microsoft.com/office/word/2010/wordprocessingShape" xmlns:wpsCustomData="http://www.wps.cn/officeDocument/2013/wpsCustomData" mc:Ignorable="w14 w15 wp14">
+  <w:footnote w:type="separator" w:id="0">
+    <w:p>
+      <w:pPr>
+        <w:spacing w:line="360" w:lineRule="auto"/>
+      </w:pPr>
+      <w:r>
+        <w:separator/>
+      </w:r>
+    </w:p>
+  </w:footnote>
+  <w:footnote w:type="continuationSeparator" w:id="1">
+    <w:p>
+      <w:pPr>
+        <w:spacing w:line="360" w:lineRule="auto"/>
+      </w:pPr>
+      <w:r>
+        <w:continuationSeparator/>
+      </w:r>
+    </w:p>
+  </w:footnote>
+</w:footnotes>
 </file>
 
-<file path=word/header2.xml><?xml version="1.0" encoding="utf-8"?>
-<w:hdr xmlns:wpc="http://schemas.microsoft.com/office/word/2010/wordprocessingCanvas" xmlns:mc="http://schemas.openxmlformats.org/markup-compatibility/2006" xmlns:o="urn:schemas-microsoft-com:office:office" xmlns:r="http://schemas.openxmlformats.org/officeDocument/2006/relationships" xmlns:m="http://schemas.openxmlformats.org/officeDocument/2006/math" xmlns:v="urn:schemas-microsoft-com:vml" xmlns:wp14="http://schemas.microsoft.com/office/word/2010/wordprocessingDrawing" xmlns:wp="http://schemas.openxmlformats.org/drawingml/2006/wordprocessingDrawing" xmlns:w10="urn:schemas-microsoft-com:office:word" xmlns:w="http://schemas.openxmlformats.org/wordprocessingml/2006/main" xmlns:w14="http://schemas.microsoft.com/office/word/2010/wordml" xmlns:w15="http://schemas.microsoft.com/office/word/2012/wordml" xmlns:wne="http://schemas.microsoft.com/office/word/2006/wordml" xmlns:wpg="http://schemas.microsoft.com/office/word/2010/wordprocessingGroup" xmlns:wpi="http://schemas.microsoft.com/office/word/2010/wordprocessingInk" xmlns:wps="http://schemas.microsoft.com/office/word/2010/wordprocessingShape" mc:Ignorable="w14 w15 wp14">
+<file path=word/header1.xml><?xml version="1.0" encoding="utf-8"?>
+<w:hdr xmlns:wpc="http://schemas.microsoft.com/office/word/2010/wordprocessingCanvas" xmlns:mc="http://schemas.openxmlformats.org/markup-compatibility/2006" xmlns:o="urn:schemas-microsoft-com:office:office" xmlns:r="http://schemas.openxmlformats.org/officeDocument/2006/relationships" xmlns:m="http://schemas.openxmlformats.org/officeDocument/2006/math" xmlns:v="urn:schemas-microsoft-com:vml" xmlns:wp14="http://schemas.microsoft.com/office/word/2010/wordprocessingDrawing" xmlns:wp="http://schemas.openxmlformats.org/drawingml/2006/wordprocessingDrawing" xmlns:w10="urn:schemas-microsoft-com:office:word" xmlns:w="http://schemas.openxmlformats.org/wordprocessingml/2006/main" xmlns:w14="http://schemas.microsoft.com/office/word/2010/wordml" xmlns:w15="http://schemas.microsoft.com/office/word/2012/wordml" xmlns:wpg="http://schemas.microsoft.com/office/word/2010/wordprocessingGroup" xmlns:wpi="http://schemas.microsoft.com/office/word/2010/wordprocessingInk" xmlns:wne="http://schemas.microsoft.com/office/word/2006/wordml" xmlns:wps="http://schemas.microsoft.com/office/word/2010/wordprocessingShape" xmlns:wpsCustomData="http://www.wps.cn/officeDocument/2013/wpsCustomData" mc:Ignorable="w14 w15 wp14">
   <w:p>
     <w:pPr>
-      <w:pStyle w:val="Header"/>
+      <w:pStyle w:val="15"/>
       <w:pBdr>
-        <w:bottom w:val="single" w:sz="4" w:space="1" w:color="auto"/>
+        <w:bottom w:val="single" w:color="auto" w:sz="4" w:space="1"/>
       </w:pBdr>
       <w:tabs>
         <w:tab w:val="left" w:pos="335"/>
@@ -4663,39 +4803,57 @@
       </w:tabs>
       <w:jc w:val="right"/>
       <w:rPr>
-        <w:rFonts w:eastAsiaTheme="minorEastAsia" w:hint="eastAsia"/>
+        <w:rFonts w:hint="eastAsia" w:eastAsiaTheme="minorEastAsia"/>
         <w:lang w:eastAsia="zh-CN"/>
       </w:rPr>
     </w:pPr>
     <w:r>
       <w:rPr>
-        <w:rFonts w:eastAsiaTheme="minorEastAsia" w:hint="eastAsia"/>
+        <w:rFonts w:hint="eastAsia" w:eastAsiaTheme="minorEastAsia"/>
         <w:lang w:val="en-US" w:eastAsia="zh-CN"/>
       </w:rPr>
       <w:tab/>
+    </w:r>
+    <w:r>
+      <w:rPr>
+        <w:rFonts w:hint="eastAsia" w:eastAsiaTheme="minorEastAsia"/>
+        <w:lang w:val="en-US" w:eastAsia="zh-CN"/>
+      </w:rPr>
       <w:tab/>
+    </w:r>
+    <w:r>
+      <w:rPr>
+        <w:rFonts w:hint="eastAsia" w:eastAsiaTheme="minorEastAsia"/>
+        <w:lang w:val="en-US" w:eastAsia="zh-CN"/>
+      </w:rPr>
       <w:t>重庆市鹧鸪哨信息技术有限责任公司</w:t>
     </w:r>
   </w:p>
 </w:hdr>
 </file>
 
+<file path=word/header2.xml><?xml version="1.0" encoding="utf-8"?>
+<w:hdr xmlns:wpc="http://schemas.microsoft.com/office/word/2010/wordprocessingCanvas" xmlns:mc="http://schemas.openxmlformats.org/markup-compatibility/2006" xmlns:o="urn:schemas-microsoft-com:office:office" xmlns:r="http://schemas.openxmlformats.org/officeDocument/2006/relationships" xmlns:m="http://schemas.openxmlformats.org/officeDocument/2006/math" xmlns:v="urn:schemas-microsoft-com:vml" xmlns:wp14="http://schemas.microsoft.com/office/word/2010/wordprocessingDrawing" xmlns:wp="http://schemas.openxmlformats.org/drawingml/2006/wordprocessingDrawing" xmlns:w10="urn:schemas-microsoft-com:office:word" xmlns:w="http://schemas.openxmlformats.org/wordprocessingml/2006/main" xmlns:w14="http://schemas.microsoft.com/office/word/2010/wordml" xmlns:w15="http://schemas.microsoft.com/office/word/2012/wordml" xmlns:wpg="http://schemas.microsoft.com/office/word/2010/wordprocessingGroup" xmlns:wpi="http://schemas.microsoft.com/office/word/2010/wordprocessingInk" xmlns:wne="http://schemas.microsoft.com/office/word/2006/wordml" xmlns:wps="http://schemas.microsoft.com/office/word/2010/wordprocessingShape" xmlns:wpsCustomData="http://www.wps.cn/officeDocument/2013/wpsCustomData" mc:Ignorable="w14 w15 wp14">
+  <w:p/>
+</w:hdr>
+</file>
+
 <file path=word/header3.xml><?xml version="1.0" encoding="utf-8"?>
-<w:hdr xmlns:wpc="http://schemas.microsoft.com/office/word/2010/wordprocessingCanvas" xmlns:mc="http://schemas.openxmlformats.org/markup-compatibility/2006" xmlns:o="urn:schemas-microsoft-com:office:office" xmlns:r="http://schemas.openxmlformats.org/officeDocument/2006/relationships" xmlns:m="http://schemas.openxmlformats.org/officeDocument/2006/math" xmlns:v="urn:schemas-microsoft-com:vml" xmlns:wp14="http://schemas.microsoft.com/office/word/2010/wordprocessingDrawing" xmlns:wp="http://schemas.openxmlformats.org/drawingml/2006/wordprocessingDrawing" xmlns:w10="urn:schemas-microsoft-com:office:word" xmlns:w="http://schemas.openxmlformats.org/wordprocessingml/2006/main" xmlns:w14="http://schemas.microsoft.com/office/word/2010/wordml" xmlns:w15="http://schemas.microsoft.com/office/word/2012/wordml" xmlns:wne="http://schemas.microsoft.com/office/word/2006/wordml" xmlns:wpg="http://schemas.microsoft.com/office/word/2010/wordprocessingGroup" xmlns:wpi="http://schemas.microsoft.com/office/word/2010/wordprocessingInk" xmlns:wps="http://schemas.microsoft.com/office/word/2010/wordprocessingShape" mc:Ignorable="w14 w15 wp14">
+<w:hdr xmlns:wpc="http://schemas.microsoft.com/office/word/2010/wordprocessingCanvas" xmlns:mc="http://schemas.openxmlformats.org/markup-compatibility/2006" xmlns:o="urn:schemas-microsoft-com:office:office" xmlns:r="http://schemas.openxmlformats.org/officeDocument/2006/relationships" xmlns:m="http://schemas.openxmlformats.org/officeDocument/2006/math" xmlns:v="urn:schemas-microsoft-com:vml" xmlns:wp14="http://schemas.microsoft.com/office/word/2010/wordprocessingDrawing" xmlns:wp="http://schemas.openxmlformats.org/drawingml/2006/wordprocessingDrawing" xmlns:w10="urn:schemas-microsoft-com:office:word" xmlns:w="http://schemas.openxmlformats.org/wordprocessingml/2006/main" xmlns:w14="http://schemas.microsoft.com/office/word/2010/wordml" xmlns:w15="http://schemas.microsoft.com/office/word/2012/wordml" xmlns:wpg="http://schemas.microsoft.com/office/word/2010/wordprocessingGroup" xmlns:wpi="http://schemas.microsoft.com/office/word/2010/wordprocessingInk" xmlns:wne="http://schemas.microsoft.com/office/word/2006/wordml" xmlns:wps="http://schemas.microsoft.com/office/word/2010/wordprocessingShape" xmlns:wpsCustomData="http://www.wps.cn/officeDocument/2013/wpsCustomData" mc:Ignorable="w14 w15 wp14">
   <w:p/>
 </w:hdr>
 </file>
 
 <file path=word/numbering.xml><?xml version="1.0" encoding="utf-8"?>
-<w:numbering xmlns:wpc="http://schemas.microsoft.com/office/word/2010/wordprocessingCanvas" xmlns:mc="http://schemas.openxmlformats.org/markup-compatibility/2006" xmlns:o="urn:schemas-microsoft-com:office:office" xmlns:r="http://schemas.openxmlformats.org/officeDocument/2006/relationships" xmlns:m="http://schemas.openxmlformats.org/officeDocument/2006/math" xmlns:v="urn:schemas-microsoft-com:vml" xmlns:wp14="http://schemas.microsoft.com/office/word/2010/wordprocessingDrawing" xmlns:wp="http://schemas.openxmlformats.org/drawingml/2006/wordprocessingDrawing" xmlns:w10="urn:schemas-microsoft-com:office:word" xmlns:w="http://schemas.openxmlformats.org/wordprocessingml/2006/main" xmlns:w14="http://schemas.microsoft.com/office/word/2010/wordml" xmlns:w15="http://schemas.microsoft.com/office/word/2012/wordml" xmlns:wne="http://schemas.microsoft.com/office/word/2006/wordml" xmlns:wpg="http://schemas.microsoft.com/office/word/2010/wordprocessingGroup" xmlns:wpi="http://schemas.microsoft.com/office/word/2010/wordprocessingInk" xmlns:wps="http://schemas.microsoft.com/office/word/2010/wordprocessingShape" mc:Ignorable="w14 w15 wp14">
+<w:numbering xmlns:wpc="http://schemas.microsoft.com/office/word/2010/wordprocessingCanvas" xmlns:mc="http://schemas.openxmlformats.org/markup-compatibility/2006" xmlns:o="urn:schemas-microsoft-com:office:office" xmlns:r="http://schemas.openxmlformats.org/officeDocument/2006/relationships" xmlns:m="http://schemas.openxmlformats.org/officeDocument/2006/math" xmlns:v="urn:schemas-microsoft-com:vml" xmlns:wp14="http://schemas.microsoft.com/office/word/2010/wordprocessingDrawing" xmlns:wp="http://schemas.openxmlformats.org/drawingml/2006/wordprocessingDrawing" xmlns:w10="urn:schemas-microsoft-com:office:word" xmlns:w="http://schemas.openxmlformats.org/wordprocessingml/2006/main" xmlns:w14="http://schemas.microsoft.com/office/word/2010/wordml" xmlns:wpg="http://schemas.microsoft.com/office/word/2010/wordprocessingGroup" xmlns:wpi="http://schemas.microsoft.com/office/word/2010/wordprocessingInk" xmlns:wne="http://schemas.microsoft.com/office/word/2006/wordml" xmlns:wps="http://schemas.microsoft.com/office/word/2010/wordprocessingShape" xmlns:wpsCustomData="http://www.wps.cn/officeDocument/2013/wpsCustomData" mc:Ignorable="w14 wp14">
   <w:abstractNum w:abstractNumId="0">
     <w:nsid w:val="8E964DCE"/>
     <w:multiLevelType w:val="multilevel"/>
     <w:tmpl w:val="8E964DCE"/>
-    <w:lvl w:ilvl="0">
+    <w:lvl w:ilvl="0" w:tentative="0">
       <w:start w:val="1"/>
       <w:numFmt w:val="decimal"/>
-      <w:pStyle w:val="Heading1"/>
+      <w:pStyle w:val="2"/>
       <w:lvlText w:val="%1."/>
       <w:lvlJc w:val="left"/>
       <w:pPr>
@@ -4705,10 +4863,10 @@
         <w:rFonts w:hint="default"/>
       </w:rPr>
     </w:lvl>
-    <w:lvl w:ilvl="1">
+    <w:lvl w:ilvl="1" w:tentative="0">
       <w:start w:val="1"/>
       <w:numFmt w:val="decimal"/>
-      <w:pStyle w:val="Heading2"/>
+      <w:pStyle w:val="3"/>
       <w:lvlText w:val="%1.%2."/>
       <w:lvlJc w:val="left"/>
       <w:pPr>
@@ -4718,10 +4876,10 @@
         <w:rFonts w:hint="default"/>
       </w:rPr>
     </w:lvl>
-    <w:lvl w:ilvl="2">
+    <w:lvl w:ilvl="2" w:tentative="0">
       <w:start w:val="1"/>
       <w:numFmt w:val="decimal"/>
-      <w:pStyle w:val="Heading3"/>
+      <w:pStyle w:val="4"/>
       <w:lvlText w:val="%1.%2.%3."/>
       <w:lvlJc w:val="left"/>
       <w:pPr>
@@ -4731,10 +4889,10 @@
         <w:rFonts w:hint="default"/>
       </w:rPr>
     </w:lvl>
-    <w:lvl w:ilvl="3">
+    <w:lvl w:ilvl="3" w:tentative="0">
       <w:start w:val="1"/>
       <w:numFmt w:val="decimal"/>
-      <w:pStyle w:val="Heading4"/>
+      <w:pStyle w:val="5"/>
       <w:lvlText w:val="%1.%2.%3.%4."/>
       <w:lvlJc w:val="left"/>
       <w:pPr>
@@ -4744,10 +4902,10 @@
         <w:rFonts w:hint="default"/>
       </w:rPr>
     </w:lvl>
-    <w:lvl w:ilvl="4">
+    <w:lvl w:ilvl="4" w:tentative="0">
       <w:start w:val="1"/>
       <w:numFmt w:val="decimal"/>
-      <w:pStyle w:val="Heading5"/>
+      <w:pStyle w:val="6"/>
       <w:lvlText w:val="%1.%2.%3.%4.%5."/>
       <w:lvlJc w:val="left"/>
       <w:pPr>
@@ -4757,10 +4915,10 @@
         <w:rFonts w:hint="default"/>
       </w:rPr>
     </w:lvl>
-    <w:lvl w:ilvl="5">
+    <w:lvl w:ilvl="5" w:tentative="0">
       <w:start w:val="1"/>
       <w:numFmt w:val="decimal"/>
-      <w:pStyle w:val="Heading6"/>
+      <w:pStyle w:val="7"/>
       <w:lvlText w:val="%1.%2.%3.%4.%5.%6."/>
       <w:lvlJc w:val="left"/>
       <w:pPr>
@@ -4770,10 +4928,10 @@
         <w:rFonts w:hint="default"/>
       </w:rPr>
     </w:lvl>
-    <w:lvl w:ilvl="6">
+    <w:lvl w:ilvl="6" w:tentative="0">
       <w:start w:val="1"/>
       <w:numFmt w:val="decimal"/>
-      <w:pStyle w:val="Heading7"/>
+      <w:pStyle w:val="8"/>
       <w:lvlText w:val="%1.%2.%3.%4.%5.%6.%7."/>
       <w:lvlJc w:val="left"/>
       <w:pPr>
@@ -4783,10 +4941,10 @@
         <w:rFonts w:hint="default"/>
       </w:rPr>
     </w:lvl>
-    <w:lvl w:ilvl="7">
+    <w:lvl w:ilvl="7" w:tentative="0">
       <w:start w:val="1"/>
       <w:numFmt w:val="decimal"/>
-      <w:pStyle w:val="Heading8"/>
+      <w:pStyle w:val="9"/>
       <w:lvlText w:val="%1.%2.%3.%4.%5.%6.%7.%8."/>
       <w:lvlJc w:val="left"/>
       <w:pPr>
@@ -4796,10 +4954,10 @@
         <w:rFonts w:hint="default"/>
       </w:rPr>
     </w:lvl>
-    <w:lvl w:ilvl="8">
+    <w:lvl w:ilvl="8" w:tentative="0">
       <w:start w:val="1"/>
       <w:numFmt w:val="decimal"/>
-      <w:pStyle w:val="Heading9"/>
+      <w:pStyle w:val="10"/>
       <w:lvlText w:val="%1.%2.%3.%4.%5.%6.%7.%8.%9."/>
       <w:lvlJc w:val="left"/>
       <w:pPr>
@@ -4814,7 +4972,7 @@
     <w:nsid w:val="B75BF121"/>
     <w:multiLevelType w:val="singleLevel"/>
     <w:tmpl w:val="B75BF121"/>
-    <w:lvl w:ilvl="0">
+    <w:lvl w:ilvl="0" w:tentative="0">
       <w:start w:val="1"/>
       <w:numFmt w:val="decimal"/>
       <w:lvlText w:val="%1."/>
@@ -4837,267 +4995,269 @@
 </file>
 
 <file path=word/styles.xml><?xml version="1.0" encoding="utf-8"?>
-<w:styles xmlns:mc="http://schemas.openxmlformats.org/markup-compatibility/2006" xmlns:r="http://schemas.openxmlformats.org/officeDocument/2006/relationships" xmlns:w="http://schemas.openxmlformats.org/wordprocessingml/2006/main" xmlns:w14="http://schemas.microsoft.com/office/word/2010/wordml" xmlns:w15="http://schemas.microsoft.com/office/word/2012/wordml" mc:Ignorable="w14 w15">
+<w:styles xmlns:mc="http://schemas.openxmlformats.org/markup-compatibility/2006" xmlns:o="urn:schemas-microsoft-com:office:office" xmlns:r="http://schemas.openxmlformats.org/officeDocument/2006/relationships" xmlns:m="http://schemas.openxmlformats.org/officeDocument/2006/math" xmlns:v="urn:schemas-microsoft-com:vml" xmlns:w="http://schemas.openxmlformats.org/wordprocessingml/2006/main" xmlns:w14="http://schemas.microsoft.com/office/word/2010/wordml" xmlns:w10="urn:schemas-microsoft-com:office:word" xmlns:sl="http://schemas.openxmlformats.org/schemaLibrary/2006/main" xmlns:wpsCustomData="http://www.wps.cn/officeDocument/2013/wpsCustomData" mc:Ignorable="w14">
   <w:docDefaults>
     <w:rPrDefault>
       <w:rPr>
-        <w:rFonts w:ascii="Times New Roman" w:eastAsia="宋体" w:hAnsi="Times New Roman" w:cs="Times New Roman"/>
+        <w:rFonts w:ascii="Times New Roman" w:hAnsi="Times New Roman" w:eastAsia="宋体" w:cs="Times New Roman"/>
       </w:rPr>
     </w:rPrDefault>
     <w:pPrDefault/>
   </w:docDefaults>
-  <w:latentStyles w:defLockedState="0" w:defUIPriority="99" w:defSemiHidden="1" w:defUnhideWhenUsed="1" w:defQFormat="0" w:count="260">
-    <w:lsdException w:name="Normal" w:semiHidden="0" w:uiPriority="0" w:unhideWhenUsed="0" w:qFormat="1"/>
-    <w:lsdException w:name="heading 1" w:semiHidden="0" w:uiPriority="0" w:unhideWhenUsed="0" w:qFormat="1"/>
-    <w:lsdException w:name="heading 2" w:semiHidden="0" w:uiPriority="0" w:qFormat="1"/>
-    <w:lsdException w:name="heading 3" w:uiPriority="0" w:qFormat="1"/>
-    <w:lsdException w:name="heading 4" w:semiHidden="0" w:uiPriority="0" w:qFormat="1"/>
-    <w:lsdException w:name="heading 5" w:uiPriority="0" w:qFormat="1"/>
-    <w:lsdException w:name="heading 6" w:uiPriority="0" w:qFormat="1"/>
-    <w:lsdException w:name="heading 7" w:uiPriority="0" w:qFormat="1"/>
-    <w:lsdException w:name="heading 8" w:uiPriority="0" w:qFormat="1"/>
-    <w:lsdException w:name="heading 9" w:uiPriority="0" w:qFormat="1"/>
-    <w:lsdException w:name="index 1" w:semiHidden="0" w:uiPriority="0" w:unhideWhenUsed="0"/>
-    <w:lsdException w:name="index 2" w:semiHidden="0" w:uiPriority="0" w:unhideWhenUsed="0"/>
-    <w:lsdException w:name="index 3" w:semiHidden="0" w:uiPriority="0" w:unhideWhenUsed="0"/>
-    <w:lsdException w:name="index 4" w:semiHidden="0" w:uiPriority="0" w:unhideWhenUsed="0"/>
-    <w:lsdException w:name="index 5" w:semiHidden="0" w:uiPriority="0" w:unhideWhenUsed="0"/>
-    <w:lsdException w:name="index 6" w:semiHidden="0" w:uiPriority="0" w:unhideWhenUsed="0"/>
-    <w:lsdException w:name="index 7" w:semiHidden="0" w:uiPriority="0" w:unhideWhenUsed="0"/>
-    <w:lsdException w:name="index 8" w:semiHidden="0" w:uiPriority="0" w:unhideWhenUsed="0"/>
-    <w:lsdException w:name="index 9" w:semiHidden="0" w:uiPriority="0" w:unhideWhenUsed="0"/>
-    <w:lsdException w:name="toc 1" w:semiHidden="0" w:uiPriority="0" w:unhideWhenUsed="0" w:qFormat="1"/>
-    <w:lsdException w:name="toc 2" w:semiHidden="0" w:uiPriority="0" w:unhideWhenUsed="0" w:qFormat="1"/>
-    <w:lsdException w:name="toc 3" w:semiHidden="0" w:uiPriority="0" w:unhideWhenUsed="0" w:qFormat="1"/>
-    <w:lsdException w:name="toc 4" w:semiHidden="0" w:uiPriority="0" w:unhideWhenUsed="0"/>
-    <w:lsdException w:name="toc 5" w:semiHidden="0" w:uiPriority="0" w:unhideWhenUsed="0"/>
-    <w:lsdException w:name="toc 6" w:semiHidden="0" w:uiPriority="0" w:unhideWhenUsed="0"/>
-    <w:lsdException w:name="toc 7" w:semiHidden="0" w:uiPriority="0" w:unhideWhenUsed="0"/>
-    <w:lsdException w:name="toc 8" w:semiHidden="0" w:uiPriority="0" w:unhideWhenUsed="0"/>
-    <w:lsdException w:name="toc 9" w:semiHidden="0" w:uiPriority="0" w:unhideWhenUsed="0"/>
-    <w:lsdException w:name="Normal Indent" w:semiHidden="0" w:uiPriority="0" w:unhideWhenUsed="0"/>
-    <w:lsdException w:name="footnote text" w:semiHidden="0" w:uiPriority="0" w:unhideWhenUsed="0"/>
-    <w:lsdException w:name="annotation text" w:semiHidden="0" w:uiPriority="0" w:unhideWhenUsed="0" w:qFormat="1"/>
-    <w:lsdException w:name="header" w:semiHidden="0" w:uiPriority="0" w:unhideWhenUsed="0" w:qFormat="1"/>
-    <w:lsdException w:name="footer" w:semiHidden="0" w:uiPriority="0" w:unhideWhenUsed="0" w:qFormat="1"/>
-    <w:lsdException w:name="index heading" w:semiHidden="0" w:uiPriority="0" w:unhideWhenUsed="0"/>
-    <w:lsdException w:name="caption" w:uiPriority="0" w:qFormat="1"/>
-    <w:lsdException w:name="table of figures" w:semiHidden="0" w:uiPriority="0" w:unhideWhenUsed="0"/>
-    <w:lsdException w:name="envelope address" w:semiHidden="0" w:uiPriority="0" w:unhideWhenUsed="0"/>
-    <w:lsdException w:name="envelope return" w:semiHidden="0" w:uiPriority="0" w:unhideWhenUsed="0"/>
-    <w:lsdException w:name="footnote reference" w:semiHidden="0" w:uiPriority="0" w:unhideWhenUsed="0"/>
-    <w:lsdException w:name="annotation reference" w:semiHidden="0" w:uiPriority="0" w:unhideWhenUsed="0"/>
-    <w:lsdException w:name="line number" w:semiHidden="0" w:uiPriority="0" w:unhideWhenUsed="0"/>
-    <w:lsdException w:name="page number" w:semiHidden="0" w:uiPriority="0" w:unhideWhenUsed="0"/>
-    <w:lsdException w:name="endnote reference" w:semiHidden="0" w:uiPriority="0" w:unhideWhenUsed="0"/>
-    <w:lsdException w:name="endnote text" w:semiHidden="0" w:uiPriority="0" w:unhideWhenUsed="0"/>
-    <w:lsdException w:name="table of authorities" w:semiHidden="0" w:uiPriority="0" w:unhideWhenUsed="0"/>
-    <w:lsdException w:name="macro" w:semiHidden="0" w:uiPriority="0" w:unhideWhenUsed="0"/>
-    <w:lsdException w:name="toa heading" w:semiHidden="0" w:uiPriority="0" w:unhideWhenUsed="0"/>
-    <w:lsdException w:name="List" w:semiHidden="0" w:uiPriority="0" w:unhideWhenUsed="0"/>
-    <w:lsdException w:name="List Bullet" w:semiHidden="0" w:uiPriority="0" w:unhideWhenUsed="0"/>
-    <w:lsdException w:name="List Number" w:semiHidden="0" w:uiPriority="0" w:unhideWhenUsed="0"/>
-    <w:lsdException w:name="List 2" w:semiHidden="0" w:uiPriority="0" w:unhideWhenUsed="0"/>
-    <w:lsdException w:name="List 3" w:semiHidden="0" w:uiPriority="0" w:unhideWhenUsed="0"/>
-    <w:lsdException w:name="List 4" w:semiHidden="0" w:uiPriority="0" w:unhideWhenUsed="0"/>
-    <w:lsdException w:name="List 5" w:semiHidden="0" w:uiPriority="0" w:unhideWhenUsed="0"/>
-    <w:lsdException w:name="List Bullet 2" w:semiHidden="0" w:uiPriority="0" w:unhideWhenUsed="0"/>
-    <w:lsdException w:name="List Bullet 3" w:semiHidden="0" w:uiPriority="0" w:unhideWhenUsed="0"/>
-    <w:lsdException w:name="List Bullet 4" w:semiHidden="0" w:uiPriority="0" w:unhideWhenUsed="0"/>
-    <w:lsdException w:name="List Bullet 5" w:semiHidden="0" w:uiPriority="0" w:unhideWhenUsed="0"/>
-    <w:lsdException w:name="List Number 2" w:semiHidden="0" w:uiPriority="0" w:unhideWhenUsed="0"/>
-    <w:lsdException w:name="List Number 3" w:semiHidden="0" w:uiPriority="0" w:unhideWhenUsed="0"/>
-    <w:lsdException w:name="List Number 4" w:semiHidden="0" w:uiPriority="0" w:unhideWhenUsed="0"/>
-    <w:lsdException w:name="List Number 5" w:semiHidden="0" w:uiPriority="0" w:unhideWhenUsed="0"/>
-    <w:lsdException w:name="Title" w:semiHidden="0" w:uiPriority="0" w:unhideWhenUsed="0" w:qFormat="1"/>
-    <w:lsdException w:name="Closing" w:semiHidden="0" w:uiPriority="0" w:unhideWhenUsed="0"/>
-    <w:lsdException w:name="Signature" w:semiHidden="0" w:uiPriority="0" w:unhideWhenUsed="0"/>
-    <w:lsdException w:name="Default Paragraph Font" w:uiPriority="0" w:unhideWhenUsed="0" w:qFormat="1"/>
-    <w:lsdException w:name="Body Text" w:uiPriority="0" w:unhideWhenUsed="0" w:qFormat="1"/>
-    <w:lsdException w:name="Body Text Indent" w:semiHidden="0" w:uiPriority="0" w:unhideWhenUsed="0"/>
-    <w:lsdException w:name="List Continue" w:semiHidden="0" w:uiPriority="0" w:unhideWhenUsed="0"/>
-    <w:lsdException w:name="List Continue 2" w:semiHidden="0" w:uiPriority="0" w:unhideWhenUsed="0"/>
-    <w:lsdException w:name="List Continue 3" w:semiHidden="0" w:uiPriority="0" w:unhideWhenUsed="0"/>
-    <w:lsdException w:name="List Continue 4" w:semiHidden="0" w:uiPriority="0" w:unhideWhenUsed="0"/>
-    <w:lsdException w:name="List Continue 5" w:semiHidden="0" w:uiPriority="0" w:unhideWhenUsed="0"/>
-    <w:lsdException w:name="Message Header" w:semiHidden="0" w:uiPriority="0" w:unhideWhenUsed="0"/>
-    <w:lsdException w:name="Subtitle" w:semiHidden="0" w:uiPriority="0" w:unhideWhenUsed="0" w:qFormat="1"/>
-    <w:lsdException w:name="Salutation" w:semiHidden="0" w:uiPriority="0" w:unhideWhenUsed="0"/>
-    <w:lsdException w:name="Date" w:semiHidden="0" w:uiPriority="0" w:unhideWhenUsed="0"/>
-    <w:lsdException w:name="Body Text First Indent" w:semiHidden="0" w:uiPriority="0" w:unhideWhenUsed="0"/>
-    <w:lsdException w:name="Body Text First Indent 2" w:semiHidden="0" w:uiPriority="0" w:unhideWhenUsed="0"/>
-    <w:lsdException w:name="Body Text 2" w:semiHidden="0" w:uiPriority="0" w:unhideWhenUsed="0"/>
-    <w:lsdException w:name="Body Text 3" w:semiHidden="0" w:uiPriority="0" w:unhideWhenUsed="0"/>
-    <w:lsdException w:name="Body Text Indent 2" w:semiHidden="0" w:uiPriority="0" w:unhideWhenUsed="0"/>
-    <w:lsdException w:name="Body Text Indent 3" w:semiHidden="0" w:uiPriority="0" w:unhideWhenUsed="0"/>
-    <w:lsdException w:name="Block Text" w:semiHidden="0" w:uiPriority="0" w:unhideWhenUsed="0"/>
-    <w:lsdException w:name="Hyperlink" w:semiHidden="0" w:uiPriority="0" w:unhideWhenUsed="0"/>
-    <w:lsdException w:name="FollowedHyperlink" w:semiHidden="0" w:uiPriority="0" w:unhideWhenUsed="0"/>
-    <w:lsdException w:name="Strong" w:semiHidden="0" w:uiPriority="0" w:unhideWhenUsed="0" w:qFormat="1"/>
-    <w:lsdException w:name="Emphasis" w:semiHidden="0" w:uiPriority="0" w:unhideWhenUsed="0" w:qFormat="1"/>
-    <w:lsdException w:name="Document Map" w:semiHidden="0" w:uiPriority="0" w:unhideWhenUsed="0"/>
-    <w:lsdException w:name="Plain Text" w:semiHidden="0" w:uiPriority="0" w:unhideWhenUsed="0"/>
-    <w:lsdException w:name="E-mail Signature" w:semiHidden="0" w:uiPriority="0" w:unhideWhenUsed="0"/>
-    <w:lsdException w:name="Normal (Web)" w:semiHidden="0" w:uiPriority="0" w:unhideWhenUsed="0" w:qFormat="1"/>
-    <w:lsdException w:name="HTML Acronym" w:semiHidden="0" w:uiPriority="0" w:unhideWhenUsed="0"/>
-    <w:lsdException w:name="HTML Address" w:semiHidden="0" w:uiPriority="0" w:unhideWhenUsed="0"/>
-    <w:lsdException w:name="HTML Cite" w:semiHidden="0" w:uiPriority="0" w:unhideWhenUsed="0"/>
-    <w:lsdException w:name="HTML Code" w:semiHidden="0" w:uiPriority="0" w:unhideWhenUsed="0"/>
-    <w:lsdException w:name="HTML Definition" w:semiHidden="0" w:uiPriority="0" w:unhideWhenUsed="0"/>
-    <w:lsdException w:name="HTML Keyboard" w:semiHidden="0" w:uiPriority="0" w:unhideWhenUsed="0"/>
-    <w:lsdException w:name="HTML Preformatted" w:semiHidden="0" w:uiPriority="0" w:unhideWhenUsed="0"/>
-    <w:lsdException w:name="HTML Sample" w:semiHidden="0" w:uiPriority="0" w:unhideWhenUsed="0"/>
-    <w:lsdException w:name="HTML Typewriter" w:semiHidden="0" w:uiPriority="0" w:unhideWhenUsed="0"/>
-    <w:lsdException w:name="HTML Variable" w:semiHidden="0" w:uiPriority="0" w:unhideWhenUsed="0"/>
-    <w:lsdException w:name="Normal Table" w:uiPriority="0" w:unhideWhenUsed="0" w:qFormat="1"/>
-    <w:lsdException w:name="annotation subject" w:semiHidden="0" w:uiPriority="0" w:unhideWhenUsed="0"/>
-    <w:lsdException w:name="Table Simple 1" w:semiHidden="0" w:uiPriority="0" w:unhideWhenUsed="0"/>
-    <w:lsdException w:name="Table Simple 2" w:semiHidden="0" w:uiPriority="0" w:unhideWhenUsed="0"/>
-    <w:lsdException w:name="Table Simple 3" w:semiHidden="0" w:uiPriority="0" w:unhideWhenUsed="0"/>
-    <w:lsdException w:name="Table Classic 1" w:semiHidden="0" w:uiPriority="0" w:unhideWhenUsed="0"/>
-    <w:lsdException w:name="Table Classic 2" w:semiHidden="0" w:uiPriority="0" w:unhideWhenUsed="0"/>
-    <w:lsdException w:name="Table Classic 3" w:semiHidden="0" w:uiPriority="0" w:unhideWhenUsed="0"/>
-    <w:lsdException w:name="Table Classic 4" w:semiHidden="0" w:uiPriority="0" w:unhideWhenUsed="0"/>
-    <w:lsdException w:name="Table Colorful 1" w:semiHidden="0" w:uiPriority="0" w:unhideWhenUsed="0"/>
-    <w:lsdException w:name="Table Colorful 2" w:semiHidden="0" w:uiPriority="0" w:unhideWhenUsed="0"/>
-    <w:lsdException w:name="Table Colorful 3" w:semiHidden="0" w:uiPriority="0" w:unhideWhenUsed="0"/>
-    <w:lsdException w:name="Table Columns 1" w:semiHidden="0" w:uiPriority="0" w:unhideWhenUsed="0"/>
-    <w:lsdException w:name="Table Columns 2" w:semiHidden="0" w:uiPriority="0" w:unhideWhenUsed="0"/>
-    <w:lsdException w:name="Table Columns 3" w:semiHidden="0" w:uiPriority="0" w:unhideWhenUsed="0"/>
-    <w:lsdException w:name="Table Columns 4" w:semiHidden="0" w:uiPriority="0" w:unhideWhenUsed="0"/>
-    <w:lsdException w:name="Table Columns 5" w:semiHidden="0" w:uiPriority="0" w:unhideWhenUsed="0"/>
-    <w:lsdException w:name="Table Grid 1" w:semiHidden="0" w:uiPriority="0" w:unhideWhenUsed="0"/>
-    <w:lsdException w:name="Table Grid 2" w:semiHidden="0" w:uiPriority="0" w:unhideWhenUsed="0"/>
-    <w:lsdException w:name="Table Grid 3" w:semiHidden="0" w:uiPriority="0" w:unhideWhenUsed="0"/>
-    <w:lsdException w:name="Table Grid 4" w:semiHidden="0" w:uiPriority="0" w:unhideWhenUsed="0"/>
-    <w:lsdException w:name="Table Grid 5" w:semiHidden="0" w:uiPriority="0" w:unhideWhenUsed="0"/>
-    <w:lsdException w:name="Table Grid 6" w:semiHidden="0" w:uiPriority="0" w:unhideWhenUsed="0"/>
-    <w:lsdException w:name="Table Grid 7" w:semiHidden="0" w:uiPriority="0" w:unhideWhenUsed="0"/>
-    <w:lsdException w:name="Table Grid 8" w:semiHidden="0" w:uiPriority="0" w:unhideWhenUsed="0"/>
-    <w:lsdException w:name="Table List 1" w:semiHidden="0" w:uiPriority="0" w:unhideWhenUsed="0"/>
-    <w:lsdException w:name="Table List 2" w:semiHidden="0" w:uiPriority="0" w:unhideWhenUsed="0"/>
-    <w:lsdException w:name="Table List 3" w:semiHidden="0" w:uiPriority="0" w:unhideWhenUsed="0"/>
-    <w:lsdException w:name="Table List 4" w:semiHidden="0" w:uiPriority="0" w:unhideWhenUsed="0"/>
-    <w:lsdException w:name="Table List 5" w:semiHidden="0" w:uiPriority="0" w:unhideWhenUsed="0"/>
-    <w:lsdException w:name="Table List 6" w:semiHidden="0" w:uiPriority="0" w:unhideWhenUsed="0"/>
-    <w:lsdException w:name="Table List 7" w:semiHidden="0" w:uiPriority="0" w:unhideWhenUsed="0"/>
-    <w:lsdException w:name="Table List 8" w:semiHidden="0" w:uiPriority="0" w:unhideWhenUsed="0"/>
-    <w:lsdException w:name="Table 3D effects 1" w:semiHidden="0" w:uiPriority="0" w:unhideWhenUsed="0"/>
-    <w:lsdException w:name="Table 3D effects 2" w:semiHidden="0" w:uiPriority="0" w:unhideWhenUsed="0"/>
-    <w:lsdException w:name="Table 3D effects 3" w:semiHidden="0" w:uiPriority="0" w:unhideWhenUsed="0"/>
-    <w:lsdException w:name="Table Contemporary" w:semiHidden="0" w:uiPriority="0" w:unhideWhenUsed="0"/>
-    <w:lsdException w:name="Table Elegant" w:semiHidden="0" w:uiPriority="0" w:unhideWhenUsed="0"/>
-    <w:lsdException w:name="Table Professional" w:semiHidden="0" w:uiPriority="0" w:unhideWhenUsed="0"/>
-    <w:lsdException w:name="Table Subtle 1" w:semiHidden="0" w:uiPriority="0" w:unhideWhenUsed="0"/>
-    <w:lsdException w:name="Table Subtle 2" w:semiHidden="0" w:uiPriority="0" w:unhideWhenUsed="0"/>
-    <w:lsdException w:name="Table Web 1" w:semiHidden="0" w:uiPriority="0" w:unhideWhenUsed="0"/>
-    <w:lsdException w:name="Table Web 2" w:semiHidden="0" w:uiPriority="0" w:unhideWhenUsed="0"/>
-    <w:lsdException w:name="Table Web 3" w:semiHidden="0" w:uiPriority="0" w:unhideWhenUsed="0"/>
-    <w:lsdException w:name="Balloon Text" w:semiHidden="0" w:uiPriority="0" w:unhideWhenUsed="0"/>
-    <w:lsdException w:name="Table Grid" w:semiHidden="0" w:uiPriority="0" w:unhideWhenUsed="0" w:qFormat="1"/>
-    <w:lsdException w:name="Table Theme" w:semiHidden="0" w:uiPriority="0" w:unhideWhenUsed="0"/>
-    <w:lsdException w:name="Light Shading" w:semiHidden="0" w:uiPriority="60" w:unhideWhenUsed="0"/>
-    <w:lsdException w:name="Light List" w:semiHidden="0" w:uiPriority="61" w:unhideWhenUsed="0"/>
-    <w:lsdException w:name="Light Grid" w:semiHidden="0" w:uiPriority="62" w:unhideWhenUsed="0"/>
-    <w:lsdException w:name="Medium Shading 1" w:semiHidden="0" w:uiPriority="63" w:unhideWhenUsed="0"/>
-    <w:lsdException w:name="Medium Shading 2" w:semiHidden="0" w:uiPriority="64" w:unhideWhenUsed="0"/>
-    <w:lsdException w:name="Medium List 1" w:semiHidden="0" w:uiPriority="65" w:unhideWhenUsed="0"/>
-    <w:lsdException w:name="Medium List 2" w:semiHidden="0" w:uiPriority="66" w:unhideWhenUsed="0"/>
-    <w:lsdException w:name="Medium Grid 1" w:semiHidden="0" w:uiPriority="67" w:unhideWhenUsed="0"/>
-    <w:lsdException w:name="Medium Grid 2" w:semiHidden="0" w:uiPriority="68" w:unhideWhenUsed="0"/>
-    <w:lsdException w:name="Medium Grid 3" w:semiHidden="0" w:uiPriority="69" w:unhideWhenUsed="0"/>
-    <w:lsdException w:name="Dark List" w:semiHidden="0" w:uiPriority="70" w:unhideWhenUsed="0"/>
-    <w:lsdException w:name="Colorful Shading" w:semiHidden="0" w:uiPriority="71" w:unhideWhenUsed="0"/>
-    <w:lsdException w:name="Colorful List" w:semiHidden="0" w:uiPriority="72" w:unhideWhenUsed="0"/>
-    <w:lsdException w:name="Colorful Grid" w:semiHidden="0" w:uiPriority="73" w:unhideWhenUsed="0"/>
-    <w:lsdException w:name="Light Shading Accent 1" w:semiHidden="0" w:uiPriority="60" w:unhideWhenUsed="0"/>
-    <w:lsdException w:name="Light List Accent 1" w:semiHidden="0" w:uiPriority="61" w:unhideWhenUsed="0"/>
-    <w:lsdException w:name="Light Grid Accent 1" w:semiHidden="0" w:uiPriority="62" w:unhideWhenUsed="0"/>
-    <w:lsdException w:name="Medium Shading 1 Accent 1" w:semiHidden="0" w:uiPriority="63" w:unhideWhenUsed="0"/>
-    <w:lsdException w:name="Medium Shading 2 Accent 1" w:semiHidden="0" w:uiPriority="64" w:unhideWhenUsed="0"/>
-    <w:lsdException w:name="Medium List 1 Accent 1" w:semiHidden="0" w:uiPriority="65" w:unhideWhenUsed="0"/>
-    <w:lsdException w:name="Medium List 2 Accent 1" w:semiHidden="0" w:uiPriority="66" w:unhideWhenUsed="0"/>
-    <w:lsdException w:name="Medium Grid 1 Accent 1" w:semiHidden="0" w:uiPriority="67" w:unhideWhenUsed="0"/>
-    <w:lsdException w:name="Medium Grid 2 Accent 1" w:semiHidden="0" w:uiPriority="68" w:unhideWhenUsed="0"/>
-    <w:lsdException w:name="Medium Grid 3 Accent 1" w:semiHidden="0" w:uiPriority="69" w:unhideWhenUsed="0"/>
-    <w:lsdException w:name="Dark List Accent 1" w:semiHidden="0" w:uiPriority="70" w:unhideWhenUsed="0"/>
-    <w:lsdException w:name="Colorful Shading Accent 1" w:semiHidden="0" w:uiPriority="71" w:unhideWhenUsed="0"/>
-    <w:lsdException w:name="Colorful List Accent 1" w:semiHidden="0" w:uiPriority="72" w:unhideWhenUsed="0"/>
-    <w:lsdException w:name="Colorful Grid Accent 1" w:semiHidden="0" w:uiPriority="73" w:unhideWhenUsed="0"/>
-    <w:lsdException w:name="Light Shading Accent 2" w:semiHidden="0" w:uiPriority="60" w:unhideWhenUsed="0"/>
-    <w:lsdException w:name="Light List Accent 2" w:semiHidden="0" w:uiPriority="61" w:unhideWhenUsed="0"/>
-    <w:lsdException w:name="Light Grid Accent 2" w:semiHidden="0" w:uiPriority="62" w:unhideWhenUsed="0"/>
-    <w:lsdException w:name="Medium Shading 1 Accent 2" w:semiHidden="0" w:uiPriority="63" w:unhideWhenUsed="0"/>
-    <w:lsdException w:name="Medium Shading 2 Accent 2" w:semiHidden="0" w:uiPriority="64" w:unhideWhenUsed="0"/>
-    <w:lsdException w:name="Medium List 1 Accent 2" w:semiHidden="0" w:uiPriority="65" w:unhideWhenUsed="0"/>
-    <w:lsdException w:name="Medium List 2 Accent 2" w:semiHidden="0" w:uiPriority="66" w:unhideWhenUsed="0"/>
-    <w:lsdException w:name="Medium Grid 1 Accent 2" w:semiHidden="0" w:uiPriority="67" w:unhideWhenUsed="0"/>
-    <w:lsdException w:name="Medium Grid 2 Accent 2" w:semiHidden="0" w:uiPriority="68" w:unhideWhenUsed="0"/>
-    <w:lsdException w:name="Medium Grid 3 Accent 2" w:semiHidden="0" w:uiPriority="69" w:unhideWhenUsed="0"/>
-    <w:lsdException w:name="Dark List Accent 2" w:semiHidden="0" w:uiPriority="70" w:unhideWhenUsed="0"/>
-    <w:lsdException w:name="Colorful Shading Accent 2" w:semiHidden="0" w:uiPriority="71" w:unhideWhenUsed="0"/>
-    <w:lsdException w:name="Colorful List Accent 2" w:semiHidden="0" w:uiPriority="72" w:unhideWhenUsed="0"/>
-    <w:lsdException w:name="Colorful Grid Accent 2" w:semiHidden="0" w:uiPriority="73" w:unhideWhenUsed="0"/>
-    <w:lsdException w:name="Light Shading Accent 3" w:semiHidden="0" w:uiPriority="60" w:unhideWhenUsed="0"/>
-    <w:lsdException w:name="Light List Accent 3" w:semiHidden="0" w:uiPriority="61" w:unhideWhenUsed="0"/>
-    <w:lsdException w:name="Light Grid Accent 3" w:semiHidden="0" w:uiPriority="62" w:unhideWhenUsed="0"/>
-    <w:lsdException w:name="Medium Shading 1 Accent 3" w:semiHidden="0" w:uiPriority="63" w:unhideWhenUsed="0"/>
-    <w:lsdException w:name="Medium Shading 2 Accent 3" w:semiHidden="0" w:uiPriority="64" w:unhideWhenUsed="0"/>
-    <w:lsdException w:name="Medium List 1 Accent 3" w:semiHidden="0" w:uiPriority="65" w:unhideWhenUsed="0"/>
-    <w:lsdException w:name="Medium List 2 Accent 3" w:semiHidden="0" w:uiPriority="66" w:unhideWhenUsed="0"/>
-    <w:lsdException w:name="Medium Grid 1 Accent 3" w:semiHidden="0" w:uiPriority="67" w:unhideWhenUsed="0"/>
-    <w:lsdException w:name="Medium Grid 2 Accent 3" w:semiHidden="0" w:uiPriority="68" w:unhideWhenUsed="0"/>
-    <w:lsdException w:name="Medium Grid 3 Accent 3" w:semiHidden="0" w:uiPriority="69" w:unhideWhenUsed="0"/>
-    <w:lsdException w:name="Dark List Accent 3" w:semiHidden="0" w:uiPriority="70" w:unhideWhenUsed="0"/>
-    <w:lsdException w:name="Colorful Shading Accent 3" w:semiHidden="0" w:uiPriority="71" w:unhideWhenUsed="0"/>
-    <w:lsdException w:name="Colorful List Accent 3" w:semiHidden="0" w:uiPriority="72" w:unhideWhenUsed="0"/>
-    <w:lsdException w:name="Colorful Grid Accent 3" w:semiHidden="0" w:uiPriority="73" w:unhideWhenUsed="0"/>
-    <w:lsdException w:name="Light Shading Accent 4" w:semiHidden="0" w:uiPriority="60" w:unhideWhenUsed="0"/>
-    <w:lsdException w:name="Light List Accent 4" w:semiHidden="0" w:uiPriority="61" w:unhideWhenUsed="0"/>
-    <w:lsdException w:name="Light Grid Accent 4" w:semiHidden="0" w:uiPriority="62" w:unhideWhenUsed="0"/>
-    <w:lsdException w:name="Medium Shading 1 Accent 4" w:semiHidden="0" w:uiPriority="63" w:unhideWhenUsed="0"/>
-    <w:lsdException w:name="Medium Shading 2 Accent 4" w:semiHidden="0" w:uiPriority="64" w:unhideWhenUsed="0"/>
-    <w:lsdException w:name="Medium List 1 Accent 4" w:semiHidden="0" w:uiPriority="65" w:unhideWhenUsed="0"/>
-    <w:lsdException w:name="Medium List 2 Accent 4" w:semiHidden="0" w:uiPriority="66" w:unhideWhenUsed="0"/>
-    <w:lsdException w:name="Medium Grid 1 Accent 4" w:semiHidden="0" w:uiPriority="67" w:unhideWhenUsed="0"/>
-    <w:lsdException w:name="Medium Grid 2 Accent 4" w:semiHidden="0" w:uiPriority="68" w:unhideWhenUsed="0"/>
-    <w:lsdException w:name="Medium Grid 3 Accent 4" w:semiHidden="0" w:uiPriority="69" w:unhideWhenUsed="0"/>
-    <w:lsdException w:name="Dark List Accent 4" w:semiHidden="0" w:uiPriority="70" w:unhideWhenUsed="0"/>
-    <w:lsdException w:name="Colorful Shading Accent 4" w:semiHidden="0" w:uiPriority="71" w:unhideWhenUsed="0"/>
-    <w:lsdException w:name="Colorful List Accent 4" w:semiHidden="0" w:uiPriority="72" w:unhideWhenUsed="0"/>
-    <w:lsdException w:name="Colorful Grid Accent 4" w:semiHidden="0" w:uiPriority="73" w:unhideWhenUsed="0"/>
-    <w:lsdException w:name="Light Shading Accent 5" w:semiHidden="0" w:uiPriority="60" w:unhideWhenUsed="0"/>
-    <w:lsdException w:name="Light List Accent 5" w:semiHidden="0" w:uiPriority="61" w:unhideWhenUsed="0"/>
-    <w:lsdException w:name="Light Grid Accent 5" w:semiHidden="0" w:uiPriority="62" w:unhideWhenUsed="0"/>
-    <w:lsdException w:name="Medium Shading 1 Accent 5" w:semiHidden="0" w:uiPriority="63" w:unhideWhenUsed="0"/>
-    <w:lsdException w:name="Medium Shading 2 Accent 5" w:semiHidden="0" w:uiPriority="64" w:unhideWhenUsed="0"/>
-    <w:lsdException w:name="Medium List 1 Accent 5" w:semiHidden="0" w:uiPriority="65" w:unhideWhenUsed="0"/>
-    <w:lsdException w:name="Medium List 2 Accent 5" w:semiHidden="0" w:uiPriority="66" w:unhideWhenUsed="0"/>
-    <w:lsdException w:name="Medium Grid 1 Accent 5" w:semiHidden="0" w:uiPriority="67" w:unhideWhenUsed="0"/>
-    <w:lsdException w:name="Medium Grid 2 Accent 5" w:semiHidden="0" w:uiPriority="68" w:unhideWhenUsed="0"/>
-    <w:lsdException w:name="Medium Grid 3 Accent 5" w:semiHidden="0" w:uiPriority="69" w:unhideWhenUsed="0"/>
-    <w:lsdException w:name="Dark List Accent 5" w:semiHidden="0" w:uiPriority="70" w:unhideWhenUsed="0"/>
-    <w:lsdException w:name="Colorful Shading Accent 5" w:semiHidden="0" w:uiPriority="71" w:unhideWhenUsed="0"/>
-    <w:lsdException w:name="Colorful List Accent 5" w:semiHidden="0" w:uiPriority="72" w:unhideWhenUsed="0"/>
-    <w:lsdException w:name="Colorful Grid Accent 5" w:semiHidden="0" w:uiPriority="73" w:unhideWhenUsed="0"/>
-    <w:lsdException w:name="Light Shading Accent 6" w:semiHidden="0" w:uiPriority="60" w:unhideWhenUsed="0"/>
-    <w:lsdException w:name="Light List Accent 6" w:semiHidden="0" w:uiPriority="61" w:unhideWhenUsed="0"/>
-    <w:lsdException w:name="Light Grid Accent 6" w:semiHidden="0" w:uiPriority="62" w:unhideWhenUsed="0"/>
-    <w:lsdException w:name="Medium Shading 1 Accent 6" w:semiHidden="0" w:uiPriority="63" w:unhideWhenUsed="0"/>
-    <w:lsdException w:name="Medium Shading 2 Accent 6" w:semiHidden="0" w:uiPriority="64" w:unhideWhenUsed="0"/>
-    <w:lsdException w:name="Medium List 1 Accent 6" w:semiHidden="0" w:uiPriority="65" w:unhideWhenUsed="0"/>
-    <w:lsdException w:name="Medium List 2 Accent 6" w:semiHidden="0" w:uiPriority="66" w:unhideWhenUsed="0"/>
-    <w:lsdException w:name="Medium Grid 1 Accent 6" w:semiHidden="0" w:uiPriority="67" w:unhideWhenUsed="0"/>
-    <w:lsdException w:name="Medium Grid 2 Accent 6" w:semiHidden="0" w:uiPriority="68" w:unhideWhenUsed="0"/>
-    <w:lsdException w:name="Medium Grid 3 Accent 6" w:semiHidden="0" w:uiPriority="69" w:unhideWhenUsed="0"/>
-    <w:lsdException w:name="Dark List Accent 6" w:semiHidden="0" w:uiPriority="70" w:unhideWhenUsed="0"/>
-    <w:lsdException w:name="Colorful Shading Accent 6" w:semiHidden="0" w:uiPriority="71" w:unhideWhenUsed="0"/>
-    <w:lsdException w:name="Colorful List Accent 6" w:semiHidden="0" w:uiPriority="72" w:unhideWhenUsed="0"/>
-    <w:lsdException w:name="Colorful Grid Accent 6" w:semiHidden="0" w:uiPriority="73" w:unhideWhenUsed="0"/>
+  <w:latentStyles w:count="260" w:defQFormat="0" w:defUnhideWhenUsed="1" w:defSemiHidden="1" w:defUIPriority="99" w:defLockedState="0">
+    <w:lsdException w:qFormat="1" w:unhideWhenUsed="0" w:uiPriority="0" w:semiHidden="0" w:name="Normal"/>
+    <w:lsdException w:qFormat="1" w:unhideWhenUsed="0" w:uiPriority="0" w:semiHidden="0" w:name="heading 1"/>
+    <w:lsdException w:qFormat="1" w:uiPriority="0" w:semiHidden="0" w:name="heading 2"/>
+    <w:lsdException w:qFormat="1" w:uiPriority="0" w:name="heading 3"/>
+    <w:lsdException w:qFormat="1" w:uiPriority="0" w:semiHidden="0" w:name="heading 4"/>
+    <w:lsdException w:qFormat="1" w:uiPriority="0" w:name="heading 5"/>
+    <w:lsdException w:qFormat="1" w:uiPriority="0" w:name="heading 6"/>
+    <w:lsdException w:qFormat="1" w:uiPriority="0" w:name="heading 7"/>
+    <w:lsdException w:qFormat="1" w:uiPriority="0" w:name="heading 8"/>
+    <w:lsdException w:qFormat="1" w:uiPriority="0" w:name="heading 9"/>
+    <w:lsdException w:unhideWhenUsed="0" w:uiPriority="0" w:semiHidden="0" w:name="index 1"/>
+    <w:lsdException w:unhideWhenUsed="0" w:uiPriority="0" w:semiHidden="0" w:name="index 2"/>
+    <w:lsdException w:unhideWhenUsed="0" w:uiPriority="0" w:semiHidden="0" w:name="index 3"/>
+    <w:lsdException w:unhideWhenUsed="0" w:uiPriority="0" w:semiHidden="0" w:name="index 4"/>
+    <w:lsdException w:unhideWhenUsed="0" w:uiPriority="0" w:semiHidden="0" w:name="index 5"/>
+    <w:lsdException w:unhideWhenUsed="0" w:uiPriority="0" w:semiHidden="0" w:name="index 6"/>
+    <w:lsdException w:unhideWhenUsed="0" w:uiPriority="0" w:semiHidden="0" w:name="index 7"/>
+    <w:lsdException w:unhideWhenUsed="0" w:uiPriority="0" w:semiHidden="0" w:name="index 8"/>
+    <w:lsdException w:unhideWhenUsed="0" w:uiPriority="0" w:semiHidden="0" w:name="index 9"/>
+    <w:lsdException w:qFormat="1" w:unhideWhenUsed="0" w:uiPriority="0" w:semiHidden="0" w:name="toc 1"/>
+    <w:lsdException w:qFormat="1" w:unhideWhenUsed="0" w:uiPriority="0" w:semiHidden="0" w:name="toc 2"/>
+    <w:lsdException w:qFormat="1" w:unhideWhenUsed="0" w:uiPriority="0" w:semiHidden="0" w:name="toc 3"/>
+    <w:lsdException w:unhideWhenUsed="0" w:uiPriority="0" w:semiHidden="0" w:name="toc 4"/>
+    <w:lsdException w:unhideWhenUsed="0" w:uiPriority="0" w:semiHidden="0" w:name="toc 5"/>
+    <w:lsdException w:unhideWhenUsed="0" w:uiPriority="0" w:semiHidden="0" w:name="toc 6"/>
+    <w:lsdException w:unhideWhenUsed="0" w:uiPriority="0" w:semiHidden="0" w:name="toc 7"/>
+    <w:lsdException w:unhideWhenUsed="0" w:uiPriority="0" w:semiHidden="0" w:name="toc 8"/>
+    <w:lsdException w:unhideWhenUsed="0" w:uiPriority="0" w:semiHidden="0" w:name="toc 9"/>
+    <w:lsdException w:unhideWhenUsed="0" w:uiPriority="0" w:semiHidden="0" w:name="Normal Indent"/>
+    <w:lsdException w:unhideWhenUsed="0" w:uiPriority="0" w:semiHidden="0" w:name="footnote text"/>
+    <w:lsdException w:qFormat="1" w:unhideWhenUsed="0" w:uiPriority="0" w:semiHidden="0" w:name="annotation text"/>
+    <w:lsdException w:qFormat="1" w:unhideWhenUsed="0" w:uiPriority="0" w:semiHidden="0" w:name="header"/>
+    <w:lsdException w:qFormat="1" w:unhideWhenUsed="0" w:uiPriority="0" w:semiHidden="0" w:name="footer"/>
+    <w:lsdException w:unhideWhenUsed="0" w:uiPriority="0" w:semiHidden="0" w:name="index heading"/>
+    <w:lsdException w:qFormat="1" w:uiPriority="0" w:name="caption"/>
+    <w:lsdException w:unhideWhenUsed="0" w:uiPriority="0" w:semiHidden="0" w:name="table of figures"/>
+    <w:lsdException w:unhideWhenUsed="0" w:uiPriority="0" w:semiHidden="0" w:name="envelope address"/>
+    <w:lsdException w:unhideWhenUsed="0" w:uiPriority="0" w:semiHidden="0" w:name="envelope return"/>
+    <w:lsdException w:unhideWhenUsed="0" w:uiPriority="0" w:semiHidden="0" w:name="footnote reference"/>
+    <w:lsdException w:unhideWhenUsed="0" w:uiPriority="0" w:semiHidden="0" w:name="annotation reference"/>
+    <w:lsdException w:unhideWhenUsed="0" w:uiPriority="0" w:semiHidden="0" w:name="line number"/>
+    <w:lsdException w:unhideWhenUsed="0" w:uiPriority="0" w:semiHidden="0" w:name="page number"/>
+    <w:lsdException w:unhideWhenUsed="0" w:uiPriority="0" w:semiHidden="0" w:name="endnote reference"/>
+    <w:lsdException w:unhideWhenUsed="0" w:uiPriority="0" w:semiHidden="0" w:name="endnote text"/>
+    <w:lsdException w:unhideWhenUsed="0" w:uiPriority="0" w:semiHidden="0" w:name="table of authorities"/>
+    <w:lsdException w:unhideWhenUsed="0" w:uiPriority="0" w:semiHidden="0" w:name="macro"/>
+    <w:lsdException w:unhideWhenUsed="0" w:uiPriority="0" w:semiHidden="0" w:name="toa heading"/>
+    <w:lsdException w:unhideWhenUsed="0" w:uiPriority="0" w:semiHidden="0" w:name="List"/>
+    <w:lsdException w:unhideWhenUsed="0" w:uiPriority="0" w:semiHidden="0" w:name="List Bullet"/>
+    <w:lsdException w:unhideWhenUsed="0" w:uiPriority="0" w:semiHidden="0" w:name="List Number"/>
+    <w:lsdException w:unhideWhenUsed="0" w:uiPriority="0" w:semiHidden="0" w:name="List 2"/>
+    <w:lsdException w:unhideWhenUsed="0" w:uiPriority="0" w:semiHidden="0" w:name="List 3"/>
+    <w:lsdException w:unhideWhenUsed="0" w:uiPriority="0" w:semiHidden="0" w:name="List 4"/>
+    <w:lsdException w:unhideWhenUsed="0" w:uiPriority="0" w:semiHidden="0" w:name="List 5"/>
+    <w:lsdException w:unhideWhenUsed="0" w:uiPriority="0" w:semiHidden="0" w:name="List Bullet 2"/>
+    <w:lsdException w:unhideWhenUsed="0" w:uiPriority="0" w:semiHidden="0" w:name="List Bullet 3"/>
+    <w:lsdException w:unhideWhenUsed="0" w:uiPriority="0" w:semiHidden="0" w:name="List Bullet 4"/>
+    <w:lsdException w:unhideWhenUsed="0" w:uiPriority="0" w:semiHidden="0" w:name="List Bullet 5"/>
+    <w:lsdException w:unhideWhenUsed="0" w:uiPriority="0" w:semiHidden="0" w:name="List Number 2"/>
+    <w:lsdException w:unhideWhenUsed="0" w:uiPriority="0" w:semiHidden="0" w:name="List Number 3"/>
+    <w:lsdException w:unhideWhenUsed="0" w:uiPriority="0" w:semiHidden="0" w:name="List Number 4"/>
+    <w:lsdException w:unhideWhenUsed="0" w:uiPriority="0" w:semiHidden="0" w:name="List Number 5"/>
+    <w:lsdException w:qFormat="1" w:unhideWhenUsed="0" w:uiPriority="0" w:semiHidden="0" w:name="Title"/>
+    <w:lsdException w:unhideWhenUsed="0" w:uiPriority="0" w:semiHidden="0" w:name="Closing"/>
+    <w:lsdException w:unhideWhenUsed="0" w:uiPriority="0" w:semiHidden="0" w:name="Signature"/>
+    <w:lsdException w:qFormat="1" w:unhideWhenUsed="0" w:uiPriority="0" w:name="Default Paragraph Font"/>
+    <w:lsdException w:qFormat="1" w:unhideWhenUsed="0" w:uiPriority="0" w:name="Body Text"/>
+    <w:lsdException w:unhideWhenUsed="0" w:uiPriority="0" w:semiHidden="0" w:name="Body Text Indent"/>
+    <w:lsdException w:unhideWhenUsed="0" w:uiPriority="0" w:semiHidden="0" w:name="List Continue"/>
+    <w:lsdException w:unhideWhenUsed="0" w:uiPriority="0" w:semiHidden="0" w:name="List Continue 2"/>
+    <w:lsdException w:unhideWhenUsed="0" w:uiPriority="0" w:semiHidden="0" w:name="List Continue 3"/>
+    <w:lsdException w:unhideWhenUsed="0" w:uiPriority="0" w:semiHidden="0" w:name="List Continue 4"/>
+    <w:lsdException w:unhideWhenUsed="0" w:uiPriority="0" w:semiHidden="0" w:name="List Continue 5"/>
+    <w:lsdException w:unhideWhenUsed="0" w:uiPriority="0" w:semiHidden="0" w:name="Message Header"/>
+    <w:lsdException w:qFormat="1" w:unhideWhenUsed="0" w:uiPriority="0" w:semiHidden="0" w:name="Subtitle"/>
+    <w:lsdException w:unhideWhenUsed="0" w:uiPriority="0" w:semiHidden="0" w:name="Salutation"/>
+    <w:lsdException w:unhideWhenUsed="0" w:uiPriority="0" w:semiHidden="0" w:name="Date"/>
+    <w:lsdException w:unhideWhenUsed="0" w:uiPriority="0" w:semiHidden="0" w:name="Body Text First Indent"/>
+    <w:lsdException w:unhideWhenUsed="0" w:uiPriority="0" w:semiHidden="0" w:name="Body Text First Indent 2"/>
+    <w:lsdException w:uiPriority="99" w:name="Note Heading"/>
+    <w:lsdException w:unhideWhenUsed="0" w:uiPriority="0" w:semiHidden="0" w:name="Body Text 2"/>
+    <w:lsdException w:unhideWhenUsed="0" w:uiPriority="0" w:semiHidden="0" w:name="Body Text 3"/>
+    <w:lsdException w:unhideWhenUsed="0" w:uiPriority="0" w:semiHidden="0" w:name="Body Text Indent 2"/>
+    <w:lsdException w:unhideWhenUsed="0" w:uiPriority="0" w:semiHidden="0" w:name="Body Text Indent 3"/>
+    <w:lsdException w:unhideWhenUsed="0" w:uiPriority="0" w:semiHidden="0" w:name="Block Text"/>
+    <w:lsdException w:unhideWhenUsed="0" w:uiPriority="0" w:semiHidden="0" w:name="Hyperlink"/>
+    <w:lsdException w:unhideWhenUsed="0" w:uiPriority="0" w:semiHidden="0" w:name="FollowedHyperlink"/>
+    <w:lsdException w:qFormat="1" w:unhideWhenUsed="0" w:uiPriority="0" w:semiHidden="0" w:name="Strong"/>
+    <w:lsdException w:qFormat="1" w:unhideWhenUsed="0" w:uiPriority="0" w:semiHidden="0" w:name="Emphasis"/>
+    <w:lsdException w:unhideWhenUsed="0" w:uiPriority="0" w:semiHidden="0" w:name="Document Map"/>
+    <w:lsdException w:unhideWhenUsed="0" w:uiPriority="0" w:semiHidden="0" w:name="Plain Text"/>
+    <w:lsdException w:unhideWhenUsed="0" w:uiPriority="0" w:semiHidden="0" w:name="E-mail Signature"/>
+    <w:lsdException w:qFormat="1" w:unhideWhenUsed="0" w:uiPriority="0" w:semiHidden="0" w:name="Normal (Web)"/>
+    <w:lsdException w:unhideWhenUsed="0" w:uiPriority="0" w:semiHidden="0" w:name="HTML Acronym"/>
+    <w:lsdException w:unhideWhenUsed="0" w:uiPriority="0" w:semiHidden="0" w:name="HTML Address"/>
+    <w:lsdException w:unhideWhenUsed="0" w:uiPriority="0" w:semiHidden="0" w:name="HTML Cite"/>
+    <w:lsdException w:unhideWhenUsed="0" w:uiPriority="0" w:semiHidden="0" w:name="HTML Code"/>
+    <w:lsdException w:unhideWhenUsed="0" w:uiPriority="0" w:semiHidden="0" w:name="HTML Definition"/>
+    <w:lsdException w:unhideWhenUsed="0" w:uiPriority="0" w:semiHidden="0" w:name="HTML Keyboard"/>
+    <w:lsdException w:unhideWhenUsed="0" w:uiPriority="0" w:semiHidden="0" w:name="HTML Preformatted"/>
+    <w:lsdException w:unhideWhenUsed="0" w:uiPriority="0" w:semiHidden="0" w:name="HTML Sample"/>
+    <w:lsdException w:unhideWhenUsed="0" w:uiPriority="0" w:semiHidden="0" w:name="HTML Typewriter"/>
+    <w:lsdException w:unhideWhenUsed="0" w:uiPriority="0" w:semiHidden="0" w:name="HTML Variable"/>
+    <w:lsdException w:qFormat="1" w:unhideWhenUsed="0" w:uiPriority="0" w:name="Normal Table"/>
+    <w:lsdException w:unhideWhenUsed="0" w:uiPriority="0" w:semiHidden="0" w:name="annotation subject"/>
+    <w:lsdException w:unhideWhenUsed="0" w:uiPriority="0" w:semiHidden="0" w:name="Table Simple 1"/>
+    <w:lsdException w:unhideWhenUsed="0" w:uiPriority="0" w:semiHidden="0" w:name="Table Simple 2"/>
+    <w:lsdException w:unhideWhenUsed="0" w:uiPriority="0" w:semiHidden="0" w:name="Table Simple 3"/>
+    <w:lsdException w:unhideWhenUsed="0" w:uiPriority="0" w:semiHidden="0" w:name="Table Classic 1"/>
+    <w:lsdException w:unhideWhenUsed="0" w:uiPriority="0" w:semiHidden="0" w:name="Table Classic 2"/>
+    <w:lsdException w:unhideWhenUsed="0" w:uiPriority="0" w:semiHidden="0" w:name="Table Classic 3"/>
+    <w:lsdException w:unhideWhenUsed="0" w:uiPriority="0" w:semiHidden="0" w:name="Table Classic 4"/>
+    <w:lsdException w:unhideWhenUsed="0" w:uiPriority="0" w:semiHidden="0" w:name="Table Colorful 1"/>
+    <w:lsdException w:unhideWhenUsed="0" w:uiPriority="0" w:semiHidden="0" w:name="Table Colorful 2"/>
+    <w:lsdException w:unhideWhenUsed="0" w:uiPriority="0" w:semiHidden="0" w:name="Table Colorful 3"/>
+    <w:lsdException w:unhideWhenUsed="0" w:uiPriority="0" w:semiHidden="0" w:name="Table Columns 1"/>
+    <w:lsdException w:unhideWhenUsed="0" w:uiPriority="0" w:semiHidden="0" w:name="Table Columns 2"/>
+    <w:lsdException w:unhideWhenUsed="0" w:uiPriority="0" w:semiHidden="0" w:name="Table Columns 3"/>
+    <w:lsdException w:unhideWhenUsed="0" w:uiPriority="0" w:semiHidden="0" w:name="Table Columns 4"/>
+    <w:lsdException w:unhideWhenUsed="0" w:uiPriority="0" w:semiHidden="0" w:name="Table Columns 5"/>
+    <w:lsdException w:unhideWhenUsed="0" w:uiPriority="0" w:semiHidden="0" w:name="Table Grid 1"/>
+    <w:lsdException w:unhideWhenUsed="0" w:uiPriority="0" w:semiHidden="0" w:name="Table Grid 2"/>
+    <w:lsdException w:unhideWhenUsed="0" w:uiPriority="0" w:semiHidden="0" w:name="Table Grid 3"/>
+    <w:lsdException w:unhideWhenUsed="0" w:uiPriority="0" w:semiHidden="0" w:name="Table Grid 4"/>
+    <w:lsdException w:unhideWhenUsed="0" w:uiPriority="0" w:semiHidden="0" w:name="Table Grid 5"/>
+    <w:lsdException w:unhideWhenUsed="0" w:uiPriority="0" w:semiHidden="0" w:name="Table Grid 6"/>
+    <w:lsdException w:unhideWhenUsed="0" w:uiPriority="0" w:semiHidden="0" w:name="Table Grid 7"/>
+    <w:lsdException w:unhideWhenUsed="0" w:uiPriority="0" w:semiHidden="0" w:name="Table Grid 8"/>
+    <w:lsdException w:unhideWhenUsed="0" w:uiPriority="0" w:semiHidden="0" w:name="Table List 1"/>
+    <w:lsdException w:unhideWhenUsed="0" w:uiPriority="0" w:semiHidden="0" w:name="Table List 2"/>
+    <w:lsdException w:unhideWhenUsed="0" w:uiPriority="0" w:semiHidden="0" w:name="Table List 3"/>
+    <w:lsdException w:unhideWhenUsed="0" w:uiPriority="0" w:semiHidden="0" w:name="Table List 4"/>
+    <w:lsdException w:unhideWhenUsed="0" w:uiPriority="0" w:semiHidden="0" w:name="Table List 5"/>
+    <w:lsdException w:unhideWhenUsed="0" w:uiPriority="0" w:semiHidden="0" w:name="Table List 6"/>
+    <w:lsdException w:unhideWhenUsed="0" w:uiPriority="0" w:semiHidden="0" w:name="Table List 7"/>
+    <w:lsdException w:unhideWhenUsed="0" w:uiPriority="0" w:semiHidden="0" w:name="Table List 8"/>
+    <w:lsdException w:unhideWhenUsed="0" w:uiPriority="0" w:semiHidden="0" w:name="Table 3D effects 1"/>
+    <w:lsdException w:unhideWhenUsed="0" w:uiPriority="0" w:semiHidden="0" w:name="Table 3D effects 2"/>
+    <w:lsdException w:unhideWhenUsed="0" w:uiPriority="0" w:semiHidden="0" w:name="Table 3D effects 3"/>
+    <w:lsdException w:unhideWhenUsed="0" w:uiPriority="0" w:semiHidden="0" w:name="Table Contemporary"/>
+    <w:lsdException w:unhideWhenUsed="0" w:uiPriority="0" w:semiHidden="0" w:name="Table Elegant"/>
+    <w:lsdException w:unhideWhenUsed="0" w:uiPriority="0" w:semiHidden="0" w:name="Table Professional"/>
+    <w:lsdException w:unhideWhenUsed="0" w:uiPriority="0" w:semiHidden="0" w:name="Table Subtle 1"/>
+    <w:lsdException w:unhideWhenUsed="0" w:uiPriority="0" w:semiHidden="0" w:name="Table Subtle 2"/>
+    <w:lsdException w:unhideWhenUsed="0" w:uiPriority="0" w:semiHidden="0" w:name="Table Web 1"/>
+    <w:lsdException w:unhideWhenUsed="0" w:uiPriority="0" w:semiHidden="0" w:name="Table Web 2"/>
+    <w:lsdException w:unhideWhenUsed="0" w:uiPriority="0" w:semiHidden="0" w:name="Table Web 3"/>
+    <w:lsdException w:unhideWhenUsed="0" w:uiPriority="0" w:semiHidden="0" w:name="Balloon Text"/>
+    <w:lsdException w:qFormat="1" w:unhideWhenUsed="0" w:uiPriority="0" w:semiHidden="0" w:name="Table Grid"/>
+    <w:lsdException w:unhideWhenUsed="0" w:uiPriority="0" w:semiHidden="0" w:name="Table Theme"/>
+    <w:lsdException w:unhideWhenUsed="0" w:uiPriority="60" w:semiHidden="0" w:name="Light Shading"/>
+    <w:lsdException w:unhideWhenUsed="0" w:uiPriority="61" w:semiHidden="0" w:name="Light List"/>
+    <w:lsdException w:unhideWhenUsed="0" w:uiPriority="62" w:semiHidden="0" w:name="Light Grid"/>
+    <w:lsdException w:unhideWhenUsed="0" w:uiPriority="63" w:semiHidden="0" w:name="Medium Shading 1"/>
+    <w:lsdException w:unhideWhenUsed="0" w:uiPriority="64" w:semiHidden="0" w:name="Medium Shading 2"/>
+    <w:lsdException w:unhideWhenUsed="0" w:uiPriority="65" w:semiHidden="0" w:name="Medium List 1"/>
+    <w:lsdException w:unhideWhenUsed="0" w:uiPriority="66" w:semiHidden="0" w:name="Medium List 2"/>
+    <w:lsdException w:unhideWhenUsed="0" w:uiPriority="67" w:semiHidden="0" w:name="Medium Grid 1"/>
+    <w:lsdException w:unhideWhenUsed="0" w:uiPriority="68" w:semiHidden="0" w:name="Medium Grid 2"/>
+    <w:lsdException w:unhideWhenUsed="0" w:uiPriority="69" w:semiHidden="0" w:name="Medium Grid 3"/>
+    <w:lsdException w:unhideWhenUsed="0" w:uiPriority="70" w:semiHidden="0" w:name="Dark List"/>
+    <w:lsdException w:unhideWhenUsed="0" w:uiPriority="71" w:semiHidden="0" w:name="Colorful Shading"/>
+    <w:lsdException w:unhideWhenUsed="0" w:uiPriority="72" w:semiHidden="0" w:name="Colorful List"/>
+    <w:lsdException w:unhideWhenUsed="0" w:uiPriority="73" w:semiHidden="0" w:name="Colorful Grid"/>
+    <w:lsdException w:unhideWhenUsed="0" w:uiPriority="60" w:semiHidden="0" w:name="Light Shading Accent 1"/>
+    <w:lsdException w:unhideWhenUsed="0" w:uiPriority="61" w:semiHidden="0" w:name="Light List Accent 1"/>
+    <w:lsdException w:unhideWhenUsed="0" w:uiPriority="62" w:semiHidden="0" w:name="Light Grid Accent 1"/>
+    <w:lsdException w:unhideWhenUsed="0" w:uiPriority="63" w:semiHidden="0" w:name="Medium Shading 1 Accent 1"/>
+    <w:lsdException w:unhideWhenUsed="0" w:uiPriority="64" w:semiHidden="0" w:name="Medium Shading 2 Accent 1"/>
+    <w:lsdException w:unhideWhenUsed="0" w:uiPriority="65" w:semiHidden="0" w:name="Medium List 1 Accent 1"/>
+    <w:lsdException w:unhideWhenUsed="0" w:uiPriority="66" w:semiHidden="0" w:name="Medium List 2 Accent 1"/>
+    <w:lsdException w:unhideWhenUsed="0" w:uiPriority="67" w:semiHidden="0" w:name="Medium Grid 1 Accent 1"/>
+    <w:lsdException w:unhideWhenUsed="0" w:uiPriority="68" w:semiHidden="0" w:name="Medium Grid 2 Accent 1"/>
+    <w:lsdException w:unhideWhenUsed="0" w:uiPriority="69" w:semiHidden="0" w:name="Medium Grid 3 Accent 1"/>
+    <w:lsdException w:unhideWhenUsed="0" w:uiPriority="70" w:semiHidden="0" w:name="Dark List Accent 1"/>
+    <w:lsdException w:unhideWhenUsed="0" w:uiPriority="71" w:semiHidden="0" w:name="Colorful Shading Accent 1"/>
+    <w:lsdException w:unhideWhenUsed="0" w:uiPriority="72" w:semiHidden="0" w:name="Colorful List Accent 1"/>
+    <w:lsdException w:unhideWhenUsed="0" w:uiPriority="73" w:semiHidden="0" w:name="Colorful Grid Accent 1"/>
+    <w:lsdException w:unhideWhenUsed="0" w:uiPriority="60" w:semiHidden="0" w:name="Light Shading Accent 2"/>
+    <w:lsdException w:unhideWhenUsed="0" w:uiPriority="61" w:semiHidden="0" w:name="Light List Accent 2"/>
+    <w:lsdException w:unhideWhenUsed="0" w:uiPriority="62" w:semiHidden="0" w:name="Light Grid Accent 2"/>
+    <w:lsdException w:unhideWhenUsed="0" w:uiPriority="63" w:semiHidden="0" w:name="Medium Shading 1 Accent 2"/>
+    <w:lsdException w:unhideWhenUsed="0" w:uiPriority="64" w:semiHidden="0" w:name="Medium Shading 2 Accent 2"/>
+    <w:lsdException w:unhideWhenUsed="0" w:uiPriority="65" w:semiHidden="0" w:name="Medium List 1 Accent 2"/>
+    <w:lsdException w:unhideWhenUsed="0" w:uiPriority="66" w:semiHidden="0" w:name="Medium List 2 Accent 2"/>
+    <w:lsdException w:unhideWhenUsed="0" w:uiPriority="67" w:semiHidden="0" w:name="Medium Grid 1 Accent 2"/>
+    <w:lsdException w:unhideWhenUsed="0" w:uiPriority="68" w:semiHidden="0" w:name="Medium Grid 2 Accent 2"/>
+    <w:lsdException w:unhideWhenUsed="0" w:uiPriority="69" w:semiHidden="0" w:name="Medium Grid 3 Accent 2"/>
+    <w:lsdException w:unhideWhenUsed="0" w:uiPriority="70" w:semiHidden="0" w:name="Dark List Accent 2"/>
+    <w:lsdException w:unhideWhenUsed="0" w:uiPriority="71" w:semiHidden="0" w:name="Colorful Shading Accent 2"/>
+    <w:lsdException w:unhideWhenUsed="0" w:uiPriority="72" w:semiHidden="0" w:name="Colorful List Accent 2"/>
+    <w:lsdException w:unhideWhenUsed="0" w:uiPriority="73" w:semiHidden="0" w:name="Colorful Grid Accent 2"/>
+    <w:lsdException w:unhideWhenUsed="0" w:uiPriority="60" w:semiHidden="0" w:name="Light Shading Accent 3"/>
+    <w:lsdException w:unhideWhenUsed="0" w:uiPriority="61" w:semiHidden="0" w:name="Light List Accent 3"/>
+    <w:lsdException w:unhideWhenUsed="0" w:uiPriority="62" w:semiHidden="0" w:name="Light Grid Accent 3"/>
+    <w:lsdException w:unhideWhenUsed="0" w:uiPriority="63" w:semiHidden="0" w:name="Medium Shading 1 Accent 3"/>
+    <w:lsdException w:unhideWhenUsed="0" w:uiPriority="64" w:semiHidden="0" w:name="Medium Shading 2 Accent 3"/>
+    <w:lsdException w:unhideWhenUsed="0" w:uiPriority="65" w:semiHidden="0" w:name="Medium List 1 Accent 3"/>
+    <w:lsdException w:unhideWhenUsed="0" w:uiPriority="66" w:semiHidden="0" w:name="Medium List 2 Accent 3"/>
+    <w:lsdException w:unhideWhenUsed="0" w:uiPriority="67" w:semiHidden="0" w:name="Medium Grid 1 Accent 3"/>
+    <w:lsdException w:unhideWhenUsed="0" w:uiPriority="68" w:semiHidden="0" w:name="Medium Grid 2 Accent 3"/>
+    <w:lsdException w:unhideWhenUsed="0" w:uiPriority="69" w:semiHidden="0" w:name="Medium Grid 3 Accent 3"/>
+    <w:lsdException w:unhideWhenUsed="0" w:uiPriority="70" w:semiHidden="0" w:name="Dark List Accent 3"/>
+    <w:lsdException w:unhideWhenUsed="0" w:uiPriority="71" w:semiHidden="0" w:name="Colorful Shading Accent 3"/>
+    <w:lsdException w:unhideWhenUsed="0" w:uiPriority="72" w:semiHidden="0" w:name="Colorful List Accent 3"/>
+    <w:lsdException w:unhideWhenUsed="0" w:uiPriority="73" w:semiHidden="0" w:name="Colorful Grid Accent 3"/>
+    <w:lsdException w:unhideWhenUsed="0" w:uiPriority="60" w:semiHidden="0" w:name="Light Shading Accent 4"/>
+    <w:lsdException w:unhideWhenUsed="0" w:uiPriority="61" w:semiHidden="0" w:name="Light List Accent 4"/>
+    <w:lsdException w:unhideWhenUsed="0" w:uiPriority="62" w:semiHidden="0" w:name="Light Grid Accent 4"/>
+    <w:lsdException w:unhideWhenUsed="0" w:uiPriority="63" w:semiHidden="0" w:name="Medium Shading 1 Accent 4"/>
+    <w:lsdException w:unhideWhenUsed="0" w:uiPriority="64" w:semiHidden="0" w:name="Medium Shading 2 Accent 4"/>
+    <w:lsdException w:unhideWhenUsed="0" w:uiPriority="65" w:semiHidden="0" w:name="Medium List 1 Accent 4"/>
+    <w:lsdException w:unhideWhenUsed="0" w:uiPriority="66" w:semiHidden="0" w:name="Medium List 2 Accent 4"/>
+    <w:lsdException w:unhideWhenUsed="0" w:uiPriority="67" w:semiHidden="0" w:name="Medium Grid 1 Accent 4"/>
+    <w:lsdException w:unhideWhenUsed="0" w:uiPriority="68" w:semiHidden="0" w:name="Medium Grid 2 Accent 4"/>
+    <w:lsdException w:unhideWhenUsed="0" w:uiPriority="69" w:semiHidden="0" w:name="Medium Grid 3 Accent 4"/>
+    <w:lsdException w:unhideWhenUsed="0" w:uiPriority="70" w:semiHidden="0" w:name="Dark List Accent 4"/>
+    <w:lsdException w:unhideWhenUsed="0" w:uiPriority="71" w:semiHidden="0" w:name="Colorful Shading Accent 4"/>
+    <w:lsdException w:unhideWhenUsed="0" w:uiPriority="72" w:semiHidden="0" w:name="Colorful List Accent 4"/>
+    <w:lsdException w:unhideWhenUsed="0" w:uiPriority="73" w:semiHidden="0" w:name="Colorful Grid Accent 4"/>
+    <w:lsdException w:unhideWhenUsed="0" w:uiPriority="60" w:semiHidden="0" w:name="Light Shading Accent 5"/>
+    <w:lsdException w:unhideWhenUsed="0" w:uiPriority="61" w:semiHidden="0" w:name="Light List Accent 5"/>
+    <w:lsdException w:unhideWhenUsed="0" w:uiPriority="62" w:semiHidden="0" w:name="Light Grid Accent 5"/>
+    <w:lsdException w:unhideWhenUsed="0" w:uiPriority="63" w:semiHidden="0" w:name="Medium Shading 1 Accent 5"/>
+    <w:lsdException w:unhideWhenUsed="0" w:uiPriority="64" w:semiHidden="0" w:name="Medium Shading 2 Accent 5"/>
+    <w:lsdException w:unhideWhenUsed="0" w:uiPriority="65" w:semiHidden="0" w:name="Medium List 1 Accent 5"/>
+    <w:lsdException w:unhideWhenUsed="0" w:uiPriority="66" w:semiHidden="0" w:name="Medium List 2 Accent 5"/>
+    <w:lsdException w:unhideWhenUsed="0" w:uiPriority="67" w:semiHidden="0" w:name="Medium Grid 1 Accent 5"/>
+    <w:lsdException w:unhideWhenUsed="0" w:uiPriority="68" w:semiHidden="0" w:name="Medium Grid 2 Accent 5"/>
+    <w:lsdException w:unhideWhenUsed="0" w:uiPriority="69" w:semiHidden="0" w:name="Medium Grid 3 Accent 5"/>
+    <w:lsdException w:unhideWhenUsed="0" w:uiPriority="70" w:semiHidden="0" w:name="Dark List Accent 5"/>
+    <w:lsdException w:unhideWhenUsed="0" w:uiPriority="71" w:semiHidden="0" w:name="Colorful Shading Accent 5"/>
+    <w:lsdException w:unhideWhenUsed="0" w:uiPriority="72" w:semiHidden="0" w:name="Colorful List Accent 5"/>
+    <w:lsdException w:unhideWhenUsed="0" w:uiPriority="73" w:semiHidden="0" w:name="Colorful Grid Accent 5"/>
+    <w:lsdException w:unhideWhenUsed="0" w:uiPriority="60" w:semiHidden="0" w:name="Light Shading Accent 6"/>
+    <w:lsdException w:unhideWhenUsed="0" w:uiPriority="61" w:semiHidden="0" w:name="Light List Accent 6"/>
+    <w:lsdException w:unhideWhenUsed="0" w:uiPriority="62" w:semiHidden="0" w:name="Light Grid Accent 6"/>
+    <w:lsdException w:unhideWhenUsed="0" w:uiPriority="63" w:semiHidden="0" w:name="Medium Shading 1 Accent 6"/>
+    <w:lsdException w:unhideWhenUsed="0" w:uiPriority="64" w:semiHidden="0" w:name="Medium Shading 2 Accent 6"/>
+    <w:lsdException w:unhideWhenUsed="0" w:uiPriority="65" w:semiHidden="0" w:name="Medium List 1 Accent 6"/>
+    <w:lsdException w:unhideWhenUsed="0" w:uiPriority="66" w:semiHidden="0" w:name="Medium List 2 Accent 6"/>
+    <w:lsdException w:unhideWhenUsed="0" w:uiPriority="67" w:semiHidden="0" w:name="Medium Grid 1 Accent 6"/>
+    <w:lsdException w:unhideWhenUsed="0" w:uiPriority="68" w:semiHidden="0" w:name="Medium Grid 2 Accent 6"/>
+    <w:lsdException w:unhideWhenUsed="0" w:uiPriority="69" w:semiHidden="0" w:name="Medium Grid 3 Accent 6"/>
+    <w:lsdException w:unhideWhenUsed="0" w:uiPriority="70" w:semiHidden="0" w:name="Dark List Accent 6"/>
+    <w:lsdException w:unhideWhenUsed="0" w:uiPriority="71" w:semiHidden="0" w:name="Colorful Shading Accent 6"/>
+    <w:lsdException w:unhideWhenUsed="0" w:uiPriority="72" w:semiHidden="0" w:name="Colorful List Accent 6"/>
+    <w:lsdException w:unhideWhenUsed="0" w:uiPriority="73" w:semiHidden="0" w:name="Colorful Grid Accent 6"/>
   </w:latentStyles>
-  <w:style w:type="paragraph" w:default="1" w:styleId="Normal">
+  <w:style w:type="paragraph" w:default="1" w:styleId="1">
     <w:name w:val="Normal"/>
     <w:qFormat/>
+    <w:uiPriority w:val="0"/>
     <w:pPr>
       <w:kinsoku w:val="0"/>
       <w:autoSpaceDE w:val="0"/>
@@ -5109,7 +5269,7 @@
       <w:textAlignment w:val="baseline"/>
     </w:pPr>
     <w:rPr>
-      <w:rFonts w:ascii="Arial" w:eastAsia="宋体" w:hAnsi="Arial" w:cs="Arial"/>
+      <w:rFonts w:ascii="Arial" w:hAnsi="Arial" w:eastAsia="宋体" w:cs="Arial"/>
       <w:snapToGrid w:val="0"/>
       <w:color w:val="000000"/>
       <w:kern w:val="0"/>
@@ -5118,11 +5278,12 @@
       <w:lang w:val="en-US" w:eastAsia="en-US" w:bidi="ar-SA"/>
     </w:rPr>
   </w:style>
-  <w:style w:type="paragraph" w:styleId="Heading1">
+  <w:style w:type="paragraph" w:styleId="2">
     <w:name w:val="heading 1"/>
-    <w:basedOn w:val="Normal"/>
-    <w:next w:val="Normal"/>
+    <w:basedOn w:val="1"/>
+    <w:next w:val="1"/>
     <w:qFormat/>
+    <w:uiPriority w:val="0"/>
     <w:pPr>
       <w:keepNext/>
       <w:keepLines/>
@@ -5140,12 +5301,13 @@
       <w:sz w:val="44"/>
     </w:rPr>
   </w:style>
-  <w:style w:type="paragraph" w:styleId="Heading2">
+  <w:style w:type="paragraph" w:styleId="3">
     <w:name w:val="heading 2"/>
-    <w:basedOn w:val="Normal"/>
-    <w:next w:val="Normal"/>
+    <w:basedOn w:val="1"/>
+    <w:next w:val="1"/>
     <w:unhideWhenUsed/>
     <w:qFormat/>
+    <w:uiPriority w:val="0"/>
     <w:pPr>
       <w:keepNext/>
       <w:keepLines/>
@@ -5158,18 +5320,19 @@
       <w:outlineLvl w:val="1"/>
     </w:pPr>
     <w:rPr>
-      <w:rFonts w:ascii="Arial" w:eastAsia="黑体" w:hAnsi="Arial"/>
+      <w:rFonts w:ascii="Arial" w:hAnsi="Arial" w:eastAsia="黑体"/>
       <w:b/>
       <w:sz w:val="32"/>
     </w:rPr>
   </w:style>
-  <w:style w:type="paragraph" w:styleId="Heading3">
+  <w:style w:type="paragraph" w:styleId="4">
     <w:name w:val="heading 3"/>
-    <w:basedOn w:val="Normal"/>
-    <w:next w:val="Normal"/>
+    <w:basedOn w:val="1"/>
+    <w:next w:val="1"/>
     <w:semiHidden/>
     <w:unhideWhenUsed/>
     <w:qFormat/>
+    <w:uiPriority w:val="0"/>
     <w:pPr>
       <w:keepNext/>
       <w:keepLines/>
@@ -5186,12 +5349,13 @@
       <w:sz w:val="32"/>
     </w:rPr>
   </w:style>
-  <w:style w:type="paragraph" w:styleId="Heading4">
+  <w:style w:type="paragraph" w:styleId="5">
     <w:name w:val="heading 4"/>
-    <w:basedOn w:val="Normal"/>
-    <w:next w:val="Normal"/>
+    <w:basedOn w:val="1"/>
+    <w:next w:val="1"/>
     <w:unhideWhenUsed/>
     <w:qFormat/>
+    <w:uiPriority w:val="0"/>
     <w:pPr>
       <w:keepNext/>
       <w:keepLines/>
@@ -5204,18 +5368,19 @@
       <w:outlineLvl w:val="3"/>
     </w:pPr>
     <w:rPr>
-      <w:rFonts w:ascii="Arial" w:eastAsia="黑体" w:hAnsi="Arial"/>
+      <w:rFonts w:ascii="Arial" w:hAnsi="Arial" w:eastAsia="黑体"/>
       <w:b/>
       <w:sz w:val="28"/>
     </w:rPr>
   </w:style>
-  <w:style w:type="paragraph" w:styleId="Heading5">
+  <w:style w:type="paragraph" w:styleId="6">
     <w:name w:val="heading 5"/>
-    <w:basedOn w:val="Normal"/>
-    <w:next w:val="Normal"/>
+    <w:basedOn w:val="1"/>
+    <w:next w:val="1"/>
     <w:semiHidden/>
     <w:unhideWhenUsed/>
     <w:qFormat/>
+    <w:uiPriority w:val="0"/>
     <w:pPr>
       <w:keepNext/>
       <w:keepLines/>
@@ -5232,13 +5397,14 @@
       <w:sz w:val="28"/>
     </w:rPr>
   </w:style>
-  <w:style w:type="paragraph" w:styleId="Heading6">
+  <w:style w:type="paragraph" w:styleId="7">
     <w:name w:val="heading 6"/>
-    <w:basedOn w:val="Normal"/>
-    <w:next w:val="Normal"/>
+    <w:basedOn w:val="1"/>
+    <w:next w:val="1"/>
     <w:semiHidden/>
     <w:unhideWhenUsed/>
     <w:qFormat/>
+    <w:uiPriority w:val="0"/>
     <w:pPr>
       <w:keepNext/>
       <w:keepLines/>
@@ -5251,18 +5417,19 @@
       <w:outlineLvl w:val="5"/>
     </w:pPr>
     <w:rPr>
-      <w:rFonts w:ascii="Arial" w:eastAsia="黑体" w:hAnsi="Arial"/>
+      <w:rFonts w:ascii="Arial" w:hAnsi="Arial" w:eastAsia="黑体"/>
       <w:b/>
       <w:sz w:val="24"/>
     </w:rPr>
   </w:style>
-  <w:style w:type="paragraph" w:styleId="Heading7">
+  <w:style w:type="paragraph" w:styleId="8">
     <w:name w:val="heading 7"/>
-    <w:basedOn w:val="Normal"/>
-    <w:next w:val="Normal"/>
+    <w:basedOn w:val="1"/>
+    <w:next w:val="1"/>
     <w:semiHidden/>
     <w:unhideWhenUsed/>
     <w:qFormat/>
+    <w:uiPriority w:val="0"/>
     <w:pPr>
       <w:keepNext/>
       <w:keepLines/>
@@ -5279,13 +5446,14 @@
       <w:sz w:val="24"/>
     </w:rPr>
   </w:style>
-  <w:style w:type="paragraph" w:styleId="Heading8">
+  <w:style w:type="paragraph" w:styleId="9">
     <w:name w:val="heading 8"/>
-    <w:basedOn w:val="Normal"/>
-    <w:next w:val="Normal"/>
+    <w:basedOn w:val="1"/>
+    <w:next w:val="1"/>
     <w:semiHidden/>
     <w:unhideWhenUsed/>
     <w:qFormat/>
+    <w:uiPriority w:val="0"/>
     <w:pPr>
       <w:keepNext/>
       <w:keepLines/>
@@ -5298,17 +5466,18 @@
       <w:outlineLvl w:val="7"/>
     </w:pPr>
     <w:rPr>
-      <w:rFonts w:ascii="Arial" w:eastAsia="黑体" w:hAnsi="Arial"/>
+      <w:rFonts w:ascii="Arial" w:hAnsi="Arial" w:eastAsia="黑体"/>
       <w:sz w:val="24"/>
     </w:rPr>
   </w:style>
-  <w:style w:type="paragraph" w:styleId="Heading9">
+  <w:style w:type="paragraph" w:styleId="10">
     <w:name w:val="heading 9"/>
-    <w:basedOn w:val="Normal"/>
-    <w:next w:val="Normal"/>
+    <w:basedOn w:val="1"/>
+    <w:next w:val="1"/>
     <w:semiHidden/>
     <w:unhideWhenUsed/>
     <w:qFormat/>
+    <w:uiPriority w:val="0"/>
     <w:pPr>
       <w:keepNext/>
       <w:keepLines/>
@@ -5321,19 +5490,21 @@
       <w:outlineLvl w:val="8"/>
     </w:pPr>
     <w:rPr>
-      <w:rFonts w:ascii="Arial" w:eastAsia="黑体" w:hAnsi="Arial"/>
+      <w:rFonts w:ascii="Arial" w:hAnsi="Arial" w:eastAsia="黑体"/>
       <w:sz w:val="21"/>
     </w:rPr>
   </w:style>
-  <w:style w:type="character" w:default="1" w:styleId="DefaultParagraphFont">
+  <w:style w:type="character" w:default="1" w:styleId="22">
     <w:name w:val="Default Paragraph Font"/>
     <w:semiHidden/>
     <w:qFormat/>
+    <w:uiPriority w:val="0"/>
   </w:style>
-  <w:style w:type="table" w:default="1" w:styleId="TableNormal">
+  <w:style w:type="table" w:default="1" w:styleId="20">
     <w:name w:val="Normal Table"/>
     <w:semiHidden/>
     <w:qFormat/>
+    <w:uiPriority w:val="0"/>
     <w:tblPr>
       <w:tblCellMar>
         <w:top w:w="0" w:type="dxa"/>
@@ -5343,39 +5514,43 @@
       </w:tblCellMar>
     </w:tblPr>
   </w:style>
-  <w:style w:type="paragraph" w:styleId="CommentText">
+  <w:style w:type="paragraph" w:styleId="11">
     <w:name w:val="annotation text"/>
-    <w:basedOn w:val="Normal"/>
+    <w:basedOn w:val="1"/>
     <w:qFormat/>
+    <w:uiPriority w:val="0"/>
     <w:pPr>
       <w:jc w:val="left"/>
     </w:pPr>
   </w:style>
-  <w:style w:type="paragraph" w:styleId="BodyText">
+  <w:style w:type="paragraph" w:styleId="12">
     <w:name w:val="Body Text"/>
-    <w:basedOn w:val="Normal"/>
+    <w:basedOn w:val="1"/>
     <w:semiHidden/>
     <w:qFormat/>
+    <w:uiPriority w:val="0"/>
     <w:rPr>
-      <w:rFonts w:ascii="Arial" w:eastAsia="Arial" w:hAnsi="Arial" w:cs="Arial"/>
+      <w:rFonts w:ascii="Arial" w:hAnsi="Arial" w:eastAsia="Arial" w:cs="Arial"/>
       <w:sz w:val="21"/>
       <w:szCs w:val="21"/>
       <w:lang w:val="en-US" w:eastAsia="en-US" w:bidi="ar-SA"/>
     </w:rPr>
   </w:style>
-  <w:style w:type="paragraph" w:styleId="TOC3">
+  <w:style w:type="paragraph" w:styleId="13">
     <w:name w:val="toc 3"/>
-    <w:basedOn w:val="Normal"/>
-    <w:next w:val="Normal"/>
+    <w:basedOn w:val="1"/>
+    <w:next w:val="1"/>
     <w:qFormat/>
+    <w:uiPriority w:val="0"/>
     <w:pPr>
       <w:ind w:left="840" w:leftChars="400"/>
     </w:pPr>
   </w:style>
-  <w:style w:type="paragraph" w:styleId="Footer">
+  <w:style w:type="paragraph" w:styleId="14">
     <w:name w:val="footer"/>
-    <w:basedOn w:val="Normal"/>
+    <w:basedOn w:val="1"/>
     <w:qFormat/>
+    <w:uiPriority w:val="0"/>
     <w:pPr>
       <w:tabs>
         <w:tab w:val="center" w:pos="4153"/>
@@ -5388,16 +5563,17 @@
       <w:sz w:val="18"/>
     </w:rPr>
   </w:style>
-  <w:style w:type="paragraph" w:styleId="Header">
+  <w:style w:type="paragraph" w:styleId="15">
     <w:name w:val="header"/>
-    <w:basedOn w:val="Normal"/>
+    <w:basedOn w:val="1"/>
     <w:qFormat/>
+    <w:uiPriority w:val="0"/>
     <w:pPr>
       <w:pBdr>
-        <w:top w:val="nil"/>
-        <w:left w:val="nil"/>
-        <w:bottom w:val="nil"/>
-        <w:right w:val="nil"/>
+        <w:top w:val="none" w:color="auto" w:sz="0" w:space="0"/>
+        <w:left w:val="none" w:color="auto" w:sz="0" w:space="0"/>
+        <w:bottom w:val="none" w:color="auto" w:sz="0" w:space="0"/>
+        <w:right w:val="none" w:color="auto" w:sz="0" w:space="0"/>
       </w:pBdr>
       <w:tabs>
         <w:tab w:val="center" w:pos="4153"/>
@@ -5412,37 +5588,41 @@
       <w:sz w:val="18"/>
     </w:rPr>
   </w:style>
-  <w:style w:type="paragraph" w:styleId="TOC1">
+  <w:style w:type="paragraph" w:styleId="16">
     <w:name w:val="toc 1"/>
-    <w:basedOn w:val="Normal"/>
-    <w:next w:val="Normal"/>
+    <w:basedOn w:val="1"/>
+    <w:next w:val="1"/>
     <w:qFormat/>
+    <w:uiPriority w:val="0"/>
     <w:rPr>
-      <w:rFonts w:ascii="Arial" w:eastAsia="Microsoft JhengHei" w:hAnsi="Arial"/>
+      <w:rFonts w:ascii="Arial" w:hAnsi="Arial" w:eastAsia="Microsoft JhengHei"/>
       <w:sz w:val="24"/>
     </w:rPr>
   </w:style>
-  <w:style w:type="paragraph" w:styleId="TOC2">
+  <w:style w:type="paragraph" w:styleId="17">
     <w:name w:val="toc 2"/>
-    <w:basedOn w:val="Normal"/>
-    <w:next w:val="Normal"/>
+    <w:basedOn w:val="1"/>
+    <w:next w:val="1"/>
     <w:qFormat/>
+    <w:uiPriority w:val="0"/>
     <w:pPr>
       <w:ind w:left="420" w:leftChars="200"/>
     </w:pPr>
   </w:style>
-  <w:style w:type="paragraph" w:styleId="NormalWeb">
+  <w:style w:type="paragraph" w:styleId="18">
     <w:name w:val="Normal (Web)"/>
-    <w:basedOn w:val="Normal"/>
+    <w:basedOn w:val="1"/>
     <w:qFormat/>
+    <w:uiPriority w:val="0"/>
     <w:rPr>
       <w:sz w:val="24"/>
     </w:rPr>
   </w:style>
-  <w:style w:type="paragraph" w:styleId="Title">
+  <w:style w:type="paragraph" w:styleId="19">
     <w:name w:val="Title"/>
-    <w:basedOn w:val="Normal"/>
+    <w:basedOn w:val="1"/>
     <w:qFormat/>
+    <w:uiPriority w:val="0"/>
     <w:pPr>
       <w:spacing w:before="240" w:beforeLines="0" w:beforeAutospacing="0" w:after="60" w:afterLines="0" w:afterAutospacing="0"/>
       <w:jc w:val="center"/>
@@ -5454,68 +5634,73 @@
       <w:sz w:val="32"/>
     </w:rPr>
   </w:style>
-  <w:style w:type="table" w:styleId="TableGrid">
+  <w:style w:type="table" w:styleId="21">
     <w:name w:val="Table Grid"/>
-    <w:basedOn w:val="TableNormal"/>
+    <w:basedOn w:val="20"/>
     <w:qFormat/>
+    <w:uiPriority w:val="0"/>
     <w:pPr>
       <w:widowControl w:val="0"/>
       <w:jc w:val="both"/>
     </w:pPr>
     <w:tblPr>
       <w:tblBorders>
-        <w:top w:val="single" w:sz="4" w:space="0" w:color="auto"/>
-        <w:left w:val="single" w:sz="4" w:space="0" w:color="auto"/>
-        <w:bottom w:val="single" w:sz="4" w:space="0" w:color="auto"/>
-        <w:right w:val="single" w:sz="4" w:space="0" w:color="auto"/>
-        <w:insideH w:val="single" w:sz="4" w:space="0" w:color="auto"/>
-        <w:insideV w:val="single" w:sz="4" w:space="0" w:color="auto"/>
+        <w:top w:val="single" w:color="auto" w:sz="4" w:space="0"/>
+        <w:left w:val="single" w:color="auto" w:sz="4" w:space="0"/>
+        <w:bottom w:val="single" w:color="auto" w:sz="4" w:space="0"/>
+        <w:right w:val="single" w:color="auto" w:sz="4" w:space="0"/>
+        <w:insideH w:val="single" w:color="auto" w:sz="4" w:space="0"/>
+        <w:insideV w:val="single" w:color="auto" w:sz="4" w:space="0"/>
       </w:tblBorders>
     </w:tblPr>
   </w:style>
-  <w:style w:type="character" w:styleId="Strong">
+  <w:style w:type="character" w:styleId="23">
     <w:name w:val="Strong"/>
-    <w:basedOn w:val="DefaultParagraphFont"/>
+    <w:basedOn w:val="22"/>
     <w:qFormat/>
+    <w:uiPriority w:val="0"/>
     <w:rPr>
       <w:b/>
     </w:rPr>
   </w:style>
-  <w:style w:type="paragraph" w:customStyle="1" w:styleId="a">
+  <w:style w:type="paragraph" w:customStyle="1" w:styleId="24">
     <w:name w:val="柴_公司名"/>
-    <w:basedOn w:val="Title"/>
+    <w:basedOn w:val="19"/>
     <w:qFormat/>
+    <w:uiPriority w:val="0"/>
     <w:pPr>
       <w:spacing w:after="600" w:afterLines="600"/>
     </w:pPr>
     <w:rPr>
-      <w:rFonts w:ascii="宋体" w:eastAsia="宋体" w:hAnsi="宋体" w:cs="宋体" w:hint="eastAsia"/>
+      <w:rFonts w:hint="eastAsia" w:ascii="宋体" w:hAnsi="宋体" w:eastAsia="宋体" w:cs="宋体"/>
       <w:bCs/>
       <w:spacing w:val="-6"/>
       <w:sz w:val="52"/>
       <w:szCs w:val="52"/>
     </w:rPr>
   </w:style>
-  <w:style w:type="paragraph" w:customStyle="1" w:styleId="a0">
+  <w:style w:type="paragraph" w:customStyle="1" w:styleId="25">
     <w:name w:val="柴_文档名"/>
-    <w:basedOn w:val="Title"/>
+    <w:basedOn w:val="19"/>
     <w:qFormat/>
+    <w:uiPriority w:val="0"/>
     <w:pPr>
       <w:spacing w:after="900" w:afterLines="900"/>
     </w:pPr>
     <w:rPr>
-      <w:rFonts w:ascii="黑体" w:eastAsia="黑体" w:hAnsi="黑体" w:cs="黑体"/>
+      <w:rFonts w:ascii="黑体" w:hAnsi="黑体" w:eastAsia="黑体" w:cs="黑体"/>
       <w:bCs/>
       <w:spacing w:val="-7"/>
       <w:sz w:val="52"/>
       <w:szCs w:val="52"/>
     </w:rPr>
   </w:style>
-  <w:style w:type="table" w:customStyle="1" w:styleId="TableNormal0">
+  <w:style w:type="table" w:customStyle="1" w:styleId="26">
     <w:name w:val="Table Normal_0"/>
     <w:semiHidden/>
     <w:unhideWhenUsed/>
     <w:qFormat/>
+    <w:uiPriority w:val="0"/>
     <w:tblPr>
       <w:tblCellMar>
         <w:top w:w="0" w:type="dxa"/>
@@ -5525,81 +5710,87 @@
       </w:tblCellMar>
     </w:tblPr>
   </w:style>
-  <w:style w:type="paragraph" w:customStyle="1" w:styleId="TableText">
+  <w:style w:type="paragraph" w:customStyle="1" w:styleId="27">
     <w:name w:val="Table Text"/>
-    <w:basedOn w:val="Normal"/>
+    <w:basedOn w:val="1"/>
     <w:semiHidden/>
     <w:qFormat/>
+    <w:uiPriority w:val="0"/>
     <w:rPr>
-      <w:rFonts w:ascii="宋体" w:eastAsia="宋体" w:hAnsi="宋体" w:cs="宋体"/>
+      <w:rFonts w:ascii="宋体" w:hAnsi="宋体" w:eastAsia="宋体" w:cs="宋体"/>
       <w:sz w:val="21"/>
       <w:szCs w:val="21"/>
       <w:lang w:val="en-US" w:eastAsia="en-US" w:bidi="ar-SA"/>
     </w:rPr>
   </w:style>
-  <w:style w:type="paragraph" w:customStyle="1" w:styleId="1">
+  <w:style w:type="paragraph" w:customStyle="1" w:styleId="28">
     <w:name w:val="柴_标题1"/>
-    <w:basedOn w:val="Heading1"/>
-    <w:next w:val="a1"/>
-    <w:link w:val="1Char"/>
+    <w:basedOn w:val="2"/>
+    <w:next w:val="29"/>
+    <w:link w:val="38"/>
     <w:qFormat/>
+    <w:uiPriority w:val="0"/>
     <w:pPr>
       <w:spacing w:before="100" w:after="90" w:line="360" w:lineRule="auto"/>
     </w:pPr>
     <w:rPr>
-      <w:rFonts w:ascii="Arial" w:eastAsia="宋体" w:hAnsi="Arial"/>
+      <w:rFonts w:ascii="Arial" w:hAnsi="Arial" w:eastAsia="宋体"/>
       <w:sz w:val="32"/>
     </w:rPr>
   </w:style>
-  <w:style w:type="paragraph" w:customStyle="1" w:styleId="a1">
+  <w:style w:type="paragraph" w:customStyle="1" w:styleId="29">
     <w:name w:val="柴_正文"/>
-    <w:basedOn w:val="BodyText"/>
-    <w:link w:val="Char"/>
+    <w:basedOn w:val="12"/>
+    <w:link w:val="42"/>
     <w:qFormat/>
+    <w:uiPriority w:val="0"/>
     <w:pPr>
       <w:spacing w:line="360" w:lineRule="auto"/>
       <w:ind w:firstLine="470" w:firstLineChars="200"/>
     </w:pPr>
     <w:rPr>
-      <w:rFonts w:ascii="Arial" w:eastAsia="宋体" w:hAnsi="Arial"/>
+      <w:rFonts w:ascii="Arial" w:hAnsi="Arial" w:eastAsia="宋体"/>
       <w:sz w:val="24"/>
       <w:lang w:eastAsia="zh-CN"/>
     </w:rPr>
   </w:style>
-  <w:style w:type="paragraph" w:customStyle="1" w:styleId="2">
+  <w:style w:type="paragraph" w:customStyle="1" w:styleId="30">
     <w:name w:val="柴_标题2"/>
-    <w:basedOn w:val="Heading2"/>
-    <w:next w:val="a1"/>
+    <w:basedOn w:val="3"/>
+    <w:next w:val="29"/>
     <w:qFormat/>
+    <w:uiPriority w:val="0"/>
     <w:pPr>
       <w:spacing w:line="360" w:lineRule="auto"/>
     </w:pPr>
     <w:rPr>
-      <w:rFonts w:ascii="Arial" w:eastAsia="宋体" w:hAnsi="Arial"/>
+      <w:rFonts w:ascii="Arial" w:hAnsi="Arial" w:eastAsia="宋体"/>
       <w:sz w:val="28"/>
     </w:rPr>
   </w:style>
-  <w:style w:type="paragraph" w:customStyle="1" w:styleId="3">
+  <w:style w:type="paragraph" w:customStyle="1" w:styleId="31">
     <w:name w:val="柴_标题3"/>
-    <w:basedOn w:val="Heading3"/>
-    <w:next w:val="a1"/>
+    <w:basedOn w:val="4"/>
+    <w:next w:val="29"/>
     <w:qFormat/>
+    <w:uiPriority w:val="0"/>
     <w:pPr>
       <w:spacing w:line="360" w:lineRule="auto"/>
       <w:ind w:left="0" w:firstLine="472" w:firstLineChars="200"/>
     </w:pPr>
     <w:rPr>
-      <w:rFonts w:ascii="宋体" w:eastAsia="宋体" w:hAnsi="宋体" w:cs="宋体"/>
+      <w:rFonts w:ascii="宋体" w:hAnsi="宋体" w:eastAsia="宋体" w:cs="宋体"/>
       <w:spacing w:val="-2"/>
       <w:sz w:val="24"/>
       <w:szCs w:val="24"/>
     </w:rPr>
   </w:style>
-  <w:style w:type="paragraph" w:customStyle="1" w:styleId="a2">
+  <w:style w:type="paragraph" w:customStyle="1" w:styleId="32">
     <w:name w:val="柴_目录"/>
-    <w:basedOn w:val="Normal"/>
-    <w:next w:val="BodyText"/>
+    <w:basedOn w:val="1"/>
+    <w:next w:val="12"/>
     <w:qFormat/>
+    <w:uiPriority w:val="0"/>
     <w:pPr>
       <w:tabs>
         <w:tab w:val="right" w:leader="dot" w:pos="8442"/>
@@ -5607,59 +5798,64 @@
       <w:ind w:left="0" w:leftChars="0"/>
     </w:pPr>
     <w:rPr>
-      <w:rFonts w:ascii="Arial" w:eastAsia="Microsoft JhengHei" w:hAnsi="Arial"/>
+      <w:rFonts w:ascii="Arial" w:hAnsi="Arial" w:eastAsia="Microsoft JhengHei"/>
       <w:sz w:val="24"/>
     </w:rPr>
   </w:style>
-  <w:style w:type="paragraph" w:customStyle="1" w:styleId="WPSOffice1">
+  <w:style w:type="paragraph" w:customStyle="1" w:styleId="33">
     <w:name w:val="WPSOffice手动目录 1"/>
     <w:qFormat/>
+    <w:uiPriority w:val="0"/>
     <w:pPr>
       <w:ind w:leftChars="0"/>
     </w:pPr>
     <w:rPr>
-      <w:rFonts w:ascii="Times New Roman" w:eastAsia="宋体" w:hAnsi="Times New Roman" w:cs="Times New Roman"/>
+      <w:rFonts w:ascii="Times New Roman" w:hAnsi="Times New Roman" w:eastAsia="宋体" w:cs="Times New Roman"/>
       <w:sz w:val="20"/>
       <w:szCs w:val="20"/>
     </w:rPr>
   </w:style>
-  <w:style w:type="paragraph" w:customStyle="1" w:styleId="WPSOffice2">
+  <w:style w:type="paragraph" w:customStyle="1" w:styleId="34">
     <w:name w:val="WPSOffice手动目录 2"/>
     <w:qFormat/>
+    <w:uiPriority w:val="0"/>
     <w:pPr>
       <w:ind w:leftChars="200"/>
     </w:pPr>
     <w:rPr>
-      <w:rFonts w:ascii="Times New Roman" w:eastAsia="宋体" w:hAnsi="Times New Roman" w:cs="Times New Roman"/>
+      <w:rFonts w:ascii="Times New Roman" w:hAnsi="Times New Roman" w:eastAsia="宋体" w:cs="Times New Roman"/>
       <w:sz w:val="20"/>
       <w:szCs w:val="20"/>
     </w:rPr>
   </w:style>
-  <w:style w:type="paragraph" w:customStyle="1" w:styleId="WPSOffice3">
+  <w:style w:type="paragraph" w:customStyle="1" w:styleId="35">
     <w:name w:val="WPSOffice手动目录 3"/>
     <w:qFormat/>
+    <w:uiPriority w:val="0"/>
     <w:pPr>
       <w:ind w:leftChars="400"/>
     </w:pPr>
     <w:rPr>
-      <w:rFonts w:ascii="Times New Roman" w:eastAsia="宋体" w:hAnsi="Times New Roman" w:cs="Times New Roman"/>
+      <w:rFonts w:ascii="Times New Roman" w:hAnsi="Times New Roman" w:eastAsia="宋体" w:cs="Times New Roman"/>
       <w:sz w:val="20"/>
       <w:szCs w:val="20"/>
     </w:rPr>
   </w:style>
-  <w:style w:type="paragraph" w:customStyle="1" w:styleId="Compact">
+  <w:style w:type="paragraph" w:customStyle="1" w:styleId="36">
     <w:name w:val="Compact"/>
-    <w:basedOn w:val="BodyText"/>
+    <w:basedOn w:val="12"/>
     <w:qFormat/>
+    <w:uiPriority w:val="0"/>
     <w:pPr>
       <w:spacing w:before="36" w:after="36"/>
     </w:pPr>
   </w:style>
-  <w:style w:type="table" w:customStyle="1" w:styleId="Table">
+  <w:style w:type="table" w:customStyle="1" w:styleId="37">
     <w:name w:val="Table"/>
     <w:semiHidden/>
     <w:unhideWhenUsed/>
     <w:qFormat/>
+    <w:uiPriority w:val="0"/>
     <w:tblPr>
       <w:tblCellMar>
         <w:top w:w="0" w:type="dxa"/>
@@ -5671,26 +5867,28 @@
     <w:tblStylePr w:type="firstRow">
       <w:tcPr>
         <w:tcBorders>
-          <w:bottom w:val="single" w:sz="0" w:space="0" w:color="auto"/>
+          <w:bottom w:val="single" w:color="auto" w:sz="0" w:space="0"/>
         </w:tcBorders>
         <w:vAlign w:val="bottom"/>
       </w:tcPr>
     </w:tblStylePr>
   </w:style>
-  <w:style w:type="character" w:customStyle="1" w:styleId="1Char">
+  <w:style w:type="character" w:customStyle="1" w:styleId="38">
     <w:name w:val="柴_标题1 Char"/>
-    <w:link w:val="1"/>
+    <w:link w:val="28"/>
     <w:qFormat/>
+    <w:uiPriority w:val="0"/>
     <w:rPr>
-      <w:rFonts w:ascii="Arial" w:eastAsia="宋体" w:hAnsi="Arial"/>
+      <w:rFonts w:ascii="Arial" w:hAnsi="Arial" w:eastAsia="宋体"/>
       <w:sz w:val="32"/>
     </w:rPr>
   </w:style>
-  <w:style w:type="table" w:customStyle="1" w:styleId="TableNormal1">
+  <w:style w:type="table" w:customStyle="1" w:styleId="39">
     <w:name w:val="Table Normal_1"/>
     <w:semiHidden/>
     <w:unhideWhenUsed/>
     <w:qFormat/>
+    <w:uiPriority w:val="0"/>
     <w:tblPr>
       <w:tblCellMar>
         <w:top w:w="0" w:type="dxa"/>
@@ -5700,10 +5898,11 @@
       </w:tblCellMar>
     </w:tblPr>
   </w:style>
-  <w:style w:type="paragraph" w:customStyle="1" w:styleId="a3">
+  <w:style w:type="paragraph" w:customStyle="1" w:styleId="40">
     <w:name w:val="柴_正文_无缩进"/>
-    <w:basedOn w:val="Normal"/>
+    <w:basedOn w:val="1"/>
     <w:qFormat/>
+    <w:uiPriority w:val="0"/>
     <w:pPr>
       <w:ind w:firstLine="0" w:firstLineChars="0"/>
     </w:pPr>
@@ -5713,29 +5912,31 @@
       <w:lang w:eastAsia="zh-CN"/>
     </w:rPr>
   </w:style>
-  <w:style w:type="paragraph" w:customStyle="1" w:styleId="4">
+  <w:style w:type="paragraph" w:customStyle="1" w:styleId="41">
     <w:name w:val="柴_标题4"/>
-    <w:basedOn w:val="Heading4"/>
-    <w:next w:val="Normal"/>
+    <w:basedOn w:val="5"/>
+    <w:next w:val="1"/>
     <w:qFormat/>
+    <w:uiPriority w:val="0"/>
     <w:pPr>
       <w:widowControl w:val="0"/>
       <w:spacing w:before="160" w:line="360" w:lineRule="auto"/>
-      <w:ind w:left="981" w:hanging="862" w:leftChars="300"/>
+      <w:ind w:left="981" w:leftChars="300" w:hanging="862"/>
     </w:pPr>
     <w:rPr>
-      <w:rFonts w:ascii="Calibri" w:eastAsia="宋体" w:hAnsi="Calibri" w:cs="宋体" w:hint="eastAsia"/>
+      <w:rFonts w:hint="eastAsia" w:ascii="Calibri" w:hAnsi="Calibri" w:eastAsia="宋体" w:cs="宋体"/>
       <w:sz w:val="24"/>
       <w:szCs w:val="24"/>
       <w:lang w:eastAsia="zh-CN" w:bidi="zh-CN"/>
     </w:rPr>
   </w:style>
-  <w:style w:type="character" w:customStyle="1" w:styleId="Char">
+  <w:style w:type="character" w:customStyle="1" w:styleId="42">
     <w:name w:val="柴_正文 Char"/>
-    <w:link w:val="a1"/>
+    <w:link w:val="29"/>
     <w:qFormat/>
+    <w:uiPriority w:val="0"/>
     <w:rPr>
-      <w:rFonts w:ascii="Arial" w:eastAsia="宋体" w:hAnsi="Arial"/>
+      <w:rFonts w:ascii="Arial" w:hAnsi="Arial" w:eastAsia="宋体"/>
       <w:sz w:val="24"/>
       <w:lang w:eastAsia="zh-CN"/>
     </w:rPr>
